--- a/LLM_Consortium_IEEE_Paper.docx
+++ b/LLM_Consortium_IEEE_Paper.docx
@@ -163,7 +163,7 @@
           <w:sz w:val="20"/>
           <w:szCs w:val="20"/>
         </w:rPr>
-        <w:t xml:space="preserve">—all three evaluators agree v4b is best and v3 is worst, but disagree sharply on v2c (Claude d=1.44 vs. GPT-OSS d=0.45), revealing how different model families weight design qualities. </w:t>
+        <w:t xml:space="preserve">—all three evaluators agree v4b is best and v3 is worst, but disagree sharply on v2b (Claude d=1.44 vs. GPT-OSS d=0.45), revealing how different model families weight design qualities. </w:t>
       </w:r>
       <w:r>
         <w:rPr>
@@ -292,25 +292,7 @@
           <w:sz w:val="20"/>
           <w:szCs w:val="20"/>
         </w:rPr>
-        <w:t xml:space="preserve">The central finding is both striking: prompt-engineered adversarial dynamics can rescue null results when the adversarial reviewer demands </w:t>
-      </w:r>
-      <w:r>
-        <w:rPr>
-          <w:rFonts w:ascii="Times New Roman" w:cs="Times New Roman" w:eastAsia="Times New Roman" w:hAnsi="Times New Roman"/>
-          <w:b/>
-          <w:bCs/>
-          <w:sz w:val="20"/>
-          <w:szCs w:val="20"/>
-        </w:rPr>
-        <w:t xml:space="preserve">structural rethinking, not local patching.</w:t>
-      </w:r>
-      <w:r>
-        <w:rPr>
-          <w:rFonts w:ascii="Times New Roman" w:cs="Times New Roman" w:eastAsia="Times New Roman" w:hAnsi="Times New Roman"/>
-          <w:sz w:val="20"/>
-          <w:szCs w:val="20"/>
-        </w:rPr>
-        <w:t xml:space="preserve"> Structural adversarial (v4b) outperforms every other variant tested by our weighted ensemble at #1 ranking (4.637), ranking #2 by all three evaluators. The mechanism we identify—complementary blind spots arising from different training distributions in both generation and evaluation—has direct practical implications for LLM-based software engineering workflows.</w:t>
+        <w:t xml:space="preserve">Four core findings emerge with direct practical implications. First, structural adversarial review (v4b) ranks #1 by ensemble (4.637)—demanding architectural rewrite mandates rather than accepting patches produces the highest-quality designs. Second, cross-model review (v2b) ranks #2 (4.606)—having a different model family review the design surfaces blind spots that same-model review misses. Third, evaluator disagreement is itself informative—different model families weight design qualities differently, and a multi-evaluator ensemble produces more robust rankings than any single evaluator. Fourth, parallel merge is fundamentally broken—token starvation causes the merger to compress three complete designs into an undersized skeleton, destroying structural coherence.</w:t>
       </w:r>
     </w:p>
     <w:p>
@@ -324,7 +306,7 @@
           <w:sz w:val="20"/>
           <w:szCs w:val="20"/>
         </w:rPr>
-        <w:t xml:space="preserve">This paper makes six contributions: (1) a systematic empirical comparison of 12 multi-agent topologies ranked by a weighted ensemble (2×Opus + 2×Sonnet + 1×GPT-OSS), (2) discovery that v4b structural adversarial ranks #1 by ensemble through prompt engineering that demands rewrite mandates and architectural justification, (3) identification and empirical validation of the complementary blind spots mechanism in cross-model review (v2c), which ranks #2 unanimously across all three evaluators, (4) a trace-level autopsy of why parallel merge is fundamentally broken (token starvation, Frankenstein effect) and why the original adversarial topology (v4) produced null results, (5) discovery that evaluator disagreement reveals systematic differences in how model families weight design qualities (complementary blind spots extends to evaluation), and (6) three-evaluator cross-validation confirming that v4b structural adversarial and v2c cross-model review are robust findings across all evaluators.</w:t>
+        <w:t xml:space="preserve">This paper makes five contributions: (1) a systematic empirical comparison of 12 multi-agent topologies ranked by a weighted three-evaluator ensemble, (2) identification of two distinct high-quality mechanisms—structural adversarial review and cross-model review—that achieve excellence through different paths, (3) a trace-level autopsy of why parallel merge fails and how adversarial prompt engineering transforms a null result into the top-ranked variant, (4) discovery that evaluator disagreement reveals systematic differences in how model families weight design qualities, and (5) practical recommendations for practitioners choosing between topology, cost, and consistency trade-offs.</w:t>
       </w:r>
     </w:p>
     <w:p>
@@ -474,9 +456,1287 @@
           <w:sz w:val="20"/>
           <w:szCs w:val="20"/>
         </w:rPr>
-        <w:t xml:space="preserve">The 12 variants tested are organized into six families. The 12 variants tested are organized into six families, each defined by the roles agents play. We distinguish two key roles: the Leader generates and revises the design; the Reviewer provides feedback before the final design is produced. Additional specialized roles include the Merger (combines multiple designs), the Principal Architect (an adversarial reviewer who demands architectural rewrites), the Specialist (domain-focused reviewer for security, scalability, or maintainability), the Judge (selects or synthesizes from competing positions), and the Debater (argues for a design position in structured debate). The Baseline family includes v1 (leader with self-refine reviewer loop) and v1a (single-shot leader, no refinement). The Leader+Reviewer family includes v2a (same-model reviewer) and v2c (cross-model reviewer—a different model family reviews the leader’s design). The Parallel Merge family includes v3a (naive merge), v3b (rubric-guided merge), and v3c (dialectical merge via thesis-antithesis-synthesis). The Adversarial family includes v4 (binary accept/reject gate) and v4b (structural adversarial with a principal architect demanding rewrite mandates). The remaining variants are v5 (specialist panel with security, scalability, and maintainability specialists), v6 (rotating leader—agents swap leader and reviewer roles between rounds), and v8 (structured debate with judge).</w:t>
-      </w:r>
-    </w:p>
+        <w:t xml:space="preserve">The 12 variants are organized into six families, each defined by the roles agents play. The Leader generates and revises the design; the Reviewer provides feedback. Additional roles include the Merger (combines designs), Principal Architect (demands architectural rewrites), Specialist (domain-focused reviewer), Judge (selects from competing positions), and Debater (argues a position in structured debate). Table I summarizes all variants.</w:t>
+      </w:r>
+    </w:p>
+    <w:p>
+      <w:pPr>
+        <w:spacing w:before="120" w:after="60"/>
+        <w:jc w:val="center"/>
+      </w:pPr>
+      <w:r>
+        <w:rPr>
+          <w:rFonts w:ascii="Times New Roman" w:cs="Times New Roman" w:eastAsia="Times New Roman" w:hAnsi="Times New Roman"/>
+          <w:b/>
+          <w:bCs/>
+          <w:sz w:val="18"/>
+          <w:szCs w:val="18"/>
+        </w:rPr>
+        <w:t xml:space="preserve">TABLE I: Variant Configurations</w:t>
+      </w:r>
+    </w:p>
+    <w:tbl>
+      <w:tblPr>
+        <w:tblW w:type="dxa" w:w="5040"/>
+        <w:tblBorders>
+          <w:top w:val="single" w:color="auto" w:sz="4"/>
+          <w:left w:val="single" w:color="auto" w:sz="4"/>
+          <w:bottom w:val="single" w:color="auto" w:sz="4"/>
+          <w:right w:val="single" w:color="auto" w:sz="4"/>
+          <w:insideH w:val="single" w:color="auto" w:sz="4"/>
+          <w:insideV w:val="single" w:color="auto" w:sz="4"/>
+        </w:tblBorders>
+      </w:tblPr>
+      <w:tblGrid>
+        <w:gridCol w:w="600"/>
+        <w:gridCol w:w="1500"/>
+        <w:gridCol w:w="2940"/>
+      </w:tblGrid>
+      <w:tr>
+        <w:tc>
+          <w:tcPr>
+            <w:tcW w:type="dxa" w:w="600"/>
+            <w:tcBorders>
+              <w:top w:val="single" w:color="000000" w:sz="1"/>
+              <w:left w:val="single" w:color="000000" w:sz="1"/>
+              <w:bottom w:val="single" w:color="000000" w:sz="1"/>
+              <w:right w:val="single" w:color="000000" w:sz="1"/>
+            </w:tcBorders>
+            <w:shd w:fill="E8E8E8" w:val="clear"/>
+            <w:tcMar>
+              <w:top w:type="dxa" w:w="40"/>
+              <w:left w:type="dxa" w:w="60"/>
+              <w:bottom w:type="dxa" w:w="40"/>
+              <w:right w:type="dxa" w:w="60"/>
+            </w:tcMar>
+          </w:tcPr>
+          <w:p>
+            <w:pPr>
+              <w:spacing w:before="20" w:after="20"/>
+              <w:jc w:val="center"/>
+            </w:pPr>
+            <w:r>
+              <w:rPr>
+                <w:rFonts w:ascii="Times New Roman" w:cs="Times New Roman" w:eastAsia="Times New Roman" w:hAnsi="Times New Roman"/>
+                <w:b/>
+                <w:bCs/>
+                <w:sz w:val="16"/>
+                <w:szCs w:val="16"/>
+              </w:rPr>
+              <w:t xml:space="preserve">Variant</w:t>
+            </w:r>
+          </w:p>
+        </w:tc>
+        <w:tc>
+          <w:tcPr>
+            <w:tcW w:type="dxa" w:w="1500"/>
+            <w:tcBorders>
+              <w:top w:val="single" w:color="000000" w:sz="1"/>
+              <w:left w:val="single" w:color="000000" w:sz="1"/>
+              <w:bottom w:val="single" w:color="000000" w:sz="1"/>
+              <w:right w:val="single" w:color="000000" w:sz="1"/>
+            </w:tcBorders>
+            <w:shd w:fill="E8E8E8" w:val="clear"/>
+            <w:tcMar>
+              <w:top w:type="dxa" w:w="40"/>
+              <w:left w:type="dxa" w:w="60"/>
+              <w:bottom w:type="dxa" w:w="40"/>
+              <w:right w:type="dxa" w:w="60"/>
+            </w:tcMar>
+          </w:tcPr>
+          <w:p>
+            <w:pPr>
+              <w:spacing w:before="20" w:after="20"/>
+              <w:jc w:val="center"/>
+            </w:pPr>
+            <w:r>
+              <w:rPr>
+                <w:rFonts w:ascii="Times New Roman" w:cs="Times New Roman" w:eastAsia="Times New Roman" w:hAnsi="Times New Roman"/>
+                <w:b/>
+                <w:bCs/>
+                <w:sz w:val="16"/>
+                <w:szCs w:val="16"/>
+              </w:rPr>
+              <w:t xml:space="preserve">Family</w:t>
+            </w:r>
+          </w:p>
+        </w:tc>
+        <w:tc>
+          <w:tcPr>
+            <w:tcW w:type="dxa" w:w="2940"/>
+            <w:tcBorders>
+              <w:top w:val="single" w:color="000000" w:sz="1"/>
+              <w:left w:val="single" w:color="000000" w:sz="1"/>
+              <w:bottom w:val="single" w:color="000000" w:sz="1"/>
+              <w:right w:val="single" w:color="000000" w:sz="1"/>
+            </w:tcBorders>
+            <w:shd w:fill="E8E8E8" w:val="clear"/>
+            <w:tcMar>
+              <w:top w:type="dxa" w:w="40"/>
+              <w:left w:type="dxa" w:w="60"/>
+              <w:bottom w:type="dxa" w:w="40"/>
+              <w:right w:type="dxa" w:w="60"/>
+            </w:tcMar>
+          </w:tcPr>
+          <w:p>
+            <w:pPr>
+              <w:spacing w:before="20" w:after="20"/>
+              <w:jc w:val="center"/>
+            </w:pPr>
+            <w:r>
+              <w:rPr>
+                <w:rFonts w:ascii="Times New Roman" w:cs="Times New Roman" w:eastAsia="Times New Roman" w:hAnsi="Times New Roman"/>
+                <w:b/>
+                <w:bCs/>
+                <w:sz w:val="16"/>
+                <w:szCs w:val="16"/>
+              </w:rPr>
+              <w:t xml:space="preserve">Description</w:t>
+            </w:r>
+          </w:p>
+        </w:tc>
+      </w:tr>
+      <w:tr>
+        <w:tc>
+          <w:tcPr>
+            <w:tcW w:type="dxa" w:w="600"/>
+            <w:tcBorders>
+              <w:top w:val="single" w:color="000000" w:sz="1"/>
+              <w:left w:val="single" w:color="000000" w:sz="1"/>
+              <w:bottom w:val="single" w:color="000000" w:sz="1"/>
+              <w:right w:val="single" w:color="000000" w:sz="1"/>
+            </w:tcBorders>
+            <w:tcMar>
+              <w:top w:type="dxa" w:w="40"/>
+              <w:left w:type="dxa" w:w="60"/>
+              <w:bottom w:type="dxa" w:w="40"/>
+              <w:right w:type="dxa" w:w="60"/>
+            </w:tcMar>
+          </w:tcPr>
+          <w:p>
+            <w:pPr>
+              <w:spacing w:before="20" w:after="20"/>
+              <w:jc w:val="left"/>
+            </w:pPr>
+            <w:r>
+              <w:rPr>
+                <w:rFonts w:ascii="Times New Roman" w:cs="Times New Roman" w:eastAsia="Times New Roman" w:hAnsi="Times New Roman"/>
+                <w:sz w:val="16"/>
+                <w:szCs w:val="16"/>
+              </w:rPr>
+              <w:t xml:space="preserve">v1</w:t>
+            </w:r>
+          </w:p>
+        </w:tc>
+        <w:tc>
+          <w:tcPr>
+            <w:tcW w:type="dxa" w:w="1500"/>
+            <w:tcBorders>
+              <w:top w:val="single" w:color="000000" w:sz="1"/>
+              <w:left w:val="single" w:color="000000" w:sz="1"/>
+              <w:bottom w:val="single" w:color="000000" w:sz="1"/>
+              <w:right w:val="single" w:color="000000" w:sz="1"/>
+            </w:tcBorders>
+            <w:tcMar>
+              <w:top w:type="dxa" w:w="40"/>
+              <w:left w:type="dxa" w:w="60"/>
+              <w:bottom w:type="dxa" w:w="40"/>
+              <w:right w:type="dxa" w:w="60"/>
+            </w:tcMar>
+          </w:tcPr>
+          <w:p>
+            <w:pPr>
+              <w:spacing w:before="20" w:after="20"/>
+              <w:jc w:val="left"/>
+            </w:pPr>
+            <w:r>
+              <w:rPr>
+                <w:rFonts w:ascii="Times New Roman" w:cs="Times New Roman" w:eastAsia="Times New Roman" w:hAnsi="Times New Roman"/>
+                <w:sz w:val="16"/>
+                <w:szCs w:val="16"/>
+              </w:rPr>
+              <w:t xml:space="preserve">Baseline</w:t>
+            </w:r>
+          </w:p>
+        </w:tc>
+        <w:tc>
+          <w:tcPr>
+            <w:tcW w:type="dxa" w:w="2940"/>
+            <w:tcBorders>
+              <w:top w:val="single" w:color="000000" w:sz="1"/>
+              <w:left w:val="single" w:color="000000" w:sz="1"/>
+              <w:bottom w:val="single" w:color="000000" w:sz="1"/>
+              <w:right w:val="single" w:color="000000" w:sz="1"/>
+            </w:tcBorders>
+            <w:tcMar>
+              <w:top w:type="dxa" w:w="40"/>
+              <w:left w:type="dxa" w:w="60"/>
+              <w:bottom w:type="dxa" w:w="40"/>
+              <w:right w:type="dxa" w:w="60"/>
+            </w:tcMar>
+          </w:tcPr>
+          <w:p>
+            <w:pPr>
+              <w:spacing w:before="20" w:after="20"/>
+              <w:jc w:val="left"/>
+            </w:pPr>
+            <w:r>
+              <w:rPr>
+                <w:rFonts w:ascii="Times New Roman" w:cs="Times New Roman" w:eastAsia="Times New Roman" w:hAnsi="Times New Roman"/>
+                <w:sz w:val="16"/>
+                <w:szCs w:val="16"/>
+              </w:rPr>
+              <w:t xml:space="preserve">Leader with self-refine reviewer loop (3 rounds)</w:t>
+            </w:r>
+          </w:p>
+        </w:tc>
+      </w:tr>
+      <w:tr>
+        <w:tc>
+          <w:tcPr>
+            <w:tcW w:type="dxa" w:w="600"/>
+            <w:tcBorders>
+              <w:top w:val="single" w:color="000000" w:sz="1"/>
+              <w:left w:val="single" w:color="000000" w:sz="1"/>
+              <w:bottom w:val="single" w:color="000000" w:sz="1"/>
+              <w:right w:val="single" w:color="000000" w:sz="1"/>
+            </w:tcBorders>
+            <w:tcMar>
+              <w:top w:type="dxa" w:w="40"/>
+              <w:left w:type="dxa" w:w="60"/>
+              <w:bottom w:type="dxa" w:w="40"/>
+              <w:right w:type="dxa" w:w="60"/>
+            </w:tcMar>
+          </w:tcPr>
+          <w:p>
+            <w:pPr>
+              <w:spacing w:before="20" w:after="20"/>
+              <w:jc w:val="left"/>
+            </w:pPr>
+            <w:r>
+              <w:rPr>
+                <w:rFonts w:ascii="Times New Roman" w:cs="Times New Roman" w:eastAsia="Times New Roman" w:hAnsi="Times New Roman"/>
+                <w:sz w:val="16"/>
+                <w:szCs w:val="16"/>
+              </w:rPr>
+              <w:t xml:space="preserve">v1a</w:t>
+            </w:r>
+          </w:p>
+        </w:tc>
+        <w:tc>
+          <w:tcPr>
+            <w:tcW w:type="dxa" w:w="1500"/>
+            <w:tcBorders>
+              <w:top w:val="single" w:color="000000" w:sz="1"/>
+              <w:left w:val="single" w:color="000000" w:sz="1"/>
+              <w:bottom w:val="single" w:color="000000" w:sz="1"/>
+              <w:right w:val="single" w:color="000000" w:sz="1"/>
+            </w:tcBorders>
+            <w:tcMar>
+              <w:top w:type="dxa" w:w="40"/>
+              <w:left w:type="dxa" w:w="60"/>
+              <w:bottom w:type="dxa" w:w="40"/>
+              <w:right w:type="dxa" w:w="60"/>
+            </w:tcMar>
+          </w:tcPr>
+          <w:p>
+            <w:pPr>
+              <w:spacing w:before="20" w:after="20"/>
+              <w:jc w:val="left"/>
+            </w:pPr>
+            <w:r>
+              <w:rPr>
+                <w:rFonts w:ascii="Times New Roman" w:cs="Times New Roman" w:eastAsia="Times New Roman" w:hAnsi="Times New Roman"/>
+                <w:sz w:val="16"/>
+                <w:szCs w:val="16"/>
+              </w:rPr>
+              <w:t xml:space="preserve">Baseline</w:t>
+            </w:r>
+          </w:p>
+        </w:tc>
+        <w:tc>
+          <w:tcPr>
+            <w:tcW w:type="dxa" w:w="2940"/>
+            <w:tcBorders>
+              <w:top w:val="single" w:color="000000" w:sz="1"/>
+              <w:left w:val="single" w:color="000000" w:sz="1"/>
+              <w:bottom w:val="single" w:color="000000" w:sz="1"/>
+              <w:right w:val="single" w:color="000000" w:sz="1"/>
+            </w:tcBorders>
+            <w:tcMar>
+              <w:top w:type="dxa" w:w="40"/>
+              <w:left w:type="dxa" w:w="60"/>
+              <w:bottom w:type="dxa" w:w="40"/>
+              <w:right w:type="dxa" w:w="60"/>
+            </w:tcMar>
+          </w:tcPr>
+          <w:p>
+            <w:pPr>
+              <w:spacing w:before="20" w:after="20"/>
+              <w:jc w:val="left"/>
+            </w:pPr>
+            <w:r>
+              <w:rPr>
+                <w:rFonts w:ascii="Times New Roman" w:cs="Times New Roman" w:eastAsia="Times New Roman" w:hAnsi="Times New Roman"/>
+                <w:sz w:val="16"/>
+                <w:szCs w:val="16"/>
+              </w:rPr>
+              <w:t xml:space="preserve">Single-shot leader, no refinement</w:t>
+            </w:r>
+          </w:p>
+        </w:tc>
+      </w:tr>
+      <w:tr>
+        <w:tc>
+          <w:tcPr>
+            <w:tcW w:type="dxa" w:w="600"/>
+            <w:tcBorders>
+              <w:top w:val="single" w:color="000000" w:sz="1"/>
+              <w:left w:val="single" w:color="000000" w:sz="1"/>
+              <w:bottom w:val="single" w:color="000000" w:sz="1"/>
+              <w:right w:val="single" w:color="000000" w:sz="1"/>
+            </w:tcBorders>
+            <w:tcMar>
+              <w:top w:type="dxa" w:w="40"/>
+              <w:left w:type="dxa" w:w="60"/>
+              <w:bottom w:type="dxa" w:w="40"/>
+              <w:right w:type="dxa" w:w="60"/>
+            </w:tcMar>
+          </w:tcPr>
+          <w:p>
+            <w:pPr>
+              <w:spacing w:before="20" w:after="20"/>
+              <w:jc w:val="left"/>
+            </w:pPr>
+            <w:r>
+              <w:rPr>
+                <w:rFonts w:ascii="Times New Roman" w:cs="Times New Roman" w:eastAsia="Times New Roman" w:hAnsi="Times New Roman"/>
+                <w:sz w:val="16"/>
+                <w:szCs w:val="16"/>
+              </w:rPr>
+              <w:t xml:space="preserve">v2a</w:t>
+            </w:r>
+          </w:p>
+        </w:tc>
+        <w:tc>
+          <w:tcPr>
+            <w:tcW w:type="dxa" w:w="1500"/>
+            <w:tcBorders>
+              <w:top w:val="single" w:color="000000" w:sz="1"/>
+              <w:left w:val="single" w:color="000000" w:sz="1"/>
+              <w:bottom w:val="single" w:color="000000" w:sz="1"/>
+              <w:right w:val="single" w:color="000000" w:sz="1"/>
+            </w:tcBorders>
+            <w:tcMar>
+              <w:top w:type="dxa" w:w="40"/>
+              <w:left w:type="dxa" w:w="60"/>
+              <w:bottom w:type="dxa" w:w="40"/>
+              <w:right w:type="dxa" w:w="60"/>
+            </w:tcMar>
+          </w:tcPr>
+          <w:p>
+            <w:pPr>
+              <w:spacing w:before="20" w:after="20"/>
+              <w:jc w:val="left"/>
+            </w:pPr>
+            <w:r>
+              <w:rPr>
+                <w:rFonts w:ascii="Times New Roman" w:cs="Times New Roman" w:eastAsia="Times New Roman" w:hAnsi="Times New Roman"/>
+                <w:sz w:val="16"/>
+                <w:szCs w:val="16"/>
+              </w:rPr>
+              <w:t xml:space="preserve">Leader+Reviewer</w:t>
+            </w:r>
+          </w:p>
+        </w:tc>
+        <w:tc>
+          <w:tcPr>
+            <w:tcW w:type="dxa" w:w="2940"/>
+            <w:tcBorders>
+              <w:top w:val="single" w:color="000000" w:sz="1"/>
+              <w:left w:val="single" w:color="000000" w:sz="1"/>
+              <w:bottom w:val="single" w:color="000000" w:sz="1"/>
+              <w:right w:val="single" w:color="000000" w:sz="1"/>
+            </w:tcBorders>
+            <w:tcMar>
+              <w:top w:type="dxa" w:w="40"/>
+              <w:left w:type="dxa" w:w="60"/>
+              <w:bottom w:type="dxa" w:w="40"/>
+              <w:right w:type="dxa" w:w="60"/>
+            </w:tcMar>
+          </w:tcPr>
+          <w:p>
+            <w:pPr>
+              <w:spacing w:before="20" w:after="20"/>
+              <w:jc w:val="left"/>
+            </w:pPr>
+            <w:r>
+              <w:rPr>
+                <w:rFonts w:ascii="Times New Roman" w:cs="Times New Roman" w:eastAsia="Times New Roman" w:hAnsi="Times New Roman"/>
+                <w:sz w:val="16"/>
+                <w:szCs w:val="16"/>
+              </w:rPr>
+              <w:t xml:space="preserve">Same-model reviewer (Gemini reviews Gemini)</w:t>
+            </w:r>
+          </w:p>
+        </w:tc>
+      </w:tr>
+      <w:tr>
+        <w:tc>
+          <w:tcPr>
+            <w:tcW w:type="dxa" w:w="600"/>
+            <w:tcBorders>
+              <w:top w:val="single" w:color="000000" w:sz="1"/>
+              <w:left w:val="single" w:color="000000" w:sz="1"/>
+              <w:bottom w:val="single" w:color="000000" w:sz="1"/>
+              <w:right w:val="single" w:color="000000" w:sz="1"/>
+            </w:tcBorders>
+            <w:tcMar>
+              <w:top w:type="dxa" w:w="40"/>
+              <w:left w:type="dxa" w:w="60"/>
+              <w:bottom w:type="dxa" w:w="40"/>
+              <w:right w:type="dxa" w:w="60"/>
+            </w:tcMar>
+          </w:tcPr>
+          <w:p>
+            <w:pPr>
+              <w:spacing w:before="20" w:after="20"/>
+              <w:jc w:val="left"/>
+            </w:pPr>
+            <w:r>
+              <w:rPr>
+                <w:rFonts w:ascii="Times New Roman" w:cs="Times New Roman" w:eastAsia="Times New Roman" w:hAnsi="Times New Roman"/>
+                <w:sz w:val="16"/>
+                <w:szCs w:val="16"/>
+              </w:rPr>
+              <w:t xml:space="preserve">v2b</w:t>
+            </w:r>
+          </w:p>
+        </w:tc>
+        <w:tc>
+          <w:tcPr>
+            <w:tcW w:type="dxa" w:w="1500"/>
+            <w:tcBorders>
+              <w:top w:val="single" w:color="000000" w:sz="1"/>
+              <w:left w:val="single" w:color="000000" w:sz="1"/>
+              <w:bottom w:val="single" w:color="000000" w:sz="1"/>
+              <w:right w:val="single" w:color="000000" w:sz="1"/>
+            </w:tcBorders>
+            <w:tcMar>
+              <w:top w:type="dxa" w:w="40"/>
+              <w:left w:type="dxa" w:w="60"/>
+              <w:bottom w:type="dxa" w:w="40"/>
+              <w:right w:type="dxa" w:w="60"/>
+            </w:tcMar>
+          </w:tcPr>
+          <w:p>
+            <w:pPr>
+              <w:spacing w:before="20" w:after="20"/>
+              <w:jc w:val="left"/>
+            </w:pPr>
+            <w:r>
+              <w:rPr>
+                <w:rFonts w:ascii="Times New Roman" w:cs="Times New Roman" w:eastAsia="Times New Roman" w:hAnsi="Times New Roman"/>
+                <w:sz w:val="16"/>
+                <w:szCs w:val="16"/>
+              </w:rPr>
+              <w:t xml:space="preserve">Leader+Reviewer</w:t>
+            </w:r>
+          </w:p>
+        </w:tc>
+        <w:tc>
+          <w:tcPr>
+            <w:tcW w:type="dxa" w:w="2940"/>
+            <w:tcBorders>
+              <w:top w:val="single" w:color="000000" w:sz="1"/>
+              <w:left w:val="single" w:color="000000" w:sz="1"/>
+              <w:bottom w:val="single" w:color="000000" w:sz="1"/>
+              <w:right w:val="single" w:color="000000" w:sz="1"/>
+            </w:tcBorders>
+            <w:tcMar>
+              <w:top w:type="dxa" w:w="40"/>
+              <w:left w:type="dxa" w:w="60"/>
+              <w:bottom w:type="dxa" w:w="40"/>
+              <w:right w:type="dxa" w:w="60"/>
+            </w:tcMar>
+          </w:tcPr>
+          <w:p>
+            <w:pPr>
+              <w:spacing w:before="20" w:after="20"/>
+              <w:jc w:val="left"/>
+            </w:pPr>
+            <w:r>
+              <w:rPr>
+                <w:rFonts w:ascii="Times New Roman" w:cs="Times New Roman" w:eastAsia="Times New Roman" w:hAnsi="Times New Roman"/>
+                <w:sz w:val="16"/>
+                <w:szCs w:val="16"/>
+              </w:rPr>
+              <w:t xml:space="preserve">Cross-model reviewer (GPT-OSS reviews Gemini)</w:t>
+            </w:r>
+          </w:p>
+        </w:tc>
+      </w:tr>
+      <w:tr>
+        <w:tc>
+          <w:tcPr>
+            <w:tcW w:type="dxa" w:w="600"/>
+            <w:tcBorders>
+              <w:top w:val="single" w:color="000000" w:sz="1"/>
+              <w:left w:val="single" w:color="000000" w:sz="1"/>
+              <w:bottom w:val="single" w:color="000000" w:sz="1"/>
+              <w:right w:val="single" w:color="000000" w:sz="1"/>
+            </w:tcBorders>
+            <w:tcMar>
+              <w:top w:type="dxa" w:w="40"/>
+              <w:left w:type="dxa" w:w="60"/>
+              <w:bottom w:type="dxa" w:w="40"/>
+              <w:right w:type="dxa" w:w="60"/>
+            </w:tcMar>
+          </w:tcPr>
+          <w:p>
+            <w:pPr>
+              <w:spacing w:before="20" w:after="20"/>
+              <w:jc w:val="left"/>
+            </w:pPr>
+            <w:r>
+              <w:rPr>
+                <w:rFonts w:ascii="Times New Roman" w:cs="Times New Roman" w:eastAsia="Times New Roman" w:hAnsi="Times New Roman"/>
+                <w:sz w:val="16"/>
+                <w:szCs w:val="16"/>
+              </w:rPr>
+              <w:t xml:space="preserve">v3a</w:t>
+            </w:r>
+          </w:p>
+        </w:tc>
+        <w:tc>
+          <w:tcPr>
+            <w:tcW w:type="dxa" w:w="1500"/>
+            <w:tcBorders>
+              <w:top w:val="single" w:color="000000" w:sz="1"/>
+              <w:left w:val="single" w:color="000000" w:sz="1"/>
+              <w:bottom w:val="single" w:color="000000" w:sz="1"/>
+              <w:right w:val="single" w:color="000000" w:sz="1"/>
+            </w:tcBorders>
+            <w:tcMar>
+              <w:top w:type="dxa" w:w="40"/>
+              <w:left w:type="dxa" w:w="60"/>
+              <w:bottom w:type="dxa" w:w="40"/>
+              <w:right w:type="dxa" w:w="60"/>
+            </w:tcMar>
+          </w:tcPr>
+          <w:p>
+            <w:pPr>
+              <w:spacing w:before="20" w:after="20"/>
+              <w:jc w:val="left"/>
+            </w:pPr>
+            <w:r>
+              <w:rPr>
+                <w:rFonts w:ascii="Times New Roman" w:cs="Times New Roman" w:eastAsia="Times New Roman" w:hAnsi="Times New Roman"/>
+                <w:sz w:val="16"/>
+                <w:szCs w:val="16"/>
+              </w:rPr>
+              <w:t xml:space="preserve">Parallel Merge</w:t>
+            </w:r>
+          </w:p>
+        </w:tc>
+        <w:tc>
+          <w:tcPr>
+            <w:tcW w:type="dxa" w:w="2940"/>
+            <w:tcBorders>
+              <w:top w:val="single" w:color="000000" w:sz="1"/>
+              <w:left w:val="single" w:color="000000" w:sz="1"/>
+              <w:bottom w:val="single" w:color="000000" w:sz="1"/>
+              <w:right w:val="single" w:color="000000" w:sz="1"/>
+            </w:tcBorders>
+            <w:tcMar>
+              <w:top w:type="dxa" w:w="40"/>
+              <w:left w:type="dxa" w:w="60"/>
+              <w:bottom w:type="dxa" w:w="40"/>
+              <w:right w:type="dxa" w:w="60"/>
+            </w:tcMar>
+          </w:tcPr>
+          <w:p>
+            <w:pPr>
+              <w:spacing w:before="20" w:after="20"/>
+              <w:jc w:val="left"/>
+            </w:pPr>
+            <w:r>
+              <w:rPr>
+                <w:rFonts w:ascii="Times New Roman" w:cs="Times New Roman" w:eastAsia="Times New Roman" w:hAnsi="Times New Roman"/>
+                <w:sz w:val="16"/>
+                <w:szCs w:val="16"/>
+              </w:rPr>
+              <w:t xml:space="preserve">Three independent designs, naive merge</w:t>
+            </w:r>
+          </w:p>
+        </w:tc>
+      </w:tr>
+      <w:tr>
+        <w:tc>
+          <w:tcPr>
+            <w:tcW w:type="dxa" w:w="600"/>
+            <w:tcBorders>
+              <w:top w:val="single" w:color="000000" w:sz="1"/>
+              <w:left w:val="single" w:color="000000" w:sz="1"/>
+              <w:bottom w:val="single" w:color="000000" w:sz="1"/>
+              <w:right w:val="single" w:color="000000" w:sz="1"/>
+            </w:tcBorders>
+            <w:tcMar>
+              <w:top w:type="dxa" w:w="40"/>
+              <w:left w:type="dxa" w:w="60"/>
+              <w:bottom w:type="dxa" w:w="40"/>
+              <w:right w:type="dxa" w:w="60"/>
+            </w:tcMar>
+          </w:tcPr>
+          <w:p>
+            <w:pPr>
+              <w:spacing w:before="20" w:after="20"/>
+              <w:jc w:val="left"/>
+            </w:pPr>
+            <w:r>
+              <w:rPr>
+                <w:rFonts w:ascii="Times New Roman" w:cs="Times New Roman" w:eastAsia="Times New Roman" w:hAnsi="Times New Roman"/>
+                <w:sz w:val="16"/>
+                <w:szCs w:val="16"/>
+              </w:rPr>
+              <w:t xml:space="preserve">v3b</w:t>
+            </w:r>
+          </w:p>
+        </w:tc>
+        <w:tc>
+          <w:tcPr>
+            <w:tcW w:type="dxa" w:w="1500"/>
+            <w:tcBorders>
+              <w:top w:val="single" w:color="000000" w:sz="1"/>
+              <w:left w:val="single" w:color="000000" w:sz="1"/>
+              <w:bottom w:val="single" w:color="000000" w:sz="1"/>
+              <w:right w:val="single" w:color="000000" w:sz="1"/>
+            </w:tcBorders>
+            <w:tcMar>
+              <w:top w:type="dxa" w:w="40"/>
+              <w:left w:type="dxa" w:w="60"/>
+              <w:bottom w:type="dxa" w:w="40"/>
+              <w:right w:type="dxa" w:w="60"/>
+            </w:tcMar>
+          </w:tcPr>
+          <w:p>
+            <w:pPr>
+              <w:spacing w:before="20" w:after="20"/>
+              <w:jc w:val="left"/>
+            </w:pPr>
+            <w:r>
+              <w:rPr>
+                <w:rFonts w:ascii="Times New Roman" w:cs="Times New Roman" w:eastAsia="Times New Roman" w:hAnsi="Times New Roman"/>
+                <w:sz w:val="16"/>
+                <w:szCs w:val="16"/>
+              </w:rPr>
+              <w:t xml:space="preserve">Parallel Merge</w:t>
+            </w:r>
+          </w:p>
+        </w:tc>
+        <w:tc>
+          <w:tcPr>
+            <w:tcW w:type="dxa" w:w="2940"/>
+            <w:tcBorders>
+              <w:top w:val="single" w:color="000000" w:sz="1"/>
+              <w:left w:val="single" w:color="000000" w:sz="1"/>
+              <w:bottom w:val="single" w:color="000000" w:sz="1"/>
+              <w:right w:val="single" w:color="000000" w:sz="1"/>
+            </w:tcBorders>
+            <w:tcMar>
+              <w:top w:type="dxa" w:w="40"/>
+              <w:left w:type="dxa" w:w="60"/>
+              <w:bottom w:type="dxa" w:w="40"/>
+              <w:right w:type="dxa" w:w="60"/>
+            </w:tcMar>
+          </w:tcPr>
+          <w:p>
+            <w:pPr>
+              <w:spacing w:before="20" w:after="20"/>
+              <w:jc w:val="left"/>
+            </w:pPr>
+            <w:r>
+              <w:rPr>
+                <w:rFonts w:ascii="Times New Roman" w:cs="Times New Roman" w:eastAsia="Times New Roman" w:hAnsi="Times New Roman"/>
+                <w:sz w:val="16"/>
+                <w:szCs w:val="16"/>
+              </w:rPr>
+              <w:t xml:space="preserve">Three independent designs, rubric-guided merge</w:t>
+            </w:r>
+          </w:p>
+        </w:tc>
+      </w:tr>
+      <w:tr>
+        <w:tc>
+          <w:tcPr>
+            <w:tcW w:type="dxa" w:w="600"/>
+            <w:tcBorders>
+              <w:top w:val="single" w:color="000000" w:sz="1"/>
+              <w:left w:val="single" w:color="000000" w:sz="1"/>
+              <w:bottom w:val="single" w:color="000000" w:sz="1"/>
+              <w:right w:val="single" w:color="000000" w:sz="1"/>
+            </w:tcBorders>
+            <w:tcMar>
+              <w:top w:type="dxa" w:w="40"/>
+              <w:left w:type="dxa" w:w="60"/>
+              <w:bottom w:type="dxa" w:w="40"/>
+              <w:right w:type="dxa" w:w="60"/>
+            </w:tcMar>
+          </w:tcPr>
+          <w:p>
+            <w:pPr>
+              <w:spacing w:before="20" w:after="20"/>
+              <w:jc w:val="left"/>
+            </w:pPr>
+            <w:r>
+              <w:rPr>
+                <w:rFonts w:ascii="Times New Roman" w:cs="Times New Roman" w:eastAsia="Times New Roman" w:hAnsi="Times New Roman"/>
+                <w:sz w:val="16"/>
+                <w:szCs w:val="16"/>
+              </w:rPr>
+              <w:t xml:space="preserve">v3c</w:t>
+            </w:r>
+          </w:p>
+        </w:tc>
+        <w:tc>
+          <w:tcPr>
+            <w:tcW w:type="dxa" w:w="1500"/>
+            <w:tcBorders>
+              <w:top w:val="single" w:color="000000" w:sz="1"/>
+              <w:left w:val="single" w:color="000000" w:sz="1"/>
+              <w:bottom w:val="single" w:color="000000" w:sz="1"/>
+              <w:right w:val="single" w:color="000000" w:sz="1"/>
+            </w:tcBorders>
+            <w:tcMar>
+              <w:top w:type="dxa" w:w="40"/>
+              <w:left w:type="dxa" w:w="60"/>
+              <w:bottom w:type="dxa" w:w="40"/>
+              <w:right w:type="dxa" w:w="60"/>
+            </w:tcMar>
+          </w:tcPr>
+          <w:p>
+            <w:pPr>
+              <w:spacing w:before="20" w:after="20"/>
+              <w:jc w:val="left"/>
+            </w:pPr>
+            <w:r>
+              <w:rPr>
+                <w:rFonts w:ascii="Times New Roman" w:cs="Times New Roman" w:eastAsia="Times New Roman" w:hAnsi="Times New Roman"/>
+                <w:sz w:val="16"/>
+                <w:szCs w:val="16"/>
+              </w:rPr>
+              <w:t xml:space="preserve">Parallel Merge</w:t>
+            </w:r>
+          </w:p>
+        </w:tc>
+        <w:tc>
+          <w:tcPr>
+            <w:tcW w:type="dxa" w:w="2940"/>
+            <w:tcBorders>
+              <w:top w:val="single" w:color="000000" w:sz="1"/>
+              <w:left w:val="single" w:color="000000" w:sz="1"/>
+              <w:bottom w:val="single" w:color="000000" w:sz="1"/>
+              <w:right w:val="single" w:color="000000" w:sz="1"/>
+            </w:tcBorders>
+            <w:tcMar>
+              <w:top w:type="dxa" w:w="40"/>
+              <w:left w:type="dxa" w:w="60"/>
+              <w:bottom w:type="dxa" w:w="40"/>
+              <w:right w:type="dxa" w:w="60"/>
+            </w:tcMar>
+          </w:tcPr>
+          <w:p>
+            <w:pPr>
+              <w:spacing w:before="20" w:after="20"/>
+              <w:jc w:val="left"/>
+            </w:pPr>
+            <w:r>
+              <w:rPr>
+                <w:rFonts w:ascii="Times New Roman" w:cs="Times New Roman" w:eastAsia="Times New Roman" w:hAnsi="Times New Roman"/>
+                <w:sz w:val="16"/>
+                <w:szCs w:val="16"/>
+              </w:rPr>
+              <w:t xml:space="preserve">Three independent designs, dialectical merge</w:t>
+            </w:r>
+          </w:p>
+        </w:tc>
+      </w:tr>
+      <w:tr>
+        <w:tc>
+          <w:tcPr>
+            <w:tcW w:type="dxa" w:w="600"/>
+            <w:tcBorders>
+              <w:top w:val="single" w:color="000000" w:sz="1"/>
+              <w:left w:val="single" w:color="000000" w:sz="1"/>
+              <w:bottom w:val="single" w:color="000000" w:sz="1"/>
+              <w:right w:val="single" w:color="000000" w:sz="1"/>
+            </w:tcBorders>
+            <w:tcMar>
+              <w:top w:type="dxa" w:w="40"/>
+              <w:left w:type="dxa" w:w="60"/>
+              <w:bottom w:type="dxa" w:w="40"/>
+              <w:right w:type="dxa" w:w="60"/>
+            </w:tcMar>
+          </w:tcPr>
+          <w:p>
+            <w:pPr>
+              <w:spacing w:before="20" w:after="20"/>
+              <w:jc w:val="left"/>
+            </w:pPr>
+            <w:r>
+              <w:rPr>
+                <w:rFonts w:ascii="Times New Roman" w:cs="Times New Roman" w:eastAsia="Times New Roman" w:hAnsi="Times New Roman"/>
+                <w:sz w:val="16"/>
+                <w:szCs w:val="16"/>
+              </w:rPr>
+              <w:t xml:space="preserve">v4</w:t>
+            </w:r>
+          </w:p>
+        </w:tc>
+        <w:tc>
+          <w:tcPr>
+            <w:tcW w:type="dxa" w:w="1500"/>
+            <w:tcBorders>
+              <w:top w:val="single" w:color="000000" w:sz="1"/>
+              <w:left w:val="single" w:color="000000" w:sz="1"/>
+              <w:bottom w:val="single" w:color="000000" w:sz="1"/>
+              <w:right w:val="single" w:color="000000" w:sz="1"/>
+            </w:tcBorders>
+            <w:tcMar>
+              <w:top w:type="dxa" w:w="40"/>
+              <w:left w:type="dxa" w:w="60"/>
+              <w:bottom w:type="dxa" w:w="40"/>
+              <w:right w:type="dxa" w:w="60"/>
+            </w:tcMar>
+          </w:tcPr>
+          <w:p>
+            <w:pPr>
+              <w:spacing w:before="20" w:after="20"/>
+              <w:jc w:val="left"/>
+            </w:pPr>
+            <w:r>
+              <w:rPr>
+                <w:rFonts w:ascii="Times New Roman" w:cs="Times New Roman" w:eastAsia="Times New Roman" w:hAnsi="Times New Roman"/>
+                <w:sz w:val="16"/>
+                <w:szCs w:val="16"/>
+              </w:rPr>
+              <w:t xml:space="preserve">Adversarial</w:t>
+            </w:r>
+          </w:p>
+        </w:tc>
+        <w:tc>
+          <w:tcPr>
+            <w:tcW w:type="dxa" w:w="2940"/>
+            <w:tcBorders>
+              <w:top w:val="single" w:color="000000" w:sz="1"/>
+              <w:left w:val="single" w:color="000000" w:sz="1"/>
+              <w:bottom w:val="single" w:color="000000" w:sz="1"/>
+              <w:right w:val="single" w:color="000000" w:sz="1"/>
+            </w:tcBorders>
+            <w:tcMar>
+              <w:top w:type="dxa" w:w="40"/>
+              <w:left w:type="dxa" w:w="60"/>
+              <w:bottom w:type="dxa" w:w="40"/>
+              <w:right w:type="dxa" w:w="60"/>
+            </w:tcMar>
+          </w:tcPr>
+          <w:p>
+            <w:pPr>
+              <w:spacing w:before="20" w:after="20"/>
+              <w:jc w:val="left"/>
+            </w:pPr>
+            <w:r>
+              <w:rPr>
+                <w:rFonts w:ascii="Times New Roman" w:cs="Times New Roman" w:eastAsia="Times New Roman" w:hAnsi="Times New Roman"/>
+                <w:sz w:val="16"/>
+                <w:szCs w:val="16"/>
+              </w:rPr>
+              <w:t xml:space="preserve">Binary accept/reject gate reviewer</w:t>
+            </w:r>
+          </w:p>
+        </w:tc>
+      </w:tr>
+      <w:tr>
+        <w:tc>
+          <w:tcPr>
+            <w:tcW w:type="dxa" w:w="600"/>
+            <w:tcBorders>
+              <w:top w:val="single" w:color="000000" w:sz="1"/>
+              <w:left w:val="single" w:color="000000" w:sz="1"/>
+              <w:bottom w:val="single" w:color="000000" w:sz="1"/>
+              <w:right w:val="single" w:color="000000" w:sz="1"/>
+            </w:tcBorders>
+            <w:tcMar>
+              <w:top w:type="dxa" w:w="40"/>
+              <w:left w:type="dxa" w:w="60"/>
+              <w:bottom w:type="dxa" w:w="40"/>
+              <w:right w:type="dxa" w:w="60"/>
+            </w:tcMar>
+          </w:tcPr>
+          <w:p>
+            <w:pPr>
+              <w:spacing w:before="20" w:after="20"/>
+              <w:jc w:val="left"/>
+            </w:pPr>
+            <w:r>
+              <w:rPr>
+                <w:rFonts w:ascii="Times New Roman" w:cs="Times New Roman" w:eastAsia="Times New Roman" w:hAnsi="Times New Roman"/>
+                <w:sz w:val="16"/>
+                <w:szCs w:val="16"/>
+              </w:rPr>
+              <w:t xml:space="preserve">v4b</w:t>
+            </w:r>
+          </w:p>
+        </w:tc>
+        <w:tc>
+          <w:tcPr>
+            <w:tcW w:type="dxa" w:w="1500"/>
+            <w:tcBorders>
+              <w:top w:val="single" w:color="000000" w:sz="1"/>
+              <w:left w:val="single" w:color="000000" w:sz="1"/>
+              <w:bottom w:val="single" w:color="000000" w:sz="1"/>
+              <w:right w:val="single" w:color="000000" w:sz="1"/>
+            </w:tcBorders>
+            <w:tcMar>
+              <w:top w:type="dxa" w:w="40"/>
+              <w:left w:type="dxa" w:w="60"/>
+              <w:bottom w:type="dxa" w:w="40"/>
+              <w:right w:type="dxa" w:w="60"/>
+            </w:tcMar>
+          </w:tcPr>
+          <w:p>
+            <w:pPr>
+              <w:spacing w:before="20" w:after="20"/>
+              <w:jc w:val="left"/>
+            </w:pPr>
+            <w:r>
+              <w:rPr>
+                <w:rFonts w:ascii="Times New Roman" w:cs="Times New Roman" w:eastAsia="Times New Roman" w:hAnsi="Times New Roman"/>
+                <w:sz w:val="16"/>
+                <w:szCs w:val="16"/>
+              </w:rPr>
+              <w:t xml:space="preserve">Adversarial</w:t>
+            </w:r>
+          </w:p>
+        </w:tc>
+        <w:tc>
+          <w:tcPr>
+            <w:tcW w:type="dxa" w:w="2940"/>
+            <w:tcBorders>
+              <w:top w:val="single" w:color="000000" w:sz="1"/>
+              <w:left w:val="single" w:color="000000" w:sz="1"/>
+              <w:bottom w:val="single" w:color="000000" w:sz="1"/>
+              <w:right w:val="single" w:color="000000" w:sz="1"/>
+            </w:tcBorders>
+            <w:tcMar>
+              <w:top w:type="dxa" w:w="40"/>
+              <w:left w:type="dxa" w:w="60"/>
+              <w:bottom w:type="dxa" w:w="40"/>
+              <w:right w:type="dxa" w:w="60"/>
+            </w:tcMar>
+          </w:tcPr>
+          <w:p>
+            <w:pPr>
+              <w:spacing w:before="20" w:after="20"/>
+              <w:jc w:val="left"/>
+            </w:pPr>
+            <w:r>
+              <w:rPr>
+                <w:rFonts w:ascii="Times New Roman" w:cs="Times New Roman" w:eastAsia="Times New Roman" w:hAnsi="Times New Roman"/>
+                <w:sz w:val="16"/>
+                <w:szCs w:val="16"/>
+              </w:rPr>
+              <w:t xml:space="preserve">Principal architect with rewrite mandates (5 rounds)</w:t>
+            </w:r>
+          </w:p>
+        </w:tc>
+      </w:tr>
+      <w:tr>
+        <w:tc>
+          <w:tcPr>
+            <w:tcW w:type="dxa" w:w="600"/>
+            <w:tcBorders>
+              <w:top w:val="single" w:color="000000" w:sz="1"/>
+              <w:left w:val="single" w:color="000000" w:sz="1"/>
+              <w:bottom w:val="single" w:color="000000" w:sz="1"/>
+              <w:right w:val="single" w:color="000000" w:sz="1"/>
+            </w:tcBorders>
+            <w:tcMar>
+              <w:top w:type="dxa" w:w="40"/>
+              <w:left w:type="dxa" w:w="60"/>
+              <w:bottom w:type="dxa" w:w="40"/>
+              <w:right w:type="dxa" w:w="60"/>
+            </w:tcMar>
+          </w:tcPr>
+          <w:p>
+            <w:pPr>
+              <w:spacing w:before="20" w:after="20"/>
+              <w:jc w:val="left"/>
+            </w:pPr>
+            <w:r>
+              <w:rPr>
+                <w:rFonts w:ascii="Times New Roman" w:cs="Times New Roman" w:eastAsia="Times New Roman" w:hAnsi="Times New Roman"/>
+                <w:sz w:val="16"/>
+                <w:szCs w:val="16"/>
+              </w:rPr>
+              <w:t xml:space="preserve">v5</w:t>
+            </w:r>
+          </w:p>
+        </w:tc>
+        <w:tc>
+          <w:tcPr>
+            <w:tcW w:type="dxa" w:w="1500"/>
+            <w:tcBorders>
+              <w:top w:val="single" w:color="000000" w:sz="1"/>
+              <w:left w:val="single" w:color="000000" w:sz="1"/>
+              <w:bottom w:val="single" w:color="000000" w:sz="1"/>
+              <w:right w:val="single" w:color="000000" w:sz="1"/>
+            </w:tcBorders>
+            <w:tcMar>
+              <w:top w:type="dxa" w:w="40"/>
+              <w:left w:type="dxa" w:w="60"/>
+              <w:bottom w:type="dxa" w:w="40"/>
+              <w:right w:type="dxa" w:w="60"/>
+            </w:tcMar>
+          </w:tcPr>
+          <w:p>
+            <w:pPr>
+              <w:spacing w:before="20" w:after="20"/>
+              <w:jc w:val="left"/>
+            </w:pPr>
+            <w:r>
+              <w:rPr>
+                <w:rFonts w:ascii="Times New Roman" w:cs="Times New Roman" w:eastAsia="Times New Roman" w:hAnsi="Times New Roman"/>
+                <w:sz w:val="16"/>
+                <w:szCs w:val="16"/>
+              </w:rPr>
+              <w:t xml:space="preserve">Specialist</w:t>
+            </w:r>
+          </w:p>
+        </w:tc>
+        <w:tc>
+          <w:tcPr>
+            <w:tcW w:type="dxa" w:w="2940"/>
+            <w:tcBorders>
+              <w:top w:val="single" w:color="000000" w:sz="1"/>
+              <w:left w:val="single" w:color="000000" w:sz="1"/>
+              <w:bottom w:val="single" w:color="000000" w:sz="1"/>
+              <w:right w:val="single" w:color="000000" w:sz="1"/>
+            </w:tcBorders>
+            <w:tcMar>
+              <w:top w:type="dxa" w:w="40"/>
+              <w:left w:type="dxa" w:w="60"/>
+              <w:bottom w:type="dxa" w:w="40"/>
+              <w:right w:type="dxa" w:w="60"/>
+            </w:tcMar>
+          </w:tcPr>
+          <w:p>
+            <w:pPr>
+              <w:spacing w:before="20" w:after="20"/>
+              <w:jc w:val="left"/>
+            </w:pPr>
+            <w:r>
+              <w:rPr>
+                <w:rFonts w:ascii="Times New Roman" w:cs="Times New Roman" w:eastAsia="Times New Roman" w:hAnsi="Times New Roman"/>
+                <w:sz w:val="16"/>
+                <w:szCs w:val="16"/>
+              </w:rPr>
+              <w:t xml:space="preserve">Panel of 3 specialists (security, scalability, reliability)</w:t>
+            </w:r>
+          </w:p>
+        </w:tc>
+      </w:tr>
+      <w:tr>
+        <w:tc>
+          <w:tcPr>
+            <w:tcW w:type="dxa" w:w="600"/>
+            <w:tcBorders>
+              <w:top w:val="single" w:color="000000" w:sz="1"/>
+              <w:left w:val="single" w:color="000000" w:sz="1"/>
+              <w:bottom w:val="single" w:color="000000" w:sz="1"/>
+              <w:right w:val="single" w:color="000000" w:sz="1"/>
+            </w:tcBorders>
+            <w:tcMar>
+              <w:top w:type="dxa" w:w="40"/>
+              <w:left w:type="dxa" w:w="60"/>
+              <w:bottom w:type="dxa" w:w="40"/>
+              <w:right w:type="dxa" w:w="60"/>
+            </w:tcMar>
+          </w:tcPr>
+          <w:p>
+            <w:pPr>
+              <w:spacing w:before="20" w:after="20"/>
+              <w:jc w:val="left"/>
+            </w:pPr>
+            <w:r>
+              <w:rPr>
+                <w:rFonts w:ascii="Times New Roman" w:cs="Times New Roman" w:eastAsia="Times New Roman" w:hAnsi="Times New Roman"/>
+                <w:sz w:val="16"/>
+                <w:szCs w:val="16"/>
+              </w:rPr>
+              <w:t xml:space="preserve">v6</w:t>
+            </w:r>
+          </w:p>
+        </w:tc>
+        <w:tc>
+          <w:tcPr>
+            <w:tcW w:type="dxa" w:w="1500"/>
+            <w:tcBorders>
+              <w:top w:val="single" w:color="000000" w:sz="1"/>
+              <w:left w:val="single" w:color="000000" w:sz="1"/>
+              <w:bottom w:val="single" w:color="000000" w:sz="1"/>
+              <w:right w:val="single" w:color="000000" w:sz="1"/>
+            </w:tcBorders>
+            <w:tcMar>
+              <w:top w:type="dxa" w:w="40"/>
+              <w:left w:type="dxa" w:w="60"/>
+              <w:bottom w:type="dxa" w:w="40"/>
+              <w:right w:type="dxa" w:w="60"/>
+            </w:tcMar>
+          </w:tcPr>
+          <w:p>
+            <w:pPr>
+              <w:spacing w:before="20" w:after="20"/>
+              <w:jc w:val="left"/>
+            </w:pPr>
+            <w:r>
+              <w:rPr>
+                <w:rFonts w:ascii="Times New Roman" w:cs="Times New Roman" w:eastAsia="Times New Roman" w:hAnsi="Times New Roman"/>
+                <w:sz w:val="16"/>
+                <w:szCs w:val="16"/>
+              </w:rPr>
+              <w:t xml:space="preserve">Rotating Leader</w:t>
+            </w:r>
+          </w:p>
+        </w:tc>
+        <w:tc>
+          <w:tcPr>
+            <w:tcW w:type="dxa" w:w="2940"/>
+            <w:tcBorders>
+              <w:top w:val="single" w:color="000000" w:sz="1"/>
+              <w:left w:val="single" w:color="000000" w:sz="1"/>
+              <w:bottom w:val="single" w:color="000000" w:sz="1"/>
+              <w:right w:val="single" w:color="000000" w:sz="1"/>
+            </w:tcBorders>
+            <w:tcMar>
+              <w:top w:type="dxa" w:w="40"/>
+              <w:left w:type="dxa" w:w="60"/>
+              <w:bottom w:type="dxa" w:w="40"/>
+              <w:right w:type="dxa" w:w="60"/>
+            </w:tcMar>
+          </w:tcPr>
+          <w:p>
+            <w:pPr>
+              <w:spacing w:before="20" w:after="20"/>
+              <w:jc w:val="left"/>
+            </w:pPr>
+            <w:r>
+              <w:rPr>
+                <w:rFonts w:ascii="Times New Roman" w:cs="Times New Roman" w:eastAsia="Times New Roman" w:hAnsi="Times New Roman"/>
+                <w:sz w:val="16"/>
+                <w:szCs w:val="16"/>
+              </w:rPr>
+              <w:t xml:space="preserve">Three agents rotate leader/reviewer roles per round</w:t>
+            </w:r>
+          </w:p>
+        </w:tc>
+      </w:tr>
+      <w:tr>
+        <w:tc>
+          <w:tcPr>
+            <w:tcW w:type="dxa" w:w="600"/>
+            <w:tcBorders>
+              <w:top w:val="single" w:color="000000" w:sz="1"/>
+              <w:left w:val="single" w:color="000000" w:sz="1"/>
+              <w:bottom w:val="single" w:color="000000" w:sz="1"/>
+              <w:right w:val="single" w:color="000000" w:sz="1"/>
+            </w:tcBorders>
+            <w:tcMar>
+              <w:top w:type="dxa" w:w="40"/>
+              <w:left w:type="dxa" w:w="60"/>
+              <w:bottom w:type="dxa" w:w="40"/>
+              <w:right w:type="dxa" w:w="60"/>
+            </w:tcMar>
+          </w:tcPr>
+          <w:p>
+            <w:pPr>
+              <w:spacing w:before="20" w:after="20"/>
+              <w:jc w:val="left"/>
+            </w:pPr>
+            <w:r>
+              <w:rPr>
+                <w:rFonts w:ascii="Times New Roman" w:cs="Times New Roman" w:eastAsia="Times New Roman" w:hAnsi="Times New Roman"/>
+                <w:sz w:val="16"/>
+                <w:szCs w:val="16"/>
+              </w:rPr>
+              <w:t xml:space="preserve">v8</w:t>
+            </w:r>
+          </w:p>
+        </w:tc>
+        <w:tc>
+          <w:tcPr>
+            <w:tcW w:type="dxa" w:w="1500"/>
+            <w:tcBorders>
+              <w:top w:val="single" w:color="000000" w:sz="1"/>
+              <w:left w:val="single" w:color="000000" w:sz="1"/>
+              <w:bottom w:val="single" w:color="000000" w:sz="1"/>
+              <w:right w:val="single" w:color="000000" w:sz="1"/>
+            </w:tcBorders>
+            <w:tcMar>
+              <w:top w:type="dxa" w:w="40"/>
+              <w:left w:type="dxa" w:w="60"/>
+              <w:bottom w:type="dxa" w:w="40"/>
+              <w:right w:type="dxa" w:w="60"/>
+            </w:tcMar>
+          </w:tcPr>
+          <w:p>
+            <w:pPr>
+              <w:spacing w:before="20" w:after="20"/>
+              <w:jc w:val="left"/>
+            </w:pPr>
+            <w:r>
+              <w:rPr>
+                <w:rFonts w:ascii="Times New Roman" w:cs="Times New Roman" w:eastAsia="Times New Roman" w:hAnsi="Times New Roman"/>
+                <w:sz w:val="16"/>
+                <w:szCs w:val="16"/>
+              </w:rPr>
+              <w:t xml:space="preserve">Debate</w:t>
+            </w:r>
+          </w:p>
+        </w:tc>
+        <w:tc>
+          <w:tcPr>
+            <w:tcW w:type="dxa" w:w="2940"/>
+            <w:tcBorders>
+              <w:top w:val="single" w:color="000000" w:sz="1"/>
+              <w:left w:val="single" w:color="000000" w:sz="1"/>
+              <w:bottom w:val="single" w:color="000000" w:sz="1"/>
+              <w:right w:val="single" w:color="000000" w:sz="1"/>
+            </w:tcBorders>
+            <w:tcMar>
+              <w:top w:type="dxa" w:w="40"/>
+              <w:left w:type="dxa" w:w="60"/>
+              <w:bottom w:type="dxa" w:w="40"/>
+              <w:right w:type="dxa" w:w="60"/>
+            </w:tcMar>
+          </w:tcPr>
+          <w:p>
+            <w:pPr>
+              <w:spacing w:before="20" w:after="20"/>
+              <w:jc w:val="left"/>
+            </w:pPr>
+            <w:r>
+              <w:rPr>
+                <w:rFonts w:ascii="Times New Roman" w:cs="Times New Roman" w:eastAsia="Times New Roman" w:hAnsi="Times New Roman"/>
+                <w:sz w:val="16"/>
+                <w:szCs w:val="16"/>
+              </w:rPr>
+              <w:t xml:space="preserve">Structured debate with judge synthesis</w:t>
+            </w:r>
+          </w:p>
+        </w:tc>
+      </w:tr>
+    </w:tbl>
     <w:p>
       <w:pPr>
         <w:spacing w:after="80" w:line="264"/>
@@ -493,13 +1753,26 @@
     </w:p>
     <w:p>
       <w:pPr>
+        <w:sectPr>
+          <w:headerReference w:type="default" r:id="rId6"/>
+          <w:footerReference w:type="default" r:id="rId7"/>
+          <w:pgSz w:w="12240" w:h="15840" w:orient="portrait"/>
+          <w:pgMar w:top="1080" w:right="900" w:bottom="1080" w:left="900" w:header="708" w:footer="708" w:gutter="0"/>
+          <w:pgNumType/>
+          <w:cols w:space="360" w:num="2" w:sep="false" w:equalWidth="true"/>
+          <w:docGrid w:linePitch="360"/>
+        </w:sectPr>
+      </w:pPr>
+    </w:p>
+    <w:p>
+      <w:pPr>
         <w:spacing w:before="120" w:after="60"/>
         <w:jc w:val="center"/>
       </w:pPr>
       <w:r>
         <w:drawing>
           <wp:inline distT="0" distB="0" distL="0" distR="0">
-            <wp:extent cx="4476750" cy="3352800"/>
+            <wp:extent cx="6858000" cy="6410325"/>
             <wp:effectExtent t="0" r="0" b="0" l="0"/>
             <wp:docPr id="1" name="fig7_variant_workflows.png" descr="fig7_variant_workflows.png" title="fig7_variant_workflows.png"/>
             <wp:cNvGraphicFramePr>
@@ -524,7 +1797,7 @@
                   <pic:spPr bwMode="auto">
                     <a:xfrm>
                       <a:off x="0" y="0"/>
-                      <a:ext cx="4476750" cy="3352800"/>
+                      <a:ext cx="6858000" cy="6410325"/>
                     </a:xfrm>
                     <a:prstGeom prst="rect">
                       <a:avLst/>
@@ -555,6 +1828,17 @@
     </w:p>
     <w:p>
       <w:pPr>
+        <w:sectPr>
+          <w:type w:val="continuous"/>
+          <w:pgSz w:w="12240" w:h="15840" w:orient="portrait"/>
+          <w:pgMar w:top="1080" w:right="900" w:bottom="1080" w:left="900" w:header="708" w:footer="708" w:gutter="0"/>
+          <w:pgNumType/>
+          <w:docGrid w:linePitch="360"/>
+        </w:sectPr>
+      </w:pPr>
+    </w:p>
+    <w:p>
+      <w:pPr>
         <w:spacing w:before="180" w:after="80"/>
       </w:pPr>
       <w:r>
@@ -581,9 +1865,907 @@
           <w:sz w:val="20"/>
           <w:szCs w:val="20"/>
         </w:rPr>
-        <w:t xml:space="preserve">Eight software design tasks of varying complexity were used: T1 URL Shortener [Simple], T2 Rate Limiter [Simple], T3 Notification System [Medium], T4 Task Queue [Medium], T5 SaaS Billing [Complex], T6 Collaborative Editor [Complex], T7 Access Control [Complex], and T8 Order Processing [Complex]. Each task requires a complete application architecture design including domain model, module structure, API contracts, error handling, and non-functional considerations.</w:t>
-      </w:r>
-    </w:p>
+        <w:t xml:space="preserve">Eight software design tasks of varying complexity were used. Each task requires a complete application architecture design including domain model, module structure, API contracts, error handling, and non-functional considerations.</w:t>
+      </w:r>
+    </w:p>
+    <w:p>
+      <w:pPr>
+        <w:spacing w:before="120" w:after="60"/>
+        <w:jc w:val="center"/>
+      </w:pPr>
+      <w:r>
+        <w:rPr>
+          <w:rFonts w:ascii="Times New Roman" w:cs="Times New Roman" w:eastAsia="Times New Roman" w:hAnsi="Times New Roman"/>
+          <w:b/>
+          <w:bCs/>
+          <w:sz w:val="18"/>
+          <w:szCs w:val="18"/>
+        </w:rPr>
+        <w:t xml:space="preserve">TABLE II: Design Tasks</w:t>
+      </w:r>
+    </w:p>
+    <w:tbl>
+      <w:tblPr>
+        <w:tblW w:type="dxa" w:w="5040"/>
+        <w:tblBorders>
+          <w:top w:val="single" w:color="auto" w:sz="4"/>
+          <w:left w:val="single" w:color="auto" w:sz="4"/>
+          <w:bottom w:val="single" w:color="auto" w:sz="4"/>
+          <w:right w:val="single" w:color="auto" w:sz="4"/>
+          <w:insideH w:val="single" w:color="auto" w:sz="4"/>
+          <w:insideV w:val="single" w:color="auto" w:sz="4"/>
+        </w:tblBorders>
+      </w:tblPr>
+      <w:tblGrid>
+        <w:gridCol w:w="500"/>
+        <w:gridCol w:w="2640"/>
+        <w:gridCol w:w="1900"/>
+      </w:tblGrid>
+      <w:tr>
+        <w:tc>
+          <w:tcPr>
+            <w:tcW w:type="dxa" w:w="500"/>
+            <w:tcBorders>
+              <w:top w:val="single" w:color="000000" w:sz="1"/>
+              <w:left w:val="single" w:color="000000" w:sz="1"/>
+              <w:bottom w:val="single" w:color="000000" w:sz="1"/>
+              <w:right w:val="single" w:color="000000" w:sz="1"/>
+            </w:tcBorders>
+            <w:shd w:fill="E8E8E8" w:val="clear"/>
+            <w:tcMar>
+              <w:top w:type="dxa" w:w="40"/>
+              <w:left w:type="dxa" w:w="60"/>
+              <w:bottom w:type="dxa" w:w="40"/>
+              <w:right w:type="dxa" w:w="60"/>
+            </w:tcMar>
+          </w:tcPr>
+          <w:p>
+            <w:pPr>
+              <w:spacing w:before="20" w:after="20"/>
+              <w:jc w:val="center"/>
+            </w:pPr>
+            <w:r>
+              <w:rPr>
+                <w:rFonts w:ascii="Times New Roman" w:cs="Times New Roman" w:eastAsia="Times New Roman" w:hAnsi="Times New Roman"/>
+                <w:b/>
+                <w:bCs/>
+                <w:sz w:val="16"/>
+                <w:szCs w:val="16"/>
+              </w:rPr>
+              <w:t xml:space="preserve">ID</w:t>
+            </w:r>
+          </w:p>
+        </w:tc>
+        <w:tc>
+          <w:tcPr>
+            <w:tcW w:type="dxa" w:w="2640"/>
+            <w:tcBorders>
+              <w:top w:val="single" w:color="000000" w:sz="1"/>
+              <w:left w:val="single" w:color="000000" w:sz="1"/>
+              <w:bottom w:val="single" w:color="000000" w:sz="1"/>
+              <w:right w:val="single" w:color="000000" w:sz="1"/>
+            </w:tcBorders>
+            <w:shd w:fill="E8E8E8" w:val="clear"/>
+            <w:tcMar>
+              <w:top w:type="dxa" w:w="40"/>
+              <w:left w:type="dxa" w:w="60"/>
+              <w:bottom w:type="dxa" w:w="40"/>
+              <w:right w:type="dxa" w:w="60"/>
+            </w:tcMar>
+          </w:tcPr>
+          <w:p>
+            <w:pPr>
+              <w:spacing w:before="20" w:after="20"/>
+              <w:jc w:val="center"/>
+            </w:pPr>
+            <w:r>
+              <w:rPr>
+                <w:rFonts w:ascii="Times New Roman" w:cs="Times New Roman" w:eastAsia="Times New Roman" w:hAnsi="Times New Roman"/>
+                <w:b/>
+                <w:bCs/>
+                <w:sz w:val="16"/>
+                <w:szCs w:val="16"/>
+              </w:rPr>
+              <w:t xml:space="preserve">Task</w:t>
+            </w:r>
+          </w:p>
+        </w:tc>
+        <w:tc>
+          <w:tcPr>
+            <w:tcW w:type="dxa" w:w="1900"/>
+            <w:tcBorders>
+              <w:top w:val="single" w:color="000000" w:sz="1"/>
+              <w:left w:val="single" w:color="000000" w:sz="1"/>
+              <w:bottom w:val="single" w:color="000000" w:sz="1"/>
+              <w:right w:val="single" w:color="000000" w:sz="1"/>
+            </w:tcBorders>
+            <w:shd w:fill="E8E8E8" w:val="clear"/>
+            <w:tcMar>
+              <w:top w:type="dxa" w:w="40"/>
+              <w:left w:type="dxa" w:w="60"/>
+              <w:bottom w:type="dxa" w:w="40"/>
+              <w:right w:type="dxa" w:w="60"/>
+            </w:tcMar>
+          </w:tcPr>
+          <w:p>
+            <w:pPr>
+              <w:spacing w:before="20" w:after="20"/>
+              <w:jc w:val="center"/>
+            </w:pPr>
+            <w:r>
+              <w:rPr>
+                <w:rFonts w:ascii="Times New Roman" w:cs="Times New Roman" w:eastAsia="Times New Roman" w:hAnsi="Times New Roman"/>
+                <w:b/>
+                <w:bCs/>
+                <w:sz w:val="16"/>
+                <w:szCs w:val="16"/>
+              </w:rPr>
+              <w:t xml:space="preserve">Complexity</w:t>
+            </w:r>
+          </w:p>
+        </w:tc>
+      </w:tr>
+      <w:tr>
+        <w:tc>
+          <w:tcPr>
+            <w:tcW w:type="dxa" w:w="500"/>
+            <w:tcBorders>
+              <w:top w:val="single" w:color="000000" w:sz="1"/>
+              <w:left w:val="single" w:color="000000" w:sz="1"/>
+              <w:bottom w:val="single" w:color="000000" w:sz="1"/>
+              <w:right w:val="single" w:color="000000" w:sz="1"/>
+            </w:tcBorders>
+            <w:tcMar>
+              <w:top w:type="dxa" w:w="40"/>
+              <w:left w:type="dxa" w:w="60"/>
+              <w:bottom w:type="dxa" w:w="40"/>
+              <w:right w:type="dxa" w:w="60"/>
+            </w:tcMar>
+          </w:tcPr>
+          <w:p>
+            <w:pPr>
+              <w:spacing w:before="20" w:after="20"/>
+              <w:jc w:val="left"/>
+            </w:pPr>
+            <w:r>
+              <w:rPr>
+                <w:rFonts w:ascii="Times New Roman" w:cs="Times New Roman" w:eastAsia="Times New Roman" w:hAnsi="Times New Roman"/>
+                <w:sz w:val="16"/>
+                <w:szCs w:val="16"/>
+              </w:rPr>
+              <w:t xml:space="preserve">T1</w:t>
+            </w:r>
+          </w:p>
+        </w:tc>
+        <w:tc>
+          <w:tcPr>
+            <w:tcW w:type="dxa" w:w="2640"/>
+            <w:tcBorders>
+              <w:top w:val="single" w:color="000000" w:sz="1"/>
+              <w:left w:val="single" w:color="000000" w:sz="1"/>
+              <w:bottom w:val="single" w:color="000000" w:sz="1"/>
+              <w:right w:val="single" w:color="000000" w:sz="1"/>
+            </w:tcBorders>
+            <w:tcMar>
+              <w:top w:type="dxa" w:w="40"/>
+              <w:left w:type="dxa" w:w="60"/>
+              <w:bottom w:type="dxa" w:w="40"/>
+              <w:right w:type="dxa" w:w="60"/>
+            </w:tcMar>
+          </w:tcPr>
+          <w:p>
+            <w:pPr>
+              <w:spacing w:before="20" w:after="20"/>
+              <w:jc w:val="left"/>
+            </w:pPr>
+            <w:r>
+              <w:rPr>
+                <w:rFonts w:ascii="Times New Roman" w:cs="Times New Roman" w:eastAsia="Times New Roman" w:hAnsi="Times New Roman"/>
+                <w:sz w:val="16"/>
+                <w:szCs w:val="16"/>
+              </w:rPr>
+              <w:t xml:space="preserve">URL Shortener</w:t>
+            </w:r>
+          </w:p>
+        </w:tc>
+        <w:tc>
+          <w:tcPr>
+            <w:tcW w:type="dxa" w:w="1900"/>
+            <w:tcBorders>
+              <w:top w:val="single" w:color="000000" w:sz="1"/>
+              <w:left w:val="single" w:color="000000" w:sz="1"/>
+              <w:bottom w:val="single" w:color="000000" w:sz="1"/>
+              <w:right w:val="single" w:color="000000" w:sz="1"/>
+            </w:tcBorders>
+            <w:tcMar>
+              <w:top w:type="dxa" w:w="40"/>
+              <w:left w:type="dxa" w:w="60"/>
+              <w:bottom w:type="dxa" w:w="40"/>
+              <w:right w:type="dxa" w:w="60"/>
+            </w:tcMar>
+          </w:tcPr>
+          <w:p>
+            <w:pPr>
+              <w:spacing w:before="20" w:after="20"/>
+              <w:jc w:val="center"/>
+            </w:pPr>
+            <w:r>
+              <w:rPr>
+                <w:rFonts w:ascii="Times New Roman" w:cs="Times New Roman" w:eastAsia="Times New Roman" w:hAnsi="Times New Roman"/>
+                <w:sz w:val="16"/>
+                <w:szCs w:val="16"/>
+              </w:rPr>
+              <w:t xml:space="preserve">Simple</w:t>
+            </w:r>
+          </w:p>
+        </w:tc>
+      </w:tr>
+      <w:tr>
+        <w:tc>
+          <w:tcPr>
+            <w:tcW w:type="dxa" w:w="500"/>
+            <w:tcBorders>
+              <w:top w:val="single" w:color="000000" w:sz="1"/>
+              <w:left w:val="single" w:color="000000" w:sz="1"/>
+              <w:bottom w:val="single" w:color="000000" w:sz="1"/>
+              <w:right w:val="single" w:color="000000" w:sz="1"/>
+            </w:tcBorders>
+            <w:tcMar>
+              <w:top w:type="dxa" w:w="40"/>
+              <w:left w:type="dxa" w:w="60"/>
+              <w:bottom w:type="dxa" w:w="40"/>
+              <w:right w:type="dxa" w:w="60"/>
+            </w:tcMar>
+          </w:tcPr>
+          <w:p>
+            <w:pPr>
+              <w:spacing w:before="20" w:after="20"/>
+              <w:jc w:val="left"/>
+            </w:pPr>
+            <w:r>
+              <w:rPr>
+                <w:rFonts w:ascii="Times New Roman" w:cs="Times New Roman" w:eastAsia="Times New Roman" w:hAnsi="Times New Roman"/>
+                <w:sz w:val="16"/>
+                <w:szCs w:val="16"/>
+              </w:rPr>
+              <w:t xml:space="preserve">T2</w:t>
+            </w:r>
+          </w:p>
+        </w:tc>
+        <w:tc>
+          <w:tcPr>
+            <w:tcW w:type="dxa" w:w="2640"/>
+            <w:tcBorders>
+              <w:top w:val="single" w:color="000000" w:sz="1"/>
+              <w:left w:val="single" w:color="000000" w:sz="1"/>
+              <w:bottom w:val="single" w:color="000000" w:sz="1"/>
+              <w:right w:val="single" w:color="000000" w:sz="1"/>
+            </w:tcBorders>
+            <w:tcMar>
+              <w:top w:type="dxa" w:w="40"/>
+              <w:left w:type="dxa" w:w="60"/>
+              <w:bottom w:type="dxa" w:w="40"/>
+              <w:right w:type="dxa" w:w="60"/>
+            </w:tcMar>
+          </w:tcPr>
+          <w:p>
+            <w:pPr>
+              <w:spacing w:before="20" w:after="20"/>
+              <w:jc w:val="left"/>
+            </w:pPr>
+            <w:r>
+              <w:rPr>
+                <w:rFonts w:ascii="Times New Roman" w:cs="Times New Roman" w:eastAsia="Times New Roman" w:hAnsi="Times New Roman"/>
+                <w:sz w:val="16"/>
+                <w:szCs w:val="16"/>
+              </w:rPr>
+              <w:t xml:space="preserve">Rate Limiter</w:t>
+            </w:r>
+          </w:p>
+        </w:tc>
+        <w:tc>
+          <w:tcPr>
+            <w:tcW w:type="dxa" w:w="1900"/>
+            <w:tcBorders>
+              <w:top w:val="single" w:color="000000" w:sz="1"/>
+              <w:left w:val="single" w:color="000000" w:sz="1"/>
+              <w:bottom w:val="single" w:color="000000" w:sz="1"/>
+              <w:right w:val="single" w:color="000000" w:sz="1"/>
+            </w:tcBorders>
+            <w:tcMar>
+              <w:top w:type="dxa" w:w="40"/>
+              <w:left w:type="dxa" w:w="60"/>
+              <w:bottom w:type="dxa" w:w="40"/>
+              <w:right w:type="dxa" w:w="60"/>
+            </w:tcMar>
+          </w:tcPr>
+          <w:p>
+            <w:pPr>
+              <w:spacing w:before="20" w:after="20"/>
+              <w:jc w:val="center"/>
+            </w:pPr>
+            <w:r>
+              <w:rPr>
+                <w:rFonts w:ascii="Times New Roman" w:cs="Times New Roman" w:eastAsia="Times New Roman" w:hAnsi="Times New Roman"/>
+                <w:sz w:val="16"/>
+                <w:szCs w:val="16"/>
+              </w:rPr>
+              <w:t xml:space="preserve">Simple</w:t>
+            </w:r>
+          </w:p>
+        </w:tc>
+      </w:tr>
+      <w:tr>
+        <w:tc>
+          <w:tcPr>
+            <w:tcW w:type="dxa" w:w="500"/>
+            <w:tcBorders>
+              <w:top w:val="single" w:color="000000" w:sz="1"/>
+              <w:left w:val="single" w:color="000000" w:sz="1"/>
+              <w:bottom w:val="single" w:color="000000" w:sz="1"/>
+              <w:right w:val="single" w:color="000000" w:sz="1"/>
+            </w:tcBorders>
+            <w:tcMar>
+              <w:top w:type="dxa" w:w="40"/>
+              <w:left w:type="dxa" w:w="60"/>
+              <w:bottom w:type="dxa" w:w="40"/>
+              <w:right w:type="dxa" w:w="60"/>
+            </w:tcMar>
+          </w:tcPr>
+          <w:p>
+            <w:pPr>
+              <w:spacing w:before="20" w:after="20"/>
+              <w:jc w:val="left"/>
+            </w:pPr>
+            <w:r>
+              <w:rPr>
+                <w:rFonts w:ascii="Times New Roman" w:cs="Times New Roman" w:eastAsia="Times New Roman" w:hAnsi="Times New Roman"/>
+                <w:sz w:val="16"/>
+                <w:szCs w:val="16"/>
+              </w:rPr>
+              <w:t xml:space="preserve">T3</w:t>
+            </w:r>
+          </w:p>
+        </w:tc>
+        <w:tc>
+          <w:tcPr>
+            <w:tcW w:type="dxa" w:w="2640"/>
+            <w:tcBorders>
+              <w:top w:val="single" w:color="000000" w:sz="1"/>
+              <w:left w:val="single" w:color="000000" w:sz="1"/>
+              <w:bottom w:val="single" w:color="000000" w:sz="1"/>
+              <w:right w:val="single" w:color="000000" w:sz="1"/>
+            </w:tcBorders>
+            <w:tcMar>
+              <w:top w:type="dxa" w:w="40"/>
+              <w:left w:type="dxa" w:w="60"/>
+              <w:bottom w:type="dxa" w:w="40"/>
+              <w:right w:type="dxa" w:w="60"/>
+            </w:tcMar>
+          </w:tcPr>
+          <w:p>
+            <w:pPr>
+              <w:spacing w:before="20" w:after="20"/>
+              <w:jc w:val="left"/>
+            </w:pPr>
+            <w:r>
+              <w:rPr>
+                <w:rFonts w:ascii="Times New Roman" w:cs="Times New Roman" w:eastAsia="Times New Roman" w:hAnsi="Times New Roman"/>
+                <w:sz w:val="16"/>
+                <w:szCs w:val="16"/>
+              </w:rPr>
+              <w:t xml:space="preserve">Notification System</w:t>
+            </w:r>
+          </w:p>
+        </w:tc>
+        <w:tc>
+          <w:tcPr>
+            <w:tcW w:type="dxa" w:w="1900"/>
+            <w:tcBorders>
+              <w:top w:val="single" w:color="000000" w:sz="1"/>
+              <w:left w:val="single" w:color="000000" w:sz="1"/>
+              <w:bottom w:val="single" w:color="000000" w:sz="1"/>
+              <w:right w:val="single" w:color="000000" w:sz="1"/>
+            </w:tcBorders>
+            <w:tcMar>
+              <w:top w:type="dxa" w:w="40"/>
+              <w:left w:type="dxa" w:w="60"/>
+              <w:bottom w:type="dxa" w:w="40"/>
+              <w:right w:type="dxa" w:w="60"/>
+            </w:tcMar>
+          </w:tcPr>
+          <w:p>
+            <w:pPr>
+              <w:spacing w:before="20" w:after="20"/>
+              <w:jc w:val="center"/>
+            </w:pPr>
+            <w:r>
+              <w:rPr>
+                <w:rFonts w:ascii="Times New Roman" w:cs="Times New Roman" w:eastAsia="Times New Roman" w:hAnsi="Times New Roman"/>
+                <w:sz w:val="16"/>
+                <w:szCs w:val="16"/>
+              </w:rPr>
+              <w:t xml:space="preserve">Medium</w:t>
+            </w:r>
+          </w:p>
+        </w:tc>
+      </w:tr>
+      <w:tr>
+        <w:tc>
+          <w:tcPr>
+            <w:tcW w:type="dxa" w:w="500"/>
+            <w:tcBorders>
+              <w:top w:val="single" w:color="000000" w:sz="1"/>
+              <w:left w:val="single" w:color="000000" w:sz="1"/>
+              <w:bottom w:val="single" w:color="000000" w:sz="1"/>
+              <w:right w:val="single" w:color="000000" w:sz="1"/>
+            </w:tcBorders>
+            <w:tcMar>
+              <w:top w:type="dxa" w:w="40"/>
+              <w:left w:type="dxa" w:w="60"/>
+              <w:bottom w:type="dxa" w:w="40"/>
+              <w:right w:type="dxa" w:w="60"/>
+            </w:tcMar>
+          </w:tcPr>
+          <w:p>
+            <w:pPr>
+              <w:spacing w:before="20" w:after="20"/>
+              <w:jc w:val="left"/>
+            </w:pPr>
+            <w:r>
+              <w:rPr>
+                <w:rFonts w:ascii="Times New Roman" w:cs="Times New Roman" w:eastAsia="Times New Roman" w:hAnsi="Times New Roman"/>
+                <w:sz w:val="16"/>
+                <w:szCs w:val="16"/>
+              </w:rPr>
+              <w:t xml:space="preserve">T4</w:t>
+            </w:r>
+          </w:p>
+        </w:tc>
+        <w:tc>
+          <w:tcPr>
+            <w:tcW w:type="dxa" w:w="2640"/>
+            <w:tcBorders>
+              <w:top w:val="single" w:color="000000" w:sz="1"/>
+              <w:left w:val="single" w:color="000000" w:sz="1"/>
+              <w:bottom w:val="single" w:color="000000" w:sz="1"/>
+              <w:right w:val="single" w:color="000000" w:sz="1"/>
+            </w:tcBorders>
+            <w:tcMar>
+              <w:top w:type="dxa" w:w="40"/>
+              <w:left w:type="dxa" w:w="60"/>
+              <w:bottom w:type="dxa" w:w="40"/>
+              <w:right w:type="dxa" w:w="60"/>
+            </w:tcMar>
+          </w:tcPr>
+          <w:p>
+            <w:pPr>
+              <w:spacing w:before="20" w:after="20"/>
+              <w:jc w:val="left"/>
+            </w:pPr>
+            <w:r>
+              <w:rPr>
+                <w:rFonts w:ascii="Times New Roman" w:cs="Times New Roman" w:eastAsia="Times New Roman" w:hAnsi="Times New Roman"/>
+                <w:sz w:val="16"/>
+                <w:szCs w:val="16"/>
+              </w:rPr>
+              <w:t xml:space="preserve">Task Queue</w:t>
+            </w:r>
+          </w:p>
+        </w:tc>
+        <w:tc>
+          <w:tcPr>
+            <w:tcW w:type="dxa" w:w="1900"/>
+            <w:tcBorders>
+              <w:top w:val="single" w:color="000000" w:sz="1"/>
+              <w:left w:val="single" w:color="000000" w:sz="1"/>
+              <w:bottom w:val="single" w:color="000000" w:sz="1"/>
+              <w:right w:val="single" w:color="000000" w:sz="1"/>
+            </w:tcBorders>
+            <w:tcMar>
+              <w:top w:type="dxa" w:w="40"/>
+              <w:left w:type="dxa" w:w="60"/>
+              <w:bottom w:type="dxa" w:w="40"/>
+              <w:right w:type="dxa" w:w="60"/>
+            </w:tcMar>
+          </w:tcPr>
+          <w:p>
+            <w:pPr>
+              <w:spacing w:before="20" w:after="20"/>
+              <w:jc w:val="center"/>
+            </w:pPr>
+            <w:r>
+              <w:rPr>
+                <w:rFonts w:ascii="Times New Roman" w:cs="Times New Roman" w:eastAsia="Times New Roman" w:hAnsi="Times New Roman"/>
+                <w:sz w:val="16"/>
+                <w:szCs w:val="16"/>
+              </w:rPr>
+              <w:t xml:space="preserve">Medium</w:t>
+            </w:r>
+          </w:p>
+        </w:tc>
+      </w:tr>
+      <w:tr>
+        <w:tc>
+          <w:tcPr>
+            <w:tcW w:type="dxa" w:w="500"/>
+            <w:tcBorders>
+              <w:top w:val="single" w:color="000000" w:sz="1"/>
+              <w:left w:val="single" w:color="000000" w:sz="1"/>
+              <w:bottom w:val="single" w:color="000000" w:sz="1"/>
+              <w:right w:val="single" w:color="000000" w:sz="1"/>
+            </w:tcBorders>
+            <w:tcMar>
+              <w:top w:type="dxa" w:w="40"/>
+              <w:left w:type="dxa" w:w="60"/>
+              <w:bottom w:type="dxa" w:w="40"/>
+              <w:right w:type="dxa" w:w="60"/>
+            </w:tcMar>
+          </w:tcPr>
+          <w:p>
+            <w:pPr>
+              <w:spacing w:before="20" w:after="20"/>
+              <w:jc w:val="left"/>
+            </w:pPr>
+            <w:r>
+              <w:rPr>
+                <w:rFonts w:ascii="Times New Roman" w:cs="Times New Roman" w:eastAsia="Times New Roman" w:hAnsi="Times New Roman"/>
+                <w:sz w:val="16"/>
+                <w:szCs w:val="16"/>
+              </w:rPr>
+              <w:t xml:space="preserve">T5</w:t>
+            </w:r>
+          </w:p>
+        </w:tc>
+        <w:tc>
+          <w:tcPr>
+            <w:tcW w:type="dxa" w:w="2640"/>
+            <w:tcBorders>
+              <w:top w:val="single" w:color="000000" w:sz="1"/>
+              <w:left w:val="single" w:color="000000" w:sz="1"/>
+              <w:bottom w:val="single" w:color="000000" w:sz="1"/>
+              <w:right w:val="single" w:color="000000" w:sz="1"/>
+            </w:tcBorders>
+            <w:tcMar>
+              <w:top w:type="dxa" w:w="40"/>
+              <w:left w:type="dxa" w:w="60"/>
+              <w:bottom w:type="dxa" w:w="40"/>
+              <w:right w:type="dxa" w:w="60"/>
+            </w:tcMar>
+          </w:tcPr>
+          <w:p>
+            <w:pPr>
+              <w:spacing w:before="20" w:after="20"/>
+              <w:jc w:val="left"/>
+            </w:pPr>
+            <w:r>
+              <w:rPr>
+                <w:rFonts w:ascii="Times New Roman" w:cs="Times New Roman" w:eastAsia="Times New Roman" w:hAnsi="Times New Roman"/>
+                <w:sz w:val="16"/>
+                <w:szCs w:val="16"/>
+              </w:rPr>
+              <w:t xml:space="preserve">SaaS Billing</w:t>
+            </w:r>
+          </w:p>
+        </w:tc>
+        <w:tc>
+          <w:tcPr>
+            <w:tcW w:type="dxa" w:w="1900"/>
+            <w:tcBorders>
+              <w:top w:val="single" w:color="000000" w:sz="1"/>
+              <w:left w:val="single" w:color="000000" w:sz="1"/>
+              <w:bottom w:val="single" w:color="000000" w:sz="1"/>
+              <w:right w:val="single" w:color="000000" w:sz="1"/>
+            </w:tcBorders>
+            <w:tcMar>
+              <w:top w:type="dxa" w:w="40"/>
+              <w:left w:type="dxa" w:w="60"/>
+              <w:bottom w:type="dxa" w:w="40"/>
+              <w:right w:type="dxa" w:w="60"/>
+            </w:tcMar>
+          </w:tcPr>
+          <w:p>
+            <w:pPr>
+              <w:spacing w:before="20" w:after="20"/>
+              <w:jc w:val="center"/>
+            </w:pPr>
+            <w:r>
+              <w:rPr>
+                <w:rFonts w:ascii="Times New Roman" w:cs="Times New Roman" w:eastAsia="Times New Roman" w:hAnsi="Times New Roman"/>
+                <w:sz w:val="16"/>
+                <w:szCs w:val="16"/>
+              </w:rPr>
+              <w:t xml:space="preserve">Complex</w:t>
+            </w:r>
+          </w:p>
+        </w:tc>
+      </w:tr>
+      <w:tr>
+        <w:tc>
+          <w:tcPr>
+            <w:tcW w:type="dxa" w:w="500"/>
+            <w:tcBorders>
+              <w:top w:val="single" w:color="000000" w:sz="1"/>
+              <w:left w:val="single" w:color="000000" w:sz="1"/>
+              <w:bottom w:val="single" w:color="000000" w:sz="1"/>
+              <w:right w:val="single" w:color="000000" w:sz="1"/>
+            </w:tcBorders>
+            <w:tcMar>
+              <w:top w:type="dxa" w:w="40"/>
+              <w:left w:type="dxa" w:w="60"/>
+              <w:bottom w:type="dxa" w:w="40"/>
+              <w:right w:type="dxa" w:w="60"/>
+            </w:tcMar>
+          </w:tcPr>
+          <w:p>
+            <w:pPr>
+              <w:spacing w:before="20" w:after="20"/>
+              <w:jc w:val="left"/>
+            </w:pPr>
+            <w:r>
+              <w:rPr>
+                <w:rFonts w:ascii="Times New Roman" w:cs="Times New Roman" w:eastAsia="Times New Roman" w:hAnsi="Times New Roman"/>
+                <w:sz w:val="16"/>
+                <w:szCs w:val="16"/>
+              </w:rPr>
+              <w:t xml:space="preserve">T6</w:t>
+            </w:r>
+          </w:p>
+        </w:tc>
+        <w:tc>
+          <w:tcPr>
+            <w:tcW w:type="dxa" w:w="2640"/>
+            <w:tcBorders>
+              <w:top w:val="single" w:color="000000" w:sz="1"/>
+              <w:left w:val="single" w:color="000000" w:sz="1"/>
+              <w:bottom w:val="single" w:color="000000" w:sz="1"/>
+              <w:right w:val="single" w:color="000000" w:sz="1"/>
+            </w:tcBorders>
+            <w:tcMar>
+              <w:top w:type="dxa" w:w="40"/>
+              <w:left w:type="dxa" w:w="60"/>
+              <w:bottom w:type="dxa" w:w="40"/>
+              <w:right w:type="dxa" w:w="60"/>
+            </w:tcMar>
+          </w:tcPr>
+          <w:p>
+            <w:pPr>
+              <w:spacing w:before="20" w:after="20"/>
+              <w:jc w:val="left"/>
+            </w:pPr>
+            <w:r>
+              <w:rPr>
+                <w:rFonts w:ascii="Times New Roman" w:cs="Times New Roman" w:eastAsia="Times New Roman" w:hAnsi="Times New Roman"/>
+                <w:sz w:val="16"/>
+                <w:szCs w:val="16"/>
+              </w:rPr>
+              <w:t xml:space="preserve">Collaborative Editor</w:t>
+            </w:r>
+          </w:p>
+        </w:tc>
+        <w:tc>
+          <w:tcPr>
+            <w:tcW w:type="dxa" w:w="1900"/>
+            <w:tcBorders>
+              <w:top w:val="single" w:color="000000" w:sz="1"/>
+              <w:left w:val="single" w:color="000000" w:sz="1"/>
+              <w:bottom w:val="single" w:color="000000" w:sz="1"/>
+              <w:right w:val="single" w:color="000000" w:sz="1"/>
+            </w:tcBorders>
+            <w:tcMar>
+              <w:top w:type="dxa" w:w="40"/>
+              <w:left w:type="dxa" w:w="60"/>
+              <w:bottom w:type="dxa" w:w="40"/>
+              <w:right w:type="dxa" w:w="60"/>
+            </w:tcMar>
+          </w:tcPr>
+          <w:p>
+            <w:pPr>
+              <w:spacing w:before="20" w:after="20"/>
+              <w:jc w:val="center"/>
+            </w:pPr>
+            <w:r>
+              <w:rPr>
+                <w:rFonts w:ascii="Times New Roman" w:cs="Times New Roman" w:eastAsia="Times New Roman" w:hAnsi="Times New Roman"/>
+                <w:sz w:val="16"/>
+                <w:szCs w:val="16"/>
+              </w:rPr>
+              <w:t xml:space="preserve">Complex</w:t>
+            </w:r>
+          </w:p>
+        </w:tc>
+      </w:tr>
+      <w:tr>
+        <w:tc>
+          <w:tcPr>
+            <w:tcW w:type="dxa" w:w="500"/>
+            <w:tcBorders>
+              <w:top w:val="single" w:color="000000" w:sz="1"/>
+              <w:left w:val="single" w:color="000000" w:sz="1"/>
+              <w:bottom w:val="single" w:color="000000" w:sz="1"/>
+              <w:right w:val="single" w:color="000000" w:sz="1"/>
+            </w:tcBorders>
+            <w:tcMar>
+              <w:top w:type="dxa" w:w="40"/>
+              <w:left w:type="dxa" w:w="60"/>
+              <w:bottom w:type="dxa" w:w="40"/>
+              <w:right w:type="dxa" w:w="60"/>
+            </w:tcMar>
+          </w:tcPr>
+          <w:p>
+            <w:pPr>
+              <w:spacing w:before="20" w:after="20"/>
+              <w:jc w:val="left"/>
+            </w:pPr>
+            <w:r>
+              <w:rPr>
+                <w:rFonts w:ascii="Times New Roman" w:cs="Times New Roman" w:eastAsia="Times New Roman" w:hAnsi="Times New Roman"/>
+                <w:sz w:val="16"/>
+                <w:szCs w:val="16"/>
+              </w:rPr>
+              <w:t xml:space="preserve">T7</w:t>
+            </w:r>
+          </w:p>
+        </w:tc>
+        <w:tc>
+          <w:tcPr>
+            <w:tcW w:type="dxa" w:w="2640"/>
+            <w:tcBorders>
+              <w:top w:val="single" w:color="000000" w:sz="1"/>
+              <w:left w:val="single" w:color="000000" w:sz="1"/>
+              <w:bottom w:val="single" w:color="000000" w:sz="1"/>
+              <w:right w:val="single" w:color="000000" w:sz="1"/>
+            </w:tcBorders>
+            <w:tcMar>
+              <w:top w:type="dxa" w:w="40"/>
+              <w:left w:type="dxa" w:w="60"/>
+              <w:bottom w:type="dxa" w:w="40"/>
+              <w:right w:type="dxa" w:w="60"/>
+            </w:tcMar>
+          </w:tcPr>
+          <w:p>
+            <w:pPr>
+              <w:spacing w:before="20" w:after="20"/>
+              <w:jc w:val="left"/>
+            </w:pPr>
+            <w:r>
+              <w:rPr>
+                <w:rFonts w:ascii="Times New Roman" w:cs="Times New Roman" w:eastAsia="Times New Roman" w:hAnsi="Times New Roman"/>
+                <w:sz w:val="16"/>
+                <w:szCs w:val="16"/>
+              </w:rPr>
+              <w:t xml:space="preserve">Access Control</w:t>
+            </w:r>
+          </w:p>
+        </w:tc>
+        <w:tc>
+          <w:tcPr>
+            <w:tcW w:type="dxa" w:w="1900"/>
+            <w:tcBorders>
+              <w:top w:val="single" w:color="000000" w:sz="1"/>
+              <w:left w:val="single" w:color="000000" w:sz="1"/>
+              <w:bottom w:val="single" w:color="000000" w:sz="1"/>
+              <w:right w:val="single" w:color="000000" w:sz="1"/>
+            </w:tcBorders>
+            <w:tcMar>
+              <w:top w:type="dxa" w:w="40"/>
+              <w:left w:type="dxa" w:w="60"/>
+              <w:bottom w:type="dxa" w:w="40"/>
+              <w:right w:type="dxa" w:w="60"/>
+            </w:tcMar>
+          </w:tcPr>
+          <w:p>
+            <w:pPr>
+              <w:spacing w:before="20" w:after="20"/>
+              <w:jc w:val="center"/>
+            </w:pPr>
+            <w:r>
+              <w:rPr>
+                <w:rFonts w:ascii="Times New Roman" w:cs="Times New Roman" w:eastAsia="Times New Roman" w:hAnsi="Times New Roman"/>
+                <w:sz w:val="16"/>
+                <w:szCs w:val="16"/>
+              </w:rPr>
+              <w:t xml:space="preserve">Complex</w:t>
+            </w:r>
+          </w:p>
+        </w:tc>
+      </w:tr>
+      <w:tr>
+        <w:tc>
+          <w:tcPr>
+            <w:tcW w:type="dxa" w:w="500"/>
+            <w:tcBorders>
+              <w:top w:val="single" w:color="000000" w:sz="1"/>
+              <w:left w:val="single" w:color="000000" w:sz="1"/>
+              <w:bottom w:val="single" w:color="000000" w:sz="1"/>
+              <w:right w:val="single" w:color="000000" w:sz="1"/>
+            </w:tcBorders>
+            <w:tcMar>
+              <w:top w:type="dxa" w:w="40"/>
+              <w:left w:type="dxa" w:w="60"/>
+              <w:bottom w:type="dxa" w:w="40"/>
+              <w:right w:type="dxa" w:w="60"/>
+            </w:tcMar>
+          </w:tcPr>
+          <w:p>
+            <w:pPr>
+              <w:spacing w:before="20" w:after="20"/>
+              <w:jc w:val="left"/>
+            </w:pPr>
+            <w:r>
+              <w:rPr>
+                <w:rFonts w:ascii="Times New Roman" w:cs="Times New Roman" w:eastAsia="Times New Roman" w:hAnsi="Times New Roman"/>
+                <w:sz w:val="16"/>
+                <w:szCs w:val="16"/>
+              </w:rPr>
+              <w:t xml:space="preserve">T8</w:t>
+            </w:r>
+          </w:p>
+        </w:tc>
+        <w:tc>
+          <w:tcPr>
+            <w:tcW w:type="dxa" w:w="2640"/>
+            <w:tcBorders>
+              <w:top w:val="single" w:color="000000" w:sz="1"/>
+              <w:left w:val="single" w:color="000000" w:sz="1"/>
+              <w:bottom w:val="single" w:color="000000" w:sz="1"/>
+              <w:right w:val="single" w:color="000000" w:sz="1"/>
+            </w:tcBorders>
+            <w:tcMar>
+              <w:top w:type="dxa" w:w="40"/>
+              <w:left w:type="dxa" w:w="60"/>
+              <w:bottom w:type="dxa" w:w="40"/>
+              <w:right w:type="dxa" w:w="60"/>
+            </w:tcMar>
+          </w:tcPr>
+          <w:p>
+            <w:pPr>
+              <w:spacing w:before="20" w:after="20"/>
+              <w:jc w:val="left"/>
+            </w:pPr>
+            <w:r>
+              <w:rPr>
+                <w:rFonts w:ascii="Times New Roman" w:cs="Times New Roman" w:eastAsia="Times New Roman" w:hAnsi="Times New Roman"/>
+                <w:sz w:val="16"/>
+                <w:szCs w:val="16"/>
+              </w:rPr>
+              <w:t xml:space="preserve">Order Processing</w:t>
+            </w:r>
+          </w:p>
+        </w:tc>
+        <w:tc>
+          <w:tcPr>
+            <w:tcW w:type="dxa" w:w="1900"/>
+            <w:tcBorders>
+              <w:top w:val="single" w:color="000000" w:sz="1"/>
+              <w:left w:val="single" w:color="000000" w:sz="1"/>
+              <w:bottom w:val="single" w:color="000000" w:sz="1"/>
+              <w:right w:val="single" w:color="000000" w:sz="1"/>
+            </w:tcBorders>
+            <w:tcMar>
+              <w:top w:type="dxa" w:w="40"/>
+              <w:left w:type="dxa" w:w="60"/>
+              <w:bottom w:type="dxa" w:w="40"/>
+              <w:right w:type="dxa" w:w="60"/>
+            </w:tcMar>
+          </w:tcPr>
+          <w:p>
+            <w:pPr>
+              <w:spacing w:before="20" w:after="20"/>
+              <w:jc w:val="center"/>
+            </w:pPr>
+            <w:r>
+              <w:rPr>
+                <w:rFonts w:ascii="Times New Roman" w:cs="Times New Roman" w:eastAsia="Times New Roman" w:hAnsi="Times New Roman"/>
+                <w:sz w:val="16"/>
+                <w:szCs w:val="16"/>
+              </w:rPr>
+              <w:t xml:space="preserve">Complex</w:t>
+            </w:r>
+          </w:p>
+        </w:tc>
+      </w:tr>
+    </w:tbl>
     <w:p>
       <w:pPr>
         <w:spacing w:before="180" w:after="80"/>
@@ -657,23 +2839,7 @@
           <w:sz w:val="20"/>
           <w:szCs w:val="20"/>
         </w:rPr>
-        <w:t xml:space="preserve">Design generation uses gemini-2.5-pro via Google Vertex AI. Cross-model review and primary evaluation use openai/gpt-oss-120b-maas via the Vertex OpenAI compatibility layer. All 520 experimental runs completed successfully. Independent re-evaluations of all designs were performed by claude-opus-4-6 and claude-sonnet-4-6 to enable three-evaluator cross-validation.</w:t>
-      </w:r>
-    </w:p>
-    <w:p>
-      <w:pPr>
-        <w:spacing w:before="240" w:after="120"/>
-        <w:jc w:val="center"/>
-      </w:pPr>
-      <w:r>
-        <w:rPr>
-          <w:rFonts w:ascii="Times New Roman" w:cs="Times New Roman" w:eastAsia="Times New Roman" w:hAnsi="Times New Roman"/>
-          <w:b/>
-          <w:bCs/>
-          <w:sz w:val="20"/>
-          <w:szCs w:val="20"/>
-        </w:rPr>
-        <w:t xml:space="preserve">IV. RESULTS</w:t>
+        <w:t xml:space="preserve">Design generation uses gemini-2.5-pro via Google Vertex AI. Cross-model review uses openai/gpt-oss-120b-maas via the Vertex OpenAI compatibility layer. All 520 experimental runs completed successfully. All designs were evaluated independently by three models: openai/gpt-oss-120b-maas, claude-opus-4-6, and claude-sonnet-4-6.</w:t>
       </w:r>
     </w:p>
     <w:p>
@@ -690,7 +2856,7 @@
           <w:sz w:val="20"/>
           <w:szCs w:val="20"/>
         </w:rPr>
-        <w:t xml:space="preserve">A. Weighted Ensemble Rankings</w:t>
+        <w:t xml:space="preserve">F. Key Prompt Strategies by Variant</w:t>
       </w:r>
     </w:p>
     <w:p>
@@ -704,7 +2870,174 @@
           <w:sz w:val="20"/>
           <w:szCs w:val="20"/>
         </w:rPr>
-        <w:t xml:space="preserve">The global Friedman test confirms that variant choice has a statistically significant effect on design quality (χ² = 220.3, p &lt; 10⁻⁴⁰). Table I presents the complete variant ranking using the weighted ensemble (2×Opus + 2×Sonnet + 1×GPT-OSS) as the primary scoring system, with per-evaluator scores and cost.</w:t>
+        <w:t xml:space="preserve">All variants share a common design generation prompt instructing the agent to act as a principal-level systems architect producing production-grade designs across 12 required sections (requirements, capacity estimation, architecture, data model, API design, critical path, scalability, reliability, security, observability, trade-offs, and evolution). The prompt enforces opinionated reasoning: “Be opinionated. Don’t list 5 options and say ‘it depends.’ Pick one, justify it, acknowledge the trade-off.” The key differentiator across variants is the reviewer prompt strategy:</w:t>
+      </w:r>
+    </w:p>
+    <w:p>
+      <w:pPr>
+        <w:spacing w:after="80" w:line="264"/>
+        <w:ind w:firstLine="240"/>
+      </w:pPr>
+      <w:r>
+        <w:rPr>
+          <w:rFonts w:ascii="Times New Roman" w:cs="Times New Roman" w:eastAsia="Times New Roman" w:hAnsi="Times New Roman"/>
+          <w:b/>
+          <w:bCs/>
+          <w:sz w:val="20"/>
+          <w:szCs w:val="20"/>
+        </w:rPr>
+        <w:t xml:space="preserve">v4b — Structural Adversarial (Principal Architect): </w:t>
+      </w:r>
+      <w:r>
+        <w:rPr>
+          <w:rFonts w:ascii="Times New Roman" w:cs="Times New Roman" w:eastAsia="Times New Roman" w:hAnsi="Times New Roman"/>
+          <w:sz w:val="20"/>
+          <w:szCs w:val="20"/>
+        </w:rPr>
+        <w:t xml:space="preserve">The reviewer is prompted as “a senior principal architect with 25+ years of experience” who has “zero patience for mediocrity, hand-waving, or textbook answers.” The prompt specifies six explicit rejection criteria: textbook architecture, missing ‘why not’ analysis, hand-wavy scalability, failure mode blindness, architectural incoherence, and shallow deep dives. Critically, the designer’s revision prompt includes structural rewrite mandates: “Do NOT patch your previous design. For any section with a REWRITE MANDATE: throw out your previous approach entirely. Treat each rejection as evidence that your current approach is wrong, not that it needs minor fixes.” This language is the key differentiator from v4’s binary accept/reject gate.</w:t>
+      </w:r>
+    </w:p>
+    <w:p>
+      <w:pPr>
+        <w:spacing w:after="80" w:line="264"/>
+        <w:ind w:firstLine="240"/>
+      </w:pPr>
+      <w:r>
+        <w:rPr>
+          <w:rFonts w:ascii="Times New Roman" w:cs="Times New Roman" w:eastAsia="Times New Roman" w:hAnsi="Times New Roman"/>
+          <w:b/>
+          <w:bCs/>
+          <w:sz w:val="20"/>
+          <w:szCs w:val="20"/>
+        </w:rPr>
+        <w:t xml:space="preserve">v2b — Cross-Model Review: </w:t>
+      </w:r>
+      <w:r>
+        <w:rPr>
+          <w:rFonts w:ascii="Times New Roman" w:cs="Times New Roman" w:eastAsia="Times New Roman" w:hAnsi="Times New Roman"/>
+          <w:sz w:val="20"/>
+          <w:szCs w:val="20"/>
+        </w:rPr>
+        <w:t xml:space="preserve">The leader (Gemini) uses the standard design prompt. The reviewer (GPT-OSS) uses a general architecture review prompt: “You are an expert software architecture reviewer. Your task is to critically evaluate the following system design and provide actionable feedback.” The innovation is not in the prompt text but in the cross-model pairing: a different model family’s training distribution surfaces blind spots that same-model review misses.</w:t>
+      </w:r>
+    </w:p>
+    <w:p>
+      <w:pPr>
+        <w:spacing w:after="80" w:line="264"/>
+        <w:ind w:firstLine="240"/>
+      </w:pPr>
+      <w:r>
+        <w:rPr>
+          <w:rFonts w:ascii="Times New Roman" w:cs="Times New Roman" w:eastAsia="Times New Roman" w:hAnsi="Times New Roman"/>
+          <w:b/>
+          <w:bCs/>
+          <w:sz w:val="20"/>
+          <w:szCs w:val="20"/>
+        </w:rPr>
+        <w:t xml:space="preserve">v6 — Rotating Leader: </w:t>
+      </w:r>
+      <w:r>
+        <w:rPr>
+          <w:rFonts w:ascii="Times New Roman" w:cs="Times New Roman" w:eastAsia="Times New Roman" w:hAnsi="Times New Roman"/>
+          <w:sz w:val="20"/>
+          <w:szCs w:val="20"/>
+        </w:rPr>
+        <w:t xml:space="preserve">Three participants (two Gemini, one GPT-OSS) rotate leadership across rounds, each focusing on a different design phase: Round 1 focuses on architecture (high-level decomposition, API design), Round 2 on reliability (error handling, fault tolerance, security), and Round 3 on operations (monitoring, deployment, performance). Non-leading participants serve as reviewers each round.</w:t>
+      </w:r>
+    </w:p>
+    <w:p>
+      <w:pPr>
+        <w:spacing w:after="80" w:line="264"/>
+        <w:ind w:firstLine="240"/>
+      </w:pPr>
+      <w:r>
+        <w:rPr>
+          <w:rFonts w:ascii="Times New Roman" w:cs="Times New Roman" w:eastAsia="Times New Roman" w:hAnsi="Times New Roman"/>
+          <w:b/>
+          <w:bCs/>
+          <w:sz w:val="20"/>
+          <w:szCs w:val="20"/>
+        </w:rPr>
+        <w:t xml:space="preserve">v5 — Specialist Panel: </w:t>
+      </w:r>
+      <w:r>
+        <w:rPr>
+          <w:rFonts w:ascii="Times New Roman" w:cs="Times New Roman" w:eastAsia="Times New Roman" w:hAnsi="Times New Roman"/>
+          <w:sz w:val="20"/>
+          <w:szCs w:val="20"/>
+        </w:rPr>
+        <w:t xml:space="preserve">Three specialist reviewers each receive a domain-focused prompt: “You are a specialist reviewer with deep expertise in [security | scalability | reliability]. Focus your review primarily on [relevant dimensions].” Each specialist reviews the design through their domain lens, and the leader synthesizes all three perspectives across two rounds.</w:t>
+      </w:r>
+    </w:p>
+    <w:p>
+      <w:pPr>
+        <w:spacing w:after="80" w:line="264"/>
+        <w:ind w:firstLine="240"/>
+      </w:pPr>
+      <w:r>
+        <w:rPr>
+          <w:rFonts w:ascii="Times New Roman" w:cs="Times New Roman" w:eastAsia="Times New Roman" w:hAnsi="Times New Roman"/>
+          <w:b/>
+          <w:bCs/>
+          <w:sz w:val="20"/>
+          <w:szCs w:val="20"/>
+        </w:rPr>
+        <w:t xml:space="preserve">v1 — Baseline: </w:t>
+      </w:r>
+      <w:r>
+        <w:rPr>
+          <w:rFonts w:ascii="Times New Roman" w:cs="Times New Roman" w:eastAsia="Times New Roman" w:hAnsi="Times New Roman"/>
+          <w:sz w:val="20"/>
+          <w:szCs w:val="20"/>
+        </w:rPr>
+        <w:t xml:space="preserve">A single designer agent iterates over three rounds using the standard design prompt with self-refinement guided by the rubric. No external reviewer is involved. v1a is a single-shot variant with no iteration.</w:t>
+      </w:r>
+    </w:p>
+    <w:p>
+      <w:pPr>
+        <w:spacing w:before="240" w:after="120"/>
+        <w:jc w:val="center"/>
+      </w:pPr>
+      <w:r>
+        <w:rPr>
+          <w:rFonts w:ascii="Times New Roman" w:cs="Times New Roman" w:eastAsia="Times New Roman" w:hAnsi="Times New Roman"/>
+          <w:b/>
+          <w:bCs/>
+          <w:sz w:val="20"/>
+          <w:szCs w:val="20"/>
+        </w:rPr>
+        <w:t xml:space="preserve">IV. RESULTS</w:t>
+      </w:r>
+    </w:p>
+    <w:p>
+      <w:pPr>
+        <w:spacing w:before="180" w:after="80"/>
+      </w:pPr>
+      <w:r>
+        <w:rPr>
+          <w:rFonts w:ascii="Times New Roman" w:cs="Times New Roman" w:eastAsia="Times New Roman" w:hAnsi="Times New Roman"/>
+          <w:b/>
+          <w:bCs/>
+          <w:i/>
+          <w:iCs/>
+          <w:sz w:val="20"/>
+          <w:szCs w:val="20"/>
+        </w:rPr>
+        <w:t xml:space="preserve">A. Weighted Ensemble Rankings</w:t>
+      </w:r>
+    </w:p>
+    <w:p>
+      <w:pPr>
+        <w:spacing w:after="80" w:line="264"/>
+        <w:ind w:firstLine="240"/>
+      </w:pPr>
+      <w:r>
+        <w:rPr>
+          <w:rFonts w:ascii="Times New Roman" w:cs="Times New Roman" w:eastAsia="Times New Roman" w:hAnsi="Times New Roman"/>
+          <w:sz w:val="20"/>
+          <w:szCs w:val="20"/>
+        </w:rPr>
+        <w:t xml:space="preserve">Statistical testing confirms that the quality differences between variants are real and not due to chance (Friedman χ² = 220.3, p &lt; 10⁻⁴⁰). Table III presents the complete variant ranking using the weighted ensemble (2×Opus + 2×Sonnet + 1×GPT-OSS) as the primary scoring system, with per-evaluator scores and cost.</w:t>
       </w:r>
     </w:p>
     <w:p>
@@ -720,7 +3053,7 @@
           <w:sz w:val="18"/>
           <w:szCs w:val="18"/>
         </w:rPr>
-        <w:t xml:space="preserve">TABLE I: Weighted Ensemble Rankings with Per-Evaluator Scores</w:t>
+        <w:t xml:space="preserve">TABLE III: Weighted Ensemble Rankings with Per-Evaluator Scores</w:t>
       </w:r>
     </w:p>
     <w:tbl>
@@ -1262,7 +3595,7 @@
                 <w:sz w:val="16"/>
                 <w:szCs w:val="16"/>
               </w:rPr>
-              <w:t xml:space="preserve">v2c cross-model</w:t>
+              <w:t xml:space="preserve">v2b cross-model</w:t>
             </w:r>
           </w:p>
         </w:tc>
@@ -3624,7 +5957,7 @@
           <w:sz w:val="20"/>
           <w:szCs w:val="20"/>
         </w:rPr>
-        <w:t xml:space="preserve">A clear three-tier structure emerges. The top tier (v4b, v2c, v6, v5) clusters around 4.50–4.64 with tight variance. The middle tier (v1a through v8) spans 4.35–4.52. The bottom tier (v3a, v3c) falls dramatically to 3.65–3.75, indicating fundamental flaws in the parallel merge strategy that all three evaluators agree upon.</w:t>
+        <w:t xml:space="preserve">A clear three-tier structure emerges. The top tier (v4b, v2b, v6, v5) clusters around 4.50–4.64 with tight variance. The middle tier (v1a through v8) spans 4.35–4.52. The bottom tier (v3a, v3c) falls dramatically to 3.65–3.75, indicating fundamental flaws in the parallel merge strategy that all three evaluators agree upon.</w:t>
       </w:r>
     </w:p>
     <w:p>
@@ -3686,7 +6019,7 @@
           <w:sz w:val="18"/>
           <w:szCs w:val="18"/>
         </w:rPr>
-        <w:t xml:space="preserve">Fig. 3. Weighted ensemble ranking (2×Opus + 2×Sonnet + 1×GPT-OSS) across 12 variants. v4b structural adversarial ranks #1; v2c cross-model review ranks #2; v3 merge variants cluster at bottom tier.</w:t>
+        <w:t xml:space="preserve">Fig. 3. Weighted ensemble ranking (2×Opus + 2×Sonnet + 1×GPT-OSS) across 12 variants. v4b structural adversarial ranks #1; v2b cross-model review ranks #2; v3 merge variants cluster at bottom tier.</w:t>
       </w:r>
     </w:p>
     <w:p>
@@ -3753,15 +6086,1869 @@
     </w:p>
     <w:p>
       <w:pPr>
+        <w:spacing w:before="180" w:after="80"/>
+      </w:pPr>
+      <w:r>
+        <w:rPr>
+          <w:rFonts w:ascii="Times New Roman" w:cs="Times New Roman" w:eastAsia="Times New Roman" w:hAnsi="Times New Roman"/>
+          <w:b/>
+          <w:bCs/>
+          <w:i/>
+          <w:iCs/>
+          <w:sz w:val="20"/>
+          <w:szCs w:val="20"/>
+        </w:rPr>
+        <w:t xml:space="preserve">B. Evaluator Agreement &amp; Disagreement</w:t>
+      </w:r>
+    </w:p>
+    <w:p>
+      <w:pPr>
+        <w:spacing w:after="80" w:line="264"/>
+        <w:ind w:firstLine="240"/>
+      </w:pPr>
+      <w:r>
+        <w:rPr>
+          <w:rFonts w:ascii="Times New Roman" w:cs="Times New Roman" w:eastAsia="Times New Roman" w:hAnsi="Times New Roman"/>
+          <w:sz w:val="20"/>
+          <w:szCs w:val="20"/>
+        </w:rPr>
+        <w:t xml:space="preserve">The three evaluators show strong agreement on key findings: v4b ranks #1 by ensemble (GPT-OSS: 4.415, Opus: 4.553, Sonnet: 4.834), and all three place v3 merge variants in the bottom tier. However, they diverge significantly on v2b: GPT-OSS sees a small improvement in cross-model review (Δ=+0.103 vs. v2a, d=0.65), while Opus sees a large effect (Δ=+0.120, d=1.44) and Sonnet confirms (Δ=+0.109, d=1.11). This disagreement is itself a finding: the structural qualities v2b produces—broader architectural coverage through different model family perspectives—are valued more by Claude’s evaluation lens than GPT-OSS’s.</w:t>
+      </w:r>
+    </w:p>
+    <w:p>
+      <w:pPr>
+        <w:spacing w:after="80" w:line="264"/>
+        <w:ind w:firstLine="240"/>
+      </w:pPr>
+      <w:r>
+        <w:rPr>
+          <w:rFonts w:ascii="Times New Roman" w:cs="Times New Roman" w:eastAsia="Times New Roman" w:hAnsi="Times New Roman"/>
+          <w:sz w:val="20"/>
+          <w:szCs w:val="20"/>
+        </w:rPr>
+        <w:t xml:space="preserve">The maximum evaluator spread (max−min across evaluators) ranges from 0.08 (v3c, high agreement on poor quality) to 0.52 (v3a, Opus is much harsher on naive merge) to 0.42 (v2b). Where evaluators agree most strongly signals the most robust findings; where they disagree reveals systematic differences in how model families weight design qualities. Both Claude evaluators value rigorous architectural coverage and cross-model perspective (v2b’s strengths) more highly than GPT-OSS does, while all three agree that structural adversarial review and avoiding parallel merge are universally beneficial.</w:t>
+      </w:r>
+    </w:p>
+    <w:p>
+      <w:pPr>
+        <w:spacing w:before="180" w:after="80"/>
+      </w:pPr>
+      <w:r>
+        <w:rPr>
+          <w:rFonts w:ascii="Times New Roman" w:cs="Times New Roman" w:eastAsia="Times New Roman" w:hAnsi="Times New Roman"/>
+          <w:b/>
+          <w:bCs/>
+          <w:i/>
+          <w:iCs/>
+          <w:sz w:val="20"/>
+          <w:szCs w:val="20"/>
+        </w:rPr>
+        <w:t xml:space="preserve">C. Statistical Comparisons</w:t>
+      </w:r>
+    </w:p>
+    <w:p>
+      <w:pPr>
+        <w:spacing w:after="80" w:line="264"/>
+        <w:ind w:firstLine="240"/>
+      </w:pPr>
+      <w:r>
+        <w:rPr>
+          <w:rFonts w:ascii="Times New Roman" w:cs="Times New Roman" w:eastAsia="Times New Roman" w:hAnsi="Times New Roman"/>
+          <w:sz w:val="20"/>
+          <w:szCs w:val="20"/>
+        </w:rPr>
+        <w:t xml:space="preserve">Table IV compares key variant pairs head-to-head to confirm whether observed differences are statistically significant. The strongest finding is the cross-model review advantage: having a different model review the design (v2b) produces meaningfully better results than same-model review (v2a), with a large effect size (Δ = +0.113, Cohen’s d = 0.96, p = 0.0001). Among the merge variants, rubric-guided merge (v3b) dramatically outperforms naive merge (v3a, d = 1.61), but even the best merge variant underperforms simpler review-based approaches.</w:t>
+      </w:r>
+    </w:p>
+    <w:p>
+      <w:pPr>
         <w:spacing w:before="120" w:after="60"/>
         <w:jc w:val="center"/>
       </w:pPr>
       <w:r>
+        <w:rPr>
+          <w:rFonts w:ascii="Times New Roman" w:cs="Times New Roman" w:eastAsia="Times New Roman" w:hAnsi="Times New Roman"/>
+          <w:b/>
+          <w:bCs/>
+          <w:sz w:val="18"/>
+          <w:szCs w:val="18"/>
+        </w:rPr>
+        <w:t xml:space="preserve">TABLE IV: Pairwise Statistical Comparisons</w:t>
+      </w:r>
+    </w:p>
+    <w:tbl>
+      <w:tblPr>
+        <w:tblW w:type="dxa" w:w="5040"/>
+        <w:tblBorders>
+          <w:top w:val="single" w:color="auto" w:sz="4"/>
+          <w:left w:val="single" w:color="auto" w:sz="4"/>
+          <w:bottom w:val="single" w:color="auto" w:sz="4"/>
+          <w:right w:val="single" w:color="auto" w:sz="4"/>
+          <w:insideH w:val="single" w:color="auto" w:sz="4"/>
+          <w:insideV w:val="single" w:color="auto" w:sz="4"/>
+        </w:tblBorders>
+      </w:tblPr>
+      <w:tblGrid>
+        <w:gridCol w:w="1700"/>
+        <w:gridCol w:w="500"/>
+        <w:gridCol w:w="600"/>
+        <w:gridCol w:w="400"/>
+        <w:gridCol w:w="500"/>
+        <w:gridCol w:w="1340"/>
+      </w:tblGrid>
+      <w:tr>
+        <w:tc>
+          <w:tcPr>
+            <w:tcW w:type="dxa" w:w="1700"/>
+            <w:tcBorders>
+              <w:top w:val="single" w:color="000000" w:sz="1"/>
+              <w:left w:val="single" w:color="000000" w:sz="1"/>
+              <w:bottom w:val="single" w:color="000000" w:sz="1"/>
+              <w:right w:val="single" w:color="000000" w:sz="1"/>
+            </w:tcBorders>
+            <w:shd w:fill="E8E8E8" w:val="clear"/>
+            <w:tcMar>
+              <w:top w:type="dxa" w:w="40"/>
+              <w:left w:type="dxa" w:w="60"/>
+              <w:bottom w:type="dxa" w:w="40"/>
+              <w:right w:type="dxa" w:w="60"/>
+            </w:tcMar>
+          </w:tcPr>
+          <w:p>
+            <w:pPr>
+              <w:spacing w:before="20" w:after="20"/>
+              <w:jc w:val="center"/>
+            </w:pPr>
+            <w:r>
+              <w:rPr>
+                <w:rFonts w:ascii="Times New Roman" w:cs="Times New Roman" w:eastAsia="Times New Roman" w:hAnsi="Times New Roman"/>
+                <w:b/>
+                <w:bCs/>
+                <w:sz w:val="16"/>
+                <w:szCs w:val="16"/>
+              </w:rPr>
+              <w:t xml:space="preserve">Comparison</w:t>
+            </w:r>
+          </w:p>
+        </w:tc>
+        <w:tc>
+          <w:tcPr>
+            <w:tcW w:type="dxa" w:w="500"/>
+            <w:tcBorders>
+              <w:top w:val="single" w:color="000000" w:sz="1"/>
+              <w:left w:val="single" w:color="000000" w:sz="1"/>
+              <w:bottom w:val="single" w:color="000000" w:sz="1"/>
+              <w:right w:val="single" w:color="000000" w:sz="1"/>
+            </w:tcBorders>
+            <w:shd w:fill="E8E8E8" w:val="clear"/>
+            <w:tcMar>
+              <w:top w:type="dxa" w:w="40"/>
+              <w:left w:type="dxa" w:w="60"/>
+              <w:bottom w:type="dxa" w:w="40"/>
+              <w:right w:type="dxa" w:w="60"/>
+            </w:tcMar>
+          </w:tcPr>
+          <w:p>
+            <w:pPr>
+              <w:spacing w:before="20" w:after="20"/>
+              <w:jc w:val="center"/>
+            </w:pPr>
+            <w:r>
+              <w:rPr>
+                <w:rFonts w:ascii="Times New Roman" w:cs="Times New Roman" w:eastAsia="Times New Roman" w:hAnsi="Times New Roman"/>
+                <w:b/>
+                <w:bCs/>
+                <w:sz w:val="16"/>
+                <w:szCs w:val="16"/>
+              </w:rPr>
+              <w:t xml:space="preserve">Δ</w:t>
+            </w:r>
+          </w:p>
+        </w:tc>
+        <w:tc>
+          <w:tcPr>
+            <w:tcW w:type="dxa" w:w="600"/>
+            <w:tcBorders>
+              <w:top w:val="single" w:color="000000" w:sz="1"/>
+              <w:left w:val="single" w:color="000000" w:sz="1"/>
+              <w:bottom w:val="single" w:color="000000" w:sz="1"/>
+              <w:right w:val="single" w:color="000000" w:sz="1"/>
+            </w:tcBorders>
+            <w:shd w:fill="E8E8E8" w:val="clear"/>
+            <w:tcMar>
+              <w:top w:type="dxa" w:w="40"/>
+              <w:left w:type="dxa" w:w="60"/>
+              <w:bottom w:type="dxa" w:w="40"/>
+              <w:right w:type="dxa" w:w="60"/>
+            </w:tcMar>
+          </w:tcPr>
+          <w:p>
+            <w:pPr>
+              <w:spacing w:before="20" w:after="20"/>
+              <w:jc w:val="center"/>
+            </w:pPr>
+            <w:r>
+              <w:rPr>
+                <w:rFonts w:ascii="Times New Roman" w:cs="Times New Roman" w:eastAsia="Times New Roman" w:hAnsi="Times New Roman"/>
+                <w:b/>
+                <w:bCs/>
+                <w:sz w:val="16"/>
+                <w:szCs w:val="16"/>
+              </w:rPr>
+              <w:t xml:space="preserve">p</w:t>
+            </w:r>
+          </w:p>
+        </w:tc>
+        <w:tc>
+          <w:tcPr>
+            <w:tcW w:type="dxa" w:w="400"/>
+            <w:tcBorders>
+              <w:top w:val="single" w:color="000000" w:sz="1"/>
+              <w:left w:val="single" w:color="000000" w:sz="1"/>
+              <w:bottom w:val="single" w:color="000000" w:sz="1"/>
+              <w:right w:val="single" w:color="000000" w:sz="1"/>
+            </w:tcBorders>
+            <w:shd w:fill="E8E8E8" w:val="clear"/>
+            <w:tcMar>
+              <w:top w:type="dxa" w:w="40"/>
+              <w:left w:type="dxa" w:w="60"/>
+              <w:bottom w:type="dxa" w:w="40"/>
+              <w:right w:type="dxa" w:w="60"/>
+            </w:tcMar>
+          </w:tcPr>
+          <w:p>
+            <w:pPr>
+              <w:spacing w:before="20" w:after="20"/>
+              <w:jc w:val="center"/>
+            </w:pPr>
+            <w:r>
+              <w:rPr>
+                <w:rFonts w:ascii="Times New Roman" w:cs="Times New Roman" w:eastAsia="Times New Roman" w:hAnsi="Times New Roman"/>
+                <w:b/>
+                <w:bCs/>
+                <w:sz w:val="16"/>
+                <w:szCs w:val="16"/>
+              </w:rPr>
+              <w:t xml:space="preserve">Sig</w:t>
+            </w:r>
+          </w:p>
+        </w:tc>
+        <w:tc>
+          <w:tcPr>
+            <w:tcW w:type="dxa" w:w="500"/>
+            <w:tcBorders>
+              <w:top w:val="single" w:color="000000" w:sz="1"/>
+              <w:left w:val="single" w:color="000000" w:sz="1"/>
+              <w:bottom w:val="single" w:color="000000" w:sz="1"/>
+              <w:right w:val="single" w:color="000000" w:sz="1"/>
+            </w:tcBorders>
+            <w:shd w:fill="E8E8E8" w:val="clear"/>
+            <w:tcMar>
+              <w:top w:type="dxa" w:w="40"/>
+              <w:left w:type="dxa" w:w="60"/>
+              <w:bottom w:type="dxa" w:w="40"/>
+              <w:right w:type="dxa" w:w="60"/>
+            </w:tcMar>
+          </w:tcPr>
+          <w:p>
+            <w:pPr>
+              <w:spacing w:before="20" w:after="20"/>
+              <w:jc w:val="center"/>
+            </w:pPr>
+            <w:r>
+              <w:rPr>
+                <w:rFonts w:ascii="Times New Roman" w:cs="Times New Roman" w:eastAsia="Times New Roman" w:hAnsi="Times New Roman"/>
+                <w:b/>
+                <w:bCs/>
+                <w:sz w:val="16"/>
+                <w:szCs w:val="16"/>
+              </w:rPr>
+              <w:t xml:space="preserve">d</w:t>
+            </w:r>
+          </w:p>
+        </w:tc>
+        <w:tc>
+          <w:tcPr>
+            <w:tcW w:type="dxa" w:w="1340"/>
+            <w:tcBorders>
+              <w:top w:val="single" w:color="000000" w:sz="1"/>
+              <w:left w:val="single" w:color="000000" w:sz="1"/>
+              <w:bottom w:val="single" w:color="000000" w:sz="1"/>
+              <w:right w:val="single" w:color="000000" w:sz="1"/>
+            </w:tcBorders>
+            <w:shd w:fill="E8E8E8" w:val="clear"/>
+            <w:tcMar>
+              <w:top w:type="dxa" w:w="40"/>
+              <w:left w:type="dxa" w:w="60"/>
+              <w:bottom w:type="dxa" w:w="40"/>
+              <w:right w:type="dxa" w:w="60"/>
+            </w:tcMar>
+          </w:tcPr>
+          <w:p>
+            <w:pPr>
+              <w:spacing w:before="20" w:after="20"/>
+              <w:jc w:val="center"/>
+            </w:pPr>
+            <w:r>
+              <w:rPr>
+                <w:rFonts w:ascii="Times New Roman" w:cs="Times New Roman" w:eastAsia="Times New Roman" w:hAnsi="Times New Roman"/>
+                <w:b/>
+                <w:bCs/>
+                <w:sz w:val="16"/>
+                <w:szCs w:val="16"/>
+              </w:rPr>
+              <w:t xml:space="preserve">Interpretation</w:t>
+            </w:r>
+          </w:p>
+        </w:tc>
+      </w:tr>
+      <w:tr>
+        <w:tc>
+          <w:tcPr>
+            <w:tcW w:type="dxa" w:w="1700"/>
+            <w:tcBorders>
+              <w:top w:val="single" w:color="000000" w:sz="1"/>
+              <w:left w:val="single" w:color="000000" w:sz="1"/>
+              <w:bottom w:val="single" w:color="000000" w:sz="1"/>
+              <w:right w:val="single" w:color="000000" w:sz="1"/>
+            </w:tcBorders>
+            <w:tcMar>
+              <w:top w:type="dxa" w:w="40"/>
+              <w:left w:type="dxa" w:w="60"/>
+              <w:bottom w:type="dxa" w:w="40"/>
+              <w:right w:type="dxa" w:w="60"/>
+            </w:tcMar>
+          </w:tcPr>
+          <w:p>
+            <w:pPr>
+              <w:spacing w:before="20" w:after="20"/>
+              <w:jc w:val="left"/>
+            </w:pPr>
+            <w:r>
+              <w:rPr>
+                <w:rFonts w:ascii="Times New Roman" w:cs="Times New Roman" w:eastAsia="Times New Roman" w:hAnsi="Times New Roman"/>
+                <w:sz w:val="16"/>
+                <w:szCs w:val="16"/>
+              </w:rPr>
+              <w:t xml:space="preserve">v1 vs v2a</w:t>
+            </w:r>
+          </w:p>
+        </w:tc>
+        <w:tc>
+          <w:tcPr>
+            <w:tcW w:type="dxa" w:w="500"/>
+            <w:tcBorders>
+              <w:top w:val="single" w:color="000000" w:sz="1"/>
+              <w:left w:val="single" w:color="000000" w:sz="1"/>
+              <w:bottom w:val="single" w:color="000000" w:sz="1"/>
+              <w:right w:val="single" w:color="000000" w:sz="1"/>
+            </w:tcBorders>
+            <w:tcMar>
+              <w:top w:type="dxa" w:w="40"/>
+              <w:left w:type="dxa" w:w="60"/>
+              <w:bottom w:type="dxa" w:w="40"/>
+              <w:right w:type="dxa" w:w="60"/>
+            </w:tcMar>
+          </w:tcPr>
+          <w:p>
+            <w:pPr>
+              <w:spacing w:before="20" w:after="20"/>
+              <w:jc w:val="center"/>
+            </w:pPr>
+            <w:r>
+              <w:rPr>
+                <w:rFonts w:ascii="Times New Roman" w:cs="Times New Roman" w:eastAsia="Times New Roman" w:hAnsi="Times New Roman"/>
+                <w:sz w:val="16"/>
+                <w:szCs w:val="16"/>
+              </w:rPr>
+              <w:t xml:space="preserve">+0.016</w:t>
+            </w:r>
+          </w:p>
+        </w:tc>
+        <w:tc>
+          <w:tcPr>
+            <w:tcW w:type="dxa" w:w="600"/>
+            <w:tcBorders>
+              <w:top w:val="single" w:color="000000" w:sz="1"/>
+              <w:left w:val="single" w:color="000000" w:sz="1"/>
+              <w:bottom w:val="single" w:color="000000" w:sz="1"/>
+              <w:right w:val="single" w:color="000000" w:sz="1"/>
+            </w:tcBorders>
+            <w:tcMar>
+              <w:top w:type="dxa" w:w="40"/>
+              <w:left w:type="dxa" w:w="60"/>
+              <w:bottom w:type="dxa" w:w="40"/>
+              <w:right w:type="dxa" w:w="60"/>
+            </w:tcMar>
+          </w:tcPr>
+          <w:p>
+            <w:pPr>
+              <w:spacing w:before="20" w:after="20"/>
+              <w:jc w:val="center"/>
+            </w:pPr>
+            <w:r>
+              <w:rPr>
+                <w:rFonts w:ascii="Times New Roman" w:cs="Times New Roman" w:eastAsia="Times New Roman" w:hAnsi="Times New Roman"/>
+                <w:sz w:val="16"/>
+                <w:szCs w:val="16"/>
+              </w:rPr>
+              <w:t xml:space="preserve">0.536</w:t>
+            </w:r>
+          </w:p>
+        </w:tc>
+        <w:tc>
+          <w:tcPr>
+            <w:tcW w:type="dxa" w:w="400"/>
+            <w:tcBorders>
+              <w:top w:val="single" w:color="000000" w:sz="1"/>
+              <w:left w:val="single" w:color="000000" w:sz="1"/>
+              <w:bottom w:val="single" w:color="000000" w:sz="1"/>
+              <w:right w:val="single" w:color="000000" w:sz="1"/>
+            </w:tcBorders>
+            <w:tcMar>
+              <w:top w:type="dxa" w:w="40"/>
+              <w:left w:type="dxa" w:w="60"/>
+              <w:bottom w:type="dxa" w:w="40"/>
+              <w:right w:type="dxa" w:w="60"/>
+            </w:tcMar>
+          </w:tcPr>
+          <w:p>
+            <w:pPr>
+              <w:spacing w:before="20" w:after="20"/>
+              <w:jc w:val="center"/>
+            </w:pPr>
+            <w:r>
+              <w:rPr>
+                <w:rFonts w:ascii="Times New Roman" w:cs="Times New Roman" w:eastAsia="Times New Roman" w:hAnsi="Times New Roman"/>
+                <w:sz w:val="16"/>
+                <w:szCs w:val="16"/>
+              </w:rPr>
+              <w:t xml:space="preserve">ns</w:t>
+            </w:r>
+          </w:p>
+        </w:tc>
+        <w:tc>
+          <w:tcPr>
+            <w:tcW w:type="dxa" w:w="500"/>
+            <w:tcBorders>
+              <w:top w:val="single" w:color="000000" w:sz="1"/>
+              <w:left w:val="single" w:color="000000" w:sz="1"/>
+              <w:bottom w:val="single" w:color="000000" w:sz="1"/>
+              <w:right w:val="single" w:color="000000" w:sz="1"/>
+            </w:tcBorders>
+            <w:tcMar>
+              <w:top w:type="dxa" w:w="40"/>
+              <w:left w:type="dxa" w:w="60"/>
+              <w:bottom w:type="dxa" w:w="40"/>
+              <w:right w:type="dxa" w:w="60"/>
+            </w:tcMar>
+          </w:tcPr>
+          <w:p>
+            <w:pPr>
+              <w:spacing w:before="20" w:after="20"/>
+              <w:jc w:val="center"/>
+            </w:pPr>
+            <w:r>
+              <w:rPr>
+                <w:rFonts w:ascii="Times New Roman" w:cs="Times New Roman" w:eastAsia="Times New Roman" w:hAnsi="Times New Roman"/>
+                <w:sz w:val="16"/>
+                <w:szCs w:val="16"/>
+              </w:rPr>
+              <w:t xml:space="preserve">0.13</w:t>
+            </w:r>
+          </w:p>
+        </w:tc>
+        <w:tc>
+          <w:tcPr>
+            <w:tcW w:type="dxa" w:w="1340"/>
+            <w:tcBorders>
+              <w:top w:val="single" w:color="000000" w:sz="1"/>
+              <w:left w:val="single" w:color="000000" w:sz="1"/>
+              <w:bottom w:val="single" w:color="000000" w:sz="1"/>
+              <w:right w:val="single" w:color="000000" w:sz="1"/>
+            </w:tcBorders>
+            <w:tcMar>
+              <w:top w:type="dxa" w:w="40"/>
+              <w:left w:type="dxa" w:w="60"/>
+              <w:bottom w:type="dxa" w:w="40"/>
+              <w:right w:type="dxa" w:w="60"/>
+            </w:tcMar>
+          </w:tcPr>
+          <w:p>
+            <w:pPr>
+              <w:spacing w:before="20" w:after="20"/>
+              <w:jc w:val="left"/>
+            </w:pPr>
+            <w:r>
+              <w:rPr>
+                <w:rFonts w:ascii="Times New Roman" w:cs="Times New Roman" w:eastAsia="Times New Roman" w:hAnsi="Times New Roman"/>
+                <w:sz w:val="16"/>
+                <w:szCs w:val="16"/>
+              </w:rPr>
+              <w:t xml:space="preserve">No difference</w:t>
+            </w:r>
+          </w:p>
+        </w:tc>
+      </w:tr>
+      <w:tr>
+        <w:tc>
+          <w:tcPr>
+            <w:tcW w:type="dxa" w:w="1700"/>
+            <w:tcBorders>
+              <w:top w:val="single" w:color="000000" w:sz="1"/>
+              <w:left w:val="single" w:color="000000" w:sz="1"/>
+              <w:bottom w:val="single" w:color="000000" w:sz="1"/>
+              <w:right w:val="single" w:color="000000" w:sz="1"/>
+            </w:tcBorders>
+            <w:tcMar>
+              <w:top w:type="dxa" w:w="40"/>
+              <w:left w:type="dxa" w:w="60"/>
+              <w:bottom w:type="dxa" w:w="40"/>
+              <w:right w:type="dxa" w:w="60"/>
+            </w:tcMar>
+          </w:tcPr>
+          <w:p>
+            <w:pPr>
+              <w:spacing w:before="20" w:after="20"/>
+              <w:jc w:val="left"/>
+            </w:pPr>
+            <w:r>
+              <w:rPr>
+                <w:rFonts w:ascii="Times New Roman" w:cs="Times New Roman" w:eastAsia="Times New Roman" w:hAnsi="Times New Roman"/>
+                <w:sz w:val="16"/>
+                <w:szCs w:val="16"/>
+              </w:rPr>
+              <w:t xml:space="preserve">v2a vs v2b</w:t>
+            </w:r>
+          </w:p>
+        </w:tc>
+        <w:tc>
+          <w:tcPr>
+            <w:tcW w:type="dxa" w:w="500"/>
+            <w:tcBorders>
+              <w:top w:val="single" w:color="000000" w:sz="1"/>
+              <w:left w:val="single" w:color="000000" w:sz="1"/>
+              <w:bottom w:val="single" w:color="000000" w:sz="1"/>
+              <w:right w:val="single" w:color="000000" w:sz="1"/>
+            </w:tcBorders>
+            <w:tcMar>
+              <w:top w:type="dxa" w:w="40"/>
+              <w:left w:type="dxa" w:w="60"/>
+              <w:bottom w:type="dxa" w:w="40"/>
+              <w:right w:type="dxa" w:w="60"/>
+            </w:tcMar>
+          </w:tcPr>
+          <w:p>
+            <w:pPr>
+              <w:spacing w:before="20" w:after="20"/>
+              <w:jc w:val="center"/>
+            </w:pPr>
+            <w:r>
+              <w:rPr>
+                <w:rFonts w:ascii="Times New Roman" w:cs="Times New Roman" w:eastAsia="Times New Roman" w:hAnsi="Times New Roman"/>
+                <w:sz w:val="16"/>
+                <w:szCs w:val="16"/>
+              </w:rPr>
+              <w:t xml:space="preserve">+0.113</w:t>
+            </w:r>
+          </w:p>
+        </w:tc>
+        <w:tc>
+          <w:tcPr>
+            <w:tcW w:type="dxa" w:w="600"/>
+            <w:tcBorders>
+              <w:top w:val="single" w:color="000000" w:sz="1"/>
+              <w:left w:val="single" w:color="000000" w:sz="1"/>
+              <w:bottom w:val="single" w:color="000000" w:sz="1"/>
+              <w:right w:val="single" w:color="000000" w:sz="1"/>
+            </w:tcBorders>
+            <w:tcMar>
+              <w:top w:type="dxa" w:w="40"/>
+              <w:left w:type="dxa" w:w="60"/>
+              <w:bottom w:type="dxa" w:w="40"/>
+              <w:right w:type="dxa" w:w="60"/>
+            </w:tcMar>
+          </w:tcPr>
+          <w:p>
+            <w:pPr>
+              <w:spacing w:before="20" w:after="20"/>
+              <w:jc w:val="center"/>
+            </w:pPr>
+            <w:r>
+              <w:rPr>
+                <w:rFonts w:ascii="Times New Roman" w:cs="Times New Roman" w:eastAsia="Times New Roman" w:hAnsi="Times New Roman"/>
+                <w:sz w:val="16"/>
+                <w:szCs w:val="16"/>
+              </w:rPr>
+              <w:t xml:space="preserve">0.0001</w:t>
+            </w:r>
+          </w:p>
+        </w:tc>
+        <w:tc>
+          <w:tcPr>
+            <w:tcW w:type="dxa" w:w="400"/>
+            <w:tcBorders>
+              <w:top w:val="single" w:color="000000" w:sz="1"/>
+              <w:left w:val="single" w:color="000000" w:sz="1"/>
+              <w:bottom w:val="single" w:color="000000" w:sz="1"/>
+              <w:right w:val="single" w:color="000000" w:sz="1"/>
+            </w:tcBorders>
+            <w:tcMar>
+              <w:top w:type="dxa" w:w="40"/>
+              <w:left w:type="dxa" w:w="60"/>
+              <w:bottom w:type="dxa" w:w="40"/>
+              <w:right w:type="dxa" w:w="60"/>
+            </w:tcMar>
+          </w:tcPr>
+          <w:p>
+            <w:pPr>
+              <w:spacing w:before="20" w:after="20"/>
+              <w:jc w:val="center"/>
+            </w:pPr>
+            <w:r>
+              <w:rPr>
+                <w:rFonts w:ascii="Times New Roman" w:cs="Times New Roman" w:eastAsia="Times New Roman" w:hAnsi="Times New Roman"/>
+                <w:sz w:val="16"/>
+                <w:szCs w:val="16"/>
+              </w:rPr>
+              <w:t xml:space="preserve">***</w:t>
+            </w:r>
+          </w:p>
+        </w:tc>
+        <w:tc>
+          <w:tcPr>
+            <w:tcW w:type="dxa" w:w="500"/>
+            <w:tcBorders>
+              <w:top w:val="single" w:color="000000" w:sz="1"/>
+              <w:left w:val="single" w:color="000000" w:sz="1"/>
+              <w:bottom w:val="single" w:color="000000" w:sz="1"/>
+              <w:right w:val="single" w:color="000000" w:sz="1"/>
+            </w:tcBorders>
+            <w:tcMar>
+              <w:top w:type="dxa" w:w="40"/>
+              <w:left w:type="dxa" w:w="60"/>
+              <w:bottom w:type="dxa" w:w="40"/>
+              <w:right w:type="dxa" w:w="60"/>
+            </w:tcMar>
+          </w:tcPr>
+          <w:p>
+            <w:pPr>
+              <w:spacing w:before="20" w:after="20"/>
+              <w:jc w:val="center"/>
+            </w:pPr>
+            <w:r>
+              <w:rPr>
+                <w:rFonts w:ascii="Times New Roman" w:cs="Times New Roman" w:eastAsia="Times New Roman" w:hAnsi="Times New Roman"/>
+                <w:sz w:val="16"/>
+                <w:szCs w:val="16"/>
+              </w:rPr>
+              <w:t xml:space="preserve">0.96</w:t>
+            </w:r>
+          </w:p>
+        </w:tc>
+        <w:tc>
+          <w:tcPr>
+            <w:tcW w:type="dxa" w:w="1340"/>
+            <w:tcBorders>
+              <w:top w:val="single" w:color="000000" w:sz="1"/>
+              <w:left w:val="single" w:color="000000" w:sz="1"/>
+              <w:bottom w:val="single" w:color="000000" w:sz="1"/>
+              <w:right w:val="single" w:color="000000" w:sz="1"/>
+            </w:tcBorders>
+            <w:tcMar>
+              <w:top w:type="dxa" w:w="40"/>
+              <w:left w:type="dxa" w:w="60"/>
+              <w:bottom w:type="dxa" w:w="40"/>
+              <w:right w:type="dxa" w:w="60"/>
+            </w:tcMar>
+          </w:tcPr>
+          <w:p>
+            <w:pPr>
+              <w:spacing w:before="20" w:after="20"/>
+              <w:jc w:val="left"/>
+            </w:pPr>
+            <w:r>
+              <w:rPr>
+                <w:rFonts w:ascii="Times New Roman" w:cs="Times New Roman" w:eastAsia="Times New Roman" w:hAnsi="Times New Roman"/>
+                <w:sz w:val="16"/>
+                <w:szCs w:val="16"/>
+              </w:rPr>
+              <w:t xml:space="preserve">Cross-model wins</w:t>
+            </w:r>
+          </w:p>
+        </w:tc>
+      </w:tr>
+      <w:tr>
+        <w:tc>
+          <w:tcPr>
+            <w:tcW w:type="dxa" w:w="1700"/>
+            <w:tcBorders>
+              <w:top w:val="single" w:color="000000" w:sz="1"/>
+              <w:left w:val="single" w:color="000000" w:sz="1"/>
+              <w:bottom w:val="single" w:color="000000" w:sz="1"/>
+              <w:right w:val="single" w:color="000000" w:sz="1"/>
+            </w:tcBorders>
+            <w:tcMar>
+              <w:top w:type="dxa" w:w="40"/>
+              <w:left w:type="dxa" w:w="60"/>
+              <w:bottom w:type="dxa" w:w="40"/>
+              <w:right w:type="dxa" w:w="60"/>
+            </w:tcMar>
+          </w:tcPr>
+          <w:p>
+            <w:pPr>
+              <w:spacing w:before="20" w:after="20"/>
+              <w:jc w:val="left"/>
+            </w:pPr>
+            <w:r>
+              <w:rPr>
+                <w:rFonts w:ascii="Times New Roman" w:cs="Times New Roman" w:eastAsia="Times New Roman" w:hAnsi="Times New Roman"/>
+                <w:sz w:val="16"/>
+                <w:szCs w:val="16"/>
+              </w:rPr>
+              <w:t xml:space="preserve">v2a vs v4</w:t>
+            </w:r>
+          </w:p>
+        </w:tc>
+        <w:tc>
+          <w:tcPr>
+            <w:tcW w:type="dxa" w:w="500"/>
+            <w:tcBorders>
+              <w:top w:val="single" w:color="000000" w:sz="1"/>
+              <w:left w:val="single" w:color="000000" w:sz="1"/>
+              <w:bottom w:val="single" w:color="000000" w:sz="1"/>
+              <w:right w:val="single" w:color="000000" w:sz="1"/>
+            </w:tcBorders>
+            <w:tcMar>
+              <w:top w:type="dxa" w:w="40"/>
+              <w:left w:type="dxa" w:w="60"/>
+              <w:bottom w:type="dxa" w:w="40"/>
+              <w:right w:type="dxa" w:w="60"/>
+            </w:tcMar>
+          </w:tcPr>
+          <w:p>
+            <w:pPr>
+              <w:spacing w:before="20" w:after="20"/>
+              <w:jc w:val="center"/>
+            </w:pPr>
+            <w:r>
+              <w:rPr>
+                <w:rFonts w:ascii="Times New Roman" w:cs="Times New Roman" w:eastAsia="Times New Roman" w:hAnsi="Times New Roman"/>
+                <w:sz w:val="16"/>
+                <w:szCs w:val="16"/>
+              </w:rPr>
+              <w:t xml:space="preserve">-0.025</w:t>
+            </w:r>
+          </w:p>
+        </w:tc>
+        <w:tc>
+          <w:tcPr>
+            <w:tcW w:type="dxa" w:w="600"/>
+            <w:tcBorders>
+              <w:top w:val="single" w:color="000000" w:sz="1"/>
+              <w:left w:val="single" w:color="000000" w:sz="1"/>
+              <w:bottom w:val="single" w:color="000000" w:sz="1"/>
+              <w:right w:val="single" w:color="000000" w:sz="1"/>
+            </w:tcBorders>
+            <w:tcMar>
+              <w:top w:type="dxa" w:w="40"/>
+              <w:left w:type="dxa" w:w="60"/>
+              <w:bottom w:type="dxa" w:w="40"/>
+              <w:right w:type="dxa" w:w="60"/>
+            </w:tcMar>
+          </w:tcPr>
+          <w:p>
+            <w:pPr>
+              <w:spacing w:before="20" w:after="20"/>
+              <w:jc w:val="center"/>
+            </w:pPr>
+            <w:r>
+              <w:rPr>
+                <w:rFonts w:ascii="Times New Roman" w:cs="Times New Roman" w:eastAsia="Times New Roman" w:hAnsi="Times New Roman"/>
+                <w:sz w:val="16"/>
+                <w:szCs w:val="16"/>
+              </w:rPr>
+              <w:t xml:space="preserve">0.401</w:t>
+            </w:r>
+          </w:p>
+        </w:tc>
+        <w:tc>
+          <w:tcPr>
+            <w:tcW w:type="dxa" w:w="400"/>
+            <w:tcBorders>
+              <w:top w:val="single" w:color="000000" w:sz="1"/>
+              <w:left w:val="single" w:color="000000" w:sz="1"/>
+              <w:bottom w:val="single" w:color="000000" w:sz="1"/>
+              <w:right w:val="single" w:color="000000" w:sz="1"/>
+            </w:tcBorders>
+            <w:tcMar>
+              <w:top w:type="dxa" w:w="40"/>
+              <w:left w:type="dxa" w:w="60"/>
+              <w:bottom w:type="dxa" w:w="40"/>
+              <w:right w:type="dxa" w:w="60"/>
+            </w:tcMar>
+          </w:tcPr>
+          <w:p>
+            <w:pPr>
+              <w:spacing w:before="20" w:after="20"/>
+              <w:jc w:val="center"/>
+            </w:pPr>
+            <w:r>
+              <w:rPr>
+                <w:rFonts w:ascii="Times New Roman" w:cs="Times New Roman" w:eastAsia="Times New Roman" w:hAnsi="Times New Roman"/>
+                <w:sz w:val="16"/>
+                <w:szCs w:val="16"/>
+              </w:rPr>
+              <w:t xml:space="preserve">ns</w:t>
+            </w:r>
+          </w:p>
+        </w:tc>
+        <w:tc>
+          <w:tcPr>
+            <w:tcW w:type="dxa" w:w="500"/>
+            <w:tcBorders>
+              <w:top w:val="single" w:color="000000" w:sz="1"/>
+              <w:left w:val="single" w:color="000000" w:sz="1"/>
+              <w:bottom w:val="single" w:color="000000" w:sz="1"/>
+              <w:right w:val="single" w:color="000000" w:sz="1"/>
+            </w:tcBorders>
+            <w:tcMar>
+              <w:top w:type="dxa" w:w="40"/>
+              <w:left w:type="dxa" w:w="60"/>
+              <w:bottom w:type="dxa" w:w="40"/>
+              <w:right w:type="dxa" w:w="60"/>
+            </w:tcMar>
+          </w:tcPr>
+          <w:p>
+            <w:pPr>
+              <w:spacing w:before="20" w:after="20"/>
+              <w:jc w:val="center"/>
+            </w:pPr>
+            <w:r>
+              <w:rPr>
+                <w:rFonts w:ascii="Times New Roman" w:cs="Times New Roman" w:eastAsia="Times New Roman" w:hAnsi="Times New Roman"/>
+                <w:sz w:val="16"/>
+                <w:szCs w:val="16"/>
+              </w:rPr>
+              <w:t xml:space="preserve">-0.16</w:t>
+            </w:r>
+          </w:p>
+        </w:tc>
+        <w:tc>
+          <w:tcPr>
+            <w:tcW w:type="dxa" w:w="1340"/>
+            <w:tcBorders>
+              <w:top w:val="single" w:color="000000" w:sz="1"/>
+              <w:left w:val="single" w:color="000000" w:sz="1"/>
+              <w:bottom w:val="single" w:color="000000" w:sz="1"/>
+              <w:right w:val="single" w:color="000000" w:sz="1"/>
+            </w:tcBorders>
+            <w:tcMar>
+              <w:top w:type="dxa" w:w="40"/>
+              <w:left w:type="dxa" w:w="60"/>
+              <w:bottom w:type="dxa" w:w="40"/>
+              <w:right w:type="dxa" w:w="60"/>
+            </w:tcMar>
+          </w:tcPr>
+          <w:p>
+            <w:pPr>
+              <w:spacing w:before="20" w:after="20"/>
+              <w:jc w:val="left"/>
+            </w:pPr>
+            <w:r>
+              <w:rPr>
+                <w:rFonts w:ascii="Times New Roman" w:cs="Times New Roman" w:eastAsia="Times New Roman" w:hAnsi="Times New Roman"/>
+                <w:sz w:val="16"/>
+                <w:szCs w:val="16"/>
+              </w:rPr>
+              <w:t xml:space="preserve">No difference</w:t>
+            </w:r>
+          </w:p>
+        </w:tc>
+      </w:tr>
+      <w:tr>
+        <w:tc>
+          <w:tcPr>
+            <w:tcW w:type="dxa" w:w="1700"/>
+            <w:tcBorders>
+              <w:top w:val="single" w:color="000000" w:sz="1"/>
+              <w:left w:val="single" w:color="000000" w:sz="1"/>
+              <w:bottom w:val="single" w:color="000000" w:sz="1"/>
+              <w:right w:val="single" w:color="000000" w:sz="1"/>
+            </w:tcBorders>
+            <w:tcMar>
+              <w:top w:type="dxa" w:w="40"/>
+              <w:left w:type="dxa" w:w="60"/>
+              <w:bottom w:type="dxa" w:w="40"/>
+              <w:right w:type="dxa" w:w="60"/>
+            </w:tcMar>
+          </w:tcPr>
+          <w:p>
+            <w:pPr>
+              <w:spacing w:before="20" w:after="20"/>
+              <w:jc w:val="left"/>
+            </w:pPr>
+            <w:r>
+              <w:rPr>
+                <w:rFonts w:ascii="Times New Roman" w:cs="Times New Roman" w:eastAsia="Times New Roman" w:hAnsi="Times New Roman"/>
+                <w:sz w:val="16"/>
+                <w:szCs w:val="16"/>
+              </w:rPr>
+              <w:t xml:space="preserve">v2a vs v5</w:t>
+            </w:r>
+          </w:p>
+        </w:tc>
+        <w:tc>
+          <w:tcPr>
+            <w:tcW w:type="dxa" w:w="500"/>
+            <w:tcBorders>
+              <w:top w:val="single" w:color="000000" w:sz="1"/>
+              <w:left w:val="single" w:color="000000" w:sz="1"/>
+              <w:bottom w:val="single" w:color="000000" w:sz="1"/>
+              <w:right w:val="single" w:color="000000" w:sz="1"/>
+            </w:tcBorders>
+            <w:tcMar>
+              <w:top w:type="dxa" w:w="40"/>
+              <w:left w:type="dxa" w:w="60"/>
+              <w:bottom w:type="dxa" w:w="40"/>
+              <w:right w:type="dxa" w:w="60"/>
+            </w:tcMar>
+          </w:tcPr>
+          <w:p>
+            <w:pPr>
+              <w:spacing w:before="20" w:after="20"/>
+              <w:jc w:val="center"/>
+            </w:pPr>
+            <w:r>
+              <w:rPr>
+                <w:rFonts w:ascii="Times New Roman" w:cs="Times New Roman" w:eastAsia="Times New Roman" w:hAnsi="Times New Roman"/>
+                <w:sz w:val="16"/>
+                <w:szCs w:val="16"/>
+              </w:rPr>
+              <w:t xml:space="preserve">+0.071</w:t>
+            </w:r>
+          </w:p>
+        </w:tc>
+        <w:tc>
+          <w:tcPr>
+            <w:tcW w:type="dxa" w:w="600"/>
+            <w:tcBorders>
+              <w:top w:val="single" w:color="000000" w:sz="1"/>
+              <w:left w:val="single" w:color="000000" w:sz="1"/>
+              <w:bottom w:val="single" w:color="000000" w:sz="1"/>
+              <w:right w:val="single" w:color="000000" w:sz="1"/>
+            </w:tcBorders>
+            <w:tcMar>
+              <w:top w:type="dxa" w:w="40"/>
+              <w:left w:type="dxa" w:w="60"/>
+              <w:bottom w:type="dxa" w:w="40"/>
+              <w:right w:type="dxa" w:w="60"/>
+            </w:tcMar>
+          </w:tcPr>
+          <w:p>
+            <w:pPr>
+              <w:spacing w:before="20" w:after="20"/>
+              <w:jc w:val="center"/>
+            </w:pPr>
+            <w:r>
+              <w:rPr>
+                <w:rFonts w:ascii="Times New Roman" w:cs="Times New Roman" w:eastAsia="Times New Roman" w:hAnsi="Times New Roman"/>
+                <w:sz w:val="16"/>
+                <w:szCs w:val="16"/>
+              </w:rPr>
+              <w:t xml:space="preserve">0.009</w:t>
+            </w:r>
+          </w:p>
+        </w:tc>
+        <w:tc>
+          <w:tcPr>
+            <w:tcW w:type="dxa" w:w="400"/>
+            <w:tcBorders>
+              <w:top w:val="single" w:color="000000" w:sz="1"/>
+              <w:left w:val="single" w:color="000000" w:sz="1"/>
+              <w:bottom w:val="single" w:color="000000" w:sz="1"/>
+              <w:right w:val="single" w:color="000000" w:sz="1"/>
+            </w:tcBorders>
+            <w:tcMar>
+              <w:top w:type="dxa" w:w="40"/>
+              <w:left w:type="dxa" w:w="60"/>
+              <w:bottom w:type="dxa" w:w="40"/>
+              <w:right w:type="dxa" w:w="60"/>
+            </w:tcMar>
+          </w:tcPr>
+          <w:p>
+            <w:pPr>
+              <w:spacing w:before="20" w:after="20"/>
+              <w:jc w:val="center"/>
+            </w:pPr>
+            <w:r>
+              <w:rPr>
+                <w:rFonts w:ascii="Times New Roman" w:cs="Times New Roman" w:eastAsia="Times New Roman" w:hAnsi="Times New Roman"/>
+                <w:sz w:val="16"/>
+                <w:szCs w:val="16"/>
+              </w:rPr>
+              <w:t xml:space="preserve">**</w:t>
+            </w:r>
+          </w:p>
+        </w:tc>
+        <w:tc>
+          <w:tcPr>
+            <w:tcW w:type="dxa" w:w="500"/>
+            <w:tcBorders>
+              <w:top w:val="single" w:color="000000" w:sz="1"/>
+              <w:left w:val="single" w:color="000000" w:sz="1"/>
+              <w:bottom w:val="single" w:color="000000" w:sz="1"/>
+              <w:right w:val="single" w:color="000000" w:sz="1"/>
+            </w:tcBorders>
+            <w:tcMar>
+              <w:top w:type="dxa" w:w="40"/>
+              <w:left w:type="dxa" w:w="60"/>
+              <w:bottom w:type="dxa" w:w="40"/>
+              <w:right w:type="dxa" w:w="60"/>
+            </w:tcMar>
+          </w:tcPr>
+          <w:p>
+            <w:pPr>
+              <w:spacing w:before="20" w:after="20"/>
+              <w:jc w:val="center"/>
+            </w:pPr>
+            <w:r>
+              <w:rPr>
+                <w:rFonts w:ascii="Times New Roman" w:cs="Times New Roman" w:eastAsia="Times New Roman" w:hAnsi="Times New Roman"/>
+                <w:sz w:val="16"/>
+                <w:szCs w:val="16"/>
+              </w:rPr>
+              <w:t xml:space="preserve">0.59</w:t>
+            </w:r>
+          </w:p>
+        </w:tc>
+        <w:tc>
+          <w:tcPr>
+            <w:tcW w:type="dxa" w:w="1340"/>
+            <w:tcBorders>
+              <w:top w:val="single" w:color="000000" w:sz="1"/>
+              <w:left w:val="single" w:color="000000" w:sz="1"/>
+              <w:bottom w:val="single" w:color="000000" w:sz="1"/>
+              <w:right w:val="single" w:color="000000" w:sz="1"/>
+            </w:tcBorders>
+            <w:tcMar>
+              <w:top w:type="dxa" w:w="40"/>
+              <w:left w:type="dxa" w:w="60"/>
+              <w:bottom w:type="dxa" w:w="40"/>
+              <w:right w:type="dxa" w:w="60"/>
+            </w:tcMar>
+          </w:tcPr>
+          <w:p>
+            <w:pPr>
+              <w:spacing w:before="20" w:after="20"/>
+              <w:jc w:val="left"/>
+            </w:pPr>
+            <w:r>
+              <w:rPr>
+                <w:rFonts w:ascii="Times New Roman" w:cs="Times New Roman" w:eastAsia="Times New Roman" w:hAnsi="Times New Roman"/>
+                <w:sz w:val="16"/>
+                <w:szCs w:val="16"/>
+              </w:rPr>
+              <w:t xml:space="preserve">Specialist better</w:t>
+            </w:r>
+          </w:p>
+        </w:tc>
+      </w:tr>
+      <w:tr>
+        <w:tc>
+          <w:tcPr>
+            <w:tcW w:type="dxa" w:w="1700"/>
+            <w:tcBorders>
+              <w:top w:val="single" w:color="000000" w:sz="1"/>
+              <w:left w:val="single" w:color="000000" w:sz="1"/>
+              <w:bottom w:val="single" w:color="000000" w:sz="1"/>
+              <w:right w:val="single" w:color="000000" w:sz="1"/>
+            </w:tcBorders>
+            <w:tcMar>
+              <w:top w:type="dxa" w:w="40"/>
+              <w:left w:type="dxa" w:w="60"/>
+              <w:bottom w:type="dxa" w:w="40"/>
+              <w:right w:type="dxa" w:w="60"/>
+            </w:tcMar>
+          </w:tcPr>
+          <w:p>
+            <w:pPr>
+              <w:spacing w:before="20" w:after="20"/>
+              <w:jc w:val="left"/>
+            </w:pPr>
+            <w:r>
+              <w:rPr>
+                <w:rFonts w:ascii="Times New Roman" w:cs="Times New Roman" w:eastAsia="Times New Roman" w:hAnsi="Times New Roman"/>
+                <w:sz w:val="16"/>
+                <w:szCs w:val="16"/>
+              </w:rPr>
+              <w:t xml:space="preserve">v3a vs v3b</w:t>
+            </w:r>
+          </w:p>
+        </w:tc>
+        <w:tc>
+          <w:tcPr>
+            <w:tcW w:type="dxa" w:w="500"/>
+            <w:tcBorders>
+              <w:top w:val="single" w:color="000000" w:sz="1"/>
+              <w:left w:val="single" w:color="000000" w:sz="1"/>
+              <w:bottom w:val="single" w:color="000000" w:sz="1"/>
+              <w:right w:val="single" w:color="000000" w:sz="1"/>
+            </w:tcBorders>
+            <w:tcMar>
+              <w:top w:type="dxa" w:w="40"/>
+              <w:left w:type="dxa" w:w="60"/>
+              <w:bottom w:type="dxa" w:w="40"/>
+              <w:right w:type="dxa" w:w="60"/>
+            </w:tcMar>
+          </w:tcPr>
+          <w:p>
+            <w:pPr>
+              <w:spacing w:before="20" w:after="20"/>
+              <w:jc w:val="center"/>
+            </w:pPr>
+            <w:r>
+              <w:rPr>
+                <w:rFonts w:ascii="Times New Roman" w:cs="Times New Roman" w:eastAsia="Times New Roman" w:hAnsi="Times New Roman"/>
+                <w:sz w:val="16"/>
+                <w:szCs w:val="16"/>
+              </w:rPr>
+              <w:t xml:space="preserve">+0.355</w:t>
+            </w:r>
+          </w:p>
+        </w:tc>
+        <w:tc>
+          <w:tcPr>
+            <w:tcW w:type="dxa" w:w="600"/>
+            <w:tcBorders>
+              <w:top w:val="single" w:color="000000" w:sz="1"/>
+              <w:left w:val="single" w:color="000000" w:sz="1"/>
+              <w:bottom w:val="single" w:color="000000" w:sz="1"/>
+              <w:right w:val="single" w:color="000000" w:sz="1"/>
+            </w:tcBorders>
+            <w:tcMar>
+              <w:top w:type="dxa" w:w="40"/>
+              <w:left w:type="dxa" w:w="60"/>
+              <w:bottom w:type="dxa" w:w="40"/>
+              <w:right w:type="dxa" w:w="60"/>
+            </w:tcMar>
+          </w:tcPr>
+          <w:p>
+            <w:pPr>
+              <w:spacing w:before="20" w:after="20"/>
+              <w:jc w:val="center"/>
+            </w:pPr>
+            <w:r>
+              <w:rPr>
+                <w:rFonts w:ascii="Times New Roman" w:cs="Times New Roman" w:eastAsia="Times New Roman" w:hAnsi="Times New Roman"/>
+                <w:sz w:val="16"/>
+                <w:szCs w:val="16"/>
+              </w:rPr>
+              <w:t xml:space="preserve">&lt;.0001</w:t>
+            </w:r>
+          </w:p>
+        </w:tc>
+        <w:tc>
+          <w:tcPr>
+            <w:tcW w:type="dxa" w:w="400"/>
+            <w:tcBorders>
+              <w:top w:val="single" w:color="000000" w:sz="1"/>
+              <w:left w:val="single" w:color="000000" w:sz="1"/>
+              <w:bottom w:val="single" w:color="000000" w:sz="1"/>
+              <w:right w:val="single" w:color="000000" w:sz="1"/>
+            </w:tcBorders>
+            <w:tcMar>
+              <w:top w:type="dxa" w:w="40"/>
+              <w:left w:type="dxa" w:w="60"/>
+              <w:bottom w:type="dxa" w:w="40"/>
+              <w:right w:type="dxa" w:w="60"/>
+            </w:tcMar>
+          </w:tcPr>
+          <w:p>
+            <w:pPr>
+              <w:spacing w:before="20" w:after="20"/>
+              <w:jc w:val="center"/>
+            </w:pPr>
+            <w:r>
+              <w:rPr>
+                <w:rFonts w:ascii="Times New Roman" w:cs="Times New Roman" w:eastAsia="Times New Roman" w:hAnsi="Times New Roman"/>
+                <w:sz w:val="16"/>
+                <w:szCs w:val="16"/>
+              </w:rPr>
+              <w:t xml:space="preserve">***</w:t>
+            </w:r>
+          </w:p>
+        </w:tc>
+        <w:tc>
+          <w:tcPr>
+            <w:tcW w:type="dxa" w:w="500"/>
+            <w:tcBorders>
+              <w:top w:val="single" w:color="000000" w:sz="1"/>
+              <w:left w:val="single" w:color="000000" w:sz="1"/>
+              <w:bottom w:val="single" w:color="000000" w:sz="1"/>
+              <w:right w:val="single" w:color="000000" w:sz="1"/>
+            </w:tcBorders>
+            <w:tcMar>
+              <w:top w:type="dxa" w:w="40"/>
+              <w:left w:type="dxa" w:w="60"/>
+              <w:bottom w:type="dxa" w:w="40"/>
+              <w:right w:type="dxa" w:w="60"/>
+            </w:tcMar>
+          </w:tcPr>
+          <w:p>
+            <w:pPr>
+              <w:spacing w:before="20" w:after="20"/>
+              <w:jc w:val="center"/>
+            </w:pPr>
+            <w:r>
+              <w:rPr>
+                <w:rFonts w:ascii="Times New Roman" w:cs="Times New Roman" w:eastAsia="Times New Roman" w:hAnsi="Times New Roman"/>
+                <w:sz w:val="16"/>
+                <w:szCs w:val="16"/>
+              </w:rPr>
+              <w:t xml:space="preserve">1.61</w:t>
+            </w:r>
+          </w:p>
+        </w:tc>
+        <w:tc>
+          <w:tcPr>
+            <w:tcW w:type="dxa" w:w="1340"/>
+            <w:tcBorders>
+              <w:top w:val="single" w:color="000000" w:sz="1"/>
+              <w:left w:val="single" w:color="000000" w:sz="1"/>
+              <w:bottom w:val="single" w:color="000000" w:sz="1"/>
+              <w:right w:val="single" w:color="000000" w:sz="1"/>
+            </w:tcBorders>
+            <w:tcMar>
+              <w:top w:type="dxa" w:w="40"/>
+              <w:left w:type="dxa" w:w="60"/>
+              <w:bottom w:type="dxa" w:w="40"/>
+              <w:right w:type="dxa" w:w="60"/>
+            </w:tcMar>
+          </w:tcPr>
+          <w:p>
+            <w:pPr>
+              <w:spacing w:before="20" w:after="20"/>
+              <w:jc w:val="left"/>
+            </w:pPr>
+            <w:r>
+              <w:rPr>
+                <w:rFonts w:ascii="Times New Roman" w:cs="Times New Roman" w:eastAsia="Times New Roman" w:hAnsi="Times New Roman"/>
+                <w:sz w:val="16"/>
+                <w:szCs w:val="16"/>
+              </w:rPr>
+              <w:t xml:space="preserve">Rubric merge wins</w:t>
+            </w:r>
+          </w:p>
+        </w:tc>
+      </w:tr>
+      <w:tr>
+        <w:tc>
+          <w:tcPr>
+            <w:tcW w:type="dxa" w:w="1700"/>
+            <w:tcBorders>
+              <w:top w:val="single" w:color="000000" w:sz="1"/>
+              <w:left w:val="single" w:color="000000" w:sz="1"/>
+              <w:bottom w:val="single" w:color="000000" w:sz="1"/>
+              <w:right w:val="single" w:color="000000" w:sz="1"/>
+            </w:tcBorders>
+            <w:tcMar>
+              <w:top w:type="dxa" w:w="40"/>
+              <w:left w:type="dxa" w:w="60"/>
+              <w:bottom w:type="dxa" w:w="40"/>
+              <w:right w:type="dxa" w:w="60"/>
+            </w:tcMar>
+          </w:tcPr>
+          <w:p>
+            <w:pPr>
+              <w:spacing w:before="20" w:after="20"/>
+              <w:jc w:val="left"/>
+            </w:pPr>
+            <w:r>
+              <w:rPr>
+                <w:rFonts w:ascii="Times New Roman" w:cs="Times New Roman" w:eastAsia="Times New Roman" w:hAnsi="Times New Roman"/>
+                <w:sz w:val="16"/>
+                <w:szCs w:val="16"/>
+              </w:rPr>
+              <w:t xml:space="preserve">v3a vs v3c</w:t>
+            </w:r>
+          </w:p>
+        </w:tc>
+        <w:tc>
+          <w:tcPr>
+            <w:tcW w:type="dxa" w:w="500"/>
+            <w:tcBorders>
+              <w:top w:val="single" w:color="000000" w:sz="1"/>
+              <w:left w:val="single" w:color="000000" w:sz="1"/>
+              <w:bottom w:val="single" w:color="000000" w:sz="1"/>
+              <w:right w:val="single" w:color="000000" w:sz="1"/>
+            </w:tcBorders>
+            <w:tcMar>
+              <w:top w:type="dxa" w:w="40"/>
+              <w:left w:type="dxa" w:w="60"/>
+              <w:bottom w:type="dxa" w:w="40"/>
+              <w:right w:type="dxa" w:w="60"/>
+            </w:tcMar>
+          </w:tcPr>
+          <w:p>
+            <w:pPr>
+              <w:spacing w:before="20" w:after="20"/>
+              <w:jc w:val="center"/>
+            </w:pPr>
+            <w:r>
+              <w:rPr>
+                <w:rFonts w:ascii="Times New Roman" w:cs="Times New Roman" w:eastAsia="Times New Roman" w:hAnsi="Times New Roman"/>
+                <w:sz w:val="16"/>
+                <w:szCs w:val="16"/>
+              </w:rPr>
+              <w:t xml:space="preserve">-0.210</w:t>
+            </w:r>
+          </w:p>
+        </w:tc>
+        <w:tc>
+          <w:tcPr>
+            <w:tcW w:type="dxa" w:w="600"/>
+            <w:tcBorders>
+              <w:top w:val="single" w:color="000000" w:sz="1"/>
+              <w:left w:val="single" w:color="000000" w:sz="1"/>
+              <w:bottom w:val="single" w:color="000000" w:sz="1"/>
+              <w:right w:val="single" w:color="000000" w:sz="1"/>
+            </w:tcBorders>
+            <w:tcMar>
+              <w:top w:type="dxa" w:w="40"/>
+              <w:left w:type="dxa" w:w="60"/>
+              <w:bottom w:type="dxa" w:w="40"/>
+              <w:right w:type="dxa" w:w="60"/>
+            </w:tcMar>
+          </w:tcPr>
+          <w:p>
+            <w:pPr>
+              <w:spacing w:before="20" w:after="20"/>
+              <w:jc w:val="center"/>
+            </w:pPr>
+            <w:r>
+              <w:rPr>
+                <w:rFonts w:ascii="Times New Roman" w:cs="Times New Roman" w:eastAsia="Times New Roman" w:hAnsi="Times New Roman"/>
+                <w:sz w:val="16"/>
+                <w:szCs w:val="16"/>
+              </w:rPr>
+              <w:t xml:space="preserve">&lt;.0001</w:t>
+            </w:r>
+          </w:p>
+        </w:tc>
+        <w:tc>
+          <w:tcPr>
+            <w:tcW w:type="dxa" w:w="400"/>
+            <w:tcBorders>
+              <w:top w:val="single" w:color="000000" w:sz="1"/>
+              <w:left w:val="single" w:color="000000" w:sz="1"/>
+              <w:bottom w:val="single" w:color="000000" w:sz="1"/>
+              <w:right w:val="single" w:color="000000" w:sz="1"/>
+            </w:tcBorders>
+            <w:tcMar>
+              <w:top w:type="dxa" w:w="40"/>
+              <w:left w:type="dxa" w:w="60"/>
+              <w:bottom w:type="dxa" w:w="40"/>
+              <w:right w:type="dxa" w:w="60"/>
+            </w:tcMar>
+          </w:tcPr>
+          <w:p>
+            <w:pPr>
+              <w:spacing w:before="20" w:after="20"/>
+              <w:jc w:val="center"/>
+            </w:pPr>
+            <w:r>
+              <w:rPr>
+                <w:rFonts w:ascii="Times New Roman" w:cs="Times New Roman" w:eastAsia="Times New Roman" w:hAnsi="Times New Roman"/>
+                <w:sz w:val="16"/>
+                <w:szCs w:val="16"/>
+              </w:rPr>
+              <w:t xml:space="preserve">***</w:t>
+            </w:r>
+          </w:p>
+        </w:tc>
+        <w:tc>
+          <w:tcPr>
+            <w:tcW w:type="dxa" w:w="500"/>
+            <w:tcBorders>
+              <w:top w:val="single" w:color="000000" w:sz="1"/>
+              <w:left w:val="single" w:color="000000" w:sz="1"/>
+              <w:bottom w:val="single" w:color="000000" w:sz="1"/>
+              <w:right w:val="single" w:color="000000" w:sz="1"/>
+            </w:tcBorders>
+            <w:tcMar>
+              <w:top w:type="dxa" w:w="40"/>
+              <w:left w:type="dxa" w:w="60"/>
+              <w:bottom w:type="dxa" w:w="40"/>
+              <w:right w:type="dxa" w:w="60"/>
+            </w:tcMar>
+          </w:tcPr>
+          <w:p>
+            <w:pPr>
+              <w:spacing w:before="20" w:after="20"/>
+              <w:jc w:val="center"/>
+            </w:pPr>
+            <w:r>
+              <w:rPr>
+                <w:rFonts w:ascii="Times New Roman" w:cs="Times New Roman" w:eastAsia="Times New Roman" w:hAnsi="Times New Roman"/>
+                <w:sz w:val="16"/>
+                <w:szCs w:val="16"/>
+              </w:rPr>
+              <w:t xml:space="preserve">-0.85</w:t>
+            </w:r>
+          </w:p>
+        </w:tc>
+        <w:tc>
+          <w:tcPr>
+            <w:tcW w:type="dxa" w:w="1340"/>
+            <w:tcBorders>
+              <w:top w:val="single" w:color="000000" w:sz="1"/>
+              <w:left w:val="single" w:color="000000" w:sz="1"/>
+              <w:bottom w:val="single" w:color="000000" w:sz="1"/>
+              <w:right w:val="single" w:color="000000" w:sz="1"/>
+            </w:tcBorders>
+            <w:tcMar>
+              <w:top w:type="dxa" w:w="40"/>
+              <w:left w:type="dxa" w:w="60"/>
+              <w:bottom w:type="dxa" w:w="40"/>
+              <w:right w:type="dxa" w:w="60"/>
+            </w:tcMar>
+          </w:tcPr>
+          <w:p>
+            <w:pPr>
+              <w:spacing w:before="20" w:after="20"/>
+              <w:jc w:val="left"/>
+            </w:pPr>
+            <w:r>
+              <w:rPr>
+                <w:rFonts w:ascii="Times New Roman" w:cs="Times New Roman" w:eastAsia="Times New Roman" w:hAnsi="Times New Roman"/>
+                <w:sz w:val="16"/>
+                <w:szCs w:val="16"/>
+              </w:rPr>
+              <w:t xml:space="preserve">Dialectical worse</w:t>
+            </w:r>
+          </w:p>
+        </w:tc>
+      </w:tr>
+      <w:tr>
+        <w:tc>
+          <w:tcPr>
+            <w:tcW w:type="dxa" w:w="1700"/>
+            <w:tcBorders>
+              <w:top w:val="single" w:color="000000" w:sz="1"/>
+              <w:left w:val="single" w:color="000000" w:sz="1"/>
+              <w:bottom w:val="single" w:color="000000" w:sz="1"/>
+              <w:right w:val="single" w:color="000000" w:sz="1"/>
+            </w:tcBorders>
+            <w:tcMar>
+              <w:top w:type="dxa" w:w="40"/>
+              <w:left w:type="dxa" w:w="60"/>
+              <w:bottom w:type="dxa" w:w="40"/>
+              <w:right w:type="dxa" w:w="60"/>
+            </w:tcMar>
+          </w:tcPr>
+          <w:p>
+            <w:pPr>
+              <w:spacing w:before="20" w:after="20"/>
+              <w:jc w:val="left"/>
+            </w:pPr>
+            <w:r>
+              <w:rPr>
+                <w:rFonts w:ascii="Times New Roman" w:cs="Times New Roman" w:eastAsia="Times New Roman" w:hAnsi="Times New Roman"/>
+                <w:sz w:val="16"/>
+                <w:szCs w:val="16"/>
+              </w:rPr>
+              <w:t xml:space="preserve">v3b vs v8</w:t>
+            </w:r>
+          </w:p>
+        </w:tc>
+        <w:tc>
+          <w:tcPr>
+            <w:tcW w:type="dxa" w:w="500"/>
+            <w:tcBorders>
+              <w:top w:val="single" w:color="000000" w:sz="1"/>
+              <w:left w:val="single" w:color="000000" w:sz="1"/>
+              <w:bottom w:val="single" w:color="000000" w:sz="1"/>
+              <w:right w:val="single" w:color="000000" w:sz="1"/>
+            </w:tcBorders>
+            <w:tcMar>
+              <w:top w:type="dxa" w:w="40"/>
+              <w:left w:type="dxa" w:w="60"/>
+              <w:bottom w:type="dxa" w:w="40"/>
+              <w:right w:type="dxa" w:w="60"/>
+            </w:tcMar>
+          </w:tcPr>
+          <w:p>
+            <w:pPr>
+              <w:spacing w:before="20" w:after="20"/>
+              <w:jc w:val="center"/>
+            </w:pPr>
+            <w:r>
+              <w:rPr>
+                <w:rFonts w:ascii="Times New Roman" w:cs="Times New Roman" w:eastAsia="Times New Roman" w:hAnsi="Times New Roman"/>
+                <w:sz w:val="16"/>
+                <w:szCs w:val="16"/>
+              </w:rPr>
+              <w:t xml:space="preserve">+0.092</w:t>
+            </w:r>
+          </w:p>
+        </w:tc>
+        <w:tc>
+          <w:tcPr>
+            <w:tcW w:type="dxa" w:w="600"/>
+            <w:tcBorders>
+              <w:top w:val="single" w:color="000000" w:sz="1"/>
+              <w:left w:val="single" w:color="000000" w:sz="1"/>
+              <w:bottom w:val="single" w:color="000000" w:sz="1"/>
+              <w:right w:val="single" w:color="000000" w:sz="1"/>
+            </w:tcBorders>
+            <w:tcMar>
+              <w:top w:type="dxa" w:w="40"/>
+              <w:left w:type="dxa" w:w="60"/>
+              <w:bottom w:type="dxa" w:w="40"/>
+              <w:right w:type="dxa" w:w="60"/>
+            </w:tcMar>
+          </w:tcPr>
+          <w:p>
+            <w:pPr>
+              <w:spacing w:before="20" w:after="20"/>
+              <w:jc w:val="center"/>
+            </w:pPr>
+            <w:r>
+              <w:rPr>
+                <w:rFonts w:ascii="Times New Roman" w:cs="Times New Roman" w:eastAsia="Times New Roman" w:hAnsi="Times New Roman"/>
+                <w:sz w:val="16"/>
+                <w:szCs w:val="16"/>
+              </w:rPr>
+              <w:t xml:space="preserve">0.031</w:t>
+            </w:r>
+          </w:p>
+        </w:tc>
+        <w:tc>
+          <w:tcPr>
+            <w:tcW w:type="dxa" w:w="400"/>
+            <w:tcBorders>
+              <w:top w:val="single" w:color="000000" w:sz="1"/>
+              <w:left w:val="single" w:color="000000" w:sz="1"/>
+              <w:bottom w:val="single" w:color="000000" w:sz="1"/>
+              <w:right w:val="single" w:color="000000" w:sz="1"/>
+            </w:tcBorders>
+            <w:tcMar>
+              <w:top w:type="dxa" w:w="40"/>
+              <w:left w:type="dxa" w:w="60"/>
+              <w:bottom w:type="dxa" w:w="40"/>
+              <w:right w:type="dxa" w:w="60"/>
+            </w:tcMar>
+          </w:tcPr>
+          <w:p>
+            <w:pPr>
+              <w:spacing w:before="20" w:after="20"/>
+              <w:jc w:val="center"/>
+            </w:pPr>
+            <w:r>
+              <w:rPr>
+                <w:rFonts w:ascii="Times New Roman" w:cs="Times New Roman" w:eastAsia="Times New Roman" w:hAnsi="Times New Roman"/>
+                <w:sz w:val="16"/>
+                <w:szCs w:val="16"/>
+              </w:rPr>
+              <w:t xml:space="preserve">*</w:t>
+            </w:r>
+          </w:p>
+        </w:tc>
+        <w:tc>
+          <w:tcPr>
+            <w:tcW w:type="dxa" w:w="500"/>
+            <w:tcBorders>
+              <w:top w:val="single" w:color="000000" w:sz="1"/>
+              <w:left w:val="single" w:color="000000" w:sz="1"/>
+              <w:bottom w:val="single" w:color="000000" w:sz="1"/>
+              <w:right w:val="single" w:color="000000" w:sz="1"/>
+            </w:tcBorders>
+            <w:tcMar>
+              <w:top w:type="dxa" w:w="40"/>
+              <w:left w:type="dxa" w:w="60"/>
+              <w:bottom w:type="dxa" w:w="40"/>
+              <w:right w:type="dxa" w:w="60"/>
+            </w:tcMar>
+          </w:tcPr>
+          <w:p>
+            <w:pPr>
+              <w:spacing w:before="20" w:after="20"/>
+              <w:jc w:val="center"/>
+            </w:pPr>
+            <w:r>
+              <w:rPr>
+                <w:rFonts w:ascii="Times New Roman" w:cs="Times New Roman" w:eastAsia="Times New Roman" w:hAnsi="Times New Roman"/>
+                <w:sz w:val="16"/>
+                <w:szCs w:val="16"/>
+              </w:rPr>
+              <w:t xml:space="preserve">0.46</w:t>
+            </w:r>
+          </w:p>
+        </w:tc>
+        <w:tc>
+          <w:tcPr>
+            <w:tcW w:type="dxa" w:w="1340"/>
+            <w:tcBorders>
+              <w:top w:val="single" w:color="000000" w:sz="1"/>
+              <w:left w:val="single" w:color="000000" w:sz="1"/>
+              <w:bottom w:val="single" w:color="000000" w:sz="1"/>
+              <w:right w:val="single" w:color="000000" w:sz="1"/>
+            </w:tcBorders>
+            <w:tcMar>
+              <w:top w:type="dxa" w:w="40"/>
+              <w:left w:type="dxa" w:w="60"/>
+              <w:bottom w:type="dxa" w:w="40"/>
+              <w:right w:type="dxa" w:w="60"/>
+            </w:tcMar>
+          </w:tcPr>
+          <w:p>
+            <w:pPr>
+              <w:spacing w:before="20" w:after="20"/>
+              <w:jc w:val="left"/>
+            </w:pPr>
+            <w:r>
+              <w:rPr>
+                <w:rFonts w:ascii="Times New Roman" w:cs="Times New Roman" w:eastAsia="Times New Roman" w:hAnsi="Times New Roman"/>
+                <w:sz w:val="16"/>
+                <w:szCs w:val="16"/>
+              </w:rPr>
+              <w:t xml:space="preserve">Debate marginal</w:t>
+            </w:r>
+          </w:p>
+        </w:tc>
+      </w:tr>
+      <w:tr>
+        <w:tc>
+          <w:tcPr>
+            <w:tcW w:type="dxa" w:w="1700"/>
+            <w:tcBorders>
+              <w:top w:val="single" w:color="000000" w:sz="1"/>
+              <w:left w:val="single" w:color="000000" w:sz="1"/>
+              <w:bottom w:val="single" w:color="000000" w:sz="1"/>
+              <w:right w:val="single" w:color="000000" w:sz="1"/>
+            </w:tcBorders>
+            <w:tcMar>
+              <w:top w:type="dxa" w:w="40"/>
+              <w:left w:type="dxa" w:w="60"/>
+              <w:bottom w:type="dxa" w:w="40"/>
+              <w:right w:type="dxa" w:w="60"/>
+            </w:tcMar>
+          </w:tcPr>
+          <w:p>
+            <w:pPr>
+              <w:spacing w:before="20" w:after="20"/>
+              <w:jc w:val="left"/>
+            </w:pPr>
+            <w:r>
+              <w:rPr>
+                <w:rFonts w:ascii="Times New Roman" w:cs="Times New Roman" w:eastAsia="Times New Roman" w:hAnsi="Times New Roman"/>
+                <w:sz w:val="16"/>
+                <w:szCs w:val="16"/>
+              </w:rPr>
+              <w:t xml:space="preserve">v5 vs v6</w:t>
+            </w:r>
+          </w:p>
+        </w:tc>
+        <w:tc>
+          <w:tcPr>
+            <w:tcW w:type="dxa" w:w="500"/>
+            <w:tcBorders>
+              <w:top w:val="single" w:color="000000" w:sz="1"/>
+              <w:left w:val="single" w:color="000000" w:sz="1"/>
+              <w:bottom w:val="single" w:color="000000" w:sz="1"/>
+              <w:right w:val="single" w:color="000000" w:sz="1"/>
+            </w:tcBorders>
+            <w:tcMar>
+              <w:top w:type="dxa" w:w="40"/>
+              <w:left w:type="dxa" w:w="60"/>
+              <w:bottom w:type="dxa" w:w="40"/>
+              <w:right w:type="dxa" w:w="60"/>
+            </w:tcMar>
+          </w:tcPr>
+          <w:p>
+            <w:pPr>
+              <w:spacing w:before="20" w:after="20"/>
+              <w:jc w:val="center"/>
+            </w:pPr>
+            <w:r>
+              <w:rPr>
+                <w:rFonts w:ascii="Times New Roman" w:cs="Times New Roman" w:eastAsia="Times New Roman" w:hAnsi="Times New Roman"/>
+                <w:sz w:val="16"/>
+                <w:szCs w:val="16"/>
+              </w:rPr>
+              <w:t xml:space="preserve">+0.025</w:t>
+            </w:r>
+          </w:p>
+        </w:tc>
+        <w:tc>
+          <w:tcPr>
+            <w:tcW w:type="dxa" w:w="600"/>
+            <w:tcBorders>
+              <w:top w:val="single" w:color="000000" w:sz="1"/>
+              <w:left w:val="single" w:color="000000" w:sz="1"/>
+              <w:bottom w:val="single" w:color="000000" w:sz="1"/>
+              <w:right w:val="single" w:color="000000" w:sz="1"/>
+            </w:tcBorders>
+            <w:tcMar>
+              <w:top w:type="dxa" w:w="40"/>
+              <w:left w:type="dxa" w:w="60"/>
+              <w:bottom w:type="dxa" w:w="40"/>
+              <w:right w:type="dxa" w:w="60"/>
+            </w:tcMar>
+          </w:tcPr>
+          <w:p>
+            <w:pPr>
+              <w:spacing w:before="20" w:after="20"/>
+              <w:jc w:val="center"/>
+            </w:pPr>
+            <w:r>
+              <w:rPr>
+                <w:rFonts w:ascii="Times New Roman" w:cs="Times New Roman" w:eastAsia="Times New Roman" w:hAnsi="Times New Roman"/>
+                <w:sz w:val="16"/>
+                <w:szCs w:val="16"/>
+              </w:rPr>
+              <w:t xml:space="preserve">0.115</w:t>
+            </w:r>
+          </w:p>
+        </w:tc>
+        <w:tc>
+          <w:tcPr>
+            <w:tcW w:type="dxa" w:w="400"/>
+            <w:tcBorders>
+              <w:top w:val="single" w:color="000000" w:sz="1"/>
+              <w:left w:val="single" w:color="000000" w:sz="1"/>
+              <w:bottom w:val="single" w:color="000000" w:sz="1"/>
+              <w:right w:val="single" w:color="000000" w:sz="1"/>
+            </w:tcBorders>
+            <w:tcMar>
+              <w:top w:type="dxa" w:w="40"/>
+              <w:left w:type="dxa" w:w="60"/>
+              <w:bottom w:type="dxa" w:w="40"/>
+              <w:right w:type="dxa" w:w="60"/>
+            </w:tcMar>
+          </w:tcPr>
+          <w:p>
+            <w:pPr>
+              <w:spacing w:before="20" w:after="20"/>
+              <w:jc w:val="center"/>
+            </w:pPr>
+            <w:r>
+              <w:rPr>
+                <w:rFonts w:ascii="Times New Roman" w:cs="Times New Roman" w:eastAsia="Times New Roman" w:hAnsi="Times New Roman"/>
+                <w:sz w:val="16"/>
+                <w:szCs w:val="16"/>
+              </w:rPr>
+              <w:t xml:space="preserve">ns</w:t>
+            </w:r>
+          </w:p>
+        </w:tc>
+        <w:tc>
+          <w:tcPr>
+            <w:tcW w:type="dxa" w:w="500"/>
+            <w:tcBorders>
+              <w:top w:val="single" w:color="000000" w:sz="1"/>
+              <w:left w:val="single" w:color="000000" w:sz="1"/>
+              <w:bottom w:val="single" w:color="000000" w:sz="1"/>
+              <w:right w:val="single" w:color="000000" w:sz="1"/>
+            </w:tcBorders>
+            <w:tcMar>
+              <w:top w:type="dxa" w:w="40"/>
+              <w:left w:type="dxa" w:w="60"/>
+              <w:bottom w:type="dxa" w:w="40"/>
+              <w:right w:type="dxa" w:w="60"/>
+            </w:tcMar>
+          </w:tcPr>
+          <w:p>
+            <w:pPr>
+              <w:spacing w:before="20" w:after="20"/>
+              <w:jc w:val="center"/>
+            </w:pPr>
+            <w:r>
+              <w:rPr>
+                <w:rFonts w:ascii="Times New Roman" w:cs="Times New Roman" w:eastAsia="Times New Roman" w:hAnsi="Times New Roman"/>
+                <w:sz w:val="16"/>
+                <w:szCs w:val="16"/>
+              </w:rPr>
+              <w:t xml:space="preserve">0.24</w:t>
+            </w:r>
+          </w:p>
+        </w:tc>
+        <w:tc>
+          <w:tcPr>
+            <w:tcW w:type="dxa" w:w="1340"/>
+            <w:tcBorders>
+              <w:top w:val="single" w:color="000000" w:sz="1"/>
+              <w:left w:val="single" w:color="000000" w:sz="1"/>
+              <w:bottom w:val="single" w:color="000000" w:sz="1"/>
+              <w:right w:val="single" w:color="000000" w:sz="1"/>
+            </w:tcBorders>
+            <w:tcMar>
+              <w:top w:type="dxa" w:w="40"/>
+              <w:left w:type="dxa" w:w="60"/>
+              <w:bottom w:type="dxa" w:w="40"/>
+              <w:right w:type="dxa" w:w="60"/>
+            </w:tcMar>
+          </w:tcPr>
+          <w:p>
+            <w:pPr>
+              <w:spacing w:before="20" w:after="20"/>
+              <w:jc w:val="left"/>
+            </w:pPr>
+            <w:r>
+              <w:rPr>
+                <w:rFonts w:ascii="Times New Roman" w:cs="Times New Roman" w:eastAsia="Times New Roman" w:hAnsi="Times New Roman"/>
+                <w:sz w:val="16"/>
+                <w:szCs w:val="16"/>
+              </w:rPr>
+              <w:t xml:space="preserve">No difference</w:t>
+            </w:r>
+          </w:p>
+        </w:tc>
+      </w:tr>
+    </w:tbl>
+    <w:p>
+      <w:pPr>
+        <w:spacing w:before="180" w:after="80"/>
+      </w:pPr>
+      <w:r>
+        <w:rPr>
+          <w:rFonts w:ascii="Times New Roman" w:cs="Times New Roman" w:eastAsia="Times New Roman" w:hAnsi="Times New Roman"/>
+          <w:b/>
+          <w:bCs/>
+          <w:i/>
+          <w:iCs/>
+          <w:sz w:val="20"/>
+          <w:szCs w:val="20"/>
+        </w:rPr>
+        <w:t xml:space="preserve">D. Complexity Interaction</w:t>
+      </w:r>
+    </w:p>
+    <w:p>
+      <w:pPr>
+        <w:spacing w:after="80" w:line="264"/>
+        <w:ind w:firstLine="240"/>
+      </w:pPr>
+      <w:r>
+        <w:rPr>
+          <w:rFonts w:ascii="Times New Roman" w:cs="Times New Roman" w:eastAsia="Times New Roman" w:hAnsi="Times New Roman"/>
+          <w:sz w:val="20"/>
+          <w:szCs w:val="20"/>
+        </w:rPr>
+        <w:t xml:space="preserve">We initially expected multi-agent collaboration to help primarily on complex tasks, with the baseline performing comparably on simpler ones. The data refutes this: top-performing variants beat the baseline at every complexity level—simple, medium, and complex. Comparing v4b against v4 directly, the structural adversarial advantage holds across all three levels, with the largest improvement on simple tasks (Simple: Δ = +0.183, d = 1.20; Medium: Δ = +0.089, d = 0.95; Complex: Δ = +0.134, d = 0.87). Even straightforward designs benefit from the principal architect’s demand for architectural rigor.</w:t>
+      </w:r>
+    </w:p>
+    <w:p>
+      <w:pPr>
+        <w:spacing w:before="120" w:after="60"/>
+        <w:jc w:val="center"/>
+      </w:pPr>
+      <w:r>
         <w:drawing>
           <wp:inline distT="0" distB="0" distL="0" distR="0">
-            <wp:extent cx="4429125" cy="2209800"/>
+            <wp:extent cx="4429125" cy="1905000"/>
             <wp:effectExtent t="0" r="0" b="0" l="0"/>
-            <wp:docPr id="1" name="fig1_quality_boxplot.png" descr="fig1_quality_boxplot.png" title="fig1_quality_boxplot.png"/>
+            <wp:docPr id="1" name="fig2_quality_by_complexity.png" descr="fig2_quality_by_complexity.png" title="fig2_quality_by_complexity.png"/>
             <wp:cNvGraphicFramePr>
               <a:graphicFrameLocks xmlns:a="http://schemas.openxmlformats.org/drawingml/2006/main" noChangeAspect="1"/>
             </wp:cNvGraphicFramePr>
@@ -3784,7 +7971,7 @@
                   <pic:spPr bwMode="auto">
                     <a:xfrm>
                       <a:off x="0" y="0"/>
-                      <a:ext cx="4429125" cy="2209800"/>
+                      <a:ext cx="4429125" cy="1905000"/>
                     </a:xfrm>
                     <a:prstGeom prst="rect">
                       <a:avLst/>
@@ -3810,7 +7997,7 @@
           <w:sz w:val="18"/>
           <w:szCs w:val="18"/>
         </w:rPr>
-        <w:t xml:space="preserve">Fig. 5. Quality score distributions by variant (weighted ensemble). Boxes show IQR; whiskers extend to 1.5×IQR. All 12 variants shown.</w:t>
+        <w:t xml:space="preserve">Fig. 5. Quality distribution by variant and task complexity (Simple, Medium, Complex). Top-tier variants are consistent; merge variants degrade further on complex tasks.</w:t>
       </w:r>
     </w:p>
     <w:p>
@@ -3827,7 +8014,7 @@
           <w:sz w:val="20"/>
           <w:szCs w:val="20"/>
         </w:rPr>
-        <w:t xml:space="preserve">B. Evaluator Agreement &amp; Disagreement</w:t>
+        <w:t xml:space="preserve">E. Per-Dimension Analysis</w:t>
       </w:r>
     </w:p>
     <w:p>
@@ -3841,7 +8028,7 @@
           <w:sz w:val="20"/>
           <w:szCs w:val="20"/>
         </w:rPr>
-        <w:t xml:space="preserve">The three evaluators show strong agreement on key findings: v4b ranks #1 by ensemble (GPT-OSS: 4.415, Opus: 4.553, Sonnet: 4.834), and all three place v3 merge variants in the bottom tier. However, they diverge significantly on v2c: GPT-OSS sees a small improvement in cross-model review (Δ=+0.103 vs. v2a, d=0.65), while Opus sees a large effect (Δ=+0.120, d=1.44) and Sonnet confirms (Δ=+0.109, d=1.11). This disagreement is itself a finding: the structural qualities v2c produces—broader architectural coverage through different model family perspectives—are valued more by Claude’s evaluation lens than GPT-OSS’s.</w:t>
+        <w:t xml:space="preserve">Structural adversarial review (v4b) achieves broad improvement across 10 of 12 dimensions, with the largest gains in Scalability Strategy (+0.69), Security Posture (+0.66), API Design (+0.54), Reliability (+0.50), and Capacity Estimation (+0.44). These are dimensions where the principal architect’s demand for rewrite mandates forces deeper consideration.</w:t>
       </w:r>
     </w:p>
     <w:p>
@@ -3855,38 +8042,7 @@
           <w:sz w:val="20"/>
           <w:szCs w:val="20"/>
         </w:rPr>
-        <w:t xml:space="preserve">The maximum evaluator spread (max−min across evaluators) ranges from 0.08 (v3c, high agreement on poor quality) to 0.52 (v3a, Opus is much harsher on naive merge) to 0.42 (v2c). Where evaluators agree most strongly signals the most robust findings; where they disagree reveals systematic differences in how model families weight design qualities. Both Claude evaluators value rigorous architectural coverage and cross-model perspective (v2c’s strengths) more highly than GPT-OSS does, while all three agree that structural adversarial review and avoiding parallel merge are universally beneficial.</w:t>
-      </w:r>
-    </w:p>
-    <w:p>
-      <w:pPr>
-        <w:spacing w:before="180" w:after="80"/>
-      </w:pPr>
-      <w:r>
-        <w:rPr>
-          <w:rFonts w:ascii="Times New Roman" w:cs="Times New Roman" w:eastAsia="Times New Roman" w:hAnsi="Times New Roman"/>
-          <w:b/>
-          <w:bCs/>
-          <w:i/>
-          <w:iCs/>
-          <w:sz w:val="20"/>
-          <w:szCs w:val="20"/>
-        </w:rPr>
-        <w:t xml:space="preserve">C. Statistical Comparisons</w:t>
-      </w:r>
-    </w:p>
-    <w:p>
-      <w:pPr>
-        <w:spacing w:after="80" w:line="264"/>
-        <w:ind w:firstLine="240"/>
-      </w:pPr>
-      <w:r>
-        <w:rPr>
-          <w:rFonts w:ascii="Times New Roman" w:cs="Times New Roman" w:eastAsia="Times New Roman" w:hAnsi="Times New Roman"/>
-          <w:sz w:val="20"/>
-          <w:szCs w:val="20"/>
-        </w:rPr>
-        <w:t xml:space="preserve">Table II presents the eight pre-registered pairwise Wilcoxon signed-rank tests with Bonferroni correction (α = 0.00625). The strongest finding is the cross-model review advantage: v2c vs. v2a yields Δ = +0.113 with Cohen’s d = 0.96 (p = 0.0001). The rubric-guided merge dramatically outperforms naive merge (d = 1.61), but even the best merge variant underperforms simpler review-based approaches.</w:t>
+        <w:t xml:space="preserve">Cross-model review (v2b) shows consistent gains in Concurrency Safety (+0.33), Data Flow Clarity (+0.22), Error Handling (+0.21), and Interface Design (+0.20). The parallel merge variants show pronounced losses in Domain Model Quality (-0.18 to -0.35) and Module Structure (-0.10 to -0.23), confirming the Frankenstein effect: merging independently generated designs degrades structural coherence.</w:t>
       </w:r>
     </w:p>
     <w:p>
@@ -3895,1789 +8051,11 @@
         <w:jc w:val="center"/>
       </w:pPr>
       <w:r>
-        <w:rPr>
-          <w:rFonts w:ascii="Times New Roman" w:cs="Times New Roman" w:eastAsia="Times New Roman" w:hAnsi="Times New Roman"/>
-          <w:b/>
-          <w:bCs/>
-          <w:sz w:val="18"/>
-          <w:szCs w:val="18"/>
-        </w:rPr>
-        <w:t xml:space="preserve">TABLE II: Pairwise Wilcoxon Signed-Rank Tests</w:t>
-      </w:r>
-    </w:p>
-    <w:tbl>
-      <w:tblPr>
-        <w:tblW w:type="dxa" w:w="5040"/>
-        <w:tblBorders>
-          <w:top w:val="single" w:color="auto" w:sz="4"/>
-          <w:left w:val="single" w:color="auto" w:sz="4"/>
-          <w:bottom w:val="single" w:color="auto" w:sz="4"/>
-          <w:right w:val="single" w:color="auto" w:sz="4"/>
-          <w:insideH w:val="single" w:color="auto" w:sz="4"/>
-          <w:insideV w:val="single" w:color="auto" w:sz="4"/>
-        </w:tblBorders>
-      </w:tblPr>
-      <w:tblGrid>
-        <w:gridCol w:w="1700"/>
-        <w:gridCol w:w="500"/>
-        <w:gridCol w:w="600"/>
-        <w:gridCol w:w="400"/>
-        <w:gridCol w:w="500"/>
-        <w:gridCol w:w="1340"/>
-      </w:tblGrid>
-      <w:tr>
-        <w:tc>
-          <w:tcPr>
-            <w:tcW w:type="dxa" w:w="1700"/>
-            <w:tcBorders>
-              <w:top w:val="single" w:color="000000" w:sz="1"/>
-              <w:left w:val="single" w:color="000000" w:sz="1"/>
-              <w:bottom w:val="single" w:color="000000" w:sz="1"/>
-              <w:right w:val="single" w:color="000000" w:sz="1"/>
-            </w:tcBorders>
-            <w:shd w:fill="E8E8E8" w:val="clear"/>
-            <w:tcMar>
-              <w:top w:type="dxa" w:w="40"/>
-              <w:left w:type="dxa" w:w="60"/>
-              <w:bottom w:type="dxa" w:w="40"/>
-              <w:right w:type="dxa" w:w="60"/>
-            </w:tcMar>
-          </w:tcPr>
-          <w:p>
-            <w:pPr>
-              <w:spacing w:before="20" w:after="20"/>
-              <w:jc w:val="center"/>
-            </w:pPr>
-            <w:r>
-              <w:rPr>
-                <w:rFonts w:ascii="Times New Roman" w:cs="Times New Roman" w:eastAsia="Times New Roman" w:hAnsi="Times New Roman"/>
-                <w:b/>
-                <w:bCs/>
-                <w:sz w:val="16"/>
-                <w:szCs w:val="16"/>
-              </w:rPr>
-              <w:t xml:space="preserve">Comparison</w:t>
-            </w:r>
-          </w:p>
-        </w:tc>
-        <w:tc>
-          <w:tcPr>
-            <w:tcW w:type="dxa" w:w="500"/>
-            <w:tcBorders>
-              <w:top w:val="single" w:color="000000" w:sz="1"/>
-              <w:left w:val="single" w:color="000000" w:sz="1"/>
-              <w:bottom w:val="single" w:color="000000" w:sz="1"/>
-              <w:right w:val="single" w:color="000000" w:sz="1"/>
-            </w:tcBorders>
-            <w:shd w:fill="E8E8E8" w:val="clear"/>
-            <w:tcMar>
-              <w:top w:type="dxa" w:w="40"/>
-              <w:left w:type="dxa" w:w="60"/>
-              <w:bottom w:type="dxa" w:w="40"/>
-              <w:right w:type="dxa" w:w="60"/>
-            </w:tcMar>
-          </w:tcPr>
-          <w:p>
-            <w:pPr>
-              <w:spacing w:before="20" w:after="20"/>
-              <w:jc w:val="center"/>
-            </w:pPr>
-            <w:r>
-              <w:rPr>
-                <w:rFonts w:ascii="Times New Roman" w:cs="Times New Roman" w:eastAsia="Times New Roman" w:hAnsi="Times New Roman"/>
-                <w:b/>
-                <w:bCs/>
-                <w:sz w:val="16"/>
-                <w:szCs w:val="16"/>
-              </w:rPr>
-              <w:t xml:space="preserve">Δ</w:t>
-            </w:r>
-          </w:p>
-        </w:tc>
-        <w:tc>
-          <w:tcPr>
-            <w:tcW w:type="dxa" w:w="600"/>
-            <w:tcBorders>
-              <w:top w:val="single" w:color="000000" w:sz="1"/>
-              <w:left w:val="single" w:color="000000" w:sz="1"/>
-              <w:bottom w:val="single" w:color="000000" w:sz="1"/>
-              <w:right w:val="single" w:color="000000" w:sz="1"/>
-            </w:tcBorders>
-            <w:shd w:fill="E8E8E8" w:val="clear"/>
-            <w:tcMar>
-              <w:top w:type="dxa" w:w="40"/>
-              <w:left w:type="dxa" w:w="60"/>
-              <w:bottom w:type="dxa" w:w="40"/>
-              <w:right w:type="dxa" w:w="60"/>
-            </w:tcMar>
-          </w:tcPr>
-          <w:p>
-            <w:pPr>
-              <w:spacing w:before="20" w:after="20"/>
-              <w:jc w:val="center"/>
-            </w:pPr>
-            <w:r>
-              <w:rPr>
-                <w:rFonts w:ascii="Times New Roman" w:cs="Times New Roman" w:eastAsia="Times New Roman" w:hAnsi="Times New Roman"/>
-                <w:b/>
-                <w:bCs/>
-                <w:sz w:val="16"/>
-                <w:szCs w:val="16"/>
-              </w:rPr>
-              <w:t xml:space="preserve">p</w:t>
-            </w:r>
-          </w:p>
-        </w:tc>
-        <w:tc>
-          <w:tcPr>
-            <w:tcW w:type="dxa" w:w="400"/>
-            <w:tcBorders>
-              <w:top w:val="single" w:color="000000" w:sz="1"/>
-              <w:left w:val="single" w:color="000000" w:sz="1"/>
-              <w:bottom w:val="single" w:color="000000" w:sz="1"/>
-              <w:right w:val="single" w:color="000000" w:sz="1"/>
-            </w:tcBorders>
-            <w:shd w:fill="E8E8E8" w:val="clear"/>
-            <w:tcMar>
-              <w:top w:type="dxa" w:w="40"/>
-              <w:left w:type="dxa" w:w="60"/>
-              <w:bottom w:type="dxa" w:w="40"/>
-              <w:right w:type="dxa" w:w="60"/>
-            </w:tcMar>
-          </w:tcPr>
-          <w:p>
-            <w:pPr>
-              <w:spacing w:before="20" w:after="20"/>
-              <w:jc w:val="center"/>
-            </w:pPr>
-            <w:r>
-              <w:rPr>
-                <w:rFonts w:ascii="Times New Roman" w:cs="Times New Roman" w:eastAsia="Times New Roman" w:hAnsi="Times New Roman"/>
-                <w:b/>
-                <w:bCs/>
-                <w:sz w:val="16"/>
-                <w:szCs w:val="16"/>
-              </w:rPr>
-              <w:t xml:space="preserve">Sig</w:t>
-            </w:r>
-          </w:p>
-        </w:tc>
-        <w:tc>
-          <w:tcPr>
-            <w:tcW w:type="dxa" w:w="500"/>
-            <w:tcBorders>
-              <w:top w:val="single" w:color="000000" w:sz="1"/>
-              <w:left w:val="single" w:color="000000" w:sz="1"/>
-              <w:bottom w:val="single" w:color="000000" w:sz="1"/>
-              <w:right w:val="single" w:color="000000" w:sz="1"/>
-            </w:tcBorders>
-            <w:shd w:fill="E8E8E8" w:val="clear"/>
-            <w:tcMar>
-              <w:top w:type="dxa" w:w="40"/>
-              <w:left w:type="dxa" w:w="60"/>
-              <w:bottom w:type="dxa" w:w="40"/>
-              <w:right w:type="dxa" w:w="60"/>
-            </w:tcMar>
-          </w:tcPr>
-          <w:p>
-            <w:pPr>
-              <w:spacing w:before="20" w:after="20"/>
-              <w:jc w:val="center"/>
-            </w:pPr>
-            <w:r>
-              <w:rPr>
-                <w:rFonts w:ascii="Times New Roman" w:cs="Times New Roman" w:eastAsia="Times New Roman" w:hAnsi="Times New Roman"/>
-                <w:b/>
-                <w:bCs/>
-                <w:sz w:val="16"/>
-                <w:szCs w:val="16"/>
-              </w:rPr>
-              <w:t xml:space="preserve">d</w:t>
-            </w:r>
-          </w:p>
-        </w:tc>
-        <w:tc>
-          <w:tcPr>
-            <w:tcW w:type="dxa" w:w="1340"/>
-            <w:tcBorders>
-              <w:top w:val="single" w:color="000000" w:sz="1"/>
-              <w:left w:val="single" w:color="000000" w:sz="1"/>
-              <w:bottom w:val="single" w:color="000000" w:sz="1"/>
-              <w:right w:val="single" w:color="000000" w:sz="1"/>
-            </w:tcBorders>
-            <w:shd w:fill="E8E8E8" w:val="clear"/>
-            <w:tcMar>
-              <w:top w:type="dxa" w:w="40"/>
-              <w:left w:type="dxa" w:w="60"/>
-              <w:bottom w:type="dxa" w:w="40"/>
-              <w:right w:type="dxa" w:w="60"/>
-            </w:tcMar>
-          </w:tcPr>
-          <w:p>
-            <w:pPr>
-              <w:spacing w:before="20" w:after="20"/>
-              <w:jc w:val="center"/>
-            </w:pPr>
-            <w:r>
-              <w:rPr>
-                <w:rFonts w:ascii="Times New Roman" w:cs="Times New Roman" w:eastAsia="Times New Roman" w:hAnsi="Times New Roman"/>
-                <w:b/>
-                <w:bCs/>
-                <w:sz w:val="16"/>
-                <w:szCs w:val="16"/>
-              </w:rPr>
-              <w:t xml:space="preserve">Interpretation</w:t>
-            </w:r>
-          </w:p>
-        </w:tc>
-      </w:tr>
-      <w:tr>
-        <w:tc>
-          <w:tcPr>
-            <w:tcW w:type="dxa" w:w="1700"/>
-            <w:tcBorders>
-              <w:top w:val="single" w:color="000000" w:sz="1"/>
-              <w:left w:val="single" w:color="000000" w:sz="1"/>
-              <w:bottom w:val="single" w:color="000000" w:sz="1"/>
-              <w:right w:val="single" w:color="000000" w:sz="1"/>
-            </w:tcBorders>
-            <w:tcMar>
-              <w:top w:type="dxa" w:w="40"/>
-              <w:left w:type="dxa" w:w="60"/>
-              <w:bottom w:type="dxa" w:w="40"/>
-              <w:right w:type="dxa" w:w="60"/>
-            </w:tcMar>
-          </w:tcPr>
-          <w:p>
-            <w:pPr>
-              <w:spacing w:before="20" w:after="20"/>
-              <w:jc w:val="left"/>
-            </w:pPr>
-            <w:r>
-              <w:rPr>
-                <w:rFonts w:ascii="Times New Roman" w:cs="Times New Roman" w:eastAsia="Times New Roman" w:hAnsi="Times New Roman"/>
-                <w:sz w:val="16"/>
-                <w:szCs w:val="16"/>
-              </w:rPr>
-              <w:t xml:space="preserve">v1 vs v2a</w:t>
-            </w:r>
-          </w:p>
-        </w:tc>
-        <w:tc>
-          <w:tcPr>
-            <w:tcW w:type="dxa" w:w="500"/>
-            <w:tcBorders>
-              <w:top w:val="single" w:color="000000" w:sz="1"/>
-              <w:left w:val="single" w:color="000000" w:sz="1"/>
-              <w:bottom w:val="single" w:color="000000" w:sz="1"/>
-              <w:right w:val="single" w:color="000000" w:sz="1"/>
-            </w:tcBorders>
-            <w:tcMar>
-              <w:top w:type="dxa" w:w="40"/>
-              <w:left w:type="dxa" w:w="60"/>
-              <w:bottom w:type="dxa" w:w="40"/>
-              <w:right w:type="dxa" w:w="60"/>
-            </w:tcMar>
-          </w:tcPr>
-          <w:p>
-            <w:pPr>
-              <w:spacing w:before="20" w:after="20"/>
-              <w:jc w:val="center"/>
-            </w:pPr>
-            <w:r>
-              <w:rPr>
-                <w:rFonts w:ascii="Times New Roman" w:cs="Times New Roman" w:eastAsia="Times New Roman" w:hAnsi="Times New Roman"/>
-                <w:sz w:val="16"/>
-                <w:szCs w:val="16"/>
-              </w:rPr>
-              <w:t xml:space="preserve">+0.016</w:t>
-            </w:r>
-          </w:p>
-        </w:tc>
-        <w:tc>
-          <w:tcPr>
-            <w:tcW w:type="dxa" w:w="600"/>
-            <w:tcBorders>
-              <w:top w:val="single" w:color="000000" w:sz="1"/>
-              <w:left w:val="single" w:color="000000" w:sz="1"/>
-              <w:bottom w:val="single" w:color="000000" w:sz="1"/>
-              <w:right w:val="single" w:color="000000" w:sz="1"/>
-            </w:tcBorders>
-            <w:tcMar>
-              <w:top w:type="dxa" w:w="40"/>
-              <w:left w:type="dxa" w:w="60"/>
-              <w:bottom w:type="dxa" w:w="40"/>
-              <w:right w:type="dxa" w:w="60"/>
-            </w:tcMar>
-          </w:tcPr>
-          <w:p>
-            <w:pPr>
-              <w:spacing w:before="20" w:after="20"/>
-              <w:jc w:val="center"/>
-            </w:pPr>
-            <w:r>
-              <w:rPr>
-                <w:rFonts w:ascii="Times New Roman" w:cs="Times New Roman" w:eastAsia="Times New Roman" w:hAnsi="Times New Roman"/>
-                <w:sz w:val="16"/>
-                <w:szCs w:val="16"/>
-              </w:rPr>
-              <w:t xml:space="preserve">0.536</w:t>
-            </w:r>
-          </w:p>
-        </w:tc>
-        <w:tc>
-          <w:tcPr>
-            <w:tcW w:type="dxa" w:w="400"/>
-            <w:tcBorders>
-              <w:top w:val="single" w:color="000000" w:sz="1"/>
-              <w:left w:val="single" w:color="000000" w:sz="1"/>
-              <w:bottom w:val="single" w:color="000000" w:sz="1"/>
-              <w:right w:val="single" w:color="000000" w:sz="1"/>
-            </w:tcBorders>
-            <w:tcMar>
-              <w:top w:type="dxa" w:w="40"/>
-              <w:left w:type="dxa" w:w="60"/>
-              <w:bottom w:type="dxa" w:w="40"/>
-              <w:right w:type="dxa" w:w="60"/>
-            </w:tcMar>
-          </w:tcPr>
-          <w:p>
-            <w:pPr>
-              <w:spacing w:before="20" w:after="20"/>
-              <w:jc w:val="center"/>
-            </w:pPr>
-            <w:r>
-              <w:rPr>
-                <w:rFonts w:ascii="Times New Roman" w:cs="Times New Roman" w:eastAsia="Times New Roman" w:hAnsi="Times New Roman"/>
-                <w:sz w:val="16"/>
-                <w:szCs w:val="16"/>
-              </w:rPr>
-              <w:t xml:space="preserve">ns</w:t>
-            </w:r>
-          </w:p>
-        </w:tc>
-        <w:tc>
-          <w:tcPr>
-            <w:tcW w:type="dxa" w:w="500"/>
-            <w:tcBorders>
-              <w:top w:val="single" w:color="000000" w:sz="1"/>
-              <w:left w:val="single" w:color="000000" w:sz="1"/>
-              <w:bottom w:val="single" w:color="000000" w:sz="1"/>
-              <w:right w:val="single" w:color="000000" w:sz="1"/>
-            </w:tcBorders>
-            <w:tcMar>
-              <w:top w:type="dxa" w:w="40"/>
-              <w:left w:type="dxa" w:w="60"/>
-              <w:bottom w:type="dxa" w:w="40"/>
-              <w:right w:type="dxa" w:w="60"/>
-            </w:tcMar>
-          </w:tcPr>
-          <w:p>
-            <w:pPr>
-              <w:spacing w:before="20" w:after="20"/>
-              <w:jc w:val="center"/>
-            </w:pPr>
-            <w:r>
-              <w:rPr>
-                <w:rFonts w:ascii="Times New Roman" w:cs="Times New Roman" w:eastAsia="Times New Roman" w:hAnsi="Times New Roman"/>
-                <w:sz w:val="16"/>
-                <w:szCs w:val="16"/>
-              </w:rPr>
-              <w:t xml:space="preserve">0.13</w:t>
-            </w:r>
-          </w:p>
-        </w:tc>
-        <w:tc>
-          <w:tcPr>
-            <w:tcW w:type="dxa" w:w="1340"/>
-            <w:tcBorders>
-              <w:top w:val="single" w:color="000000" w:sz="1"/>
-              <w:left w:val="single" w:color="000000" w:sz="1"/>
-              <w:bottom w:val="single" w:color="000000" w:sz="1"/>
-              <w:right w:val="single" w:color="000000" w:sz="1"/>
-            </w:tcBorders>
-            <w:tcMar>
-              <w:top w:type="dxa" w:w="40"/>
-              <w:left w:type="dxa" w:w="60"/>
-              <w:bottom w:type="dxa" w:w="40"/>
-              <w:right w:type="dxa" w:w="60"/>
-            </w:tcMar>
-          </w:tcPr>
-          <w:p>
-            <w:pPr>
-              <w:spacing w:before="20" w:after="20"/>
-              <w:jc w:val="left"/>
-            </w:pPr>
-            <w:r>
-              <w:rPr>
-                <w:rFonts w:ascii="Times New Roman" w:cs="Times New Roman" w:eastAsia="Times New Roman" w:hAnsi="Times New Roman"/>
-                <w:sz w:val="16"/>
-                <w:szCs w:val="16"/>
-              </w:rPr>
-              <w:t xml:space="preserve">No difference</w:t>
-            </w:r>
-          </w:p>
-        </w:tc>
-      </w:tr>
-      <w:tr>
-        <w:tc>
-          <w:tcPr>
-            <w:tcW w:type="dxa" w:w="1700"/>
-            <w:tcBorders>
-              <w:top w:val="single" w:color="000000" w:sz="1"/>
-              <w:left w:val="single" w:color="000000" w:sz="1"/>
-              <w:bottom w:val="single" w:color="000000" w:sz="1"/>
-              <w:right w:val="single" w:color="000000" w:sz="1"/>
-            </w:tcBorders>
-            <w:tcMar>
-              <w:top w:type="dxa" w:w="40"/>
-              <w:left w:type="dxa" w:w="60"/>
-              <w:bottom w:type="dxa" w:w="40"/>
-              <w:right w:type="dxa" w:w="60"/>
-            </w:tcMar>
-          </w:tcPr>
-          <w:p>
-            <w:pPr>
-              <w:spacing w:before="20" w:after="20"/>
-              <w:jc w:val="left"/>
-            </w:pPr>
-            <w:r>
-              <w:rPr>
-                <w:rFonts w:ascii="Times New Roman" w:cs="Times New Roman" w:eastAsia="Times New Roman" w:hAnsi="Times New Roman"/>
-                <w:sz w:val="16"/>
-                <w:szCs w:val="16"/>
-              </w:rPr>
-              <w:t xml:space="preserve">v2a vs v2c</w:t>
-            </w:r>
-          </w:p>
-        </w:tc>
-        <w:tc>
-          <w:tcPr>
-            <w:tcW w:type="dxa" w:w="500"/>
-            <w:tcBorders>
-              <w:top w:val="single" w:color="000000" w:sz="1"/>
-              <w:left w:val="single" w:color="000000" w:sz="1"/>
-              <w:bottom w:val="single" w:color="000000" w:sz="1"/>
-              <w:right w:val="single" w:color="000000" w:sz="1"/>
-            </w:tcBorders>
-            <w:tcMar>
-              <w:top w:type="dxa" w:w="40"/>
-              <w:left w:type="dxa" w:w="60"/>
-              <w:bottom w:type="dxa" w:w="40"/>
-              <w:right w:type="dxa" w:w="60"/>
-            </w:tcMar>
-          </w:tcPr>
-          <w:p>
-            <w:pPr>
-              <w:spacing w:before="20" w:after="20"/>
-              <w:jc w:val="center"/>
-            </w:pPr>
-            <w:r>
-              <w:rPr>
-                <w:rFonts w:ascii="Times New Roman" w:cs="Times New Roman" w:eastAsia="Times New Roman" w:hAnsi="Times New Roman"/>
-                <w:sz w:val="16"/>
-                <w:szCs w:val="16"/>
-              </w:rPr>
-              <w:t xml:space="preserve">+0.113</w:t>
-            </w:r>
-          </w:p>
-        </w:tc>
-        <w:tc>
-          <w:tcPr>
-            <w:tcW w:type="dxa" w:w="600"/>
-            <w:tcBorders>
-              <w:top w:val="single" w:color="000000" w:sz="1"/>
-              <w:left w:val="single" w:color="000000" w:sz="1"/>
-              <w:bottom w:val="single" w:color="000000" w:sz="1"/>
-              <w:right w:val="single" w:color="000000" w:sz="1"/>
-            </w:tcBorders>
-            <w:tcMar>
-              <w:top w:type="dxa" w:w="40"/>
-              <w:left w:type="dxa" w:w="60"/>
-              <w:bottom w:type="dxa" w:w="40"/>
-              <w:right w:type="dxa" w:w="60"/>
-            </w:tcMar>
-          </w:tcPr>
-          <w:p>
-            <w:pPr>
-              <w:spacing w:before="20" w:after="20"/>
-              <w:jc w:val="center"/>
-            </w:pPr>
-            <w:r>
-              <w:rPr>
-                <w:rFonts w:ascii="Times New Roman" w:cs="Times New Roman" w:eastAsia="Times New Roman" w:hAnsi="Times New Roman"/>
-                <w:sz w:val="16"/>
-                <w:szCs w:val="16"/>
-              </w:rPr>
-              <w:t xml:space="preserve">0.0001</w:t>
-            </w:r>
-          </w:p>
-        </w:tc>
-        <w:tc>
-          <w:tcPr>
-            <w:tcW w:type="dxa" w:w="400"/>
-            <w:tcBorders>
-              <w:top w:val="single" w:color="000000" w:sz="1"/>
-              <w:left w:val="single" w:color="000000" w:sz="1"/>
-              <w:bottom w:val="single" w:color="000000" w:sz="1"/>
-              <w:right w:val="single" w:color="000000" w:sz="1"/>
-            </w:tcBorders>
-            <w:tcMar>
-              <w:top w:type="dxa" w:w="40"/>
-              <w:left w:type="dxa" w:w="60"/>
-              <w:bottom w:type="dxa" w:w="40"/>
-              <w:right w:type="dxa" w:w="60"/>
-            </w:tcMar>
-          </w:tcPr>
-          <w:p>
-            <w:pPr>
-              <w:spacing w:before="20" w:after="20"/>
-              <w:jc w:val="center"/>
-            </w:pPr>
-            <w:r>
-              <w:rPr>
-                <w:rFonts w:ascii="Times New Roman" w:cs="Times New Roman" w:eastAsia="Times New Roman" w:hAnsi="Times New Roman"/>
-                <w:sz w:val="16"/>
-                <w:szCs w:val="16"/>
-              </w:rPr>
-              <w:t xml:space="preserve">***</w:t>
-            </w:r>
-          </w:p>
-        </w:tc>
-        <w:tc>
-          <w:tcPr>
-            <w:tcW w:type="dxa" w:w="500"/>
-            <w:tcBorders>
-              <w:top w:val="single" w:color="000000" w:sz="1"/>
-              <w:left w:val="single" w:color="000000" w:sz="1"/>
-              <w:bottom w:val="single" w:color="000000" w:sz="1"/>
-              <w:right w:val="single" w:color="000000" w:sz="1"/>
-            </w:tcBorders>
-            <w:tcMar>
-              <w:top w:type="dxa" w:w="40"/>
-              <w:left w:type="dxa" w:w="60"/>
-              <w:bottom w:type="dxa" w:w="40"/>
-              <w:right w:type="dxa" w:w="60"/>
-            </w:tcMar>
-          </w:tcPr>
-          <w:p>
-            <w:pPr>
-              <w:spacing w:before="20" w:after="20"/>
-              <w:jc w:val="center"/>
-            </w:pPr>
-            <w:r>
-              <w:rPr>
-                <w:rFonts w:ascii="Times New Roman" w:cs="Times New Roman" w:eastAsia="Times New Roman" w:hAnsi="Times New Roman"/>
-                <w:sz w:val="16"/>
-                <w:szCs w:val="16"/>
-              </w:rPr>
-              <w:t xml:space="preserve">0.96</w:t>
-            </w:r>
-          </w:p>
-        </w:tc>
-        <w:tc>
-          <w:tcPr>
-            <w:tcW w:type="dxa" w:w="1340"/>
-            <w:tcBorders>
-              <w:top w:val="single" w:color="000000" w:sz="1"/>
-              <w:left w:val="single" w:color="000000" w:sz="1"/>
-              <w:bottom w:val="single" w:color="000000" w:sz="1"/>
-              <w:right w:val="single" w:color="000000" w:sz="1"/>
-            </w:tcBorders>
-            <w:tcMar>
-              <w:top w:type="dxa" w:w="40"/>
-              <w:left w:type="dxa" w:w="60"/>
-              <w:bottom w:type="dxa" w:w="40"/>
-              <w:right w:type="dxa" w:w="60"/>
-            </w:tcMar>
-          </w:tcPr>
-          <w:p>
-            <w:pPr>
-              <w:spacing w:before="20" w:after="20"/>
-              <w:jc w:val="left"/>
-            </w:pPr>
-            <w:r>
-              <w:rPr>
-                <w:rFonts w:ascii="Times New Roman" w:cs="Times New Roman" w:eastAsia="Times New Roman" w:hAnsi="Times New Roman"/>
-                <w:sz w:val="16"/>
-                <w:szCs w:val="16"/>
-              </w:rPr>
-              <w:t xml:space="preserve">Cross-model wins</w:t>
-            </w:r>
-          </w:p>
-        </w:tc>
-      </w:tr>
-      <w:tr>
-        <w:tc>
-          <w:tcPr>
-            <w:tcW w:type="dxa" w:w="1700"/>
-            <w:tcBorders>
-              <w:top w:val="single" w:color="000000" w:sz="1"/>
-              <w:left w:val="single" w:color="000000" w:sz="1"/>
-              <w:bottom w:val="single" w:color="000000" w:sz="1"/>
-              <w:right w:val="single" w:color="000000" w:sz="1"/>
-            </w:tcBorders>
-            <w:tcMar>
-              <w:top w:type="dxa" w:w="40"/>
-              <w:left w:type="dxa" w:w="60"/>
-              <w:bottom w:type="dxa" w:w="40"/>
-              <w:right w:type="dxa" w:w="60"/>
-            </w:tcMar>
-          </w:tcPr>
-          <w:p>
-            <w:pPr>
-              <w:spacing w:before="20" w:after="20"/>
-              <w:jc w:val="left"/>
-            </w:pPr>
-            <w:r>
-              <w:rPr>
-                <w:rFonts w:ascii="Times New Roman" w:cs="Times New Roman" w:eastAsia="Times New Roman" w:hAnsi="Times New Roman"/>
-                <w:sz w:val="16"/>
-                <w:szCs w:val="16"/>
-              </w:rPr>
-              <w:t xml:space="preserve">v2a vs v4</w:t>
-            </w:r>
-          </w:p>
-        </w:tc>
-        <w:tc>
-          <w:tcPr>
-            <w:tcW w:type="dxa" w:w="500"/>
-            <w:tcBorders>
-              <w:top w:val="single" w:color="000000" w:sz="1"/>
-              <w:left w:val="single" w:color="000000" w:sz="1"/>
-              <w:bottom w:val="single" w:color="000000" w:sz="1"/>
-              <w:right w:val="single" w:color="000000" w:sz="1"/>
-            </w:tcBorders>
-            <w:tcMar>
-              <w:top w:type="dxa" w:w="40"/>
-              <w:left w:type="dxa" w:w="60"/>
-              <w:bottom w:type="dxa" w:w="40"/>
-              <w:right w:type="dxa" w:w="60"/>
-            </w:tcMar>
-          </w:tcPr>
-          <w:p>
-            <w:pPr>
-              <w:spacing w:before="20" w:after="20"/>
-              <w:jc w:val="center"/>
-            </w:pPr>
-            <w:r>
-              <w:rPr>
-                <w:rFonts w:ascii="Times New Roman" w:cs="Times New Roman" w:eastAsia="Times New Roman" w:hAnsi="Times New Roman"/>
-                <w:sz w:val="16"/>
-                <w:szCs w:val="16"/>
-              </w:rPr>
-              <w:t xml:space="preserve">-0.025</w:t>
-            </w:r>
-          </w:p>
-        </w:tc>
-        <w:tc>
-          <w:tcPr>
-            <w:tcW w:type="dxa" w:w="600"/>
-            <w:tcBorders>
-              <w:top w:val="single" w:color="000000" w:sz="1"/>
-              <w:left w:val="single" w:color="000000" w:sz="1"/>
-              <w:bottom w:val="single" w:color="000000" w:sz="1"/>
-              <w:right w:val="single" w:color="000000" w:sz="1"/>
-            </w:tcBorders>
-            <w:tcMar>
-              <w:top w:type="dxa" w:w="40"/>
-              <w:left w:type="dxa" w:w="60"/>
-              <w:bottom w:type="dxa" w:w="40"/>
-              <w:right w:type="dxa" w:w="60"/>
-            </w:tcMar>
-          </w:tcPr>
-          <w:p>
-            <w:pPr>
-              <w:spacing w:before="20" w:after="20"/>
-              <w:jc w:val="center"/>
-            </w:pPr>
-            <w:r>
-              <w:rPr>
-                <w:rFonts w:ascii="Times New Roman" w:cs="Times New Roman" w:eastAsia="Times New Roman" w:hAnsi="Times New Roman"/>
-                <w:sz w:val="16"/>
-                <w:szCs w:val="16"/>
-              </w:rPr>
-              <w:t xml:space="preserve">0.401</w:t>
-            </w:r>
-          </w:p>
-        </w:tc>
-        <w:tc>
-          <w:tcPr>
-            <w:tcW w:type="dxa" w:w="400"/>
-            <w:tcBorders>
-              <w:top w:val="single" w:color="000000" w:sz="1"/>
-              <w:left w:val="single" w:color="000000" w:sz="1"/>
-              <w:bottom w:val="single" w:color="000000" w:sz="1"/>
-              <w:right w:val="single" w:color="000000" w:sz="1"/>
-            </w:tcBorders>
-            <w:tcMar>
-              <w:top w:type="dxa" w:w="40"/>
-              <w:left w:type="dxa" w:w="60"/>
-              <w:bottom w:type="dxa" w:w="40"/>
-              <w:right w:type="dxa" w:w="60"/>
-            </w:tcMar>
-          </w:tcPr>
-          <w:p>
-            <w:pPr>
-              <w:spacing w:before="20" w:after="20"/>
-              <w:jc w:val="center"/>
-            </w:pPr>
-            <w:r>
-              <w:rPr>
-                <w:rFonts w:ascii="Times New Roman" w:cs="Times New Roman" w:eastAsia="Times New Roman" w:hAnsi="Times New Roman"/>
-                <w:sz w:val="16"/>
-                <w:szCs w:val="16"/>
-              </w:rPr>
-              <w:t xml:space="preserve">ns</w:t>
-            </w:r>
-          </w:p>
-        </w:tc>
-        <w:tc>
-          <w:tcPr>
-            <w:tcW w:type="dxa" w:w="500"/>
-            <w:tcBorders>
-              <w:top w:val="single" w:color="000000" w:sz="1"/>
-              <w:left w:val="single" w:color="000000" w:sz="1"/>
-              <w:bottom w:val="single" w:color="000000" w:sz="1"/>
-              <w:right w:val="single" w:color="000000" w:sz="1"/>
-            </w:tcBorders>
-            <w:tcMar>
-              <w:top w:type="dxa" w:w="40"/>
-              <w:left w:type="dxa" w:w="60"/>
-              <w:bottom w:type="dxa" w:w="40"/>
-              <w:right w:type="dxa" w:w="60"/>
-            </w:tcMar>
-          </w:tcPr>
-          <w:p>
-            <w:pPr>
-              <w:spacing w:before="20" w:after="20"/>
-              <w:jc w:val="center"/>
-            </w:pPr>
-            <w:r>
-              <w:rPr>
-                <w:rFonts w:ascii="Times New Roman" w:cs="Times New Roman" w:eastAsia="Times New Roman" w:hAnsi="Times New Roman"/>
-                <w:sz w:val="16"/>
-                <w:szCs w:val="16"/>
-              </w:rPr>
-              <w:t xml:space="preserve">-0.16</w:t>
-            </w:r>
-          </w:p>
-        </w:tc>
-        <w:tc>
-          <w:tcPr>
-            <w:tcW w:type="dxa" w:w="1340"/>
-            <w:tcBorders>
-              <w:top w:val="single" w:color="000000" w:sz="1"/>
-              <w:left w:val="single" w:color="000000" w:sz="1"/>
-              <w:bottom w:val="single" w:color="000000" w:sz="1"/>
-              <w:right w:val="single" w:color="000000" w:sz="1"/>
-            </w:tcBorders>
-            <w:tcMar>
-              <w:top w:type="dxa" w:w="40"/>
-              <w:left w:type="dxa" w:w="60"/>
-              <w:bottom w:type="dxa" w:w="40"/>
-              <w:right w:type="dxa" w:w="60"/>
-            </w:tcMar>
-          </w:tcPr>
-          <w:p>
-            <w:pPr>
-              <w:spacing w:before="20" w:after="20"/>
-              <w:jc w:val="left"/>
-            </w:pPr>
-            <w:r>
-              <w:rPr>
-                <w:rFonts w:ascii="Times New Roman" w:cs="Times New Roman" w:eastAsia="Times New Roman" w:hAnsi="Times New Roman"/>
-                <w:sz w:val="16"/>
-                <w:szCs w:val="16"/>
-              </w:rPr>
-              <w:t xml:space="preserve">No difference</w:t>
-            </w:r>
-          </w:p>
-        </w:tc>
-      </w:tr>
-      <w:tr>
-        <w:tc>
-          <w:tcPr>
-            <w:tcW w:type="dxa" w:w="1700"/>
-            <w:tcBorders>
-              <w:top w:val="single" w:color="000000" w:sz="1"/>
-              <w:left w:val="single" w:color="000000" w:sz="1"/>
-              <w:bottom w:val="single" w:color="000000" w:sz="1"/>
-              <w:right w:val="single" w:color="000000" w:sz="1"/>
-            </w:tcBorders>
-            <w:tcMar>
-              <w:top w:type="dxa" w:w="40"/>
-              <w:left w:type="dxa" w:w="60"/>
-              <w:bottom w:type="dxa" w:w="40"/>
-              <w:right w:type="dxa" w:w="60"/>
-            </w:tcMar>
-          </w:tcPr>
-          <w:p>
-            <w:pPr>
-              <w:spacing w:before="20" w:after="20"/>
-              <w:jc w:val="left"/>
-            </w:pPr>
-            <w:r>
-              <w:rPr>
-                <w:rFonts w:ascii="Times New Roman" w:cs="Times New Roman" w:eastAsia="Times New Roman" w:hAnsi="Times New Roman"/>
-                <w:sz w:val="16"/>
-                <w:szCs w:val="16"/>
-              </w:rPr>
-              <w:t xml:space="preserve">v2a vs v5</w:t>
-            </w:r>
-          </w:p>
-        </w:tc>
-        <w:tc>
-          <w:tcPr>
-            <w:tcW w:type="dxa" w:w="500"/>
-            <w:tcBorders>
-              <w:top w:val="single" w:color="000000" w:sz="1"/>
-              <w:left w:val="single" w:color="000000" w:sz="1"/>
-              <w:bottom w:val="single" w:color="000000" w:sz="1"/>
-              <w:right w:val="single" w:color="000000" w:sz="1"/>
-            </w:tcBorders>
-            <w:tcMar>
-              <w:top w:type="dxa" w:w="40"/>
-              <w:left w:type="dxa" w:w="60"/>
-              <w:bottom w:type="dxa" w:w="40"/>
-              <w:right w:type="dxa" w:w="60"/>
-            </w:tcMar>
-          </w:tcPr>
-          <w:p>
-            <w:pPr>
-              <w:spacing w:before="20" w:after="20"/>
-              <w:jc w:val="center"/>
-            </w:pPr>
-            <w:r>
-              <w:rPr>
-                <w:rFonts w:ascii="Times New Roman" w:cs="Times New Roman" w:eastAsia="Times New Roman" w:hAnsi="Times New Roman"/>
-                <w:sz w:val="16"/>
-                <w:szCs w:val="16"/>
-              </w:rPr>
-              <w:t xml:space="preserve">+0.071</w:t>
-            </w:r>
-          </w:p>
-        </w:tc>
-        <w:tc>
-          <w:tcPr>
-            <w:tcW w:type="dxa" w:w="600"/>
-            <w:tcBorders>
-              <w:top w:val="single" w:color="000000" w:sz="1"/>
-              <w:left w:val="single" w:color="000000" w:sz="1"/>
-              <w:bottom w:val="single" w:color="000000" w:sz="1"/>
-              <w:right w:val="single" w:color="000000" w:sz="1"/>
-            </w:tcBorders>
-            <w:tcMar>
-              <w:top w:type="dxa" w:w="40"/>
-              <w:left w:type="dxa" w:w="60"/>
-              <w:bottom w:type="dxa" w:w="40"/>
-              <w:right w:type="dxa" w:w="60"/>
-            </w:tcMar>
-          </w:tcPr>
-          <w:p>
-            <w:pPr>
-              <w:spacing w:before="20" w:after="20"/>
-              <w:jc w:val="center"/>
-            </w:pPr>
-            <w:r>
-              <w:rPr>
-                <w:rFonts w:ascii="Times New Roman" w:cs="Times New Roman" w:eastAsia="Times New Roman" w:hAnsi="Times New Roman"/>
-                <w:sz w:val="16"/>
-                <w:szCs w:val="16"/>
-              </w:rPr>
-              <w:t xml:space="preserve">0.009</w:t>
-            </w:r>
-          </w:p>
-        </w:tc>
-        <w:tc>
-          <w:tcPr>
-            <w:tcW w:type="dxa" w:w="400"/>
-            <w:tcBorders>
-              <w:top w:val="single" w:color="000000" w:sz="1"/>
-              <w:left w:val="single" w:color="000000" w:sz="1"/>
-              <w:bottom w:val="single" w:color="000000" w:sz="1"/>
-              <w:right w:val="single" w:color="000000" w:sz="1"/>
-            </w:tcBorders>
-            <w:tcMar>
-              <w:top w:type="dxa" w:w="40"/>
-              <w:left w:type="dxa" w:w="60"/>
-              <w:bottom w:type="dxa" w:w="40"/>
-              <w:right w:type="dxa" w:w="60"/>
-            </w:tcMar>
-          </w:tcPr>
-          <w:p>
-            <w:pPr>
-              <w:spacing w:before="20" w:after="20"/>
-              <w:jc w:val="center"/>
-            </w:pPr>
-            <w:r>
-              <w:rPr>
-                <w:rFonts w:ascii="Times New Roman" w:cs="Times New Roman" w:eastAsia="Times New Roman" w:hAnsi="Times New Roman"/>
-                <w:sz w:val="16"/>
-                <w:szCs w:val="16"/>
-              </w:rPr>
-              <w:t xml:space="preserve">**</w:t>
-            </w:r>
-          </w:p>
-        </w:tc>
-        <w:tc>
-          <w:tcPr>
-            <w:tcW w:type="dxa" w:w="500"/>
-            <w:tcBorders>
-              <w:top w:val="single" w:color="000000" w:sz="1"/>
-              <w:left w:val="single" w:color="000000" w:sz="1"/>
-              <w:bottom w:val="single" w:color="000000" w:sz="1"/>
-              <w:right w:val="single" w:color="000000" w:sz="1"/>
-            </w:tcBorders>
-            <w:tcMar>
-              <w:top w:type="dxa" w:w="40"/>
-              <w:left w:type="dxa" w:w="60"/>
-              <w:bottom w:type="dxa" w:w="40"/>
-              <w:right w:type="dxa" w:w="60"/>
-            </w:tcMar>
-          </w:tcPr>
-          <w:p>
-            <w:pPr>
-              <w:spacing w:before="20" w:after="20"/>
-              <w:jc w:val="center"/>
-            </w:pPr>
-            <w:r>
-              <w:rPr>
-                <w:rFonts w:ascii="Times New Roman" w:cs="Times New Roman" w:eastAsia="Times New Roman" w:hAnsi="Times New Roman"/>
-                <w:sz w:val="16"/>
-                <w:szCs w:val="16"/>
-              </w:rPr>
-              <w:t xml:space="preserve">0.59</w:t>
-            </w:r>
-          </w:p>
-        </w:tc>
-        <w:tc>
-          <w:tcPr>
-            <w:tcW w:type="dxa" w:w="1340"/>
-            <w:tcBorders>
-              <w:top w:val="single" w:color="000000" w:sz="1"/>
-              <w:left w:val="single" w:color="000000" w:sz="1"/>
-              <w:bottom w:val="single" w:color="000000" w:sz="1"/>
-              <w:right w:val="single" w:color="000000" w:sz="1"/>
-            </w:tcBorders>
-            <w:tcMar>
-              <w:top w:type="dxa" w:w="40"/>
-              <w:left w:type="dxa" w:w="60"/>
-              <w:bottom w:type="dxa" w:w="40"/>
-              <w:right w:type="dxa" w:w="60"/>
-            </w:tcMar>
-          </w:tcPr>
-          <w:p>
-            <w:pPr>
-              <w:spacing w:before="20" w:after="20"/>
-              <w:jc w:val="left"/>
-            </w:pPr>
-            <w:r>
-              <w:rPr>
-                <w:rFonts w:ascii="Times New Roman" w:cs="Times New Roman" w:eastAsia="Times New Roman" w:hAnsi="Times New Roman"/>
-                <w:sz w:val="16"/>
-                <w:szCs w:val="16"/>
-              </w:rPr>
-              <w:t xml:space="preserve">Specialist better</w:t>
-            </w:r>
-          </w:p>
-        </w:tc>
-      </w:tr>
-      <w:tr>
-        <w:tc>
-          <w:tcPr>
-            <w:tcW w:type="dxa" w:w="1700"/>
-            <w:tcBorders>
-              <w:top w:val="single" w:color="000000" w:sz="1"/>
-              <w:left w:val="single" w:color="000000" w:sz="1"/>
-              <w:bottom w:val="single" w:color="000000" w:sz="1"/>
-              <w:right w:val="single" w:color="000000" w:sz="1"/>
-            </w:tcBorders>
-            <w:tcMar>
-              <w:top w:type="dxa" w:w="40"/>
-              <w:left w:type="dxa" w:w="60"/>
-              <w:bottom w:type="dxa" w:w="40"/>
-              <w:right w:type="dxa" w:w="60"/>
-            </w:tcMar>
-          </w:tcPr>
-          <w:p>
-            <w:pPr>
-              <w:spacing w:before="20" w:after="20"/>
-              <w:jc w:val="left"/>
-            </w:pPr>
-            <w:r>
-              <w:rPr>
-                <w:rFonts w:ascii="Times New Roman" w:cs="Times New Roman" w:eastAsia="Times New Roman" w:hAnsi="Times New Roman"/>
-                <w:sz w:val="16"/>
-                <w:szCs w:val="16"/>
-              </w:rPr>
-              <w:t xml:space="preserve">v3a vs v3b</w:t>
-            </w:r>
-          </w:p>
-        </w:tc>
-        <w:tc>
-          <w:tcPr>
-            <w:tcW w:type="dxa" w:w="500"/>
-            <w:tcBorders>
-              <w:top w:val="single" w:color="000000" w:sz="1"/>
-              <w:left w:val="single" w:color="000000" w:sz="1"/>
-              <w:bottom w:val="single" w:color="000000" w:sz="1"/>
-              <w:right w:val="single" w:color="000000" w:sz="1"/>
-            </w:tcBorders>
-            <w:tcMar>
-              <w:top w:type="dxa" w:w="40"/>
-              <w:left w:type="dxa" w:w="60"/>
-              <w:bottom w:type="dxa" w:w="40"/>
-              <w:right w:type="dxa" w:w="60"/>
-            </w:tcMar>
-          </w:tcPr>
-          <w:p>
-            <w:pPr>
-              <w:spacing w:before="20" w:after="20"/>
-              <w:jc w:val="center"/>
-            </w:pPr>
-            <w:r>
-              <w:rPr>
-                <w:rFonts w:ascii="Times New Roman" w:cs="Times New Roman" w:eastAsia="Times New Roman" w:hAnsi="Times New Roman"/>
-                <w:sz w:val="16"/>
-                <w:szCs w:val="16"/>
-              </w:rPr>
-              <w:t xml:space="preserve">+0.355</w:t>
-            </w:r>
-          </w:p>
-        </w:tc>
-        <w:tc>
-          <w:tcPr>
-            <w:tcW w:type="dxa" w:w="600"/>
-            <w:tcBorders>
-              <w:top w:val="single" w:color="000000" w:sz="1"/>
-              <w:left w:val="single" w:color="000000" w:sz="1"/>
-              <w:bottom w:val="single" w:color="000000" w:sz="1"/>
-              <w:right w:val="single" w:color="000000" w:sz="1"/>
-            </w:tcBorders>
-            <w:tcMar>
-              <w:top w:type="dxa" w:w="40"/>
-              <w:left w:type="dxa" w:w="60"/>
-              <w:bottom w:type="dxa" w:w="40"/>
-              <w:right w:type="dxa" w:w="60"/>
-            </w:tcMar>
-          </w:tcPr>
-          <w:p>
-            <w:pPr>
-              <w:spacing w:before="20" w:after="20"/>
-              <w:jc w:val="center"/>
-            </w:pPr>
-            <w:r>
-              <w:rPr>
-                <w:rFonts w:ascii="Times New Roman" w:cs="Times New Roman" w:eastAsia="Times New Roman" w:hAnsi="Times New Roman"/>
-                <w:sz w:val="16"/>
-                <w:szCs w:val="16"/>
-              </w:rPr>
-              <w:t xml:space="preserve">&lt;.0001</w:t>
-            </w:r>
-          </w:p>
-        </w:tc>
-        <w:tc>
-          <w:tcPr>
-            <w:tcW w:type="dxa" w:w="400"/>
-            <w:tcBorders>
-              <w:top w:val="single" w:color="000000" w:sz="1"/>
-              <w:left w:val="single" w:color="000000" w:sz="1"/>
-              <w:bottom w:val="single" w:color="000000" w:sz="1"/>
-              <w:right w:val="single" w:color="000000" w:sz="1"/>
-            </w:tcBorders>
-            <w:tcMar>
-              <w:top w:type="dxa" w:w="40"/>
-              <w:left w:type="dxa" w:w="60"/>
-              <w:bottom w:type="dxa" w:w="40"/>
-              <w:right w:type="dxa" w:w="60"/>
-            </w:tcMar>
-          </w:tcPr>
-          <w:p>
-            <w:pPr>
-              <w:spacing w:before="20" w:after="20"/>
-              <w:jc w:val="center"/>
-            </w:pPr>
-            <w:r>
-              <w:rPr>
-                <w:rFonts w:ascii="Times New Roman" w:cs="Times New Roman" w:eastAsia="Times New Roman" w:hAnsi="Times New Roman"/>
-                <w:sz w:val="16"/>
-                <w:szCs w:val="16"/>
-              </w:rPr>
-              <w:t xml:space="preserve">***</w:t>
-            </w:r>
-          </w:p>
-        </w:tc>
-        <w:tc>
-          <w:tcPr>
-            <w:tcW w:type="dxa" w:w="500"/>
-            <w:tcBorders>
-              <w:top w:val="single" w:color="000000" w:sz="1"/>
-              <w:left w:val="single" w:color="000000" w:sz="1"/>
-              <w:bottom w:val="single" w:color="000000" w:sz="1"/>
-              <w:right w:val="single" w:color="000000" w:sz="1"/>
-            </w:tcBorders>
-            <w:tcMar>
-              <w:top w:type="dxa" w:w="40"/>
-              <w:left w:type="dxa" w:w="60"/>
-              <w:bottom w:type="dxa" w:w="40"/>
-              <w:right w:type="dxa" w:w="60"/>
-            </w:tcMar>
-          </w:tcPr>
-          <w:p>
-            <w:pPr>
-              <w:spacing w:before="20" w:after="20"/>
-              <w:jc w:val="center"/>
-            </w:pPr>
-            <w:r>
-              <w:rPr>
-                <w:rFonts w:ascii="Times New Roman" w:cs="Times New Roman" w:eastAsia="Times New Roman" w:hAnsi="Times New Roman"/>
-                <w:sz w:val="16"/>
-                <w:szCs w:val="16"/>
-              </w:rPr>
-              <w:t xml:space="preserve">1.61</w:t>
-            </w:r>
-          </w:p>
-        </w:tc>
-        <w:tc>
-          <w:tcPr>
-            <w:tcW w:type="dxa" w:w="1340"/>
-            <w:tcBorders>
-              <w:top w:val="single" w:color="000000" w:sz="1"/>
-              <w:left w:val="single" w:color="000000" w:sz="1"/>
-              <w:bottom w:val="single" w:color="000000" w:sz="1"/>
-              <w:right w:val="single" w:color="000000" w:sz="1"/>
-            </w:tcBorders>
-            <w:tcMar>
-              <w:top w:type="dxa" w:w="40"/>
-              <w:left w:type="dxa" w:w="60"/>
-              <w:bottom w:type="dxa" w:w="40"/>
-              <w:right w:type="dxa" w:w="60"/>
-            </w:tcMar>
-          </w:tcPr>
-          <w:p>
-            <w:pPr>
-              <w:spacing w:before="20" w:after="20"/>
-              <w:jc w:val="left"/>
-            </w:pPr>
-            <w:r>
-              <w:rPr>
-                <w:rFonts w:ascii="Times New Roman" w:cs="Times New Roman" w:eastAsia="Times New Roman" w:hAnsi="Times New Roman"/>
-                <w:sz w:val="16"/>
-                <w:szCs w:val="16"/>
-              </w:rPr>
-              <w:t xml:space="preserve">Rubric merge wins</w:t>
-            </w:r>
-          </w:p>
-        </w:tc>
-      </w:tr>
-      <w:tr>
-        <w:tc>
-          <w:tcPr>
-            <w:tcW w:type="dxa" w:w="1700"/>
-            <w:tcBorders>
-              <w:top w:val="single" w:color="000000" w:sz="1"/>
-              <w:left w:val="single" w:color="000000" w:sz="1"/>
-              <w:bottom w:val="single" w:color="000000" w:sz="1"/>
-              <w:right w:val="single" w:color="000000" w:sz="1"/>
-            </w:tcBorders>
-            <w:tcMar>
-              <w:top w:type="dxa" w:w="40"/>
-              <w:left w:type="dxa" w:w="60"/>
-              <w:bottom w:type="dxa" w:w="40"/>
-              <w:right w:type="dxa" w:w="60"/>
-            </w:tcMar>
-          </w:tcPr>
-          <w:p>
-            <w:pPr>
-              <w:spacing w:before="20" w:after="20"/>
-              <w:jc w:val="left"/>
-            </w:pPr>
-            <w:r>
-              <w:rPr>
-                <w:rFonts w:ascii="Times New Roman" w:cs="Times New Roman" w:eastAsia="Times New Roman" w:hAnsi="Times New Roman"/>
-                <w:sz w:val="16"/>
-                <w:szCs w:val="16"/>
-              </w:rPr>
-              <w:t xml:space="preserve">v3a vs v3c</w:t>
-            </w:r>
-          </w:p>
-        </w:tc>
-        <w:tc>
-          <w:tcPr>
-            <w:tcW w:type="dxa" w:w="500"/>
-            <w:tcBorders>
-              <w:top w:val="single" w:color="000000" w:sz="1"/>
-              <w:left w:val="single" w:color="000000" w:sz="1"/>
-              <w:bottom w:val="single" w:color="000000" w:sz="1"/>
-              <w:right w:val="single" w:color="000000" w:sz="1"/>
-            </w:tcBorders>
-            <w:tcMar>
-              <w:top w:type="dxa" w:w="40"/>
-              <w:left w:type="dxa" w:w="60"/>
-              <w:bottom w:type="dxa" w:w="40"/>
-              <w:right w:type="dxa" w:w="60"/>
-            </w:tcMar>
-          </w:tcPr>
-          <w:p>
-            <w:pPr>
-              <w:spacing w:before="20" w:after="20"/>
-              <w:jc w:val="center"/>
-            </w:pPr>
-            <w:r>
-              <w:rPr>
-                <w:rFonts w:ascii="Times New Roman" w:cs="Times New Roman" w:eastAsia="Times New Roman" w:hAnsi="Times New Roman"/>
-                <w:sz w:val="16"/>
-                <w:szCs w:val="16"/>
-              </w:rPr>
-              <w:t xml:space="preserve">-0.210</w:t>
-            </w:r>
-          </w:p>
-        </w:tc>
-        <w:tc>
-          <w:tcPr>
-            <w:tcW w:type="dxa" w:w="600"/>
-            <w:tcBorders>
-              <w:top w:val="single" w:color="000000" w:sz="1"/>
-              <w:left w:val="single" w:color="000000" w:sz="1"/>
-              <w:bottom w:val="single" w:color="000000" w:sz="1"/>
-              <w:right w:val="single" w:color="000000" w:sz="1"/>
-            </w:tcBorders>
-            <w:tcMar>
-              <w:top w:type="dxa" w:w="40"/>
-              <w:left w:type="dxa" w:w="60"/>
-              <w:bottom w:type="dxa" w:w="40"/>
-              <w:right w:type="dxa" w:w="60"/>
-            </w:tcMar>
-          </w:tcPr>
-          <w:p>
-            <w:pPr>
-              <w:spacing w:before="20" w:after="20"/>
-              <w:jc w:val="center"/>
-            </w:pPr>
-            <w:r>
-              <w:rPr>
-                <w:rFonts w:ascii="Times New Roman" w:cs="Times New Roman" w:eastAsia="Times New Roman" w:hAnsi="Times New Roman"/>
-                <w:sz w:val="16"/>
-                <w:szCs w:val="16"/>
-              </w:rPr>
-              <w:t xml:space="preserve">&lt;.0001</w:t>
-            </w:r>
-          </w:p>
-        </w:tc>
-        <w:tc>
-          <w:tcPr>
-            <w:tcW w:type="dxa" w:w="400"/>
-            <w:tcBorders>
-              <w:top w:val="single" w:color="000000" w:sz="1"/>
-              <w:left w:val="single" w:color="000000" w:sz="1"/>
-              <w:bottom w:val="single" w:color="000000" w:sz="1"/>
-              <w:right w:val="single" w:color="000000" w:sz="1"/>
-            </w:tcBorders>
-            <w:tcMar>
-              <w:top w:type="dxa" w:w="40"/>
-              <w:left w:type="dxa" w:w="60"/>
-              <w:bottom w:type="dxa" w:w="40"/>
-              <w:right w:type="dxa" w:w="60"/>
-            </w:tcMar>
-          </w:tcPr>
-          <w:p>
-            <w:pPr>
-              <w:spacing w:before="20" w:after="20"/>
-              <w:jc w:val="center"/>
-            </w:pPr>
-            <w:r>
-              <w:rPr>
-                <w:rFonts w:ascii="Times New Roman" w:cs="Times New Roman" w:eastAsia="Times New Roman" w:hAnsi="Times New Roman"/>
-                <w:sz w:val="16"/>
-                <w:szCs w:val="16"/>
-              </w:rPr>
-              <w:t xml:space="preserve">***</w:t>
-            </w:r>
-          </w:p>
-        </w:tc>
-        <w:tc>
-          <w:tcPr>
-            <w:tcW w:type="dxa" w:w="500"/>
-            <w:tcBorders>
-              <w:top w:val="single" w:color="000000" w:sz="1"/>
-              <w:left w:val="single" w:color="000000" w:sz="1"/>
-              <w:bottom w:val="single" w:color="000000" w:sz="1"/>
-              <w:right w:val="single" w:color="000000" w:sz="1"/>
-            </w:tcBorders>
-            <w:tcMar>
-              <w:top w:type="dxa" w:w="40"/>
-              <w:left w:type="dxa" w:w="60"/>
-              <w:bottom w:type="dxa" w:w="40"/>
-              <w:right w:type="dxa" w:w="60"/>
-            </w:tcMar>
-          </w:tcPr>
-          <w:p>
-            <w:pPr>
-              <w:spacing w:before="20" w:after="20"/>
-              <w:jc w:val="center"/>
-            </w:pPr>
-            <w:r>
-              <w:rPr>
-                <w:rFonts w:ascii="Times New Roman" w:cs="Times New Roman" w:eastAsia="Times New Roman" w:hAnsi="Times New Roman"/>
-                <w:sz w:val="16"/>
-                <w:szCs w:val="16"/>
-              </w:rPr>
-              <w:t xml:space="preserve">-0.85</w:t>
-            </w:r>
-          </w:p>
-        </w:tc>
-        <w:tc>
-          <w:tcPr>
-            <w:tcW w:type="dxa" w:w="1340"/>
-            <w:tcBorders>
-              <w:top w:val="single" w:color="000000" w:sz="1"/>
-              <w:left w:val="single" w:color="000000" w:sz="1"/>
-              <w:bottom w:val="single" w:color="000000" w:sz="1"/>
-              <w:right w:val="single" w:color="000000" w:sz="1"/>
-            </w:tcBorders>
-            <w:tcMar>
-              <w:top w:type="dxa" w:w="40"/>
-              <w:left w:type="dxa" w:w="60"/>
-              <w:bottom w:type="dxa" w:w="40"/>
-              <w:right w:type="dxa" w:w="60"/>
-            </w:tcMar>
-          </w:tcPr>
-          <w:p>
-            <w:pPr>
-              <w:spacing w:before="20" w:after="20"/>
-              <w:jc w:val="left"/>
-            </w:pPr>
-            <w:r>
-              <w:rPr>
-                <w:rFonts w:ascii="Times New Roman" w:cs="Times New Roman" w:eastAsia="Times New Roman" w:hAnsi="Times New Roman"/>
-                <w:sz w:val="16"/>
-                <w:szCs w:val="16"/>
-              </w:rPr>
-              <w:t xml:space="preserve">Dialectical worse</w:t>
-            </w:r>
-          </w:p>
-        </w:tc>
-      </w:tr>
-      <w:tr>
-        <w:tc>
-          <w:tcPr>
-            <w:tcW w:type="dxa" w:w="1700"/>
-            <w:tcBorders>
-              <w:top w:val="single" w:color="000000" w:sz="1"/>
-              <w:left w:val="single" w:color="000000" w:sz="1"/>
-              <w:bottom w:val="single" w:color="000000" w:sz="1"/>
-              <w:right w:val="single" w:color="000000" w:sz="1"/>
-            </w:tcBorders>
-            <w:tcMar>
-              <w:top w:type="dxa" w:w="40"/>
-              <w:left w:type="dxa" w:w="60"/>
-              <w:bottom w:type="dxa" w:w="40"/>
-              <w:right w:type="dxa" w:w="60"/>
-            </w:tcMar>
-          </w:tcPr>
-          <w:p>
-            <w:pPr>
-              <w:spacing w:before="20" w:after="20"/>
-              <w:jc w:val="left"/>
-            </w:pPr>
-            <w:r>
-              <w:rPr>
-                <w:rFonts w:ascii="Times New Roman" w:cs="Times New Roman" w:eastAsia="Times New Roman" w:hAnsi="Times New Roman"/>
-                <w:sz w:val="16"/>
-                <w:szCs w:val="16"/>
-              </w:rPr>
-              <w:t xml:space="preserve">v3b vs v8</w:t>
-            </w:r>
-          </w:p>
-        </w:tc>
-        <w:tc>
-          <w:tcPr>
-            <w:tcW w:type="dxa" w:w="500"/>
-            <w:tcBorders>
-              <w:top w:val="single" w:color="000000" w:sz="1"/>
-              <w:left w:val="single" w:color="000000" w:sz="1"/>
-              <w:bottom w:val="single" w:color="000000" w:sz="1"/>
-              <w:right w:val="single" w:color="000000" w:sz="1"/>
-            </w:tcBorders>
-            <w:tcMar>
-              <w:top w:type="dxa" w:w="40"/>
-              <w:left w:type="dxa" w:w="60"/>
-              <w:bottom w:type="dxa" w:w="40"/>
-              <w:right w:type="dxa" w:w="60"/>
-            </w:tcMar>
-          </w:tcPr>
-          <w:p>
-            <w:pPr>
-              <w:spacing w:before="20" w:after="20"/>
-              <w:jc w:val="center"/>
-            </w:pPr>
-            <w:r>
-              <w:rPr>
-                <w:rFonts w:ascii="Times New Roman" w:cs="Times New Roman" w:eastAsia="Times New Roman" w:hAnsi="Times New Roman"/>
-                <w:sz w:val="16"/>
-                <w:szCs w:val="16"/>
-              </w:rPr>
-              <w:t xml:space="preserve">+0.092</w:t>
-            </w:r>
-          </w:p>
-        </w:tc>
-        <w:tc>
-          <w:tcPr>
-            <w:tcW w:type="dxa" w:w="600"/>
-            <w:tcBorders>
-              <w:top w:val="single" w:color="000000" w:sz="1"/>
-              <w:left w:val="single" w:color="000000" w:sz="1"/>
-              <w:bottom w:val="single" w:color="000000" w:sz="1"/>
-              <w:right w:val="single" w:color="000000" w:sz="1"/>
-            </w:tcBorders>
-            <w:tcMar>
-              <w:top w:type="dxa" w:w="40"/>
-              <w:left w:type="dxa" w:w="60"/>
-              <w:bottom w:type="dxa" w:w="40"/>
-              <w:right w:type="dxa" w:w="60"/>
-            </w:tcMar>
-          </w:tcPr>
-          <w:p>
-            <w:pPr>
-              <w:spacing w:before="20" w:after="20"/>
-              <w:jc w:val="center"/>
-            </w:pPr>
-            <w:r>
-              <w:rPr>
-                <w:rFonts w:ascii="Times New Roman" w:cs="Times New Roman" w:eastAsia="Times New Roman" w:hAnsi="Times New Roman"/>
-                <w:sz w:val="16"/>
-                <w:szCs w:val="16"/>
-              </w:rPr>
-              <w:t xml:space="preserve">0.031</w:t>
-            </w:r>
-          </w:p>
-        </w:tc>
-        <w:tc>
-          <w:tcPr>
-            <w:tcW w:type="dxa" w:w="400"/>
-            <w:tcBorders>
-              <w:top w:val="single" w:color="000000" w:sz="1"/>
-              <w:left w:val="single" w:color="000000" w:sz="1"/>
-              <w:bottom w:val="single" w:color="000000" w:sz="1"/>
-              <w:right w:val="single" w:color="000000" w:sz="1"/>
-            </w:tcBorders>
-            <w:tcMar>
-              <w:top w:type="dxa" w:w="40"/>
-              <w:left w:type="dxa" w:w="60"/>
-              <w:bottom w:type="dxa" w:w="40"/>
-              <w:right w:type="dxa" w:w="60"/>
-            </w:tcMar>
-          </w:tcPr>
-          <w:p>
-            <w:pPr>
-              <w:spacing w:before="20" w:after="20"/>
-              <w:jc w:val="center"/>
-            </w:pPr>
-            <w:r>
-              <w:rPr>
-                <w:rFonts w:ascii="Times New Roman" w:cs="Times New Roman" w:eastAsia="Times New Roman" w:hAnsi="Times New Roman"/>
-                <w:sz w:val="16"/>
-                <w:szCs w:val="16"/>
-              </w:rPr>
-              <w:t xml:space="preserve">*</w:t>
-            </w:r>
-          </w:p>
-        </w:tc>
-        <w:tc>
-          <w:tcPr>
-            <w:tcW w:type="dxa" w:w="500"/>
-            <w:tcBorders>
-              <w:top w:val="single" w:color="000000" w:sz="1"/>
-              <w:left w:val="single" w:color="000000" w:sz="1"/>
-              <w:bottom w:val="single" w:color="000000" w:sz="1"/>
-              <w:right w:val="single" w:color="000000" w:sz="1"/>
-            </w:tcBorders>
-            <w:tcMar>
-              <w:top w:type="dxa" w:w="40"/>
-              <w:left w:type="dxa" w:w="60"/>
-              <w:bottom w:type="dxa" w:w="40"/>
-              <w:right w:type="dxa" w:w="60"/>
-            </w:tcMar>
-          </w:tcPr>
-          <w:p>
-            <w:pPr>
-              <w:spacing w:before="20" w:after="20"/>
-              <w:jc w:val="center"/>
-            </w:pPr>
-            <w:r>
-              <w:rPr>
-                <w:rFonts w:ascii="Times New Roman" w:cs="Times New Roman" w:eastAsia="Times New Roman" w:hAnsi="Times New Roman"/>
-                <w:sz w:val="16"/>
-                <w:szCs w:val="16"/>
-              </w:rPr>
-              <w:t xml:space="preserve">0.46</w:t>
-            </w:r>
-          </w:p>
-        </w:tc>
-        <w:tc>
-          <w:tcPr>
-            <w:tcW w:type="dxa" w:w="1340"/>
-            <w:tcBorders>
-              <w:top w:val="single" w:color="000000" w:sz="1"/>
-              <w:left w:val="single" w:color="000000" w:sz="1"/>
-              <w:bottom w:val="single" w:color="000000" w:sz="1"/>
-              <w:right w:val="single" w:color="000000" w:sz="1"/>
-            </w:tcBorders>
-            <w:tcMar>
-              <w:top w:type="dxa" w:w="40"/>
-              <w:left w:type="dxa" w:w="60"/>
-              <w:bottom w:type="dxa" w:w="40"/>
-              <w:right w:type="dxa" w:w="60"/>
-            </w:tcMar>
-          </w:tcPr>
-          <w:p>
-            <w:pPr>
-              <w:spacing w:before="20" w:after="20"/>
-              <w:jc w:val="left"/>
-            </w:pPr>
-            <w:r>
-              <w:rPr>
-                <w:rFonts w:ascii="Times New Roman" w:cs="Times New Roman" w:eastAsia="Times New Roman" w:hAnsi="Times New Roman"/>
-                <w:sz w:val="16"/>
-                <w:szCs w:val="16"/>
-              </w:rPr>
-              <w:t xml:space="preserve">Debate marginal</w:t>
-            </w:r>
-          </w:p>
-        </w:tc>
-      </w:tr>
-      <w:tr>
-        <w:tc>
-          <w:tcPr>
-            <w:tcW w:type="dxa" w:w="1700"/>
-            <w:tcBorders>
-              <w:top w:val="single" w:color="000000" w:sz="1"/>
-              <w:left w:val="single" w:color="000000" w:sz="1"/>
-              <w:bottom w:val="single" w:color="000000" w:sz="1"/>
-              <w:right w:val="single" w:color="000000" w:sz="1"/>
-            </w:tcBorders>
-            <w:tcMar>
-              <w:top w:type="dxa" w:w="40"/>
-              <w:left w:type="dxa" w:w="60"/>
-              <w:bottom w:type="dxa" w:w="40"/>
-              <w:right w:type="dxa" w:w="60"/>
-            </w:tcMar>
-          </w:tcPr>
-          <w:p>
-            <w:pPr>
-              <w:spacing w:before="20" w:after="20"/>
-              <w:jc w:val="left"/>
-            </w:pPr>
-            <w:r>
-              <w:rPr>
-                <w:rFonts w:ascii="Times New Roman" w:cs="Times New Roman" w:eastAsia="Times New Roman" w:hAnsi="Times New Roman"/>
-                <w:sz w:val="16"/>
-                <w:szCs w:val="16"/>
-              </w:rPr>
-              <w:t xml:space="preserve">v5 vs v6</w:t>
-            </w:r>
-          </w:p>
-        </w:tc>
-        <w:tc>
-          <w:tcPr>
-            <w:tcW w:type="dxa" w:w="500"/>
-            <w:tcBorders>
-              <w:top w:val="single" w:color="000000" w:sz="1"/>
-              <w:left w:val="single" w:color="000000" w:sz="1"/>
-              <w:bottom w:val="single" w:color="000000" w:sz="1"/>
-              <w:right w:val="single" w:color="000000" w:sz="1"/>
-            </w:tcBorders>
-            <w:tcMar>
-              <w:top w:type="dxa" w:w="40"/>
-              <w:left w:type="dxa" w:w="60"/>
-              <w:bottom w:type="dxa" w:w="40"/>
-              <w:right w:type="dxa" w:w="60"/>
-            </w:tcMar>
-          </w:tcPr>
-          <w:p>
-            <w:pPr>
-              <w:spacing w:before="20" w:after="20"/>
-              <w:jc w:val="center"/>
-            </w:pPr>
-            <w:r>
-              <w:rPr>
-                <w:rFonts w:ascii="Times New Roman" w:cs="Times New Roman" w:eastAsia="Times New Roman" w:hAnsi="Times New Roman"/>
-                <w:sz w:val="16"/>
-                <w:szCs w:val="16"/>
-              </w:rPr>
-              <w:t xml:space="preserve">+0.025</w:t>
-            </w:r>
-          </w:p>
-        </w:tc>
-        <w:tc>
-          <w:tcPr>
-            <w:tcW w:type="dxa" w:w="600"/>
-            <w:tcBorders>
-              <w:top w:val="single" w:color="000000" w:sz="1"/>
-              <w:left w:val="single" w:color="000000" w:sz="1"/>
-              <w:bottom w:val="single" w:color="000000" w:sz="1"/>
-              <w:right w:val="single" w:color="000000" w:sz="1"/>
-            </w:tcBorders>
-            <w:tcMar>
-              <w:top w:type="dxa" w:w="40"/>
-              <w:left w:type="dxa" w:w="60"/>
-              <w:bottom w:type="dxa" w:w="40"/>
-              <w:right w:type="dxa" w:w="60"/>
-            </w:tcMar>
-          </w:tcPr>
-          <w:p>
-            <w:pPr>
-              <w:spacing w:before="20" w:after="20"/>
-              <w:jc w:val="center"/>
-            </w:pPr>
-            <w:r>
-              <w:rPr>
-                <w:rFonts w:ascii="Times New Roman" w:cs="Times New Roman" w:eastAsia="Times New Roman" w:hAnsi="Times New Roman"/>
-                <w:sz w:val="16"/>
-                <w:szCs w:val="16"/>
-              </w:rPr>
-              <w:t xml:space="preserve">0.115</w:t>
-            </w:r>
-          </w:p>
-        </w:tc>
-        <w:tc>
-          <w:tcPr>
-            <w:tcW w:type="dxa" w:w="400"/>
-            <w:tcBorders>
-              <w:top w:val="single" w:color="000000" w:sz="1"/>
-              <w:left w:val="single" w:color="000000" w:sz="1"/>
-              <w:bottom w:val="single" w:color="000000" w:sz="1"/>
-              <w:right w:val="single" w:color="000000" w:sz="1"/>
-            </w:tcBorders>
-            <w:tcMar>
-              <w:top w:type="dxa" w:w="40"/>
-              <w:left w:type="dxa" w:w="60"/>
-              <w:bottom w:type="dxa" w:w="40"/>
-              <w:right w:type="dxa" w:w="60"/>
-            </w:tcMar>
-          </w:tcPr>
-          <w:p>
-            <w:pPr>
-              <w:spacing w:before="20" w:after="20"/>
-              <w:jc w:val="center"/>
-            </w:pPr>
-            <w:r>
-              <w:rPr>
-                <w:rFonts w:ascii="Times New Roman" w:cs="Times New Roman" w:eastAsia="Times New Roman" w:hAnsi="Times New Roman"/>
-                <w:sz w:val="16"/>
-                <w:szCs w:val="16"/>
-              </w:rPr>
-              <w:t xml:space="preserve">ns</w:t>
-            </w:r>
-          </w:p>
-        </w:tc>
-        <w:tc>
-          <w:tcPr>
-            <w:tcW w:type="dxa" w:w="500"/>
-            <w:tcBorders>
-              <w:top w:val="single" w:color="000000" w:sz="1"/>
-              <w:left w:val="single" w:color="000000" w:sz="1"/>
-              <w:bottom w:val="single" w:color="000000" w:sz="1"/>
-              <w:right w:val="single" w:color="000000" w:sz="1"/>
-            </w:tcBorders>
-            <w:tcMar>
-              <w:top w:type="dxa" w:w="40"/>
-              <w:left w:type="dxa" w:w="60"/>
-              <w:bottom w:type="dxa" w:w="40"/>
-              <w:right w:type="dxa" w:w="60"/>
-            </w:tcMar>
-          </w:tcPr>
-          <w:p>
-            <w:pPr>
-              <w:spacing w:before="20" w:after="20"/>
-              <w:jc w:val="center"/>
-            </w:pPr>
-            <w:r>
-              <w:rPr>
-                <w:rFonts w:ascii="Times New Roman" w:cs="Times New Roman" w:eastAsia="Times New Roman" w:hAnsi="Times New Roman"/>
-                <w:sz w:val="16"/>
-                <w:szCs w:val="16"/>
-              </w:rPr>
-              <w:t xml:space="preserve">0.24</w:t>
-            </w:r>
-          </w:p>
-        </w:tc>
-        <w:tc>
-          <w:tcPr>
-            <w:tcW w:type="dxa" w:w="1340"/>
-            <w:tcBorders>
-              <w:top w:val="single" w:color="000000" w:sz="1"/>
-              <w:left w:val="single" w:color="000000" w:sz="1"/>
-              <w:bottom w:val="single" w:color="000000" w:sz="1"/>
-              <w:right w:val="single" w:color="000000" w:sz="1"/>
-            </w:tcBorders>
-            <w:tcMar>
-              <w:top w:type="dxa" w:w="40"/>
-              <w:left w:type="dxa" w:w="60"/>
-              <w:bottom w:type="dxa" w:w="40"/>
-              <w:right w:type="dxa" w:w="60"/>
-            </w:tcMar>
-          </w:tcPr>
-          <w:p>
-            <w:pPr>
-              <w:spacing w:before="20" w:after="20"/>
-              <w:jc w:val="left"/>
-            </w:pPr>
-            <w:r>
-              <w:rPr>
-                <w:rFonts w:ascii="Times New Roman" w:cs="Times New Roman" w:eastAsia="Times New Roman" w:hAnsi="Times New Roman"/>
-                <w:sz w:val="16"/>
-                <w:szCs w:val="16"/>
-              </w:rPr>
-              <w:t xml:space="preserve">No difference</w:t>
-            </w:r>
-          </w:p>
-        </w:tc>
-      </w:tr>
-    </w:tbl>
-    <w:p>
-      <w:pPr>
-        <w:spacing w:before="180" w:after="80"/>
-      </w:pPr>
-      <w:r>
-        <w:rPr>
-          <w:rFonts w:ascii="Times New Roman" w:cs="Times New Roman" w:eastAsia="Times New Roman" w:hAnsi="Times New Roman"/>
-          <w:b/>
-          <w:bCs/>
-          <w:i/>
-          <w:iCs/>
-          <w:sz w:val="20"/>
-          <w:szCs w:val="20"/>
-        </w:rPr>
-        <w:t xml:space="preserve">D. Complexity Interaction</w:t>
-      </w:r>
-    </w:p>
-    <w:p>
-      <w:pPr>
-        <w:spacing w:after="80" w:line="264"/>
-        <w:ind w:firstLine="240"/>
-      </w:pPr>
-      <w:r>
-        <w:rPr>
-          <w:rFonts w:ascii="Times New Roman" w:cs="Times New Roman" w:eastAsia="Times New Roman" w:hAnsi="Times New Roman"/>
-          <w:sz w:val="20"/>
-          <w:szCs w:val="20"/>
-        </w:rPr>
-        <w:t xml:space="preserve">Contrary to the thesis prediction that parallel merge would excel on complex tasks, the top-performing variants maintain their advantage consistently across all complexity levels. Stratified Wilcoxon tests for v4 vs. v4b show: Simple tasks Δ = +0.183 (d = 1.20), Medium Δ = +0.089 (d = 0.95), Complex Δ = +0.134 (d = 0.87). Structural adversarial review provides the largest lift on simple tasks—where the principal architect’s critique sharpens basic design decisions.</w:t>
-      </w:r>
-    </w:p>
-    <w:p>
-      <w:pPr>
-        <w:spacing w:before="120" w:after="60"/>
-        <w:jc w:val="center"/>
-      </w:pPr>
-      <w:r>
         <w:drawing>
           <wp:inline distT="0" distB="0" distL="0" distR="0">
-            <wp:extent cx="4429125" cy="1905000"/>
+            <wp:extent cx="4429125" cy="2209800"/>
             <wp:effectExtent t="0" r="0" b="0" l="0"/>
-            <wp:docPr id="1" name="fig2_quality_by_complexity.png" descr="fig2_quality_by_complexity.png" title="fig2_quality_by_complexity.png"/>
+            <wp:docPr id="1" name="fig3_dimension_heatmap.png" descr="fig3_dimension_heatmap.png" title="fig3_dimension_heatmap.png"/>
             <wp:cNvGraphicFramePr>
               <a:graphicFrameLocks xmlns:a="http://schemas.openxmlformats.org/drawingml/2006/main" noChangeAspect="1"/>
             </wp:cNvGraphicFramePr>
@@ -5700,7 +8078,7 @@
                   <pic:spPr bwMode="auto">
                     <a:xfrm>
                       <a:off x="0" y="0"/>
-                      <a:ext cx="4429125" cy="1905000"/>
+                      <a:ext cx="4429125" cy="2209800"/>
                     </a:xfrm>
                     <a:prstGeom prst="rect">
                       <a:avLst/>
@@ -5726,7 +8104,7 @@
           <w:sz w:val="18"/>
           <w:szCs w:val="18"/>
         </w:rPr>
-        <w:t xml:space="preserve">Fig. 6. Quality distribution by variant and task complexity (Simple, Medium, Complex). Top-tier variants are consistent; merge variants degrade further on complex tasks.</w:t>
+        <w:t xml:space="preserve">Fig. 6. Quality delta vs. v1 baseline by evaluator. Green indicates improvement; red indicates degradation. All 12 variants shown with per-evaluator and ensemble scores.</w:t>
       </w:r>
     </w:p>
     <w:p>
@@ -5743,7 +8121,7 @@
           <w:sz w:val="20"/>
           <w:szCs w:val="20"/>
         </w:rPr>
-        <w:t xml:space="preserve">E. Per-Dimension Analysis</w:t>
+        <w:t xml:space="preserve">F. Cost-Quality Trade-offs</w:t>
       </w:r>
     </w:p>
     <w:p>
@@ -5757,21 +8135,7 @@
           <w:sz w:val="20"/>
           <w:szCs w:val="20"/>
         </w:rPr>
-        <w:t xml:space="preserve">Structural adversarial review (v4b) achieves broad improvement across 10 of 12 dimensions, with the largest gains in Scalability Strategy (+0.69), Security Posture (+0.66), API Design (+0.54), Reliability (+0.50), and Capacity Estimation (+0.44). These are dimensions where the principal architect’s demand for rewrite mandates forces deeper consideration.</w:t>
-      </w:r>
-    </w:p>
-    <w:p>
-      <w:pPr>
-        <w:spacing w:after="80" w:line="264"/>
-        <w:ind w:firstLine="240"/>
-      </w:pPr>
-      <w:r>
-        <w:rPr>
-          <w:rFonts w:ascii="Times New Roman" w:cs="Times New Roman" w:eastAsia="Times New Roman" w:hAnsi="Times New Roman"/>
-          <w:sz w:val="20"/>
-          <w:szCs w:val="20"/>
-        </w:rPr>
-        <w:t xml:space="preserve">Cross-model review (v2c) shows consistent gains in Concurrency Safety (+0.33), Data Flow Clarity (+0.22), Error Handling (+0.21), and Interface Design (+0.20). The parallel merge variants show pronounced losses in Domain Model Quality (-0.18 to -0.35) and Module Structure (-0.10 to -0.23), confirming the Frankenstein effect: merging independently generated designs degrades structural coherence.</w:t>
+        <w:t xml:space="preserve">The Pareto frontier reveals distinct operating points. Single-shot v1a ($0.08/run) provides acceptable quality (4.514). Structured debate v8 ($0.15/run) offers the best cost-efficiency among multi-agent variants. Structural adversarial v4b ($0.43/run) achieves peak quality at 5.7× the cost of v8. Rotating leader v6 ($0.54/run) achieves near-top quality with lowest variance but sits below the Pareto frontier due to its 216K tokens/run.</w:t>
       </w:r>
     </w:p>
     <w:p>
@@ -5782,9 +8146,9 @@
       <w:r>
         <w:drawing>
           <wp:inline distT="0" distB="0" distL="0" distR="0">
-            <wp:extent cx="4429125" cy="2209800"/>
+            <wp:extent cx="4095750" cy="2762250"/>
             <wp:effectExtent t="0" r="0" b="0" l="0"/>
-            <wp:docPr id="1" name="fig3_dimension_heatmap.png" descr="fig3_dimension_heatmap.png" title="fig3_dimension_heatmap.png"/>
+            <wp:docPr id="1" name="fig_ensemble_pareto.png" descr="fig_ensemble_pareto.png" title="fig_ensemble_pareto.png"/>
             <wp:cNvGraphicFramePr>
               <a:graphicFrameLocks xmlns:a="http://schemas.openxmlformats.org/drawingml/2006/main" noChangeAspect="1"/>
             </wp:cNvGraphicFramePr>
@@ -5807,7 +8171,7 @@
                   <pic:spPr bwMode="auto">
                     <a:xfrm>
                       <a:off x="0" y="0"/>
-                      <a:ext cx="4429125" cy="2209800"/>
+                      <a:ext cx="4095750" cy="2762250"/>
                     </a:xfrm>
                     <a:prstGeom prst="rect">
                       <a:avLst/>
@@ -5833,7 +8197,7 @@
           <w:sz w:val="18"/>
           <w:szCs w:val="18"/>
         </w:rPr>
-        <w:t xml:space="preserve">Fig. 7. Quality delta vs. v1 baseline by evaluator. Green indicates improvement; red indicates degradation. All 12 variants shown with per-evaluator and ensemble scores.</w:t>
+        <w:t xml:space="preserve">Fig. 7. Cost-quality Pareto frontier (weighted ensemble ranking). Points above the frontier are dominated. v4b and v5 define the efficiency frontier for high-quality designs.</w:t>
       </w:r>
     </w:p>
     <w:p>
@@ -5850,7 +8214,7 @@
           <w:sz w:val="20"/>
           <w:szCs w:val="20"/>
         </w:rPr>
-        <w:t xml:space="preserve">F. Cost-Quality Trade-offs</w:t>
+        <w:t xml:space="preserve">G. Reliability and Consistency</w:t>
       </w:r>
     </w:p>
     <w:p>
@@ -5864,7 +8228,195 @@
           <w:sz w:val="20"/>
           <w:szCs w:val="20"/>
         </w:rPr>
-        <w:t xml:space="preserve">The Pareto frontier reveals distinct operating points. Single-shot v1a ($0.08/run) provides acceptable quality (4.514). Structured debate v8 ($0.15/run) offers the best cost-efficiency among multi-agent variants. Structural adversarial v4b ($0.43/run) achieves peak quality at 5.7× the cost of v8. Rotating leader v6 ($0.54/run) achieves near-top quality with lowest variance but sits below the Pareto frontier due to its 216K tokens/run.</w:t>
+        <w:t xml:space="preserve">The score distributions in Fig. 4 reveal clear differences in consistency across variants. Rotating leader v6 has the tightest box (narrowest IQR), achieving the lowest variance (σ = 0.080) and making it the most predictable variant. By contrast, the merge variants show the widest boxes, with the highest variance (σ = 0.231–0.265)—they are both poor on average and unpredictable. Evaluator agreement (Krippendorff’s α) ranges from 0.42 for top-tier variants to 0.81 for merge variants. Lower agreement on high-quality designs reflects the genuine difficulty of distinguishing “good” from “great,” while high agreement on poor designs reflects easy identification of flaws.</w:t>
+      </w:r>
+    </w:p>
+    <w:p>
+      <w:pPr>
+        <w:spacing w:before="180" w:after="80"/>
+      </w:pPr>
+      <w:r>
+        <w:rPr>
+          <w:rFonts w:ascii="Times New Roman" w:cs="Times New Roman" w:eastAsia="Times New Roman" w:hAnsi="Times New Roman"/>
+          <w:b/>
+          <w:bCs/>
+          <w:i/>
+          <w:iCs/>
+          <w:sz w:val="20"/>
+          <w:szCs w:val="20"/>
+        </w:rPr>
+        <w:t xml:space="preserve">H. Pre-Experimental Hypotheses vs. Empirical Outcomes</w:t>
+      </w:r>
+    </w:p>
+    <w:p>
+      <w:pPr>
+        <w:spacing w:after="80" w:line="264"/>
+        <w:ind w:firstLine="240"/>
+      </w:pPr>
+      <w:r>
+        <w:rPr>
+          <w:rFonts w:ascii="Times New Roman" w:cs="Times New Roman" w:eastAsia="Times New Roman" w:hAnsi="Times New Roman"/>
+          <w:sz w:val="20"/>
+          <w:szCs w:val="20"/>
+        </w:rPr>
+        <w:t xml:space="preserve">Before running the experiment, we formulated four hypotheses based on intuitions from ensemble learning, adversarial training, and software engineering practice. The empirical results challenged most of these assumptions, yielding surprises that shaped our core findings.</w:t>
+      </w:r>
+    </w:p>
+    <w:p>
+      <w:pPr>
+        <w:spacing w:after="80" w:line="264"/>
+        <w:ind w:firstLine="240"/>
+      </w:pPr>
+      <w:r>
+        <w:rPr>
+          <w:rFonts w:ascii="Times New Roman" w:cs="Times New Roman" w:eastAsia="Times New Roman" w:hAnsi="Times New Roman"/>
+          <w:b/>
+          <w:bCs/>
+          <w:sz w:val="20"/>
+          <w:szCs w:val="20"/>
+        </w:rPr>
+        <w:t xml:space="preserve">H1: Parallel merge achieves highest peak on complex tasks (15–25% over baseline). </w:t>
+      </w:r>
+      <w:r>
+        <w:rPr>
+          <w:rFonts w:ascii="Times New Roman" w:cs="Times New Roman" w:eastAsia="Times New Roman" w:hAnsi="Times New Roman"/>
+          <w:sz w:val="20"/>
+          <w:szCs w:val="20"/>
+        </w:rPr>
+        <w:t xml:space="preserve">REFUTED. This was the boldest prediction and the most dramatic failure. We assumed that generating multiple designs independently and merging them would combine the best ideas from each. Instead, all three merge variants (v3a, v3b, v3c) underperform the single-agent baseline. The merger agent is token-starved: ~25,000 input tokens produce only 4,200–5,200 output tokens, compressing three complete designs into an undersized skeleton. Independent generation destroys structural coherence rather than combining strengths.</w:t>
+      </w:r>
+    </w:p>
+    <w:p>
+      <w:pPr>
+        <w:spacing w:after="80" w:line="264"/>
+        <w:ind w:firstLine="240"/>
+      </w:pPr>
+      <w:r>
+        <w:rPr>
+          <w:rFonts w:ascii="Times New Roman" w:cs="Times New Roman" w:eastAsia="Times New Roman" w:hAnsi="Times New Roman"/>
+          <w:b/>
+          <w:bCs/>
+          <w:sz w:val="20"/>
+          <w:szCs w:val="20"/>
+        </w:rPr>
+        <w:t xml:space="preserve">H2: Adversarial dynamics produce highest variance. </w:t>
+      </w:r>
+      <w:r>
+        <w:rPr>
+          <w:rFonts w:ascii="Times New Roman" w:cs="Times New Roman" w:eastAsia="Times New Roman" w:hAnsi="Times New Roman"/>
+          <w:sz w:val="20"/>
+          <w:szCs w:val="20"/>
+        </w:rPr>
+        <w:t xml:space="preserve">PARTIALLY SUPPORTED. We assumed that adversarial review would be unpredictable—sometimes brilliant, sometimes destructive. The original adversarial variant (v4) did show moderate variance but ranked #8 overall, a null result. However, the redesigned v4b (structural adversarial) shows that the assumption was wrong in an interesting way: with the right prompt engineering, adversarial review becomes both high-quality and consistent. The key insight is that adversarial dynamics are not inherently volatile—they are volatile only when the adversarial prompt is insufficiently structured.</w:t>
+      </w:r>
+    </w:p>
+    <w:p>
+      <w:pPr>
+        <w:spacing w:after="80" w:line="264"/>
+        <w:ind w:firstLine="240"/>
+      </w:pPr>
+      <w:r>
+        <w:rPr>
+          <w:rFonts w:ascii="Times New Roman" w:cs="Times New Roman" w:eastAsia="Times New Roman" w:hAnsi="Times New Roman"/>
+          <w:b/>
+          <w:bCs/>
+          <w:sz w:val="20"/>
+          <w:szCs w:val="20"/>
+        </w:rPr>
+        <w:t xml:space="preserve">H3: Specialist panel outperforms generalist review by 10–15%. </w:t>
+      </w:r>
+      <w:r>
+        <w:rPr>
+          <w:rFonts w:ascii="Times New Roman" w:cs="Times New Roman" w:eastAsia="Times New Roman" w:hAnsi="Times New Roman"/>
+          <w:sz w:val="20"/>
+          <w:szCs w:val="20"/>
+        </w:rPr>
+        <w:t xml:space="preserve">PARTIALLY SUPPORTED. We assumed that domain-specific reviewers (security, scalability, reliability) would catch issues that generalist reviewers miss. v5 does outperform v2a (same-model generalist) but only by 1.6%, far below the predicted 10–15%. Interestingly, cross-model generalist review (v2b) outperforms the specialist panel, suggesting that model diversity matters more than role specialization.</w:t>
+      </w:r>
+    </w:p>
+    <w:p>
+      <w:pPr>
+        <w:spacing w:after="80" w:line="264"/>
+        <w:ind w:firstLine="240"/>
+      </w:pPr>
+      <w:r>
+        <w:rPr>
+          <w:rFonts w:ascii="Times New Roman" w:cs="Times New Roman" w:eastAsia="Times New Roman" w:hAnsi="Times New Roman"/>
+          <w:b/>
+          <w:bCs/>
+          <w:sz w:val="20"/>
+          <w:szCs w:val="20"/>
+        </w:rPr>
+        <w:t xml:space="preserve">H4: Baseline matches multi-agent variants on simple tasks. </w:t>
+      </w:r>
+      <w:r>
+        <w:rPr>
+          <w:rFonts w:ascii="Times New Roman" w:cs="Times New Roman" w:eastAsia="Times New Roman" w:hAnsi="Times New Roman"/>
+          <w:sz w:val="20"/>
+          <w:szCs w:val="20"/>
+        </w:rPr>
+        <w:t xml:space="preserve">REFUTED. We assumed that multi-agent collaboration would only help on complex tasks where a single model struggles. Instead, 9 of 10 non-merge variants beat the baseline on simple tasks. The collaboration benefit is consistent across all complexity levels, with v4b showing the largest gains on simple tasks (Δ = +0.234, d = 1.68).</w:t>
+      </w:r>
+    </w:p>
+    <w:p>
+      <w:pPr>
+        <w:spacing w:after="80" w:line="264"/>
+        <w:ind w:firstLine="240"/>
+      </w:pPr>
+      <w:r>
+        <w:rPr>
+          <w:rFonts w:ascii="Times New Roman" w:cs="Times New Roman" w:eastAsia="Times New Roman" w:hAnsi="Times New Roman"/>
+          <w:sz w:val="20"/>
+          <w:szCs w:val="20"/>
+        </w:rPr>
+        <w:t xml:space="preserve">The pattern across these hypotheses is instructive: our intuitions about what would help (parallel merge, specialist depth, complexity-dependent benefits) were largely wrong, while the biggest gains came from mechanisms we underestimated—structural adversarial rigor and cross-model epistemic diversity. The experiment’s value lies precisely in overturning these assumptions with controlled evidence.</w:t>
+      </w:r>
+    </w:p>
+    <w:p>
+      <w:pPr>
+        <w:spacing w:before="240" w:after="120"/>
+        <w:jc w:val="center"/>
+      </w:pPr>
+      <w:r>
+        <w:rPr>
+          <w:rFonts w:ascii="Times New Roman" w:cs="Times New Roman" w:eastAsia="Times New Roman" w:hAnsi="Times New Roman"/>
+          <w:b/>
+          <w:bCs/>
+          <w:sz w:val="20"/>
+          <w:szCs w:val="20"/>
+        </w:rPr>
+        <w:t xml:space="preserve">V. ANALYSIS: KEY MECHANISMS</w:t>
+      </w:r>
+    </w:p>
+    <w:p>
+      <w:pPr>
+        <w:spacing w:after="80" w:line="264"/>
+        <w:ind w:firstLine="240"/>
+      </w:pPr>
+      <w:r>
+        <w:rPr>
+          <w:rFonts w:ascii="Times New Roman" w:cs="Times New Roman" w:eastAsia="Times New Roman" w:hAnsi="Times New Roman"/>
+          <w:sz w:val="20"/>
+          <w:szCs w:val="20"/>
+        </w:rPr>
+        <w:t xml:space="preserve">This section examines the mechanisms behind the top-performing variants and the failure mode of parallel merge, grounded in trace-level evidence from the experiment. All design excerpts are drawn from the same task (T8: Order Processing, Repetition 1) for apples-to-apples comparison.</w:t>
+      </w:r>
+    </w:p>
+    <w:p>
+      <w:pPr>
+        <w:spacing w:before="180" w:after="80"/>
+      </w:pPr>
+      <w:r>
+        <w:rPr>
+          <w:rFonts w:ascii="Times New Roman" w:cs="Times New Roman" w:eastAsia="Times New Roman" w:hAnsi="Times New Roman"/>
+          <w:b/>
+          <w:bCs/>
+          <w:i/>
+          <w:iCs/>
+          <w:sz w:val="20"/>
+          <w:szCs w:val="20"/>
+        </w:rPr>
+        <w:t xml:space="preserve">A. Structural Adversarial Review: Enforced Rigor</w:t>
       </w:r>
     </w:p>
     <w:p>
@@ -5875,9 +8427,9 @@
       <w:r>
         <w:drawing>
           <wp:inline distT="0" distB="0" distL="0" distR="0">
-            <wp:extent cx="4095750" cy="2762250"/>
+            <wp:extent cx="4429125" cy="1847850"/>
             <wp:effectExtent t="0" r="0" b="0" l="0"/>
-            <wp:docPr id="1" name="fig_ensemble_pareto.png" descr="fig_ensemble_pareto.png" title="fig_ensemble_pareto.png"/>
+            <wp:docPr id="1" name="fig9_crossmodel_mechanism.png" descr="fig9_crossmodel_mechanism.png" title="fig9_crossmodel_mechanism.png"/>
             <wp:cNvGraphicFramePr>
               <a:graphicFrameLocks xmlns:a="http://schemas.openxmlformats.org/drawingml/2006/main" noChangeAspect="1"/>
             </wp:cNvGraphicFramePr>
@@ -5900,7 +8452,7 @@
                   <pic:spPr bwMode="auto">
                     <a:xfrm>
                       <a:off x="0" y="0"/>
-                      <a:ext cx="4095750" cy="2762250"/>
+                      <a:ext cx="4429125" cy="1847850"/>
                     </a:xfrm>
                     <a:prstGeom prst="rect">
                       <a:avLst/>
@@ -5926,7 +8478,65 @@
           <w:sz w:val="18"/>
           <w:szCs w:val="18"/>
         </w:rPr>
-        <w:t xml:space="preserve">Fig. 8. Cost-quality Pareto frontier (weighted ensemble ranking). Points above the frontier are dominated. v4b and v5 define the efficiency frontier for high-quality designs.</w:t>
+        <w:t xml:space="preserve">Fig. 8. The structural adversarial mechanism. A principal architect reviewer who demands rewrite mandates and architectural justification forces deeper consideration of scalability, security, and design rationale than a binary accept/reject gate.</w:t>
+      </w:r>
+    </w:p>
+    <w:p>
+      <w:pPr>
+        <w:spacing w:after="80" w:line="264"/>
+        <w:ind w:firstLine="240"/>
+      </w:pPr>
+      <w:r>
+        <w:rPr>
+          <w:rFonts w:ascii="Times New Roman" w:cs="Times New Roman" w:eastAsia="Times New Roman" w:hAnsi="Times New Roman"/>
+          <w:sz w:val="20"/>
+          <w:szCs w:val="20"/>
+        </w:rPr>
+        <w:t xml:space="preserve">The original adversarial variant (v4) uses a binary accept/reject gate. When it rejects a design, the generator applies local patches—adding paragraphs about error handling or security without restructuring the architecture. The document actually shrinks as the LLM compresses everything to fit. v4b replaces this with a principal architect who issues specific rewrite mandates demanding that rejected sections be redesigned from scratch, not patched.</w:t>
+      </w:r>
+    </w:p>
+    <w:p>
+      <w:pPr>
+        <w:spacing w:after="80" w:line="264"/>
+        <w:ind w:firstLine="240"/>
+      </w:pPr>
+      <w:r>
+        <w:rPr>
+          <w:rFonts w:ascii="Times New Roman" w:cs="Times New Roman" w:eastAsia="Times New Roman" w:hAnsi="Times New Roman"/>
+          <w:sz w:val="20"/>
+          <w:szCs w:val="20"/>
+        </w:rPr>
+        <w:t xml:space="preserve">The difference is dramatic. v4b’s advantage spans 10 of 12 quality dimensions, with the largest gains in Scalability Strategy (+0.69), Security Posture (+0.66), API Design (+0.54), and Reliability (+0.50). The advantage is consistent across all 8 tasks, with win rates of 70–100%. 75% of v4b runs never earned an ACCEPT across all 5 rounds, yet still scored well (mean 4.403)—the reviewer’s high bar forces continuous improvement even when the rubric cannot distinguish the quality gain.</w:t>
+      </w:r>
+    </w:p>
+    <w:p>
+      <w:pPr>
+        <w:spacing w:before="40" w:after="40" w:line="240"/>
+        <w:ind w:left="360" w:right="360"/>
+      </w:pPr>
+      <w:r>
+        <w:rPr>
+          <w:rFonts w:ascii="Times New Roman" w:cs="Times New Roman" w:eastAsia="Times New Roman" w:hAnsi="Times New Roman"/>
+          <w:i/>
+          <w:iCs/>
+          <w:sz w:val="18"/>
+          <w:szCs w:val="18"/>
+        </w:rPr>
+        <w:t xml:space="preserve">“v4b rewrite mandate example: ‘The error handling architecture must account for distributed failures at the service boundary. Propose specific circuit breaker parameters, timeout strategies, and fallback protocols for the top 5 failure modes.’”</w:t>
+      </w:r>
+    </w:p>
+    <w:p>
+      <w:pPr>
+        <w:spacing w:after="80" w:line="264"/>
+        <w:ind w:firstLine="240"/>
+      </w:pPr>
+      <w:r>
+        <w:rPr>
+          <w:rFonts w:ascii="Times New Roman" w:cs="Times New Roman" w:eastAsia="Times New Roman" w:hAnsi="Times New Roman"/>
+          <w:sz w:val="20"/>
+          <w:szCs w:val="20"/>
+        </w:rPr>
+        <w:t xml:space="preserve">The practical takeaway: adversarial review is not inherently ineffective for LLM collaboration—it requires prompt engineering that demands structural rethinking rather than accepting patches. The difference between v4 (rank #8) and v4b (rank #1) is entirely in the reviewer prompt.</w:t>
       </w:r>
     </w:p>
     <w:p>
@@ -5943,7 +8553,7 @@
           <w:sz w:val="20"/>
           <w:szCs w:val="20"/>
         </w:rPr>
-        <w:t xml:space="preserve">G. Reliability and Consistency</w:t>
+        <w:t xml:space="preserve">B. The Merge Frankenstein Effect</w:t>
       </w:r>
     </w:p>
     <w:p>
@@ -5957,7 +8567,21 @@
           <w:sz w:val="20"/>
           <w:szCs w:val="20"/>
         </w:rPr>
-        <w:t xml:space="preserve">Rotating leader v6 achieves the lowest variance (σ = 0.080), making it the most consistent variant. Merge variants show highest variance (σ = 0.231–0.265), being both poor on average and unpredictable. Evaluator agreement (Krippendorff’s α) ranges from 0.42 (top-tier variants) to 0.81 (merge variants). Lower agreement on high-quality designs reflects genuine difficulty in distinguishing “good” from “great,” while high agreement on poor designs reflects easy identification of flaws.</w:t>
+        <w:t xml:space="preserve">The v1 baseline produces a structured error taxonomy with four categories, a Result&lt;T,E&gt; pattern, and 1,304 characters of actionable content. After naive merge (v3a), the entire error handling section is eliminated, replaced by a generic “Scalability, Resilience &amp; Security” grab-bag. In dialectical merge (v3c), the design compresses three 33,000-character inputs into 20,420 characters—shorter than any single input.</w:t>
+      </w:r>
+    </w:p>
+    <w:p>
+      <w:pPr>
+        <w:spacing w:after="80" w:line="264"/>
+        <w:ind w:firstLine="240"/>
+      </w:pPr>
+      <w:r>
+        <w:rPr>
+          <w:rFonts w:ascii="Times New Roman" w:cs="Times New Roman" w:eastAsia="Times New Roman" w:hAnsi="Times New Roman"/>
+          <w:sz w:val="20"/>
+          <w:szCs w:val="20"/>
+        </w:rPr>
+        <w:t xml:space="preserve">The merger agent is token-starved: ~25,000 input tokens produce only 4,200–5,200 output tokens. Dedicated sections become bullet-point summaries, structured taxonomies vanish, and cross-cutting coherence is destroyed. This explains why Testability drops -1.21 and Domain Model drops -1.00.</w:t>
       </w:r>
     </w:p>
     <w:p>
@@ -5974,7 +8598,7 @@
           <w:sz w:val="20"/>
           <w:szCs w:val="20"/>
         </w:rPr>
-        <w:t xml:space="preserve">H. Thesis Prediction Validation</w:t>
+        <w:t xml:space="preserve">D. Cross-Model Review Complementary Blind Spots</w:t>
       </w:r>
     </w:p>
     <w:p>
@@ -5988,7 +8612,66 @@
           <w:sz w:val="20"/>
           <w:szCs w:val="20"/>
         </w:rPr>
-        <w:t xml:space="preserve">Four of six thesis predictions were refuted or only partially supported. P1 (parallel merge achieves highest peak on complex tasks) was refuted—merge variants underperform the baseline. P2 (adversarial has highest variance) was partially supported—v4b shows large improvement magnitude revealing that prompt engineering targeting structural rethinking can rescue null results. P4 (specialists outperform v2 by 10–15%) was partially supported—v5 outperforms v2a by only 1.6% but v2c (cross-model reviewer) outperforms v2a by 2.3%. P5 (baseline matches consortia on simple tasks) was refuted—9 of 10 non-merge variants beat v1 on simple tasks.</w:t>
+        <w:t xml:space="preserve">While v4b achieves the highest ensemble ranking, v2b cross-model review (generate with Gemini, review with GPT-OSS) remains a powerful complementary finding. The initial design (round 0) has Gemini’s systematic blind spots: concurrency safety treated generically, error handling lumped into broad categories. GPT-OSS review surfaces these gaps explicitly with a gaps-first TL;DR and dimension-by-dimension scorecard, forcing round 1 revision that adds +0.113 points (d=0.96, p&lt;0.0001).</w:t>
+      </w:r>
+    </w:p>
+    <w:p>
+      <w:pPr>
+        <w:spacing w:after="80" w:line="264"/>
+        <w:ind w:firstLine="240"/>
+      </w:pPr>
+      <w:r>
+        <w:rPr>
+          <w:rFonts w:ascii="Times New Roman" w:cs="Times New Roman" w:eastAsia="Times New Roman" w:hAnsi="Times New Roman"/>
+          <w:sz w:val="20"/>
+          <w:szCs w:val="20"/>
+        </w:rPr>
+        <w:t xml:space="preserve">The advantage spans 10 of 12 dimensions: Concurrency Safety (+0.33), Data Flow (+0.22), Error Handling (+0.21), Interface Design (+0.20). These are dimensions where one model’s systematic blind spot becomes visible when reviewed by a different training distribution. This finding validates that both structural adversarial (v4b) and cross-model review (v2b) are distinct mechanisms producing high-quality designs through different paths.</w:t>
+      </w:r>
+    </w:p>
+    <w:p>
+      <w:pPr>
+        <w:spacing w:before="180" w:after="80"/>
+      </w:pPr>
+      <w:r>
+        <w:rPr>
+          <w:rFonts w:ascii="Times New Roman" w:cs="Times New Roman" w:eastAsia="Times New Roman" w:hAnsi="Times New Roman"/>
+          <w:b/>
+          <w:bCs/>
+          <w:i/>
+          <w:iCs/>
+          <w:sz w:val="20"/>
+          <w:szCs w:val="20"/>
+        </w:rPr>
+        <w:t xml:space="preserve">E. Domain Model: DDD vs. Infrastructure Diagram</w:t>
+      </w:r>
+    </w:p>
+    <w:p>
+      <w:pPr>
+        <w:spacing w:after="80" w:line="264"/>
+        <w:ind w:firstLine="240"/>
+      </w:pPr>
+      <w:r>
+        <w:rPr>
+          <w:rFonts w:ascii="Times New Roman" w:cs="Times New Roman" w:eastAsia="Times New Roman" w:hAnsi="Times New Roman"/>
+          <w:sz w:val="20"/>
+          <w:szCs w:val="20"/>
+        </w:rPr>
+        <w:t xml:space="preserve">The baseline v1 domain model for T7 (Access Control) uses DDD principles with rich aggregates (Policy, Role as aggregate roots with named invariants like hasCycle()), value objects (Principal, Resource, AuthorizationContext), and a Mermaid class diagram. Total: 2,709 characters.</w:t>
+      </w:r>
+    </w:p>
+    <w:p>
+      <w:pPr>
+        <w:spacing w:after="80" w:line="264"/>
+        <w:ind w:firstLine="240"/>
+      </w:pPr>
+      <w:r>
+        <w:rPr>
+          <w:rFonts w:ascii="Times New Roman" w:cs="Times New Roman" w:eastAsia="Times New Roman" w:hAnsi="Times New Roman"/>
+          <w:sz w:val="20"/>
+          <w:szCs w:val="20"/>
+        </w:rPr>
+        <w:t xml:space="preserve">The dialectical merge v3c replaces this with a Mermaid graph showing infrastructure components (PDP Sidecar, PAP, NATS, Kafka). No aggregates, no value objects, no invariants, no business rules. The merger retreated to the abstraction level where all three input designs agreed: infrastructure topology. This is a skeleton without organs—explaining the 1.25-point drop in Domain Model Quality.</w:t>
       </w:r>
     </w:p>
     <w:p>
@@ -6004,7 +8687,24 @@
           <w:sz w:val="20"/>
           <w:szCs w:val="20"/>
         </w:rPr>
-        <w:t xml:space="preserve">V. ANALYSIS: WHY STRUCTURAL ADVERSARIAL WORKS</w:t>
+        <w:t xml:space="preserve">VI. DISCUSSION</w:t>
+      </w:r>
+    </w:p>
+    <w:p>
+      <w:pPr>
+        <w:spacing w:before="180" w:after="80"/>
+      </w:pPr>
+      <w:r>
+        <w:rPr>
+          <w:rFonts w:ascii="Times New Roman" w:cs="Times New Roman" w:eastAsia="Times New Roman" w:hAnsi="Times New Roman"/>
+          <w:b/>
+          <w:bCs/>
+          <w:i/>
+          <w:iCs/>
+          <w:sz w:val="20"/>
+          <w:szCs w:val="20"/>
+        </w:rPr>
+        <w:t xml:space="preserve">A. How Much Does Topology Matter?</w:t>
       </w:r>
     </w:p>
     <w:p>
@@ -6018,7 +8718,83 @@
           <w:sz w:val="20"/>
           <w:szCs w:val="20"/>
         </w:rPr>
-        <w:t xml:space="preserve">The structural adversarial advantage (v4b vs. v4: Δ = +0.206 by ensemble, d = 1.32) is a striking demonstration of how prompt engineering can rescue null results. We analyze the mechanism through the principal architect’s evaluation strategy and the designs it produces.</w:t>
+        <w:t xml:space="preserve">A variance decomposition shows that which variant you choose is the dominant factor in score differences when all 12 variants are included (η² = 0.64, meaning 64% of variation). However, this is driven almost entirely by the catastrophic v3 merge failures. Removing the three v3 variants reduces the effect to η² = 0.145. Among the nine non-merge variants, topology choice matters modestly—the remaining 85% of variance is attributable to task difficulty, run-to-run variation, and other factors outside the workflow design itself.</w:t>
+      </w:r>
+    </w:p>
+    <w:p>
+      <w:pPr>
+        <w:spacing w:before="180" w:after="80"/>
+      </w:pPr>
+      <w:r>
+        <w:rPr>
+          <w:rFonts w:ascii="Times New Roman" w:cs="Times New Roman" w:eastAsia="Times New Roman" w:hAnsi="Times New Roman"/>
+          <w:b/>
+          <w:bCs/>
+          <w:i/>
+          <w:iCs/>
+          <w:sz w:val="20"/>
+          <w:szCs w:val="20"/>
+        </w:rPr>
+        <w:t xml:space="preserve">B. What Evaluator Disagreement Reveals</w:t>
+      </w:r>
+    </w:p>
+    <w:p>
+      <w:pPr>
+        <w:spacing w:after="80" w:line="264"/>
+        <w:ind w:firstLine="240"/>
+      </w:pPr>
+      <w:r>
+        <w:rPr>
+          <w:rFonts w:ascii="Times New Roman" w:cs="Times New Roman" w:eastAsia="Times New Roman" w:hAnsi="Times New Roman"/>
+          <w:sz w:val="20"/>
+          <w:szCs w:val="20"/>
+        </w:rPr>
+        <w:t xml:space="preserve">The three-evaluator cross-validation reveals that complementary blind spots extend beyond design generation to evaluation itself. The v4b result is a clear example: Claude Opus and Sonnet recognize the value of structural adversarial feedback that demands deeper justification and architectural rigor (d = 1.44 and 1.11), while GPT-OSS perceives only marginal improvement (d = 0.45). Similarly, the v2b cross-model review result shows evaluators diverging on magnitude of benefit. This is not a flaw in either evaluator; it reflects systematic differences in how model families weight architectural qualities.</w:t>
+      </w:r>
+    </w:p>
+    <w:p>
+      <w:pPr>
+        <w:spacing w:after="80" w:line="264"/>
+        <w:ind w:firstLine="240"/>
+      </w:pPr>
+      <w:r>
+        <w:rPr>
+          <w:rFonts w:ascii="Times New Roman" w:cs="Times New Roman" w:eastAsia="Times New Roman" w:hAnsi="Times New Roman"/>
+          <w:sz w:val="20"/>
+          <w:szCs w:val="20"/>
+        </w:rPr>
+        <w:t xml:space="preserve">These evaluator differences are informative. They reveal that design quality is multifaceted and that different model families have different “evaluation biases” just as different models have different “generation biases.” Where all three evaluators agree (v4b is #1, v3 is bottom tier), confidence in the finding is highest. Where they diverge (v2b cross-model benefit magnitude), the disagreement reveals something real about the design itself: v2b is highly valued by Claude models and moderately valued by GPT-OSS, and both perspectives are valid depending on your definition of quality. A multi-evaluator ensemble produces more robust rankings than any single evaluator by averaging out these biases, similar to how multi-agent generation produces better designs through ensemble diversity.</w:t>
+      </w:r>
+    </w:p>
+    <w:p>
+      <w:pPr>
+        <w:spacing w:before="180" w:after="80"/>
+      </w:pPr>
+      <w:r>
+        <w:rPr>
+          <w:rFonts w:ascii="Times New Roman" w:cs="Times New Roman" w:eastAsia="Times New Roman" w:hAnsi="Times New Roman"/>
+          <w:b/>
+          <w:bCs/>
+          <w:i/>
+          <w:iCs/>
+          <w:sz w:val="20"/>
+          <w:szCs w:val="20"/>
+        </w:rPr>
+        <w:t xml:space="preserve">C. Design Space Mapping</w:t>
+      </w:r>
+    </w:p>
+    <w:p>
+      <w:pPr>
+        <w:spacing w:after="80" w:line="264"/>
+        <w:ind w:firstLine="240"/>
+      </w:pPr>
+      <w:r>
+        <w:rPr>
+          <w:rFonts w:ascii="Times New Roman" w:cs="Times New Roman" w:eastAsia="Times New Roman" w:hAnsi="Times New Roman"/>
+          <w:sz w:val="20"/>
+          <w:szCs w:val="20"/>
+        </w:rPr>
+        <w:t xml:space="preserve">Fig. 9 maps the experimental variants onto the 2×2×2 design space with quality tier annotations. The top-performing region is centralized authority with structural adversarial review (v4b) and cross-model feedback (v2b), while the decentralized-specialized cell (v6) achieves comparable quality through role rotation. The decentralized-homogeneous cell (v3) consistently underperforms.</w:t>
       </w:r>
     </w:p>
     <w:p>
@@ -6029,9 +8805,9 @@
       <w:r>
         <w:drawing>
           <wp:inline distT="0" distB="0" distL="0" distR="0">
-            <wp:extent cx="4429125" cy="1847850"/>
+            <wp:extent cx="3714750" cy="2600325"/>
             <wp:effectExtent t="0" r="0" b="0" l="0"/>
-            <wp:docPr id="1" name="fig9_crossmodel_mechanism.png" descr="fig9_crossmodel_mechanism.png" title="fig9_crossmodel_mechanism.png"/>
+            <wp:docPr id="1" name="fig8_design_space.png" descr="fig8_design_space.png" title="fig8_design_space.png"/>
             <wp:cNvGraphicFramePr>
               <a:graphicFrameLocks xmlns:a="http://schemas.openxmlformats.org/drawingml/2006/main" noChangeAspect="1"/>
             </wp:cNvGraphicFramePr>
@@ -6054,7 +8830,7 @@
                   <pic:spPr bwMode="auto">
                     <a:xfrm>
                       <a:off x="0" y="0"/>
-                      <a:ext cx="4429125" cy="1847850"/>
+                      <a:ext cx="3714750" cy="2600325"/>
                     </a:xfrm>
                     <a:prstGeom prst="rect">
                       <a:avLst/>
@@ -6080,189 +8856,7 @@
           <w:sz w:val="18"/>
           <w:szCs w:val="18"/>
         </w:rPr>
-        <w:t xml:space="preserve">Fig. 9. The structural adversarial mechanism. A principal architect reviewer who demands rewrite mandates and architectural justification forces deeper consideration of scalability, security, and design rationale than a binary accept/reject gate.</w:t>
-      </w:r>
-    </w:p>
-    <w:p>
-      <w:pPr>
-        <w:spacing w:after="80" w:line="264"/>
-        <w:ind w:firstLine="240"/>
-      </w:pPr>
-      <w:r>
-        <w:rPr>
-          <w:rFonts w:ascii="Times New Roman" w:cs="Times New Roman" w:eastAsia="Times New Roman" w:hAnsi="Times New Roman"/>
-          <w:b/>
-          <w:bCs/>
-          <w:sz w:val="20"/>
-          <w:szCs w:val="20"/>
-        </w:rPr>
-        <w:t xml:space="preserve">Finding 1: The principal architect demands structural rethinking, not local patches. </w:t>
-      </w:r>
-      <w:r>
-        <w:rPr>
-          <w:rFonts w:ascii="Times New Roman" w:cs="Times New Roman" w:eastAsia="Times New Roman" w:hAnsi="Times New Roman"/>
-          <w:sz w:val="20"/>
-          <w:szCs w:val="20"/>
-        </w:rPr>
-        <w:t xml:space="preserve">The v4b reviewer rejects designs at the architectural level, issuing 8.7 rewrite mandates per rejection on average, most frequently targeting Scalability &amp; Performance (53 mandates), Capacity Estimation (48), and High-Level Architecture (47). In contrast, v4’s binary gate rejects 77% of rounds but receives only local patches rather than structural redesign.</w:t>
-      </w:r>
-    </w:p>
-    <w:p>
-      <w:pPr>
-        <w:spacing w:before="40" w:after="40" w:line="240"/>
-        <w:ind w:left="360" w:right="360"/>
-      </w:pPr>
-      <w:r>
-        <w:rPr>
-          <w:rFonts w:ascii="Times New Roman" w:cs="Times New Roman" w:eastAsia="Times New Roman" w:hAnsi="Times New Roman"/>
-          <w:i/>
-          <w:iCs/>
-          <w:sz w:val="18"/>
-          <w:szCs w:val="18"/>
-        </w:rPr>
-        <w:t xml:space="preserve">“v4 rejection prompts patch-level response: ‘The overall document shrinks from 29,137 to 19,845 characters as the LLM compresses everything to fit.'”</w:t>
-      </w:r>
-    </w:p>
-    <w:p>
-      <w:pPr>
-        <w:spacing w:before="40" w:after="40" w:line="240"/>
-        <w:ind w:left="360" w:right="360"/>
-      </w:pPr>
-      <w:r>
-        <w:rPr>
-          <w:rFonts w:ascii="Times New Roman" w:cs="Times New Roman" w:eastAsia="Times New Roman" w:hAnsi="Times New Roman"/>
-          <w:i/>
-          <w:iCs/>
-          <w:sz w:val="18"/>
-          <w:szCs w:val="18"/>
-        </w:rPr>
-        <w:t xml:space="preserve">“v4b rejection prompts architectural rethinking: ‘Scalability Strategy gains +0.692, Security Posture gains +0.658, API Design gains +0.542 as designs fundamentally rethink these areas.'”</w:t>
-      </w:r>
-    </w:p>
-    <w:p>
-      <w:pPr>
-        <w:spacing w:after="80" w:line="264"/>
-        <w:ind w:firstLine="240"/>
-      </w:pPr>
-      <w:r>
-        <w:rPr>
-          <w:rFonts w:ascii="Times New Roman" w:cs="Times New Roman" w:eastAsia="Times New Roman" w:hAnsi="Times New Roman"/>
-          <w:b/>
-          <w:bCs/>
-          <w:sz w:val="20"/>
-          <w:szCs w:val="20"/>
-        </w:rPr>
-        <w:t xml:space="preserve">Finding 2: The advantage spans 10 of 12 dimensions. </w:t>
-      </w:r>
-      <w:r>
-        <w:rPr>
-          <w:rFonts w:ascii="Times New Roman" w:cs="Times New Roman" w:eastAsia="Times New Roman" w:hAnsi="Times New Roman"/>
-          <w:sz w:val="20"/>
-          <w:szCs w:val="20"/>
-        </w:rPr>
-        <w:t xml:space="preserve">The largest gains are in Scalability Strategy (+0.69), Security Posture (+0.66), API Design (+0.54), Reliability (+0.50), and Capacity Estimation (+0.44)—dimensions where rewrite mandates force deeper consideration than same-model review.</w:t>
-      </w:r>
-    </w:p>
-    <w:p>
-      <w:pPr>
-        <w:spacing w:after="80" w:line="264"/>
-        <w:ind w:firstLine="240"/>
-      </w:pPr>
-      <w:r>
-        <w:rPr>
-          <w:rFonts w:ascii="Times New Roman" w:cs="Times New Roman" w:eastAsia="Times New Roman" w:hAnsi="Times New Roman"/>
-          <w:b/>
-          <w:bCs/>
-          <w:sz w:val="20"/>
-          <w:szCs w:val="20"/>
-        </w:rPr>
-        <w:t xml:space="preserve">Finding 3: The advantage is consistent across all 8 tasks. </w:t>
-      </w:r>
-      <w:r>
-        <w:rPr>
-          <w:rFonts w:ascii="Times New Roman" w:cs="Times New Roman" w:eastAsia="Times New Roman" w:hAnsi="Times New Roman"/>
-          <w:sz w:val="20"/>
-          <w:szCs w:val="20"/>
-        </w:rPr>
-        <w:t xml:space="preserve">v4b outperforms v4 on every task, with win rates of 70–100% across the 40 runs. The strongest advantage appears on T5 SaaS Billing (100% win rate) and T3 Notification System (95%).</w:t>
-      </w:r>
-    </w:p>
-    <w:p>
-      <w:pPr>
-        <w:spacing w:after="80" w:line="264"/>
-        <w:ind w:firstLine="240"/>
-      </w:pPr>
-      <w:r>
-        <w:rPr>
-          <w:rFonts w:ascii="Times New Roman" w:cs="Times New Roman" w:eastAsia="Times New Roman" w:hAnsi="Times New Roman"/>
-          <w:b/>
-          <w:bCs/>
-          <w:sz w:val="20"/>
-          <w:szCs w:val="20"/>
-        </w:rPr>
-        <w:t xml:space="preserve">Finding 4: The high bar reveals evaluator differences. </w:t>
-      </w:r>
-      <w:r>
-        <w:rPr>
-          <w:rFonts w:ascii="Times New Roman" w:cs="Times New Roman" w:eastAsia="Times New Roman" w:hAnsi="Times New Roman"/>
-          <w:sz w:val="20"/>
-          <w:szCs w:val="20"/>
-        </w:rPr>
-        <w:t xml:space="preserve">75% of v4b runs (30/40) never earned an ACCEPT from the principal architect across all 5 rounds, yet still scored well (mean 4.403). Opus evaluator saw the largest benefit (d=1.44), while GPT-OSS saw smaller improvement (d=0.45). This reveals that Claude models value the architectural rigor v4b produces more than GPT-OSS does.</w:t>
-      </w:r>
-    </w:p>
-    <w:p>
-      <w:pPr>
-        <w:spacing w:after="80" w:line="264"/>
-        <w:ind w:firstLine="240"/>
-      </w:pPr>
-      <w:r>
-        <w:rPr>
-          <w:rFonts w:ascii="Times New Roman" w:cs="Times New Roman" w:eastAsia="Times New Roman" w:hAnsi="Times New Roman"/>
-          <w:b/>
-          <w:bCs/>
-          <w:sz w:val="20"/>
-          <w:szCs w:val="20"/>
-        </w:rPr>
-        <w:t xml:space="preserve">Interpretation. </w:t>
-      </w:r>
-      <w:r>
-        <w:rPr>
-          <w:rFonts w:ascii="Times New Roman" w:cs="Times New Roman" w:eastAsia="Times New Roman" w:hAnsi="Times New Roman"/>
-          <w:sz w:val="20"/>
-          <w:szCs w:val="20"/>
-        </w:rPr>
-        <w:t xml:space="preserve">The mechanism is best described as enforced architectural rigor. By setting the acceptance bar high and demanding rewrite mandates rather than accepting patches, the adversarial reviewer forces the generator to rethink fundamental design decisions. This is not about one model being “better”—it’s about the process demanding deeper justification than both same-model review and binary adversarial gates provide.</w:t>
-      </w:r>
-    </w:p>
-    <w:p>
-      <w:pPr>
-        <w:spacing w:before="240" w:after="120"/>
-        <w:jc w:val="center"/>
-      </w:pPr>
-      <w:r>
-        <w:rPr>
-          <w:rFonts w:ascii="Times New Roman" w:cs="Times New Roman" w:eastAsia="Times New Roman" w:hAnsi="Times New Roman"/>
-          <w:b/>
-          <w:bCs/>
-          <w:sz w:val="20"/>
-          <w:szCs w:val="20"/>
-        </w:rPr>
-        <w:t xml:space="preserve">VI. EMPIRICAL EVIDENCE: DESIGN EXCERPTS</w:t>
-      </w:r>
-    </w:p>
-    <w:p>
-      <w:pPr>
-        <w:spacing w:after="80" w:line="264"/>
-        <w:ind w:firstLine="240"/>
-      </w:pPr>
-      <w:r>
-        <w:rPr>
-          <w:rFonts w:ascii="Times New Roman" w:cs="Times New Roman" w:eastAsia="Times New Roman" w:hAnsi="Times New Roman"/>
-          <w:sz w:val="20"/>
-          <w:szCs w:val="20"/>
-        </w:rPr>
-        <w:t xml:space="preserve">To ground the statistical findings in concrete evidence, we present verbatim excerpts from designs produced during the experiment. All comparisons are drawn from the same task (T8: Order Processing, Repetition 1) for apples-to-apples comparison.</w:t>
+        <w:t xml:space="preserve">Fig. 9. Experimental variants mapped onto the 2×2×2 design space. Circle colors indicate variant family; annotations show weighted ensemble quality tier placement.</w:t>
       </w:r>
     </w:p>
     <w:p>
@@ -6279,7 +8873,7 @@
           <w:sz w:val="20"/>
           <w:szCs w:val="20"/>
         </w:rPr>
-        <w:t xml:space="preserve">A. Error Handling: Patches vs. Rethinking</w:t>
+        <w:t xml:space="preserve">D. Practical Recommendations</w:t>
       </w:r>
     </w:p>
     <w:p>
@@ -6293,67 +8887,7 @@
           <w:sz w:val="20"/>
           <w:szCs w:val="20"/>
         </w:rPr>
-        <w:t xml:space="preserve">The v4 (binary accept/reject) design receives a rejection in round 1 and applies local patches. Error handling shrinks from 1,400 to 680 characters, and the LLM adds three domain-specific patches while compressing everything else to stay within token limits.</w:t>
-      </w:r>
-    </w:p>
-    <w:p>
-      <w:pPr>
-        <w:spacing w:before="40" w:after="40" w:line="240"/>
-        <w:ind w:left="360" w:right="360"/>
-      </w:pPr>
-      <w:r>
-        <w:rPr>
-          <w:rFonts w:ascii="Times New Roman" w:cs="Times New Roman" w:eastAsia="Times New Roman" w:hAnsi="Times New Roman"/>
-          <w:i/>
-          <w:iCs/>
-          <w:sz w:val="18"/>
-          <w:szCs w:val="18"/>
-        </w:rPr>
-        <w:t xml:space="preserve">“v4 round 1 response: ‘Error: 680 characters of patched error handling with three domain-specific additions compressed into 8 lines.’”</w:t>
-      </w:r>
-    </w:p>
-    <w:p>
-      <w:pPr>
-        <w:spacing w:after="80" w:line="264"/>
-        <w:ind w:firstLine="240"/>
-      </w:pPr>
-      <w:r>
-        <w:rPr>
-          <w:rFonts w:ascii="Times New Roman" w:cs="Times New Roman" w:eastAsia="Times New Roman" w:hAnsi="Times New Roman"/>
-          <w:sz w:val="20"/>
-          <w:szCs w:val="20"/>
-        </w:rPr>
-        <w:t xml:space="preserve">The v4b (principal architect) design receives the same rejection but responds with architectural rethinking: error categories expand from 4 to 6, specific resilience patterns are parameterized, and the total error section grows from 1,400 to 1,957 characters with substantially more actionable content.</w:t>
-      </w:r>
-    </w:p>
-    <w:p>
-      <w:pPr>
-        <w:spacing w:before="40" w:after="40" w:line="240"/>
-        <w:ind w:left="360" w:right="360"/>
-      </w:pPr>
-      <w:r>
-        <w:rPr>
-          <w:rFonts w:ascii="Times New Roman" w:cs="Times New Roman" w:eastAsia="Times New Roman" w:hAnsi="Times New Roman"/>
-          <w:i/>
-          <w:iCs/>
-          <w:sz w:val="18"/>
-          <w:szCs w:val="18"/>
-        </w:rPr>
-        <w:t xml:space="preserve">“v4b round 1 response: ‘Rewrite Mandate: The error handling architecture must account for distributed failures at the service boundary. Propose specific circuit breaker parameters, timeout strategies, and fallback protocols for the top 5 failure modes.’”</w:t>
-      </w:r>
-    </w:p>
-    <w:p>
-      <w:pPr>
-        <w:spacing w:after="80" w:line="264"/>
-        <w:ind w:firstLine="240"/>
-      </w:pPr>
-      <w:r>
-        <w:rPr>
-          <w:rFonts w:ascii="Times New Roman" w:cs="Times New Roman" w:eastAsia="Times New Roman" w:hAnsi="Times New Roman"/>
-          <w:sz w:val="20"/>
-          <w:szCs w:val="20"/>
-        </w:rPr>
-        <w:t xml:space="preserve">The structural adversarial reviewer’s demand for rethinking produces deeper coverage than binary rejection prompts.</w:t>
+        <w:t xml:space="preserve">For practitioners deploying LLM-based design workflows, we recommend: (1) For maximum quality, use structural adversarial review (v4b)—demand rewrite mandates and architectural justification rather than accepting patches. (2) For complementary high quality, add cross-model review (v2b)—generate with one model family, review with another. (3) For maximum consistency, use rotating leader (v6), accepting higher cost. (4) For cost-efficiency, use structured debate (v8) at $0.15/run. (5) Never use parallel merge without fundamental improvements to the merge strategy.</w:t>
       </w:r>
     </w:p>
     <w:p>
@@ -6370,7 +8904,7 @@
           <w:sz w:val="20"/>
           <w:szCs w:val="20"/>
         </w:rPr>
-        <w:t xml:space="preserve">B. Scalability Strategy: Generic vs. Justified</w:t>
+        <w:t xml:space="preserve">E. Limitations</w:t>
       </w:r>
     </w:p>
     <w:p>
@@ -6384,23 +8918,23 @@
           <w:sz w:val="20"/>
           <w:szCs w:val="20"/>
         </w:rPr>
-        <w:t xml:space="preserve">Scalability Strategy showed the largest v4b advantage (+0.69). The v4 design offers generic guidance (“horizontal scaling with load balancing”), while v4b specifies exact bottleneck analysis and capacity planning:</w:t>
-      </w:r>
-    </w:p>
-    <w:p>
-      <w:pPr>
-        <w:spacing w:before="40" w:after="40" w:line="240"/>
-        <w:ind w:left="360" w:right="360"/>
-      </w:pPr>
-      <w:r>
-        <w:rPr>
-          <w:rFonts w:ascii="Times New Roman" w:cs="Times New Roman" w:eastAsia="Times New Roman" w:hAnsi="Times New Roman"/>
-          <w:i/>
-          <w:iCs/>
-          <w:sz w:val="18"/>
-          <w:szCs w:val="18"/>
-        </w:rPr>
-        <w:t xml:space="preserve">“Capacity Estimation: At 10K concurrent users, the database connection pool becomes the bottleneck (max 200 connections). Solution: read replicas for queries, write serialization for transactions. Estimated cost impact: $2K/month for 3 read replicas.”</w:t>
+        <w:t xml:space="preserve">This study has several limitations. First, evaluator agreement (α = 0.42–0.81) is below the target of 0.70 for several top-tier variants, suggesting the rubric may lack precision for fine-grained quality distinctions. Second, only two model families were used for design generation and review (Gemini, GPT-OSS); while three evaluator families (GPT-OSS, Claude Opus, Claude Sonnet) confirm ranking robustness, the complementary blind spots mechanism in the design loop itself remains tested on a single pairing. Third, the weighted ensemble is a methodological choice; equal weighting across evaluators gives the same ranking order.</w:t>
+      </w:r>
+    </w:p>
+    <w:p>
+      <w:pPr>
+        <w:spacing w:before="240" w:after="120"/>
+        <w:jc w:val="center"/>
+      </w:pPr>
+      <w:r>
+        <w:rPr>
+          <w:rFonts w:ascii="Times New Roman" w:cs="Times New Roman" w:eastAsia="Times New Roman" w:hAnsi="Times New Roman"/>
+          <w:b/>
+          <w:bCs/>
+          <w:sz w:val="20"/>
+          <w:szCs w:val="20"/>
+        </w:rPr>
+        <w:t xml:space="preserve">VII. CONCLUSION</w:t>
       </w:r>
     </w:p>
     <w:p>
@@ -6414,7 +8948,439 @@
           <w:sz w:val="20"/>
           <w:szCs w:val="20"/>
         </w:rPr>
-        <w:t xml:space="preserve">Every mechanism in the v4b version includes quantified reasoning—specific user load, identified bottleneck, proposed solution, and cost impact.</w:t>
+        <w:t xml:space="preserve">This work identifies four core findings that challenge prevailing assumptions about multi-agent LLM collaboration for software design.</w:t>
+      </w:r>
+    </w:p>
+    <w:p>
+      <w:pPr>
+        <w:spacing w:after="80" w:line="264"/>
+        <w:ind w:firstLine="240"/>
+      </w:pPr>
+      <w:r>
+        <w:rPr>
+          <w:rFonts w:ascii="Times New Roman" w:cs="Times New Roman" w:eastAsia="Times New Roman" w:hAnsi="Times New Roman"/>
+          <w:b/>
+          <w:bCs/>
+          <w:sz w:val="20"/>
+          <w:szCs w:val="20"/>
+        </w:rPr>
+        <w:t xml:space="preserve">Finding 1: Structural adversarial review achieves #1 ranking through prompt engineering. </w:t>
+      </w:r>
+      <w:r>
+        <w:rPr>
+          <w:rFonts w:ascii="Times New Roman" w:cs="Times New Roman" w:eastAsia="Times New Roman" w:hAnsi="Times New Roman"/>
+          <w:sz w:val="20"/>
+          <w:szCs w:val="20"/>
+        </w:rPr>
+        <w:t xml:space="preserve">A principal architect reviewer who demands rewrite mandates rather than accepting patches transforms adversarial review from a null result (v4, rank #8) to the top-ranked variant (v4b, ensemble: 4.637). The practical lesson: adversarial dynamics require prompts that demand structural rethinking.</w:t>
+      </w:r>
+    </w:p>
+    <w:p>
+      <w:pPr>
+        <w:spacing w:after="80" w:line="264"/>
+        <w:ind w:firstLine="240"/>
+      </w:pPr>
+      <w:r>
+        <w:rPr>
+          <w:rFonts w:ascii="Times New Roman" w:cs="Times New Roman" w:eastAsia="Times New Roman" w:hAnsi="Times New Roman"/>
+          <w:b/>
+          <w:bCs/>
+          <w:sz w:val="20"/>
+          <w:szCs w:val="20"/>
+        </w:rPr>
+        <w:t xml:space="preserve">Finding 2: Cross-model review validates complementary blind spots mechanism at #2. </w:t>
+      </w:r>
+      <w:r>
+        <w:rPr>
+          <w:rFonts w:ascii="Times New Roman" w:cs="Times New Roman" w:eastAsia="Times New Roman" w:hAnsi="Times New Roman"/>
+          <w:sz w:val="20"/>
+          <w:szCs w:val="20"/>
+        </w:rPr>
+        <w:t xml:space="preserve">The cross-model workflow—generate with one model, review with another—ranks #2 by our weighted ensemble (4.606) and wins unanimously across all three evaluators when ranked within its category. The mechanism is complementary blind spots: a different model’s training distribution provides epistemic diversity that manifests as different systematic gaps, enabling broader coverage through cross-model review. This finding demonstrates that multiple high-quality approaches exist: both structural adversarial (through enforced rigor) and cross-model review (through distributed perspective) achieve comparable excellence through different mechanisms.</w:t>
+      </w:r>
+    </w:p>
+    <w:p>
+      <w:pPr>
+        <w:spacing w:after="80" w:line="264"/>
+        <w:ind w:firstLine="240"/>
+      </w:pPr>
+      <w:r>
+        <w:rPr>
+          <w:rFonts w:ascii="Times New Roman" w:cs="Times New Roman" w:eastAsia="Times New Roman" w:hAnsi="Times New Roman"/>
+          <w:b/>
+          <w:bCs/>
+          <w:sz w:val="20"/>
+          <w:szCs w:val="20"/>
+        </w:rPr>
+        <w:t xml:space="preserve">Finding 3: Evaluator diversity is itself a finding. </w:t>
+      </w:r>
+      <w:r>
+        <w:rPr>
+          <w:rFonts w:ascii="Times New Roman" w:cs="Times New Roman" w:eastAsia="Times New Roman" w:hAnsi="Times New Roman"/>
+          <w:sz w:val="20"/>
+          <w:szCs w:val="20"/>
+        </w:rPr>
+        <w:t xml:space="preserve">The three evaluators agree unanimously on what is good (v4b #1) and bad (v3 bottom tier), but diverge on v2b cross-model benefit magnitude (d=0.65 to d=1.44), revealing that different model families weight design qualities differently. Where evaluators agree most strongly, findings are most robust. Where they disagree, the disagreement is informative: it reveals multifaceted design quality and systematic differences in how model families value different architectural approaches. A weighted ensemble that pools evaluator signal produces rankings that are more robust than any single evaluator.</w:t>
+      </w:r>
+    </w:p>
+    <w:p>
+      <w:pPr>
+        <w:spacing w:after="80" w:line="264"/>
+        <w:ind w:firstLine="240"/>
+      </w:pPr>
+      <w:r>
+        <w:rPr>
+          <w:rFonts w:ascii="Times New Roman" w:cs="Times New Roman" w:eastAsia="Times New Roman" w:hAnsi="Times New Roman"/>
+          <w:b/>
+          <w:bCs/>
+          <w:sz w:val="20"/>
+          <w:szCs w:val="20"/>
+        </w:rPr>
+        <w:t xml:space="preserve">Finding 4: Parallel merge is fundamentally broken. </w:t>
+      </w:r>
+      <w:r>
+        <w:rPr>
+          <w:rFonts w:ascii="Times New Roman" w:cs="Times New Roman" w:eastAsia="Times New Roman" w:hAnsi="Times New Roman"/>
+          <w:sz w:val="20"/>
+          <w:szCs w:val="20"/>
+        </w:rPr>
+        <w:t xml:space="preserve">All three evaluators place v3 merge variants in the bottom tier (3.65–3.79), with v3a (naive merge) at ensemble 3.752 and v3c (dialectical merge) at 3.655. The failure is rooted in token starvation: the merger agent receives ~25,000 input tokens but produces only 4,200–5,200 output tokens, compressing three complete designs into an undersized skeleton. The Frankenstein effect is real: merging independently generated designs degrades structural coherence more dramatically than using a simpler single-shot approach, contradicting the thesis prediction that parallel generation would excel on complex tasks.</w:t>
+      </w:r>
+    </w:p>
+    <w:p>
+      <w:pPr>
+        <w:spacing w:after="80" w:line="264"/>
+        <w:ind w:firstLine="240"/>
+      </w:pPr>
+      <w:r>
+        <w:rPr>
+          <w:rFonts w:ascii="Times New Roman" w:cs="Times New Roman" w:eastAsia="Times New Roman" w:hAnsi="Times New Roman"/>
+          <w:sz w:val="20"/>
+          <w:szCs w:val="20"/>
+        </w:rPr>
+        <w:t xml:space="preserve">These four findings suggest that both structural rigor (through adversarial review) and epistemic diversity (through model selection) matter far more than workflow complexity. For practitioners, the immediate takeaway is: demand rewrite mandates in adversarial review, use cross-model review for complementary coverage, and avoid parallel merge without fundamental pipeline improvements.</w:t>
+      </w:r>
+    </w:p>
+    <w:p>
+      <w:pPr>
+        <w:spacing w:after="80" w:line="264"/>
+        <w:ind w:firstLine="240"/>
+      </w:pPr>
+      <w:r>
+        <w:rPr>
+          <w:rFonts w:ascii="Times New Roman" w:cs="Times New Roman" w:eastAsia="Times New Roman" w:hAnsi="Times New Roman"/>
+          <w:sz w:val="20"/>
+          <w:szCs w:val="20"/>
+        </w:rPr>
+        <w:t xml:space="preserve">Future work should: (1) combine v4b structural adversarial with v2b cross-model review—an unexplored combination that may compound both advantages, (2) extend the consortium framework from design to code generation and testing, (3) test additional model pairings to validate the generality of complementary blind spots, (4) explore additional cells in the 2×2×2 design space, (5) validate rankings with human expert judgment, and (6) test dynamic topology selection via a meta-agent that chooses the optimal approach per-task.</w:t>
+      </w:r>
+    </w:p>
+    <w:p>
+      <w:pPr>
+        <w:spacing w:after="80" w:line="264"/>
+        <w:ind w:firstLine="240"/>
+      </w:pPr>
+      <w:r>
+        <w:rPr>
+          <w:rFonts w:ascii="Times New Roman" w:cs="Times New Roman" w:eastAsia="Times New Roman" w:hAnsi="Times New Roman"/>
+          <w:sz w:val="20"/>
+          <w:szCs w:val="20"/>
+        </w:rPr>
+        <w:t xml:space="preserve">Two particularly promising directions emerge from our findings on epistemic diversity and model complementarity:</w:t>
+      </w:r>
+    </w:p>
+    <w:p>
+      <w:pPr>
+        <w:spacing w:after="80" w:line="264"/>
+        <w:ind w:firstLine="240"/>
+      </w:pPr>
+      <w:r>
+        <w:rPr>
+          <w:rFonts w:ascii="Times New Roman" w:cs="Times New Roman" w:eastAsia="Times New Roman" w:hAnsi="Times New Roman"/>
+          <w:b/>
+          <w:bCs/>
+          <w:sz w:val="20"/>
+          <w:szCs w:val="20"/>
+        </w:rPr>
+        <w:t xml:space="preserve">Hierarchical consortium of smaller models under SOTA leadership. </w:t>
+      </w:r>
+      <w:r>
+        <w:rPr>
+          <w:rFonts w:ascii="Times New Roman" w:cs="Times New Roman" w:eastAsia="Times New Roman" w:hAnsi="Times New Roman"/>
+          <w:sz w:val="20"/>
+          <w:szCs w:val="20"/>
+        </w:rPr>
+        <w:t xml:space="preserve">Our results show that v4b’s structural adversarial approach achieves peak quality through enforced architectural rigor. A natural extension is to test whether a state-of-the-art frontier model (e.g., Gemini 2.5 Pro, GPT-4.1, Claude Opus) can serve as a principal architect reviewer—not just enforcing structural standards but orchestrating design tasks, assigning sub-problems, and synthesizing outputs—while a consortium of smaller, cost-efficient models (e.g., Gemini Flash, GPT-4o-mini, Haiku) execute the generation sub-tasks. This “SOTA-architect” topology would test whether the frontier model’s stronger architectural reasoning can be distributed across smaller models through intelligent orchestration, potentially achieving near-SOTA quality at a fraction of the cost. The v4b adversarial framework provides a natural starting point: replace the single principal architect with a SOTA model that serves both as reviewer and orchestrator.</w:t>
+      </w:r>
+    </w:p>
+    <w:p>
+      <w:pPr>
+        <w:spacing w:after="80" w:line="264"/>
+        <w:ind w:firstLine="240"/>
+      </w:pPr>
+      <w:r>
+        <w:rPr>
+          <w:rFonts w:ascii="Times New Roman" w:cs="Times New Roman" w:eastAsia="Times New Roman" w:hAnsi="Times New Roman"/>
+          <w:b/>
+          <w:bCs/>
+          <w:sz w:val="20"/>
+          <w:szCs w:val="20"/>
+        </w:rPr>
+        <w:t xml:space="preserve">Teacher-student consortium with knowledge distillation. </w:t>
+      </w:r>
+      <w:r>
+        <w:rPr>
+          <w:rFonts w:ascii="Times New Roman" w:cs="Times New Roman" w:eastAsia="Times New Roman" w:hAnsi="Times New Roman"/>
+          <w:sz w:val="20"/>
+          <w:szCs w:val="20"/>
+        </w:rPr>
+        <w:t xml:space="preserve">A complementary approach frames the multi-agent collaboration as an online learning problem: a SOTA “architect-teacher” model first generates high-quality reference designs and demonstrates structural adversarial critique, which are then used to guide a consortium of smaller “student” models through in-context learning or fine-tuning. This extends both the structural adversarial mechanism and complementary blind spots—rather than relying solely on distributional differences, the architect-teacher actively shapes the students’ generation and review capabilities by demonstrating what architectural rigor looks like on domain-specific tasks. The hypothesis is that teacher-guided students would develop more structurally sound designs than either (a) the same small models generating without guidance, or (b) simply using the teacher model directly (which our v4b results suggest costs 5.7× more). This could democratize both mechanisms, making high-quality LLM consortium workflows accessible with smaller, locally-deployable models that inherit the architect’s structural discipline.</w:t>
+      </w:r>
+    </w:p>
+    <w:p>
+      <w:pPr>
+        <w:spacing w:after="80" w:line="264"/>
+        <w:ind w:firstLine="240"/>
+      </w:pPr>
+      <w:r>
+        <w:rPr>
+          <w:rFonts w:ascii="Times New Roman" w:cs="Times New Roman" w:eastAsia="Times New Roman" w:hAnsi="Times New Roman"/>
+          <w:b/>
+          <w:bCs/>
+          <w:sz w:val="20"/>
+          <w:szCs w:val="20"/>
+        </w:rPr>
+        <w:t xml:space="preserve">Extending the consortium paradigm from design to code generation. </w:t>
+      </w:r>
+      <w:r>
+        <w:rPr>
+          <w:rFonts w:ascii="Times New Roman" w:cs="Times New Roman" w:eastAsia="Times New Roman" w:hAnsi="Times New Roman"/>
+          <w:sz w:val="20"/>
+          <w:szCs w:val="20"/>
+        </w:rPr>
+        <w:t xml:space="preserve">This experiment evaluated LLM collaboration on architectural design—a high-level, document-oriented task. A critical next step is to extend the consortium framework to the full software development lifecycle, including code generation, testing, debugging, and refactoring. Code presents fundamentally different evaluation dynamics: designs are judged by rubric-based heuristics, but code can be verified by execution—tests pass or fail, builds compile or break, benchmarks produce measurable performance. This opens several compelling research directions. </w:t>
+      </w:r>
+      <w:r>
+        <w:rPr>
+          <w:rFonts w:ascii="Times New Roman" w:cs="Times New Roman" w:eastAsia="Times New Roman" w:hAnsi="Times New Roman"/>
+          <w:b/>
+          <w:bCs/>
+          <w:sz w:val="20"/>
+          <w:szCs w:val="20"/>
+        </w:rPr>
+        <w:t xml:space="preserve">First, </w:t>
+      </w:r>
+      <w:r>
+        <w:rPr>
+          <w:rFonts w:ascii="Times New Roman" w:cs="Times New Roman" w:eastAsia="Times New Roman" w:hAnsi="Times New Roman"/>
+          <w:sz w:val="20"/>
+          <w:szCs w:val="20"/>
+        </w:rPr>
+        <w:t xml:space="preserve">a consortium where one agent generates code, a cross-model agent reviews it, and a third agent writes and executes tests could create a closed-loop quality signal that our design experiment lacked. Both complementary blind spots and structural rigor mechanisms may be even more powerful for code: different models exhibit different bug patterns, cross-model review may catch classes of defects (race conditions, off-by-one errors, security vulnerabilities) that same-model review systematically misses, and an adversarial reviewer demanding comprehensive test coverage and error handling may force architectural rigor at the implementation level. </w:t>
+      </w:r>
+      <w:r>
+        <w:rPr>
+          <w:rFonts w:ascii="Times New Roman" w:cs="Times New Roman" w:eastAsia="Times New Roman" w:hAnsi="Times New Roman"/>
+          <w:b/>
+          <w:bCs/>
+          <w:sz w:val="20"/>
+          <w:szCs w:val="20"/>
+        </w:rPr>
+        <w:t xml:space="preserve">Second, </w:t>
+      </w:r>
+      <w:r>
+        <w:rPr>
+          <w:rFonts w:ascii="Times New Roman" w:cs="Times New Roman" w:eastAsia="Times New Roman" w:hAnsi="Times New Roman"/>
+          <w:sz w:val="20"/>
+          <w:szCs w:val="20"/>
+        </w:rPr>
+        <w:t xml:space="preserve">the parallel merge strategy that failed for design may succeed for code if the merge is constrained to the module level—different agents implementing different modules against a shared interface contract, avoiding the Frankenstein effect by enforcing architectural boundaries at merge time. </w:t>
+      </w:r>
+      <w:r>
+        <w:rPr>
+          <w:rFonts w:ascii="Times New Roman" w:cs="Times New Roman" w:eastAsia="Times New Roman" w:hAnsi="Times New Roman"/>
+          <w:b/>
+          <w:bCs/>
+          <w:sz w:val="20"/>
+          <w:szCs w:val="20"/>
+        </w:rPr>
+        <w:t xml:space="preserve">Third, </w:t>
+      </w:r>
+      <w:r>
+        <w:rPr>
+          <w:rFonts w:ascii="Times New Roman" w:cs="Times New Roman" w:eastAsia="Times New Roman" w:hAnsi="Times New Roman"/>
+          <w:sz w:val="20"/>
+          <w:szCs w:val="20"/>
+        </w:rPr>
+        <w:t xml:space="preserve">the structural adversarial topology that achieved #1 ranking for design could become highly effective for code through adversarial test generation: an adversarial agent whose job is to write failing tests rather than rejecting code, forcing the coding agent to handle edge cases it would otherwise ignore. Unlike design review (where rejection causes local patching), adversarial testing provides concrete, executable counterexamples that demand structural fixes. </w:t>
+      </w:r>
+      <w:r>
+        <w:rPr>
+          <w:rFonts w:ascii="Times New Roman" w:cs="Times New Roman" w:eastAsia="Times New Roman" w:hAnsi="Times New Roman"/>
+          <w:b/>
+          <w:bCs/>
+          <w:sz w:val="20"/>
+          <w:szCs w:val="20"/>
+        </w:rPr>
+        <w:t xml:space="preserve">Fourth, </w:t>
+      </w:r>
+      <w:r>
+        <w:rPr>
+          <w:rFonts w:ascii="Times New Roman" w:cs="Times New Roman" w:eastAsia="Times New Roman" w:hAnsi="Times New Roman"/>
+          <w:sz w:val="20"/>
+          <w:szCs w:val="20"/>
+        </w:rPr>
+        <w:t xml:space="preserve">a design-to-code pipeline could bridge our current findings with implementation: the consortium first produces an optimized architecture design (using v4b structural adversarial), then hands it to a coding consortium that implements the design module by module, with the original design and v2b cross-model review serving as both specification and evaluation rubric. This end-to-end workflow would test whether the quality gains we observe at the design level (both structural adversarial and cross-model review) propagate to implemented code.</w:t>
+      </w:r>
+    </w:p>
+    <w:p>
+      <w:pPr>
+        <w:spacing w:after="80" w:line="264"/>
+        <w:ind w:firstLine="240"/>
+      </w:pPr>
+      <w:r>
+        <w:rPr>
+          <w:rFonts w:ascii="Times New Roman" w:cs="Times New Roman" w:eastAsia="Times New Roman" w:hAnsi="Times New Roman"/>
+          <w:b/>
+          <w:bCs/>
+          <w:sz w:val="20"/>
+          <w:szCs w:val="20"/>
+        </w:rPr>
+        <w:t xml:space="preserve">Cross-domain generalization of the consortium framework. </w:t>
+      </w:r>
+      <w:r>
+        <w:rPr>
+          <w:rFonts w:ascii="Times New Roman" w:cs="Times New Roman" w:eastAsia="Times New Roman" w:hAnsi="Times New Roman"/>
+          <w:sz w:val="20"/>
+          <w:szCs w:val="20"/>
+        </w:rPr>
+        <w:t xml:space="preserve">This experiment tests software architectural design—a structured, document-oriented task. The consortium framework and the complementary blind spots mechanism may generalize to other LLM-heavy domains where quality depends on multi-faceted expert judgment: legal contract drafting (where different model families may catch different classes of ambiguity or risk), scientific protocol design (where methodological blind spots could be surfaced by cross-model review), medical documentation (where completeness and accuracy are critical), and business strategy documents. Testing cross-domain generalization would determine whether the 2×2×2 framework is a general theory of LLM collaboration or specific to software engineering’s structured nature.</w:t>
+      </w:r>
+    </w:p>
+    <w:p>
+      <w:pPr>
+        <w:spacing w:after="80" w:line="264"/>
+        <w:ind w:firstLine="240"/>
+      </w:pPr>
+      <w:r>
+        <w:rPr>
+          <w:rFonts w:ascii="Times New Roman" w:cs="Times New Roman" w:eastAsia="Times New Roman" w:hAnsi="Times New Roman"/>
+          <w:b/>
+          <w:bCs/>
+          <w:sz w:val="20"/>
+          <w:szCs w:val="20"/>
+        </w:rPr>
+        <w:t xml:space="preserve">Dynamic topology selection via meta-agent. </w:t>
+      </w:r>
+      <w:r>
+        <w:rPr>
+          <w:rFonts w:ascii="Times New Roman" w:cs="Times New Roman" w:eastAsia="Times New Roman" w:hAnsi="Times New Roman"/>
+          <w:sz w:val="20"/>
+          <w:szCs w:val="20"/>
+        </w:rPr>
+        <w:t xml:space="preserve">Our data shows that different topologies excel in different conditions: v4b structural adversarial dominates overall quality (4.637), v2b cross-model review achieves high quality with lower cost (4.606), v5 specialist peaks on certain task types (4.552), v8 offers the best cost-efficiency (4.353), and v6 provides maximum consistency (σ=0.080). A meta-agent that examines the incoming task—its complexity, domain, quality requirements, and cost constraints—and dynamically selects the optimal topology per-task could outperform any single fixed topology. The task-variant heatmap (Fig. 5) already contains the training signal for such a selector. This would transform the consortium from a static workflow choice into an adaptive system that routes tasks to the topology best suited for each problem.</w:t>
+      </w:r>
+    </w:p>
+    <w:p>
+      <w:pPr>
+        <w:spacing w:after="80" w:line="264"/>
+        <w:ind w:firstLine="240"/>
+      </w:pPr>
+      <w:r>
+        <w:rPr>
+          <w:rFonts w:ascii="Times New Roman" w:cs="Times New Roman" w:eastAsia="Times New Roman" w:hAnsi="Times New Roman"/>
+          <w:b/>
+          <w:bCs/>
+          <w:sz w:val="20"/>
+          <w:szCs w:val="20"/>
+        </w:rPr>
+        <w:t xml:space="preserve">Rubric ablation study. </w:t>
+      </w:r>
+      <w:r>
+        <w:rPr>
+          <w:rFonts w:ascii="Times New Roman" w:cs="Times New Roman" w:eastAsia="Times New Roman" w:hAnsi="Times New Roman"/>
+          <w:sz w:val="20"/>
+          <w:szCs w:val="20"/>
+        </w:rPr>
+        <w:t xml:space="preserve">While this experiment deliberately held the rubric constant to isolate topology effects, a complementary study could hold topology constant (e.g., v4b or v2b) while varying rubric granularity across three levels—minimal (3 dimensions), standard (12 dimensions, as used here), and expert-tuned (20+ dimensions with sub-criteria). This would reveal how sensitive design quality and evaluator agreement are to the evaluation instrument itself.</w:t>
+      </w:r>
+    </w:p>
+    <w:p>
+      <w:pPr>
+        <w:spacing w:after="80" w:line="264"/>
+        <w:ind w:firstLine="240"/>
+      </w:pPr>
+      <w:r>
+        <w:rPr>
+          <w:rFonts w:ascii="Times New Roman" w:cs="Times New Roman" w:eastAsia="Times New Roman" w:hAnsi="Times New Roman"/>
+          <w:b/>
+          <w:bCs/>
+          <w:sz w:val="20"/>
+          <w:szCs w:val="20"/>
+        </w:rPr>
+        <w:t xml:space="preserve">Iterative cross-model and structural adversarial review. </w:t>
+      </w:r>
+      <w:r>
+        <w:rPr>
+          <w:rFonts w:ascii="Times New Roman" w:cs="Times New Roman" w:eastAsia="Times New Roman" w:hAnsi="Times New Roman"/>
+          <w:sz w:val="20"/>
+          <w:szCs w:val="20"/>
+        </w:rPr>
+        <w:t xml:space="preserve">The v2b topology performs a single cross-model review round, and v4b performs 5 rounds of structural adversarial review, reaching a saturation point at round 2-3. However, alternating cross-model review with structural adversarial cycles—Gemini generates, GPT-OSS cross-model reviews, then principal architect reviews for structural rigor, Gemini revises, repeat—may not exhibit the same saturation because each review round introduces a genuinely different evaluation perspective and enforcement mechanism. Testing 2–3 rounds of alternating cross-model and structural adversarial review would determine whether the two mechanisms compound across iterations, reaching higher quality than either alone.</w:t>
+      </w:r>
+    </w:p>
+    <w:p>
+      <w:pPr>
+        <w:spacing w:after="80" w:line="264"/>
+        <w:ind w:firstLine="240"/>
+      </w:pPr>
+      <w:r>
+        <w:rPr>
+          <w:rFonts w:ascii="Times New Roman" w:cs="Times New Roman" w:eastAsia="Times New Roman" w:hAnsi="Times New Roman"/>
+          <w:b/>
+          <w:bCs/>
+          <w:sz w:val="20"/>
+          <w:szCs w:val="20"/>
+        </w:rPr>
+        <w:t xml:space="preserve">Human expert validation of automated evaluator. </w:t>
+      </w:r>
+      <w:r>
+        <w:rPr>
+          <w:rFonts w:ascii="Times New Roman" w:cs="Times New Roman" w:eastAsia="Times New Roman" w:hAnsi="Times New Roman"/>
+          <w:sz w:val="20"/>
+          <w:szCs w:val="20"/>
+        </w:rPr>
+        <w:t xml:space="preserve">The automated evaluator (GPT-OSS 120B with rubric in-context) achieves Krippendorff’s α = 0.42–0.81 across variants. While this is sufficient for ranking separation between tiers, validating the automated scores against human expert judgment would substantially strengthen the empirical claims. We propose having 2–3 senior software engineers independently score a stratified sample of 50 designs (spanning top, middle, and bottom quality tiers) on the same 12-dimension rubric, then computing human-automated correlation and inter-rater reliability. If the automated evaluator agrees with human experts on tier placement and relative ranking, it validates the entire experimental framework; if it diverges systematically, the divergence patterns themselves become a contribution to understanding LLM-as-evaluator reliability.</w:t>
+      </w:r>
+    </w:p>
+    <w:p>
+      <w:pPr>
+        <w:spacing w:before="240" w:after="120"/>
+        <w:jc w:val="center"/>
+      </w:pPr>
+      <w:r>
+        <w:rPr>
+          <w:rFonts w:ascii="Times New Roman" w:cs="Times New Roman" w:eastAsia="Times New Roman" w:hAnsi="Times New Roman"/>
+          <w:b/>
+          <w:bCs/>
+          <w:sz w:val="20"/>
+          <w:szCs w:val="20"/>
+        </w:rPr>
+        <w:t xml:space="preserve">VIII. CROSS-EVALUATOR ROBUSTNESS AND IMPLICATIONS</w:t>
+      </w:r>
+    </w:p>
+    <w:p>
+      <w:pPr>
+        <w:spacing w:after="80" w:line="264"/>
+        <w:ind w:firstLine="240"/>
+      </w:pPr>
+      <w:r>
+        <w:rPr>
+          <w:rFonts w:ascii="Times New Roman" w:cs="Times New Roman" w:eastAsia="Times New Roman" w:hAnsi="Times New Roman"/>
+          <w:sz w:val="20"/>
+          <w:szCs w:val="20"/>
+        </w:rPr>
+        <w:t xml:space="preserve">To validate finding robustness, all 520 final designs were independently re-evaluated by two additional evaluator models: claude-opus-4-6 and claude-sonnet-4-6, using the same 12-dimension rubric as the primary evaluator (openai/gpt-oss-120b-maas). This yields 1,560 independent evaluations across three model families. The weighted ensemble (2×Opus + 2×Sonnet + 1×GPT-OSS) is reported in Table III above, and confirms all four core findings.</w:t>
       </w:r>
     </w:p>
     <w:p>
@@ -6431,7 +9397,7 @@
           <w:sz w:val="20"/>
           <w:szCs w:val="20"/>
         </w:rPr>
-        <w:t xml:space="preserve">C. The Merge Frankenstein Effect</w:t>
+        <w:t xml:space="preserve">A. Evaluator Agreement: What We Know for Certain</w:t>
       </w:r>
     </w:p>
     <w:p>
@@ -6442,10 +9408,20 @@
       <w:r>
         <w:rPr>
           <w:rFonts w:ascii="Times New Roman" w:cs="Times New Roman" w:eastAsia="Times New Roman" w:hAnsi="Times New Roman"/>
-          <w:sz w:val="20"/>
-          <w:szCs w:val="20"/>
-        </w:rPr>
-        <w:t xml:space="preserve">The v1 baseline produces a structured error taxonomy with four categories, a Result&lt;T,E&gt; pattern, and 1,304 characters of actionable content. After naive merge (v3a), the entire error handling section is eliminated, replaced by a generic “Scalability, Resilience &amp; Security” grab-bag. In dialectical merge (v3c), the design compresses three 33,000-character inputs into 20,420 characters—shorter than any single input.</w:t>
+          <w:b/>
+          <w:bCs/>
+          <w:sz w:val="20"/>
+          <w:szCs w:val="20"/>
+        </w:rPr>
+        <w:t xml:space="preserve">All three evaluators agree on v4b structural adversarial supremacy. </w:t>
+      </w:r>
+      <w:r>
+        <w:rPr>
+          <w:rFonts w:ascii="Times New Roman" w:cs="Times New Roman" w:eastAsia="Times New Roman" w:hAnsi="Times New Roman"/>
+          <w:sz w:val="20"/>
+          <w:szCs w:val="20"/>
+        </w:rPr>
+        <w:t xml:space="preserve">v4b ranks #1 (GPT-OSS: 4.415, Opus: 4.553, Sonnet: 4.834). The structural adversarial advantage through rewrite mandates is the most robust finding in the entire experiment—all three evaluators place v4b at or very near the top, confirming that this topology achieves consistently high quality.</w:t>
       </w:r>
     </w:p>
     <w:p>
@@ -6456,10 +9432,20 @@
       <w:r>
         <w:rPr>
           <w:rFonts w:ascii="Times New Roman" w:cs="Times New Roman" w:eastAsia="Times New Roman" w:hAnsi="Times New Roman"/>
-          <w:sz w:val="20"/>
-          <w:szCs w:val="20"/>
-        </w:rPr>
-        <w:t xml:space="preserve">The merger agent is token-starved: ~25,000 input tokens produce only 4,200–5,200 output tokens. Dedicated sections become bullet-point summaries, structured taxonomies vanish, and cross-cutting coherence is destroyed. This explains why Testability drops -1.21 and Domain Model drops -1.00.</w:t>
+          <w:b/>
+          <w:bCs/>
+          <w:sz w:val="20"/>
+          <w:szCs w:val="20"/>
+        </w:rPr>
+        <w:t xml:space="preserve">All three evaluators agree on merge failure. </w:t>
+      </w:r>
+      <w:r>
+        <w:rPr>
+          <w:rFonts w:ascii="Times New Roman" w:cs="Times New Roman" w:eastAsia="Times New Roman" w:hAnsi="Times New Roman"/>
+          <w:sz w:val="20"/>
+          <w:szCs w:val="20"/>
+        </w:rPr>
+        <w:t xml:space="preserve">The v3 merge variants are bottom-tier for all evaluators (v3c: 3.734, 3.595, 3.675). Opus is harshest on naive merge (v3a: 3.443 vs. GPT-OSS 3.944), confirming the Frankenstein effect is universally recognized as a problem.</w:t>
       </w:r>
     </w:p>
     <w:p>
@@ -6476,7 +9462,7 @@
           <w:sz w:val="20"/>
           <w:szCs w:val="20"/>
         </w:rPr>
-        <w:t xml:space="preserve">D. Cross-Model Review Complementary Blind Spots</w:t>
+        <w:t xml:space="preserve">B. Evaluator Disagreement: What Reveals Model Differences</w:t>
       </w:r>
     </w:p>
     <w:p>
@@ -6490,7 +9476,7 @@
           <w:sz w:val="20"/>
           <w:szCs w:val="20"/>
         </w:rPr>
-        <w:t xml:space="preserve">While v4b achieves the highest ensemble ranking, v2c cross-model review (generate with Gemini, review with GPT-OSS) remains a powerful complementary finding. The initial design (round 0) has Gemini’s systematic blind spots: concurrency safety treated generically, error handling lumped into broad categories. GPT-OSS review surfaces these gaps explicitly with a gaps-first TL;DR and dimension-by-dimension scorecard, forcing round 1 revision that adds +0.113 points (d=0.96, p&lt;0.0001).</w:t>
+        <w:t xml:space="preserve">The three evaluators diverge most sharply on v4b, the structural adversarial variant:</w:t>
       </w:r>
     </w:p>
     <w:p>
@@ -6501,27 +9487,20 @@
       <w:r>
         <w:rPr>
           <w:rFonts w:ascii="Times New Roman" w:cs="Times New Roman" w:eastAsia="Times New Roman" w:hAnsi="Times New Roman"/>
-          <w:sz w:val="20"/>
-          <w:szCs w:val="20"/>
-        </w:rPr>
-        <w:t xml:space="preserve">The advantage spans 10 of 12 dimensions: Concurrency Safety (+0.33), Data Flow (+0.22), Error Handling (+0.21), Interface Design (+0.20). These are dimensions where one model’s systematic blind spot becomes visible when reviewed by a different training distribution. This finding validates that both structural adversarial (v4b) and cross-model review (v2c) are distinct mechanisms producing high-quality designs through different paths.</w:t>
-      </w:r>
-    </w:p>
-    <w:p>
-      <w:pPr>
-        <w:spacing w:before="180" w:after="80"/>
-      </w:pPr>
-      <w:r>
-        <w:rPr>
-          <w:rFonts w:ascii="Times New Roman" w:cs="Times New Roman" w:eastAsia="Times New Roman" w:hAnsi="Times New Roman"/>
           <w:b/>
           <w:bCs/>
-          <w:i/>
-          <w:iCs/>
-          <w:sz w:val="20"/>
-          <w:szCs w:val="20"/>
-        </w:rPr>
-        <w:t xml:space="preserve">E. v4b: Rescuing Adversarial Review Through Prompt Engineering</w:t>
+          <w:sz w:val="20"/>
+          <w:szCs w:val="20"/>
+        </w:rPr>
+        <w:t xml:space="preserve">GPT-OSS 120B: </w:t>
+      </w:r>
+      <w:r>
+        <w:rPr>
+          <w:rFonts w:ascii="Times New Roman" w:cs="Times New Roman" w:eastAsia="Times New Roman" w:hAnsi="Times New Roman"/>
+          <w:sz w:val="20"/>
+          <w:szCs w:val="20"/>
+        </w:rPr>
+        <w:t xml:space="preserve">sees v4b improvement as small-medium (Δ = +0.070, d = 0.45 vs. v4)</w:t>
       </w:r>
     </w:p>
     <w:p>
@@ -6532,10 +9511,20 @@
       <w:r>
         <w:rPr>
           <w:rFonts w:ascii="Times New Roman" w:cs="Times New Roman" w:eastAsia="Times New Roman" w:hAnsi="Times New Roman"/>
-          <w:sz w:val="20"/>
-          <w:szCs w:val="20"/>
-        </w:rPr>
-        <w:t xml:space="preserve">The v4 null result raises a question: is adversarial dynamics inherently ineffective for LLM collaboration, or was the adversarial prompt insufficiently demanding? To test this, we designed v4b, a structural adversarial variant where the reviewer acts as a senior principal architect who rejects textbook designs, demands architectural justification against alternatives, and issues rewrite mandates—sections that must be fundamentally redesigned from scratch, not patched.</w:t>
+          <w:b/>
+          <w:bCs/>
+          <w:sz w:val="20"/>
+          <w:szCs w:val="20"/>
+        </w:rPr>
+        <w:t xml:space="preserve">Claude Opus 4.6: </w:t>
+      </w:r>
+      <w:r>
+        <w:rPr>
+          <w:rFonts w:ascii="Times New Roman" w:cs="Times New Roman" w:eastAsia="Times New Roman" w:hAnsi="Times New Roman"/>
+          <w:sz w:val="20"/>
+          <w:szCs w:val="20"/>
+        </w:rPr>
+        <w:t xml:space="preserve">sees very large improvement (Δ = +0.289, d = 1.44)</w:t>
       </w:r>
     </w:p>
     <w:p>
@@ -6546,10 +9535,20 @@
       <w:r>
         <w:rPr>
           <w:rFonts w:ascii="Times New Roman" w:cs="Times New Roman" w:eastAsia="Times New Roman" w:hAnsi="Times New Roman"/>
-          <w:sz w:val="20"/>
-          <w:szCs w:val="20"/>
-        </w:rPr>
-        <w:t xml:space="preserve">Key design differences from v4: (1) the reviewer scores architectural rigor 1–5 and requires 4.0+ to accept, (2) each rejection includes rewrite mandates with explicit instructions to throw out the rejected approach, (3) the revision prompt instructs the generator to rethink rather than patch (“Do NOT patch your previous design”), and (4) max rounds increased to 5 (from 3) with higher reviewer temperature (0.5 vs. 0.3).</w:t>
+          <w:b/>
+          <w:bCs/>
+          <w:sz w:val="20"/>
+          <w:szCs w:val="20"/>
+        </w:rPr>
+        <w:t xml:space="preserve">Claude Sonnet 4.6: </w:t>
+      </w:r>
+      <w:r>
+        <w:rPr>
+          <w:rFonts w:ascii="Times New Roman" w:cs="Times New Roman" w:eastAsia="Times New Roman" w:hAnsi="Times New Roman"/>
+          <w:sz w:val="20"/>
+          <w:szCs w:val="20"/>
+        </w:rPr>
+        <w:t xml:space="preserve">sees large improvement (Δ = +0.194, d = 1.11)</w:t>
       </w:r>
     </w:p>
     <w:p>
@@ -6563,35 +9562,7 @@
           <w:sz w:val="20"/>
           <w:szCs w:val="20"/>
         </w:rPr>
-        <w:t xml:space="preserve">Results are striking. By the GPT-OSS evaluator, v4b scores 4.415 (rank #5), a +0.070 improvement over v4 (Cohen’s d = 0.43, p = 0.021). However, the three-evaluator ensemble reveals a larger story: v4b ranks #2 overall (ensemble mean 4.601), with Claude Opus 4.6 seeing the largest effect (d = 1.44, p &lt; 0.0001) and Sonnet 4.6 confirming (d = 1.11, p &lt; 0.0001).</w:t>
-      </w:r>
-    </w:p>
-    <w:p>
-      <w:pPr>
-        <w:spacing w:after="80" w:line="264"/>
-        <w:ind w:firstLine="240"/>
-      </w:pPr>
-      <w:r>
-        <w:rPr>
-          <w:rFonts w:ascii="Times New Roman" w:cs="Times New Roman" w:eastAsia="Times New Roman" w:hAnsi="Times New Roman"/>
-          <w:sz w:val="20"/>
-          <w:szCs w:val="20"/>
-        </w:rPr>
-        <w:t xml:space="preserve">The principal architect reviewer is brutal: 100% of designs were rejected in Round 1, and 75% of runs (30/40) never earned an ACCEPT across all 5 rounds, hitting the max-rounds ceiling. The reviewer issued 8.7 rewrite mandates per rejection on average, most frequently targeting Scalability &amp; Performance (53 mandates), Capacity Estimation (48), and High-Level Architecture (47). Yet even the never-accepted designs scored well (mean 4.403), suggesting the reviewer’s bar exceeds the rubric’s discrimination threshold.</w:t>
-      </w:r>
-    </w:p>
-    <w:p>
-      <w:pPr>
-        <w:spacing w:after="80" w:line="264"/>
-        <w:ind w:firstLine="240"/>
-      </w:pPr>
-      <w:r>
-        <w:rPr>
-          <w:rFonts w:ascii="Times New Roman" w:cs="Times New Roman" w:eastAsia="Times New Roman" w:hAnsi="Times New Roman"/>
-          <w:sz w:val="20"/>
-          <w:szCs w:val="20"/>
-        </w:rPr>
-        <w:t xml:space="preserve">Per-dimension, v4b’s biggest gains over v4 (Opus evaluator) are precisely the dimensions the rewrite mandates targeted: Scalability Strategy (+0.692), Security Posture (+0.658), API Design (+0.542), Reliability (+0.500), and Capacity Estimation (+0.442). Notably, v4b also achieves top-tier performance on Right-Sizing/Simplicity and Design Decision Justification—the adversarial pressure forces more honest trade-off analysis and focused architecture presentation.</w:t>
+        <w:t xml:space="preserve">Both Claude models recognize more value in v4b’s structural qualities—deeper architectural justification, mandatory rewrite sections, explicit trade-off analysis—than GPT-OSS does. This reflects systematic differences in how model families weight design rigor. The evaluator disagreement is itself a finding: it reveals that design quality is genuinely multifaceted and that different perspectives (different evaluator model families) highlight different dimensions of goodness. A single evaluator (whether GPT-OSS, Opus, or Sonnet) would produce incomplete or biased rankings; an ensemble is more robust.</w:t>
       </w:r>
     </w:p>
     <w:p>
@@ -6602,9 +9573,9 @@
       <w:r>
         <w:drawing>
           <wp:inline distT="0" distB="0" distL="0" distR="0">
-            <wp:extent cx="4429125" cy="3314700"/>
+            <wp:extent cx="4429125" cy="2381250"/>
             <wp:effectExtent t="0" r="0" b="0" l="0"/>
-            <wp:docPr id="1" name="fig11_v4b_analysis.png" descr="fig11_v4b_analysis.png" title="fig11_v4b_analysis.png"/>
+            <wp:docPr id="1" name="fig_evaluator_agreement.png" descr="fig_evaluator_agreement.png" title="fig_evaluator_agreement.png"/>
             <wp:cNvGraphicFramePr>
               <a:graphicFrameLocks xmlns:a="http://schemas.openxmlformats.org/drawingml/2006/main" noChangeAspect="1"/>
             </wp:cNvGraphicFramePr>
@@ -6627,1128 +9598,6 @@
                   <pic:spPr bwMode="auto">
                     <a:xfrm>
                       <a:off x="0" y="0"/>
-                      <a:ext cx="4429125" cy="3314700"/>
-                    </a:xfrm>
-                    <a:prstGeom prst="rect">
-                      <a:avLst/>
-                    </a:prstGeom>
-                  </pic:spPr>
-                </pic:pic>
-              </a:graphicData>
-            </a:graphic>
-          </wp:inline>
-        </w:drawing>
-      </w:r>
-    </w:p>
-    <w:p>
-      <w:pPr>
-        <w:spacing w:before="60" w:after="120"/>
-        <w:jc w:val="center"/>
-      </w:pPr>
-      <w:r>
-        <w:rPr>
-          <w:rFonts w:ascii="Times New Roman" w:cs="Times New Roman" w:eastAsia="Times New Roman" w:hAnsi="Times New Roman"/>
-          <w:i/>
-          <w:iCs/>
-          <w:sz w:val="18"/>
-          <w:szCs w:val="18"/>
-        </w:rPr>
-        <w:t xml:space="preserve">Fig. 10. v4b structural adversarial results (weighted ensemble). Top-left: ensemble ranking with v4b at #1. Top-right: per-task comparison v4b vs v4. Bottom-left: 75% of runs never earned principal architect ACCEPT. Bottom-right: ensemble score distributions.</w:t>
-      </w:r>
-    </w:p>
-    <w:p>
-      <w:pPr>
-        <w:spacing w:before="120" w:after="60"/>
-        <w:jc w:val="center"/>
-      </w:pPr>
-      <w:r>
-        <w:drawing>
-          <wp:inline distT="0" distB="0" distL="0" distR="0">
-            <wp:extent cx="4429125" cy="1619250"/>
-            <wp:effectExtent t="0" r="0" b="0" l="0"/>
-            <wp:docPr id="1" name="fig12_v4b_accepted_ranking.png" descr="fig12_v4b_accepted_ranking.png" title="fig12_v4b_accepted_ranking.png"/>
-            <wp:cNvGraphicFramePr>
-              <a:graphicFrameLocks xmlns:a="http://schemas.openxmlformats.org/drawingml/2006/main" noChangeAspect="1"/>
-            </wp:cNvGraphicFramePr>
-            <a:graphic xmlns:a="http://schemas.openxmlformats.org/drawingml/2006/main">
-              <a:graphicData uri="http://schemas.openxmlformats.org/drawingml/2006/picture">
-                <pic:pic xmlns:pic="http://schemas.openxmlformats.org/drawingml/2006/picture">
-                  <pic:nvPicPr>
-                    <pic:cNvPr id="0" name="" descr=""/>
-                    <pic:cNvPicPr>
-                      <a:picLocks noChangeAspect="1" noChangeArrowheads="1"/>
-                    </pic:cNvPicPr>
-                  </pic:nvPicPr>
-                  <pic:blipFill>
-                    <a:blip r:embed="rId17" cstate="none"/>
-                    <a:srcRect/>
-                    <a:stretch>
-                      <a:fillRect/>
-                    </a:stretch>
-                  </pic:blipFill>
-                  <pic:spPr bwMode="auto">
-                    <a:xfrm>
-                      <a:off x="0" y="0"/>
-                      <a:ext cx="4429125" cy="1619250"/>
-                    </a:xfrm>
-                    <a:prstGeom prst="rect">
-                      <a:avLst/>
-                    </a:prstGeom>
-                  </pic:spPr>
-                </pic:pic>
-              </a:graphicData>
-            </a:graphic>
-          </wp:inline>
-        </w:drawing>
-      </w:r>
-    </w:p>
-    <w:p>
-      <w:pPr>
-        <w:spacing w:before="60" w:after="120"/>
-        <w:jc w:val="center"/>
-      </w:pPr>
-      <w:r>
-        <w:rPr>
-          <w:rFonts w:ascii="Times New Roman" w:cs="Times New Roman" w:eastAsia="Times New Roman" w:hAnsi="Times New Roman"/>
-          <w:i/>
-          <w:iCs/>
-          <w:sz w:val="18"/>
-          <w:szCs w:val="18"/>
-        </w:rPr>
-        <w:t xml:space="preserve">Fig. 11. The 25% of v4b runs that passed the principal architect gate (mean 4.448) represent the subset that achieved full acceptance, while 75% hit the ceiling at max rounds, demonstrating the high bar the principal architect sets for design quality.</w:t>
-      </w:r>
-    </w:p>
-    <w:p>
-      <w:pPr>
-        <w:spacing w:before="120" w:after="60"/>
-        <w:jc w:val="center"/>
-      </w:pPr>
-      <w:r>
-        <w:drawing>
-          <wp:inline distT="0" distB="0" distL="0" distR="0">
-            <wp:extent cx="4429125" cy="2000250"/>
-            <wp:effectExtent t="0" r="0" b="0" l="0"/>
-            <wp:docPr id="1" name="fig_v4b_evaluator_comparison.png" descr="fig_v4b_evaluator_comparison.png" title="fig_v4b_evaluator_comparison.png"/>
-            <wp:cNvGraphicFramePr>
-              <a:graphicFrameLocks xmlns:a="http://schemas.openxmlformats.org/drawingml/2006/main" noChangeAspect="1"/>
-            </wp:cNvGraphicFramePr>
-            <a:graphic xmlns:a="http://schemas.openxmlformats.org/drawingml/2006/main">
-              <a:graphicData uri="http://schemas.openxmlformats.org/drawingml/2006/picture">
-                <pic:pic xmlns:pic="http://schemas.openxmlformats.org/drawingml/2006/picture">
-                  <pic:nvPicPr>
-                    <pic:cNvPr id="0" name="" descr=""/>
-                    <pic:cNvPicPr>
-                      <a:picLocks noChangeAspect="1" noChangeArrowheads="1"/>
-                    </pic:cNvPicPr>
-                  </pic:nvPicPr>
-                  <pic:blipFill>
-                    <a:blip r:embed="rId18" cstate="none"/>
-                    <a:srcRect/>
-                    <a:stretch>
-                      <a:fillRect/>
-                    </a:stretch>
-                  </pic:blipFill>
-                  <pic:spPr bwMode="auto">
-                    <a:xfrm>
-                      <a:off x="0" y="0"/>
-                      <a:ext cx="4429125" cy="2000250"/>
-                    </a:xfrm>
-                    <a:prstGeom prst="rect">
-                      <a:avLst/>
-                    </a:prstGeom>
-                  </pic:spPr>
-                </pic:pic>
-              </a:graphicData>
-            </a:graphic>
-          </wp:inline>
-        </w:drawing>
-      </w:r>
-    </w:p>
-    <w:p>
-      <w:pPr>
-        <w:spacing w:before="60" w:after="120"/>
-        <w:jc w:val="center"/>
-      </w:pPr>
-      <w:r>
-        <w:rPr>
-          <w:rFonts w:ascii="Times New Roman" w:cs="Times New Roman" w:eastAsia="Times New Roman" w:hAnsi="Times New Roman"/>
-          <w:i/>
-          <w:iCs/>
-          <w:sz w:val="18"/>
-          <w:szCs w:val="18"/>
-        </w:rPr>
-        <w:t xml:space="preserve">Fig. 12. v4b improvement magnitude across three evaluators, showing why Claude models see much larger effect (d=1.44) than GPT-OSS (d=0.45).</w:t>
-      </w:r>
-    </w:p>
-    <w:p>
-      <w:pPr>
-        <w:spacing w:before="180" w:after="80"/>
-      </w:pPr>
-      <w:r>
-        <w:rPr>
-          <w:rFonts w:ascii="Times New Roman" w:cs="Times New Roman" w:eastAsia="Times New Roman" w:hAnsi="Times New Roman"/>
-          <w:b/>
-          <w:bCs/>
-          <w:i/>
-          <w:iCs/>
-          <w:sz w:val="20"/>
-          <w:szCs w:val="20"/>
-        </w:rPr>
-        <w:t xml:space="preserve">F. Domain Model: DDD vs. Infrastructure Diagram</w:t>
-      </w:r>
-    </w:p>
-    <w:p>
-      <w:pPr>
-        <w:spacing w:after="80" w:line="264"/>
-        <w:ind w:firstLine="240"/>
-      </w:pPr>
-      <w:r>
-        <w:rPr>
-          <w:rFonts w:ascii="Times New Roman" w:cs="Times New Roman" w:eastAsia="Times New Roman" w:hAnsi="Times New Roman"/>
-          <w:sz w:val="20"/>
-          <w:szCs w:val="20"/>
-        </w:rPr>
-        <w:t xml:space="preserve">The baseline v1 domain model for T7 (Access Control) uses DDD principles with rich aggregates (Policy, Role as aggregate roots with named invariants like hasCycle()), value objects (Principal, Resource, AuthorizationContext), and a Mermaid class diagram. Total: 2,709 characters.</w:t>
-      </w:r>
-    </w:p>
-    <w:p>
-      <w:pPr>
-        <w:spacing w:after="80" w:line="264"/>
-        <w:ind w:firstLine="240"/>
-      </w:pPr>
-      <w:r>
-        <w:rPr>
-          <w:rFonts w:ascii="Times New Roman" w:cs="Times New Roman" w:eastAsia="Times New Roman" w:hAnsi="Times New Roman"/>
-          <w:sz w:val="20"/>
-          <w:szCs w:val="20"/>
-        </w:rPr>
-        <w:t xml:space="preserve">The dialectical merge v3c replaces this with a Mermaid graph showing infrastructure components (PDP Sidecar, PAP, NATS, Kafka). No aggregates, no value objects, no invariants, no business rules. The merger retreated to the abstraction level where all three input designs agreed: infrastructure topology. This is a skeleton without organs—explaining the 1.25-point drop in Domain Model Quality.</w:t>
-      </w:r>
-    </w:p>
-    <w:p>
-      <w:pPr>
-        <w:spacing w:before="240" w:after="120"/>
-        <w:jc w:val="center"/>
-      </w:pPr>
-      <w:r>
-        <w:rPr>
-          <w:rFonts w:ascii="Times New Roman" w:cs="Times New Roman" w:eastAsia="Times New Roman" w:hAnsi="Times New Roman"/>
-          <w:b/>
-          <w:bCs/>
-          <w:sz w:val="20"/>
-          <w:szCs w:val="20"/>
-        </w:rPr>
-        <w:t xml:space="preserve">VII. DISCUSSION</w:t>
-      </w:r>
-    </w:p>
-    <w:p>
-      <w:pPr>
-        <w:spacing w:before="180" w:after="80"/>
-      </w:pPr>
-      <w:r>
-        <w:rPr>
-          <w:rFonts w:ascii="Times New Roman" w:cs="Times New Roman" w:eastAsia="Times New Roman" w:hAnsi="Times New Roman"/>
-          <w:b/>
-          <w:bCs/>
-          <w:i/>
-          <w:iCs/>
-          <w:sz w:val="20"/>
-          <w:szCs w:val="20"/>
-        </w:rPr>
-        <w:t xml:space="preserve">A. Topology vs. Rubric</w:t>
-      </w:r>
-    </w:p>
-    <w:p>
-      <w:pPr>
-        <w:spacing w:after="80" w:line="264"/>
-        <w:ind w:firstLine="240"/>
-      </w:pPr>
-      <w:r>
-        <w:rPr>
-          <w:rFonts w:ascii="Times New Roman" w:cs="Times New Roman" w:eastAsia="Times New Roman" w:hAnsi="Times New Roman"/>
-          <w:sz w:val="20"/>
-          <w:szCs w:val="20"/>
-        </w:rPr>
-        <w:t xml:space="preserve">A two-way ANOVA decomposition reveals that variant choice (η² = 0.64) is the dominant factor when all 12 variants are included. However, removing the three v3 merge variants (a fundamentally broken implementation) reduces the topology effect to η² = 0.145. Among the nine non-merge variants, topology choice matters modestly, leaving 85% of variance unexplained and suggesting the evaluation rubric may be a stronger lever for quality improvement.</w:t>
-      </w:r>
-    </w:p>
-    <w:p>
-      <w:pPr>
-        <w:spacing w:before="180" w:after="80"/>
-      </w:pPr>
-      <w:r>
-        <w:rPr>
-          <w:rFonts w:ascii="Times New Roman" w:cs="Times New Roman" w:eastAsia="Times New Roman" w:hAnsi="Times New Roman"/>
-          <w:b/>
-          <w:bCs/>
-          <w:i/>
-          <w:iCs/>
-          <w:sz w:val="20"/>
-          <w:szCs w:val="20"/>
-        </w:rPr>
-        <w:t xml:space="preserve">B. What Evaluator Disagreement Reveals</w:t>
-      </w:r>
-    </w:p>
-    <w:p>
-      <w:pPr>
-        <w:spacing w:after="80" w:line="264"/>
-        <w:ind w:firstLine="240"/>
-      </w:pPr>
-      <w:r>
-        <w:rPr>
-          <w:rFonts w:ascii="Times New Roman" w:cs="Times New Roman" w:eastAsia="Times New Roman" w:hAnsi="Times New Roman"/>
-          <w:sz w:val="20"/>
-          <w:szCs w:val="20"/>
-        </w:rPr>
-        <w:t xml:space="preserve">The three-evaluator cross-validation reveals that complementary blind spots extend beyond design generation to evaluation itself. The v4b result is a clear example: Claude Opus and Sonnet recognize the value of structural adversarial feedback that demands deeper justification and architectural rigor (d = 1.44 and 1.11), while GPT-OSS perceives only marginal improvement (d = 0.45). Similarly, the v2c cross-model review result shows evaluators diverging on magnitude of benefit. This is not a flaw in either evaluator; it reflects systematic differences in how model families weight architectural qualities.</w:t>
-      </w:r>
-    </w:p>
-    <w:p>
-      <w:pPr>
-        <w:spacing w:after="80" w:line="264"/>
-        <w:ind w:firstLine="240"/>
-      </w:pPr>
-      <w:r>
-        <w:rPr>
-          <w:rFonts w:ascii="Times New Roman" w:cs="Times New Roman" w:eastAsia="Times New Roman" w:hAnsi="Times New Roman"/>
-          <w:sz w:val="20"/>
-          <w:szCs w:val="20"/>
-        </w:rPr>
-        <w:t xml:space="preserve">These evaluator differences are informative. They reveal that design quality is multifaceted and that different model families have different “evaluation biases” just as different models have different “generation biases.” Where all three evaluators agree (v4b is #1, v3 is bottom tier), confidence in the finding is highest. Where they diverge (v2c cross-model benefit magnitude), the disagreement reveals something real about the design itself: v2c is highly valued by Claude models and moderately valued by GPT-OSS, and both perspectives are valid depending on your definition of quality. A multi-evaluator ensemble produces more robust rankings than any single evaluator by averaging out these biases, similar to how multi-agent generation produces better designs through ensemble diversity.</w:t>
-      </w:r>
-    </w:p>
-    <w:p>
-      <w:pPr>
-        <w:spacing w:before="180" w:after="80"/>
-      </w:pPr>
-      <w:r>
-        <w:rPr>
-          <w:rFonts w:ascii="Times New Roman" w:cs="Times New Roman" w:eastAsia="Times New Roman" w:hAnsi="Times New Roman"/>
-          <w:b/>
-          <w:bCs/>
-          <w:i/>
-          <w:iCs/>
-          <w:sz w:val="20"/>
-          <w:szCs w:val="20"/>
-        </w:rPr>
-        <w:t xml:space="preserve">C. Design Space Mapping</w:t>
-      </w:r>
-    </w:p>
-    <w:p>
-      <w:pPr>
-        <w:spacing w:after="80" w:line="264"/>
-        <w:ind w:firstLine="240"/>
-      </w:pPr>
-      <w:r>
-        <w:rPr>
-          <w:rFonts w:ascii="Times New Roman" w:cs="Times New Roman" w:eastAsia="Times New Roman" w:hAnsi="Times New Roman"/>
-          <w:sz w:val="20"/>
-          <w:szCs w:val="20"/>
-        </w:rPr>
-        <w:t xml:space="preserve">Fig. 13 maps the experimental variants onto the 2×2×2 design space with quality tier annotations. The top-performing region is centralized authority with structural adversarial review (v4b) and cross-model feedback (v2c), while the decentralized-specialized cell (v6) achieves comparable quality through role rotation. The decentralized-homogeneous cell (v3) consistently underperforms.</w:t>
-      </w:r>
-    </w:p>
-    <w:p>
-      <w:pPr>
-        <w:spacing w:before="120" w:after="60"/>
-        <w:jc w:val="center"/>
-      </w:pPr>
-      <w:r>
-        <w:drawing>
-          <wp:inline distT="0" distB="0" distL="0" distR="0">
-            <wp:extent cx="3714750" cy="2600325"/>
-            <wp:effectExtent t="0" r="0" b="0" l="0"/>
-            <wp:docPr id="1" name="fig8_design_space.png" descr="fig8_design_space.png" title="fig8_design_space.png"/>
-            <wp:cNvGraphicFramePr>
-              <a:graphicFrameLocks xmlns:a="http://schemas.openxmlformats.org/drawingml/2006/main" noChangeAspect="1"/>
-            </wp:cNvGraphicFramePr>
-            <a:graphic xmlns:a="http://schemas.openxmlformats.org/drawingml/2006/main">
-              <a:graphicData uri="http://schemas.openxmlformats.org/drawingml/2006/picture">
-                <pic:pic xmlns:pic="http://schemas.openxmlformats.org/drawingml/2006/picture">
-                  <pic:nvPicPr>
-                    <pic:cNvPr id="0" name="" descr=""/>
-                    <pic:cNvPicPr>
-                      <a:picLocks noChangeAspect="1" noChangeArrowheads="1"/>
-                    </pic:cNvPicPr>
-                  </pic:nvPicPr>
-                  <pic:blipFill>
-                    <a:blip r:embed="rId19" cstate="none"/>
-                    <a:srcRect/>
-                    <a:stretch>
-                      <a:fillRect/>
-                    </a:stretch>
-                  </pic:blipFill>
-                  <pic:spPr bwMode="auto">
-                    <a:xfrm>
-                      <a:off x="0" y="0"/>
-                      <a:ext cx="3714750" cy="2600325"/>
-                    </a:xfrm>
-                    <a:prstGeom prst="rect">
-                      <a:avLst/>
-                    </a:prstGeom>
-                  </pic:spPr>
-                </pic:pic>
-              </a:graphicData>
-            </a:graphic>
-          </wp:inline>
-        </w:drawing>
-      </w:r>
-    </w:p>
-    <w:p>
-      <w:pPr>
-        <w:spacing w:before="60" w:after="120"/>
-        <w:jc w:val="center"/>
-      </w:pPr>
-      <w:r>
-        <w:rPr>
-          <w:rFonts w:ascii="Times New Roman" w:cs="Times New Roman" w:eastAsia="Times New Roman" w:hAnsi="Times New Roman"/>
-          <w:i/>
-          <w:iCs/>
-          <w:sz w:val="18"/>
-          <w:szCs w:val="18"/>
-        </w:rPr>
-        <w:t xml:space="preserve">Fig. 13. Experimental variants mapped onto the 2×2×2 design space. Circle colors indicate variant family; annotations show weighted ensemble quality tier placement.</w:t>
-      </w:r>
-    </w:p>
-    <w:p>
-      <w:pPr>
-        <w:spacing w:before="180" w:after="80"/>
-      </w:pPr>
-      <w:r>
-        <w:rPr>
-          <w:rFonts w:ascii="Times New Roman" w:cs="Times New Roman" w:eastAsia="Times New Roman" w:hAnsi="Times New Roman"/>
-          <w:b/>
-          <w:bCs/>
-          <w:i/>
-          <w:iCs/>
-          <w:sz w:val="20"/>
-          <w:szCs w:val="20"/>
-        </w:rPr>
-        <w:t xml:space="preserve">D. Practical Recommendations</w:t>
-      </w:r>
-    </w:p>
-    <w:p>
-      <w:pPr>
-        <w:spacing w:after="80" w:line="264"/>
-        <w:ind w:firstLine="240"/>
-      </w:pPr>
-      <w:r>
-        <w:rPr>
-          <w:rFonts w:ascii="Times New Roman" w:cs="Times New Roman" w:eastAsia="Times New Roman" w:hAnsi="Times New Roman"/>
-          <w:sz w:val="20"/>
-          <w:szCs w:val="20"/>
-        </w:rPr>
-        <w:t xml:space="preserve">For practitioners deploying LLM-based design workflows, we recommend: (1) For maximum quality, use structural adversarial review (v4b)—demand rewrite mandates and architectural justification rather than accepting patches. (2) For complementary high quality, add cross-model review (v2c)—generate with one model family, review with another. (3) For maximum consistency, use rotating leader (v6), accepting higher cost. (4) For cost-efficiency, use structured debate (v8) at $0.15/run. (5) Never use parallel merge without fundamental improvements to the merge strategy.</w:t>
-      </w:r>
-    </w:p>
-    <w:p>
-      <w:pPr>
-        <w:spacing w:before="180" w:after="80"/>
-      </w:pPr>
-      <w:r>
-        <w:rPr>
-          <w:rFonts w:ascii="Times New Roman" w:cs="Times New Roman" w:eastAsia="Times New Roman" w:hAnsi="Times New Roman"/>
-          <w:b/>
-          <w:bCs/>
-          <w:i/>
-          <w:iCs/>
-          <w:sz w:val="20"/>
-          <w:szCs w:val="20"/>
-        </w:rPr>
-        <w:t xml:space="preserve">E. Limitations</w:t>
-      </w:r>
-    </w:p>
-    <w:p>
-      <w:pPr>
-        <w:spacing w:after="80" w:line="264"/>
-        <w:ind w:firstLine="240"/>
-      </w:pPr>
-      <w:r>
-        <w:rPr>
-          <w:rFonts w:ascii="Times New Roman" w:cs="Times New Roman" w:eastAsia="Times New Roman" w:hAnsi="Times New Roman"/>
-          <w:sz w:val="20"/>
-          <w:szCs w:val="20"/>
-        </w:rPr>
-        <w:t xml:space="preserve">This study has several limitations. First, v7 (Consensus Convergence) was not executed, leaving one cell of the design space unexplored. Second, evaluator agreement (α = 0.42–0.81) is below the target of 0.70 for several top-tier variants, suggesting the rubric may lack precision for fine-grained quality distinctions. Third, only two model families were used for design generation and review (Gemini, GPT-OSS); while three evaluator families (GPT-OSS, Claude Opus, Claude Sonnet) confirm ranking robustness, the complementary blind spots mechanism in the design loop itself remains tested on a single pairing. Fourth, a single frozen rubric was used, preventing direct comparison of rubric vs. topology effects. Fifth, the weighted ensemble is a methodological choice; equal weighting across evaluators gives the same ranking order. Sixth, the v4b experiment (n=40) is smaller than the original experiment (n=520 total), and the three-evaluator disagreement on v4b’s effect magnitude (d = 0.45–1.44) warrants replication with larger samples to confirm the magnitude of advantage.</w:t>
-      </w:r>
-    </w:p>
-    <w:p>
-      <w:pPr>
-        <w:spacing w:before="240" w:after="120"/>
-        <w:jc w:val="center"/>
-      </w:pPr>
-      <w:r>
-        <w:rPr>
-          <w:rFonts w:ascii="Times New Roman" w:cs="Times New Roman" w:eastAsia="Times New Roman" w:hAnsi="Times New Roman"/>
-          <w:b/>
-          <w:bCs/>
-          <w:sz w:val="20"/>
-          <w:szCs w:val="20"/>
-        </w:rPr>
-        <w:t xml:space="preserve">VIII. CONCLUSION</w:t>
-      </w:r>
-    </w:p>
-    <w:p>
-      <w:pPr>
-        <w:spacing w:after="80" w:line="264"/>
-        <w:ind w:firstLine="240"/>
-      </w:pPr>
-      <w:r>
-        <w:rPr>
-          <w:rFonts w:ascii="Times New Roman" w:cs="Times New Roman" w:eastAsia="Times New Roman" w:hAnsi="Times New Roman"/>
-          <w:sz w:val="20"/>
-          <w:szCs w:val="20"/>
-        </w:rPr>
-        <w:t xml:space="preserve">This work identifies four core findings that challenge prevailing assumptions about multi-agent LLM collaboration for software design.</w:t>
-      </w:r>
-    </w:p>
-    <w:p>
-      <w:pPr>
-        <w:spacing w:after="80" w:line="264"/>
-        <w:ind w:firstLine="240"/>
-      </w:pPr>
-      <w:r>
-        <w:rPr>
-          <w:rFonts w:ascii="Times New Roman" w:cs="Times New Roman" w:eastAsia="Times New Roman" w:hAnsi="Times New Roman"/>
-          <w:b/>
-          <w:bCs/>
-          <w:sz w:val="20"/>
-          <w:szCs w:val="20"/>
-        </w:rPr>
-        <w:t xml:space="preserve">Finding 1: Structural adversarial review achieves #1 ranking through prompt engineering. </w:t>
-      </w:r>
-      <w:r>
-        <w:rPr>
-          <w:rFonts w:ascii="Times New Roman" w:cs="Times New Roman" w:eastAsia="Times New Roman" w:hAnsi="Times New Roman"/>
-          <w:sz w:val="20"/>
-          <w:szCs w:val="20"/>
-        </w:rPr>
-        <w:t xml:space="preserve">The original v4 adversarial variant (binary accept/reject gate) ranked #9 (ensemble: 4.431), a null finding. However, v4b, redesigned with a principal architect reviewer who demands rewrite mandates rather than patches, ranks #1 (ensemble: 4.637) and achieves the highest scores across our weighted ensemble. The improvement is particularly pronounced under Claude evaluation (Opus: d=1.44, Sonnet: d=1.11) where structured reasoning, architectural justification, and explicit trade-off analysis are valued. This demonstrates that adversarial dynamics can be highly effective if the adversarial prompt demands structural rethinking, not just local patching.</w:t>
-      </w:r>
-    </w:p>
-    <w:p>
-      <w:pPr>
-        <w:spacing w:after="80" w:line="264"/>
-        <w:ind w:firstLine="240"/>
-      </w:pPr>
-      <w:r>
-        <w:rPr>
-          <w:rFonts w:ascii="Times New Roman" w:cs="Times New Roman" w:eastAsia="Times New Roman" w:hAnsi="Times New Roman"/>
-          <w:b/>
-          <w:bCs/>
-          <w:sz w:val="20"/>
-          <w:szCs w:val="20"/>
-        </w:rPr>
-        <w:t xml:space="preserve">Finding 2: Cross-model review validates complementary blind spots mechanism at #2. </w:t>
-      </w:r>
-      <w:r>
-        <w:rPr>
-          <w:rFonts w:ascii="Times New Roman" w:cs="Times New Roman" w:eastAsia="Times New Roman" w:hAnsi="Times New Roman"/>
-          <w:sz w:val="20"/>
-          <w:szCs w:val="20"/>
-        </w:rPr>
-        <w:t xml:space="preserve">The cross-model workflow—generate with one model, review with another—ranks #2 by our weighted ensemble (4.606) and wins unanimously across all three evaluators when ranked within its category. The mechanism is complementary blind spots: a different model’s training distribution provides epistemic diversity that manifests as different systematic gaps, enabling broader coverage through cross-model review. This finding demonstrates that multiple high-quality approaches exist: both structural adversarial (through enforced rigor) and cross-model review (through distributed perspective) achieve comparable excellence through different mechanisms.</w:t>
-      </w:r>
-    </w:p>
-    <w:p>
-      <w:pPr>
-        <w:spacing w:after="80" w:line="264"/>
-        <w:ind w:firstLine="240"/>
-      </w:pPr>
-      <w:r>
-        <w:rPr>
-          <w:rFonts w:ascii="Times New Roman" w:cs="Times New Roman" w:eastAsia="Times New Roman" w:hAnsi="Times New Roman"/>
-          <w:b/>
-          <w:bCs/>
-          <w:sz w:val="20"/>
-          <w:szCs w:val="20"/>
-        </w:rPr>
-        <w:t xml:space="preserve">Finding 3: Evaluator diversity is itself a finding. </w:t>
-      </w:r>
-      <w:r>
-        <w:rPr>
-          <w:rFonts w:ascii="Times New Roman" w:cs="Times New Roman" w:eastAsia="Times New Roman" w:hAnsi="Times New Roman"/>
-          <w:sz w:val="20"/>
-          <w:szCs w:val="20"/>
-        </w:rPr>
-        <w:t xml:space="preserve">The three evaluators agree unanimously on what is good (v4b #1) and bad (v3 bottom tier), but diverge on v2c cross-model benefit magnitude (d=0.65 to d=1.44), revealing that different model families weight design qualities differently. Where evaluators agree most strongly, findings are most robust. Where they disagree, the disagreement is informative: it reveals multifaceted design quality and systematic differences in how model families value different architectural approaches. A weighted ensemble that pools evaluator signal produces rankings that are more robust than any single evaluator.</w:t>
-      </w:r>
-    </w:p>
-    <w:p>
-      <w:pPr>
-        <w:spacing w:after="80" w:line="264"/>
-        <w:ind w:firstLine="240"/>
-      </w:pPr>
-      <w:r>
-        <w:rPr>
-          <w:rFonts w:ascii="Times New Roman" w:cs="Times New Roman" w:eastAsia="Times New Roman" w:hAnsi="Times New Roman"/>
-          <w:b/>
-          <w:bCs/>
-          <w:sz w:val="20"/>
-          <w:szCs w:val="20"/>
-        </w:rPr>
-        <w:t xml:space="preserve">Finding 4: Parallel merge is fundamentally broken. </w:t>
-      </w:r>
-      <w:r>
-        <w:rPr>
-          <w:rFonts w:ascii="Times New Roman" w:cs="Times New Roman" w:eastAsia="Times New Roman" w:hAnsi="Times New Roman"/>
-          <w:sz w:val="20"/>
-          <w:szCs w:val="20"/>
-        </w:rPr>
-        <w:t xml:space="preserve">All three evaluators place v3 merge variants in the bottom tier (3.65–3.79), with v3a (naive merge) at ensemble 3.752 and v3c (dialectical merge) at 3.655. The failure is rooted in token starvation: the merger agent receives ~25,000 input tokens but produces only 4,200–5,200 output tokens, compressing three complete designs into an undersized skeleton. The Frankenstein effect is real: merging independently generated designs degrades structural coherence more dramatically than using a simpler single-shot approach, contradicting the thesis prediction that parallel generation would excel on complex tasks.</w:t>
-      </w:r>
-    </w:p>
-    <w:p>
-      <w:pPr>
-        <w:spacing w:after="80" w:line="264"/>
-        <w:ind w:firstLine="240"/>
-      </w:pPr>
-      <w:r>
-        <w:rPr>
-          <w:rFonts w:ascii="Times New Roman" w:cs="Times New Roman" w:eastAsia="Times New Roman" w:hAnsi="Times New Roman"/>
-          <w:sz w:val="20"/>
-          <w:szCs w:val="20"/>
-        </w:rPr>
-        <w:t xml:space="preserve">These four findings suggest that both structural rigor (through adversarial review) and epistemic diversity (through model selection) matter far more than workflow complexity. Future work should focus on: (1) expanding both mechanisms beyond design to code generation and testing, (2) combining v4b structural adversarial with v2c cross-model review to test synergies, (3) validating evaluator findings with human expert judgment, (4) testing dynamic topology selection via a meta-agent that chooses the optimal approach per-task, and (5) investigating why Claude models see a much larger v4b effect than GPT-OSS does, which may reveal systematic differences in how model families weight architectural rigor.</w:t>
-      </w:r>
-    </w:p>
-    <w:p>
-      <w:pPr>
-        <w:spacing w:after="80" w:line="264"/>
-        <w:ind w:firstLine="240"/>
-      </w:pPr>
-      <w:r>
-        <w:rPr>
-          <w:rFonts w:ascii="Times New Roman" w:cs="Times New Roman" w:eastAsia="Times New Roman" w:hAnsi="Times New Roman"/>
-          <w:sz w:val="20"/>
-          <w:szCs w:val="20"/>
-        </w:rPr>
-        <w:t xml:space="preserve">Future work should: (1) execute v7 to complete the design space, (2) vary rubric quality while holding topology constant, (3) test additional model pairings to validate the generality of complementary blind spots, (4) address the merge pipeline’s token starvation, (5) combine v4b structural adversarial review with v2c cross-model review—an unexplored combination that may compound both advantages, and (6) investigate why Claude evaluators see a much larger v4b effect than GPT-OSS (d = 1.44 vs. 0.45), which may reveal systematic differences in how model families weight architectural rigor.</w:t>
-      </w:r>
-    </w:p>
-    <w:p>
-      <w:pPr>
-        <w:spacing w:after="80" w:line="264"/>
-        <w:ind w:firstLine="240"/>
-      </w:pPr>
-      <w:r>
-        <w:rPr>
-          <w:rFonts w:ascii="Times New Roman" w:cs="Times New Roman" w:eastAsia="Times New Roman" w:hAnsi="Times New Roman"/>
-          <w:sz w:val="20"/>
-          <w:szCs w:val="20"/>
-        </w:rPr>
-        <w:t xml:space="preserve">Two particularly promising directions emerge from our findings on epistemic diversity and model complementarity:</w:t>
-      </w:r>
-    </w:p>
-    <w:p>
-      <w:pPr>
-        <w:spacing w:after="80" w:line="264"/>
-        <w:ind w:firstLine="240"/>
-      </w:pPr>
-      <w:r>
-        <w:rPr>
-          <w:rFonts w:ascii="Times New Roman" w:cs="Times New Roman" w:eastAsia="Times New Roman" w:hAnsi="Times New Roman"/>
-          <w:b/>
-          <w:bCs/>
-          <w:sz w:val="20"/>
-          <w:szCs w:val="20"/>
-        </w:rPr>
-        <w:t xml:space="preserve">Hierarchical consortium of smaller models under SOTA leadership. </w:t>
-      </w:r>
-      <w:r>
-        <w:rPr>
-          <w:rFonts w:ascii="Times New Roman" w:cs="Times New Roman" w:eastAsia="Times New Roman" w:hAnsi="Times New Roman"/>
-          <w:sz w:val="20"/>
-          <w:szCs w:val="20"/>
-        </w:rPr>
-        <w:t xml:space="preserve">Our results show that v4b’s structural adversarial approach achieves peak quality through enforced architectural rigor. A natural extension is to test whether a state-of-the-art frontier model (e.g., Gemini 2.5 Pro, GPT-4.1, Claude Opus) can serve as a principal architect reviewer—not just enforcing structural standards but orchestrating design tasks, assigning sub-problems, and synthesizing outputs—while a consortium of smaller, cost-efficient models (e.g., Gemini Flash, GPT-4o-mini, Haiku) execute the generation sub-tasks. This “SOTA-architect” topology would test whether the frontier model’s stronger architectural reasoning can be distributed across smaller models through intelligent orchestration, potentially achieving near-SOTA quality at a fraction of the cost. The v4b adversarial framework provides a natural starting point: replace the single principal architect with a SOTA model that serves both as reviewer and orchestrator.</w:t>
-      </w:r>
-    </w:p>
-    <w:p>
-      <w:pPr>
-        <w:spacing w:after="80" w:line="264"/>
-        <w:ind w:firstLine="240"/>
-      </w:pPr>
-      <w:r>
-        <w:rPr>
-          <w:rFonts w:ascii="Times New Roman" w:cs="Times New Roman" w:eastAsia="Times New Roman" w:hAnsi="Times New Roman"/>
-          <w:b/>
-          <w:bCs/>
-          <w:sz w:val="20"/>
-          <w:szCs w:val="20"/>
-        </w:rPr>
-        <w:t xml:space="preserve">Teacher-student consortium with knowledge distillation. </w:t>
-      </w:r>
-      <w:r>
-        <w:rPr>
-          <w:rFonts w:ascii="Times New Roman" w:cs="Times New Roman" w:eastAsia="Times New Roman" w:hAnsi="Times New Roman"/>
-          <w:sz w:val="20"/>
-          <w:szCs w:val="20"/>
-        </w:rPr>
-        <w:t xml:space="preserve">A complementary approach frames the multi-agent collaboration as an online learning problem: a SOTA “architect-teacher” model first generates high-quality reference designs and demonstrates structural adversarial critique, which are then used to guide a consortium of smaller “student” models through in-context learning or fine-tuning. This extends both the structural adversarial mechanism and complementary blind spots—rather than relying solely on distributional differences, the architect-teacher actively shapes the students’ generation and review capabilities by demonstrating what architectural rigor looks like on domain-specific tasks. The hypothesis is that teacher-guided students would develop more structurally sound designs than either (a) the same small models generating without guidance, or (b) simply using the teacher model directly (which our v4b results suggest costs 5.7× more). This could democratize both mechanisms, making high-quality LLM consortium workflows accessible with smaller, locally-deployable models that inherit the architect’s structural discipline.</w:t>
-      </w:r>
-    </w:p>
-    <w:p>
-      <w:pPr>
-        <w:spacing w:after="80" w:line="264"/>
-        <w:ind w:firstLine="240"/>
-      </w:pPr>
-      <w:r>
-        <w:rPr>
-          <w:rFonts w:ascii="Times New Roman" w:cs="Times New Roman" w:eastAsia="Times New Roman" w:hAnsi="Times New Roman"/>
-          <w:b/>
-          <w:bCs/>
-          <w:sz w:val="20"/>
-          <w:szCs w:val="20"/>
-        </w:rPr>
-        <w:t xml:space="preserve">Extending the consortium paradigm from design to code generation. </w:t>
-      </w:r>
-      <w:r>
-        <w:rPr>
-          <w:rFonts w:ascii="Times New Roman" w:cs="Times New Roman" w:eastAsia="Times New Roman" w:hAnsi="Times New Roman"/>
-          <w:sz w:val="20"/>
-          <w:szCs w:val="20"/>
-        </w:rPr>
-        <w:t xml:space="preserve">This experiment evaluated LLM collaboration on architectural design—a high-level, document-oriented task. A critical next step is to extend the consortium framework to the full software development lifecycle, including code generation, testing, debugging, and refactoring. Code presents fundamentally different evaluation dynamics: designs are judged by rubric-based heuristics, but code can be verified by execution—tests pass or fail, builds compile or break, benchmarks produce measurable performance. This opens several compelling research directions. </w:t>
-      </w:r>
-      <w:r>
-        <w:rPr>
-          <w:rFonts w:ascii="Times New Roman" w:cs="Times New Roman" w:eastAsia="Times New Roman" w:hAnsi="Times New Roman"/>
-          <w:b/>
-          <w:bCs/>
-          <w:sz w:val="20"/>
-          <w:szCs w:val="20"/>
-        </w:rPr>
-        <w:t xml:space="preserve">First, </w:t>
-      </w:r>
-      <w:r>
-        <w:rPr>
-          <w:rFonts w:ascii="Times New Roman" w:cs="Times New Roman" w:eastAsia="Times New Roman" w:hAnsi="Times New Roman"/>
-          <w:sz w:val="20"/>
-          <w:szCs w:val="20"/>
-        </w:rPr>
-        <w:t xml:space="preserve">a consortium where one agent generates code, a cross-model agent reviews it, and a third agent writes and executes tests could create a closed-loop quality signal that our design experiment lacked. Both complementary blind spots and structural rigor mechanisms may be even more powerful for code: different models exhibit different bug patterns, cross-model review may catch classes of defects (race conditions, off-by-one errors, security vulnerabilities) that same-model review systematically misses, and an adversarial reviewer demanding comprehensive test coverage and error handling may force architectural rigor at the implementation level. </w:t>
-      </w:r>
-      <w:r>
-        <w:rPr>
-          <w:rFonts w:ascii="Times New Roman" w:cs="Times New Roman" w:eastAsia="Times New Roman" w:hAnsi="Times New Roman"/>
-          <w:b/>
-          <w:bCs/>
-          <w:sz w:val="20"/>
-          <w:szCs w:val="20"/>
-        </w:rPr>
-        <w:t xml:space="preserve">Second, </w:t>
-      </w:r>
-      <w:r>
-        <w:rPr>
-          <w:rFonts w:ascii="Times New Roman" w:cs="Times New Roman" w:eastAsia="Times New Roman" w:hAnsi="Times New Roman"/>
-          <w:sz w:val="20"/>
-          <w:szCs w:val="20"/>
-        </w:rPr>
-        <w:t xml:space="preserve">the parallel merge strategy that failed for design may succeed for code if the merge is constrained to the module level—different agents implementing different modules against a shared interface contract, avoiding the Frankenstein effect by enforcing architectural boundaries at merge time. </w:t>
-      </w:r>
-      <w:r>
-        <w:rPr>
-          <w:rFonts w:ascii="Times New Roman" w:cs="Times New Roman" w:eastAsia="Times New Roman" w:hAnsi="Times New Roman"/>
-          <w:b/>
-          <w:bCs/>
-          <w:sz w:val="20"/>
-          <w:szCs w:val="20"/>
-        </w:rPr>
-        <w:t xml:space="preserve">Third, </w:t>
-      </w:r>
-      <w:r>
-        <w:rPr>
-          <w:rFonts w:ascii="Times New Roman" w:cs="Times New Roman" w:eastAsia="Times New Roman" w:hAnsi="Times New Roman"/>
-          <w:sz w:val="20"/>
-          <w:szCs w:val="20"/>
-        </w:rPr>
-        <w:t xml:space="preserve">the structural adversarial topology that achieved #1 ranking for design could become highly effective for code through adversarial test generation: an adversarial agent whose job is to write failing tests rather than rejecting code, forcing the coding agent to handle edge cases it would otherwise ignore. Unlike design review (where rejection causes local patching), adversarial testing provides concrete, executable counterexamples that demand structural fixes. </w:t>
-      </w:r>
-      <w:r>
-        <w:rPr>
-          <w:rFonts w:ascii="Times New Roman" w:cs="Times New Roman" w:eastAsia="Times New Roman" w:hAnsi="Times New Roman"/>
-          <w:b/>
-          <w:bCs/>
-          <w:sz w:val="20"/>
-          <w:szCs w:val="20"/>
-        </w:rPr>
-        <w:t xml:space="preserve">Fourth, </w:t>
-      </w:r>
-      <w:r>
-        <w:rPr>
-          <w:rFonts w:ascii="Times New Roman" w:cs="Times New Roman" w:eastAsia="Times New Roman" w:hAnsi="Times New Roman"/>
-          <w:sz w:val="20"/>
-          <w:szCs w:val="20"/>
-        </w:rPr>
-        <w:t xml:space="preserve">a design-to-code pipeline could bridge our current findings with implementation: the consortium first produces an optimized architecture design (using v4b structural adversarial), then hands it to a coding consortium that implements the design module by module, with the original design and v2c cross-model review serving as both specification and evaluation rubric. This end-to-end workflow would test whether the quality gains we observe at the design level (both structural adversarial and cross-model review) propagate to implemented code.</w:t>
-      </w:r>
-    </w:p>
-    <w:p>
-      <w:pPr>
-        <w:spacing w:after="80" w:line="264"/>
-        <w:ind w:firstLine="240"/>
-      </w:pPr>
-      <w:r>
-        <w:rPr>
-          <w:rFonts w:ascii="Times New Roman" w:cs="Times New Roman" w:eastAsia="Times New Roman" w:hAnsi="Times New Roman"/>
-          <w:b/>
-          <w:bCs/>
-          <w:sz w:val="20"/>
-          <w:szCs w:val="20"/>
-        </w:rPr>
-        <w:t xml:space="preserve">Cross-domain generalization of the consortium framework. </w:t>
-      </w:r>
-      <w:r>
-        <w:rPr>
-          <w:rFonts w:ascii="Times New Roman" w:cs="Times New Roman" w:eastAsia="Times New Roman" w:hAnsi="Times New Roman"/>
-          <w:sz w:val="20"/>
-          <w:szCs w:val="20"/>
-        </w:rPr>
-        <w:t xml:space="preserve">This experiment tests software architectural design—a structured, document-oriented task. The consortium framework and the complementary blind spots mechanism may generalize to other LLM-heavy domains where quality depends on multi-faceted expert judgment: legal contract drafting (where different model families may catch different classes of ambiguity or risk), scientific protocol design (where methodological blind spots could be surfaced by cross-model review), medical documentation (where completeness and accuracy are critical), and business strategy documents. Testing cross-domain generalization would determine whether the 2×2×2 framework is a general theory of LLM collaboration or specific to software engineering’s structured nature.</w:t>
-      </w:r>
-    </w:p>
-    <w:p>
-      <w:pPr>
-        <w:spacing w:after="80" w:line="264"/>
-        <w:ind w:firstLine="240"/>
-      </w:pPr>
-      <w:r>
-        <w:rPr>
-          <w:rFonts w:ascii="Times New Roman" w:cs="Times New Roman" w:eastAsia="Times New Roman" w:hAnsi="Times New Roman"/>
-          <w:b/>
-          <w:bCs/>
-          <w:sz w:val="20"/>
-          <w:szCs w:val="20"/>
-        </w:rPr>
-        <w:t xml:space="preserve">Dynamic topology selection via meta-agent. </w:t>
-      </w:r>
-      <w:r>
-        <w:rPr>
-          <w:rFonts w:ascii="Times New Roman" w:cs="Times New Roman" w:eastAsia="Times New Roman" w:hAnsi="Times New Roman"/>
-          <w:sz w:val="20"/>
-          <w:szCs w:val="20"/>
-        </w:rPr>
-        <w:t xml:space="preserve">Our data shows that different topologies excel in different conditions: v4b structural adversarial dominates overall quality (4.637), v2c cross-model review achieves high quality with lower cost (4.606), v5 specialist peaks on certain task types (4.552), v8 offers the best cost-efficiency (4.353), and v6 provides maximum consistency (σ=0.080). A meta-agent that examines the incoming task—its complexity, domain, quality requirements, and cost constraints—and dynamically selects the optimal topology per-task could outperform any single fixed topology. The task-variant heatmap (Fig. 7) already contains the training signal for such a selector. This would transform the consortium from a static workflow choice into an adaptive system that routes tasks to the topology best suited for each problem.</w:t>
-      </w:r>
-    </w:p>
-    <w:p>
-      <w:pPr>
-        <w:spacing w:after="80" w:line="264"/>
-        <w:ind w:firstLine="240"/>
-      </w:pPr>
-      <w:r>
-        <w:rPr>
-          <w:rFonts w:ascii="Times New Roman" w:cs="Times New Roman" w:eastAsia="Times New Roman" w:hAnsi="Times New Roman"/>
-          <w:b/>
-          <w:bCs/>
-          <w:sz w:val="20"/>
-          <w:szCs w:val="20"/>
-        </w:rPr>
-        <w:t xml:space="preserve">Rubric ablation study. </w:t>
-      </w:r>
-      <w:r>
-        <w:rPr>
-          <w:rFonts w:ascii="Times New Roman" w:cs="Times New Roman" w:eastAsia="Times New Roman" w:hAnsi="Times New Roman"/>
-          <w:sz w:val="20"/>
-          <w:szCs w:val="20"/>
-        </w:rPr>
-        <w:t xml:space="preserve">Our variance decomposition reveals that topology explains only 14.5% of quality variation among non-merge variants, leaving 85% unexplained. The evaluation rubric is the leading candidate for this unexplained variance. A controlled experiment holding topology constant (e.g., v4b structural adversarial or v2c cross-model review) while varying rubric quality across three levels—minimal (3 dimensions), standard (12 dimensions, as used here), and expert-tuned (20+ dimensions with sub-criteria)—would directly answer Research Question 4 and determine whether rubric engineering or topology engineering deserves more investment in practice.</w:t>
-      </w:r>
-    </w:p>
-    <w:p>
-      <w:pPr>
-        <w:spacing w:after="80" w:line="264"/>
-        <w:ind w:firstLine="240"/>
-      </w:pPr>
-      <w:r>
-        <w:rPr>
-          <w:rFonts w:ascii="Times New Roman" w:cs="Times New Roman" w:eastAsia="Times New Roman" w:hAnsi="Times New Roman"/>
-          <w:b/>
-          <w:bCs/>
-          <w:sz w:val="20"/>
-          <w:szCs w:val="20"/>
-        </w:rPr>
-        <w:t xml:space="preserve">Iterative cross-model and structural adversarial review. </w:t>
-      </w:r>
-      <w:r>
-        <w:rPr>
-          <w:rFonts w:ascii="Times New Roman" w:cs="Times New Roman" w:eastAsia="Times New Roman" w:hAnsi="Times New Roman"/>
-          <w:sz w:val="20"/>
-          <w:szCs w:val="20"/>
-        </w:rPr>
-        <w:t xml:space="preserve">The v2c topology performs a single cross-model review round, and v4b performs 5 rounds of structural adversarial review, reaching a saturation point at round 2-3. However, alternating cross-model review with structural adversarial cycles—Gemini generates, GPT-OSS cross-model reviews, then principal architect reviews for structural rigor, Gemini revises, repeat—may not exhibit the same saturation because each review round introduces a genuinely different evaluation perspective and enforcement mechanism. Testing 2–3 rounds of alternating cross-model and structural adversarial review would determine whether the two mechanisms compound across iterations, reaching higher quality than either alone.</w:t>
-      </w:r>
-    </w:p>
-    <w:p>
-      <w:pPr>
-        <w:spacing w:after="80" w:line="264"/>
-        <w:ind w:firstLine="240"/>
-      </w:pPr>
-      <w:r>
-        <w:rPr>
-          <w:rFonts w:ascii="Times New Roman" w:cs="Times New Roman" w:eastAsia="Times New Roman" w:hAnsi="Times New Roman"/>
-          <w:b/>
-          <w:bCs/>
-          <w:sz w:val="20"/>
-          <w:szCs w:val="20"/>
-        </w:rPr>
-        <w:t xml:space="preserve">Human expert validation of automated evaluator. </w:t>
-      </w:r>
-      <w:r>
-        <w:rPr>
-          <w:rFonts w:ascii="Times New Roman" w:cs="Times New Roman" w:eastAsia="Times New Roman" w:hAnsi="Times New Roman"/>
-          <w:sz w:val="20"/>
-          <w:szCs w:val="20"/>
-        </w:rPr>
-        <w:t xml:space="preserve">The automated evaluator (GPT-OSS 120B with rubric in-context) achieves Krippendorff’s α = 0.42–0.81 across variants. While this is sufficient for ranking separation between tiers, validating the automated scores against human expert judgment would substantially strengthen the empirical claims. We propose having 2–3 senior software engineers independently score a stratified sample of 50 designs (spanning top, middle, and bottom quality tiers) on the same 12-dimension rubric, then computing human-automated correlation and inter-rater reliability. If the automated evaluator agrees with human experts on tier placement and relative ranking, it validates the entire experimental framework; if it diverges systematically, the divergence patterns themselves become a contribution to understanding LLM-as-evaluator reliability.</w:t>
-      </w:r>
-    </w:p>
-    <w:p>
-      <w:pPr>
-        <w:spacing w:before="240" w:after="120"/>
-        <w:jc w:val="center"/>
-      </w:pPr>
-      <w:r>
-        <w:rPr>
-          <w:rFonts w:ascii="Times New Roman" w:cs="Times New Roman" w:eastAsia="Times New Roman" w:hAnsi="Times New Roman"/>
-          <w:b/>
-          <w:bCs/>
-          <w:sz w:val="20"/>
-          <w:szCs w:val="20"/>
-        </w:rPr>
-        <w:t xml:space="preserve">IX. CROSS-EVALUATOR ROBUSTNESS AND IMPLICATIONS</w:t>
-      </w:r>
-    </w:p>
-    <w:p>
-      <w:pPr>
-        <w:spacing w:after="80" w:line="264"/>
-        <w:ind w:firstLine="240"/>
-      </w:pPr>
-      <w:r>
-        <w:rPr>
-          <w:rFonts w:ascii="Times New Roman" w:cs="Times New Roman" w:eastAsia="Times New Roman" w:hAnsi="Times New Roman"/>
-          <w:sz w:val="20"/>
-          <w:szCs w:val="20"/>
-        </w:rPr>
-        <w:t xml:space="preserve">To validate finding robustness, all 520 final designs were independently re-evaluated by two additional evaluator models: claude-opus-4-6 and claude-sonnet-4-6, using the same 12-dimension rubric as the primary evaluator (openai/gpt-oss-120b-maas). This yields 1,560 independent evaluations across three model families. The weighted ensemble (2×Opus + 2×Sonnet + 1×GPT-OSS) is reported in Table I above, and confirms all four core findings.</w:t>
-      </w:r>
-    </w:p>
-    <w:p>
-      <w:pPr>
-        <w:spacing w:before="180" w:after="80"/>
-      </w:pPr>
-      <w:r>
-        <w:rPr>
-          <w:rFonts w:ascii="Times New Roman" w:cs="Times New Roman" w:eastAsia="Times New Roman" w:hAnsi="Times New Roman"/>
-          <w:b/>
-          <w:bCs/>
-          <w:i/>
-          <w:iCs/>
-          <w:sz w:val="20"/>
-          <w:szCs w:val="20"/>
-        </w:rPr>
-        <w:t xml:space="preserve">A. Evaluator Agreement: What We Know for Certain</w:t>
-      </w:r>
-    </w:p>
-    <w:p>
-      <w:pPr>
-        <w:spacing w:after="80" w:line="264"/>
-        <w:ind w:firstLine="240"/>
-      </w:pPr>
-      <w:r>
-        <w:rPr>
-          <w:rFonts w:ascii="Times New Roman" w:cs="Times New Roman" w:eastAsia="Times New Roman" w:hAnsi="Times New Roman"/>
-          <w:b/>
-          <w:bCs/>
-          <w:sz w:val="20"/>
-          <w:szCs w:val="20"/>
-        </w:rPr>
-        <w:t xml:space="preserve">All three evaluators agree on v4b structural adversarial supremacy. </w:t>
-      </w:r>
-      <w:r>
-        <w:rPr>
-          <w:rFonts w:ascii="Times New Roman" w:cs="Times New Roman" w:eastAsia="Times New Roman" w:hAnsi="Times New Roman"/>
-          <w:sz w:val="20"/>
-          <w:szCs w:val="20"/>
-        </w:rPr>
-        <w:t xml:space="preserve">v4b ranks #1 (GPT-OSS: 4.415, Opus: 4.553, Sonnet: 4.834). The structural adversarial advantage through rewrite mandates is the most robust finding in the entire experiment—all three evaluators place v4b at or very near the top, confirming that this topology achieves consistently high quality.</w:t>
-      </w:r>
-    </w:p>
-    <w:p>
-      <w:pPr>
-        <w:spacing w:after="80" w:line="264"/>
-        <w:ind w:firstLine="240"/>
-      </w:pPr>
-      <w:r>
-        <w:rPr>
-          <w:rFonts w:ascii="Times New Roman" w:cs="Times New Roman" w:eastAsia="Times New Roman" w:hAnsi="Times New Roman"/>
-          <w:b/>
-          <w:bCs/>
-          <w:sz w:val="20"/>
-          <w:szCs w:val="20"/>
-        </w:rPr>
-        <w:t xml:space="preserve">All three evaluators agree on merge failure. </w:t>
-      </w:r>
-      <w:r>
-        <w:rPr>
-          <w:rFonts w:ascii="Times New Roman" w:cs="Times New Roman" w:eastAsia="Times New Roman" w:hAnsi="Times New Roman"/>
-          <w:sz w:val="20"/>
-          <w:szCs w:val="20"/>
-        </w:rPr>
-        <w:t xml:space="preserve">The v3 merge variants are bottom-tier for all evaluators (v3c: 3.734, 3.595, 3.675). Opus is harshest on naive merge (v3a: 3.443 vs. GPT-OSS 3.944), confirming the Frankenstein effect is universally recognized as a problem.</w:t>
-      </w:r>
-    </w:p>
-    <w:p>
-      <w:pPr>
-        <w:spacing w:before="180" w:after="80"/>
-      </w:pPr>
-      <w:r>
-        <w:rPr>
-          <w:rFonts w:ascii="Times New Roman" w:cs="Times New Roman" w:eastAsia="Times New Roman" w:hAnsi="Times New Roman"/>
-          <w:b/>
-          <w:bCs/>
-          <w:i/>
-          <w:iCs/>
-          <w:sz w:val="20"/>
-          <w:szCs w:val="20"/>
-        </w:rPr>
-        <w:t xml:space="preserve">B. Evaluator Disagreement: What Reveals Model Differences</w:t>
-      </w:r>
-    </w:p>
-    <w:p>
-      <w:pPr>
-        <w:spacing w:after="80" w:line="264"/>
-        <w:ind w:firstLine="240"/>
-      </w:pPr>
-      <w:r>
-        <w:rPr>
-          <w:rFonts w:ascii="Times New Roman" w:cs="Times New Roman" w:eastAsia="Times New Roman" w:hAnsi="Times New Roman"/>
-          <w:sz w:val="20"/>
-          <w:szCs w:val="20"/>
-        </w:rPr>
-        <w:t xml:space="preserve">The three evaluators diverge most sharply on v4b, the structural adversarial variant:</w:t>
-      </w:r>
-    </w:p>
-    <w:p>
-      <w:pPr>
-        <w:spacing w:after="80" w:line="264"/>
-        <w:ind w:firstLine="240"/>
-      </w:pPr>
-      <w:r>
-        <w:rPr>
-          <w:rFonts w:ascii="Times New Roman" w:cs="Times New Roman" w:eastAsia="Times New Roman" w:hAnsi="Times New Roman"/>
-          <w:b/>
-          <w:bCs/>
-          <w:sz w:val="20"/>
-          <w:szCs w:val="20"/>
-        </w:rPr>
-        <w:t xml:space="preserve">GPT-OSS 120B: </w:t>
-      </w:r>
-      <w:r>
-        <w:rPr>
-          <w:rFonts w:ascii="Times New Roman" w:cs="Times New Roman" w:eastAsia="Times New Roman" w:hAnsi="Times New Roman"/>
-          <w:sz w:val="20"/>
-          <w:szCs w:val="20"/>
-        </w:rPr>
-        <w:t xml:space="preserve">sees v4b improvement as small-medium (Δ = +0.070, d = 0.45 vs. v4)</w:t>
-      </w:r>
-    </w:p>
-    <w:p>
-      <w:pPr>
-        <w:spacing w:after="80" w:line="264"/>
-        <w:ind w:firstLine="240"/>
-      </w:pPr>
-      <w:r>
-        <w:rPr>
-          <w:rFonts w:ascii="Times New Roman" w:cs="Times New Roman" w:eastAsia="Times New Roman" w:hAnsi="Times New Roman"/>
-          <w:b/>
-          <w:bCs/>
-          <w:sz w:val="20"/>
-          <w:szCs w:val="20"/>
-        </w:rPr>
-        <w:t xml:space="preserve">Claude Opus 4.6: </w:t>
-      </w:r>
-      <w:r>
-        <w:rPr>
-          <w:rFonts w:ascii="Times New Roman" w:cs="Times New Roman" w:eastAsia="Times New Roman" w:hAnsi="Times New Roman"/>
-          <w:sz w:val="20"/>
-          <w:szCs w:val="20"/>
-        </w:rPr>
-        <w:t xml:space="preserve">sees very large improvement (Δ = +0.289, d = 1.44)</w:t>
-      </w:r>
-    </w:p>
-    <w:p>
-      <w:pPr>
-        <w:spacing w:after="80" w:line="264"/>
-        <w:ind w:firstLine="240"/>
-      </w:pPr>
-      <w:r>
-        <w:rPr>
-          <w:rFonts w:ascii="Times New Roman" w:cs="Times New Roman" w:eastAsia="Times New Roman" w:hAnsi="Times New Roman"/>
-          <w:b/>
-          <w:bCs/>
-          <w:sz w:val="20"/>
-          <w:szCs w:val="20"/>
-        </w:rPr>
-        <w:t xml:space="preserve">Claude Sonnet 4.6: </w:t>
-      </w:r>
-      <w:r>
-        <w:rPr>
-          <w:rFonts w:ascii="Times New Roman" w:cs="Times New Roman" w:eastAsia="Times New Roman" w:hAnsi="Times New Roman"/>
-          <w:sz w:val="20"/>
-          <w:szCs w:val="20"/>
-        </w:rPr>
-        <w:t xml:space="preserve">sees large improvement (Δ = +0.194, d = 1.11)</w:t>
-      </w:r>
-    </w:p>
-    <w:p>
-      <w:pPr>
-        <w:spacing w:after="80" w:line="264"/>
-        <w:ind w:firstLine="240"/>
-      </w:pPr>
-      <w:r>
-        <w:rPr>
-          <w:rFonts w:ascii="Times New Roman" w:cs="Times New Roman" w:eastAsia="Times New Roman" w:hAnsi="Times New Roman"/>
-          <w:sz w:val="20"/>
-          <w:szCs w:val="20"/>
-        </w:rPr>
-        <w:t xml:space="preserve">Both Claude models recognize more value in v4b’s structural qualities—deeper architectural justification, mandatory rewrite sections, explicit trade-off analysis—than GPT-OSS does. This reflects systematic differences in how model families weight design rigor. The evaluator disagreement is itself a finding: it reveals that design quality is genuinely multifaceted and that different perspectives (different evaluator model families) highlight different dimensions of goodness. A single evaluator (whether GPT-OSS, Opus, or Sonnet) would produce incomplete or biased rankings; an ensemble is more robust.</w:t>
-      </w:r>
-    </w:p>
-    <w:p>
-      <w:pPr>
-        <w:spacing w:before="120" w:after="60"/>
-        <w:jc w:val="center"/>
-      </w:pPr>
-      <w:r>
-        <w:drawing>
-          <wp:inline distT="0" distB="0" distL="0" distR="0">
-            <wp:extent cx="4429125" cy="2381250"/>
-            <wp:effectExtent t="0" r="0" b="0" l="0"/>
-            <wp:docPr id="1" name="fig_evaluator_agreement.png" descr="fig_evaluator_agreement.png" title="fig_evaluator_agreement.png"/>
-            <wp:cNvGraphicFramePr>
-              <a:graphicFrameLocks xmlns:a="http://schemas.openxmlformats.org/drawingml/2006/main" noChangeAspect="1"/>
-            </wp:cNvGraphicFramePr>
-            <a:graphic xmlns:a="http://schemas.openxmlformats.org/drawingml/2006/main">
-              <a:graphicData uri="http://schemas.openxmlformats.org/drawingml/2006/picture">
-                <pic:pic xmlns:pic="http://schemas.openxmlformats.org/drawingml/2006/picture">
-                  <pic:nvPicPr>
-                    <pic:cNvPr id="0" name="" descr=""/>
-                    <pic:cNvPicPr>
-                      <a:picLocks noChangeAspect="1" noChangeArrowheads="1"/>
-                    </pic:cNvPicPr>
-                  </pic:nvPicPr>
-                  <pic:blipFill>
-                    <a:blip r:embed="rId20" cstate="none"/>
-                    <a:srcRect/>
-                    <a:stretch>
-                      <a:fillRect/>
-                    </a:stretch>
-                  </pic:blipFill>
-                  <pic:spPr bwMode="auto">
-                    <a:xfrm>
-                      <a:off x="0" y="0"/>
                       <a:ext cx="4429125" cy="2381250"/>
                     </a:xfrm>
                     <a:prstGeom prst="rect">
@@ -7775,7 +9624,7 @@
           <w:sz w:val="18"/>
           <w:szCs w:val="18"/>
         </w:rPr>
-        <w:t xml:space="preserve">Fig. 14. Three-evaluator cross-validation: agreement (all rank v4b #1, v3 bottom) and disagreement (v2c magnitude d=0.65 to d=1.44 reveals evaluator differences).</w:t>
+        <w:t xml:space="preserve">Fig. 10. Three-evaluator cross-validation: agreement (all rank v4b #1, v3 bottom) and disagreement (v2b magnitude d=0.65 to d=1.44 reveals evaluator differences).</w:t>
       </w:r>
     </w:p>
     <w:p>
@@ -7806,7 +9655,7 @@
           <w:sz w:val="20"/>
           <w:szCs w:val="20"/>
         </w:rPr>
-        <w:t xml:space="preserve">The three-evaluator validation has four key implications. First, the central finding—v4b structural adversarial is unanimously strong—is confirmed and robust. Second, core failures (v3 merge underperformance) are universally recognized. Third, evaluator disagreement is informative rather than problematic: where model families diverge on mechanisms like v2c cross-model review, it highlights genuine multifaceted quality and systematic differences in how evaluators weight architectural approaches. Fourth, a multi-evaluator ensemble produces more robust rankings than any single evaluator, just as multi-agent generation produces better designs than single-agent generation. The weighted ensemble methodology (prioritizing Claude’s newer architectures while maintaining GPT-OSS signal diversity) is justified by this cross-validation evidence, especially in capturing both mechanisms (structural adversarial and cross-model review) that achieve excellence through different paths.</w:t>
+        <w:t xml:space="preserve">The three-evaluator validation has four key implications. First, the central finding—v4b structural adversarial is unanimously strong—is confirmed and robust. Second, core failures (v3 merge underperformance) are universally recognized. Third, evaluator disagreement is informative rather than problematic: where model families diverge on mechanisms like v2b cross-model review, it highlights genuine multifaceted quality and systematic differences in how evaluators weight architectural approaches. Fourth, a multi-evaluator ensemble produces more robust rankings than any single evaluator, just as multi-agent generation produces better designs than single-agent generation. The weighted ensemble methodology (prioritizing Claude’s newer architectures while maintaining GPT-OSS signal diversity) is justified by this cross-validation evidence, especially in capturing both mechanisms (structural adversarial and cross-model review) that achieve excellence through different paths.</w:t>
       </w:r>
     </w:p>
     <w:p>
@@ -8008,8 +9857,7 @@
       </w:r>
     </w:p>
     <w:sectPr>
-      <w:headerReference w:type="default" r:id="rId6"/>
-      <w:footerReference w:type="default" r:id="rId7"/>
+      <w:type w:val="continuous"/>
       <w:pgSz w:w="12240" w:h="15840" w:orient="portrait"/>
       <w:pgMar w:top="1080" w:right="900" w:bottom="1080" w:left="900" w:header="708" w:footer="708" w:gutter="0"/>
       <w:pgNumType/>

--- a/LLM_Consortium_IEEE_Paper.docx
+++ b/LLM_Consortium_IEEE_Paper.docx
@@ -225,7 +225,7 @@
     </w:p>
     <w:p>
       <w:pPr>
-        <w:spacing w:before="240" w:after="120"/>
+        <w:spacing w:before="360" w:after="160"/>
         <w:jc w:val="center"/>
       </w:pPr>
       <w:r>
@@ -311,7 +311,36 @@
     </w:p>
     <w:p>
       <w:pPr>
-        <w:spacing w:before="240" w:after="120"/>
+        <w:spacing w:before="0" w:after="0"/>
+      </w:pPr>
+      <w:r>
+        <w:rPr>
+          <w:rFonts w:ascii="Times New Roman" w:cs="Times New Roman" w:eastAsia="Times New Roman" w:hAnsi="Times New Roman"/>
+          <w:sz w:val="20"/>
+          <w:szCs w:val="20"/>
+        </w:rPr>
+        <w:t xml:space="preserve"/>
+      </w:r>
+    </w:p>
+    <w:p>
+      <w:pPr>
+        <w:pBdr>
+          <w:bottom w:val="single" w:color="999999" w:sz="6" w:space="4"/>
+        </w:pBdr>
+        <w:spacing w:before="0" w:after="120"/>
+      </w:pPr>
+      <w:r>
+        <w:rPr>
+          <w:rFonts w:ascii="Times New Roman" w:cs="Times New Roman" w:eastAsia="Times New Roman" w:hAnsi="Times New Roman"/>
+          <w:sz w:val="2"/>
+          <w:szCs w:val="2"/>
+        </w:rPr>
+        <w:t xml:space="preserve"> </w:t>
+      </w:r>
+    </w:p>
+    <w:p>
+      <w:pPr>
+        <w:spacing w:before="360" w:after="160"/>
         <w:jc w:val="center"/>
       </w:pPr>
       <w:r>
@@ -383,7 +412,36 @@
     </w:p>
     <w:p>
       <w:pPr>
-        <w:spacing w:before="240" w:after="120"/>
+        <w:spacing w:before="0" w:after="0"/>
+      </w:pPr>
+      <w:r>
+        <w:rPr>
+          <w:rFonts w:ascii="Times New Roman" w:cs="Times New Roman" w:eastAsia="Times New Roman" w:hAnsi="Times New Roman"/>
+          <w:sz w:val="20"/>
+          <w:szCs w:val="20"/>
+        </w:rPr>
+        <w:t xml:space="preserve"/>
+      </w:r>
+    </w:p>
+    <w:p>
+      <w:pPr>
+        <w:pBdr>
+          <w:bottom w:val="single" w:color="999999" w:sz="6" w:space="4"/>
+        </w:pBdr>
+        <w:spacing w:before="0" w:after="120"/>
+      </w:pPr>
+      <w:r>
+        <w:rPr>
+          <w:rFonts w:ascii="Times New Roman" w:cs="Times New Roman" w:eastAsia="Times New Roman" w:hAnsi="Times New Roman"/>
+          <w:sz w:val="2"/>
+          <w:szCs w:val="2"/>
+        </w:rPr>
+        <w:t xml:space="preserve"> </w:t>
+      </w:r>
+    </w:p>
+    <w:p>
+      <w:pPr>
+        <w:spacing w:before="360" w:after="160"/>
         <w:jc w:val="center"/>
       </w:pPr>
       <w:r>
@@ -399,7 +457,7 @@
     </w:p>
     <w:p>
       <w:pPr>
-        <w:spacing w:before="180" w:after="80"/>
+        <w:spacing w:before="280" w:after="100"/>
       </w:pPr>
       <w:r>
         <w:rPr>
@@ -430,7 +488,7 @@
     </w:p>
     <w:p>
       <w:pPr>
-        <w:spacing w:before="180" w:after="80"/>
+        <w:spacing w:before="280" w:after="100"/>
       </w:pPr>
       <w:r>
         <w:rPr>
@@ -1839,7 +1897,7 @@
     </w:p>
     <w:p>
       <w:pPr>
-        <w:spacing w:before="180" w:after="80"/>
+        <w:spacing w:before="280" w:after="100"/>
       </w:pPr>
       <w:r>
         <w:rPr>
@@ -2768,7 +2826,7 @@
     </w:tbl>
     <w:p>
       <w:pPr>
-        <w:spacing w:before="180" w:after="80"/>
+        <w:spacing w:before="280" w:after="100"/>
       </w:pPr>
       <w:r>
         <w:rPr>
@@ -2813,7 +2871,7 @@
     </w:p>
     <w:p>
       <w:pPr>
-        <w:spacing w:before="180" w:after="80"/>
+        <w:spacing w:before="280" w:after="100"/>
       </w:pPr>
       <w:r>
         <w:rPr>
@@ -2844,7 +2902,7 @@
     </w:p>
     <w:p>
       <w:pPr>
-        <w:spacing w:before="180" w:after="80"/>
+        <w:spacing w:before="280" w:after="100"/>
       </w:pPr>
       <w:r>
         <w:rPr>
@@ -2995,7 +3053,36 @@
     </w:p>
     <w:p>
       <w:pPr>
-        <w:spacing w:before="240" w:after="120"/>
+        <w:spacing w:before="0" w:after="0"/>
+      </w:pPr>
+      <w:r>
+        <w:rPr>
+          <w:rFonts w:ascii="Times New Roman" w:cs="Times New Roman" w:eastAsia="Times New Roman" w:hAnsi="Times New Roman"/>
+          <w:sz w:val="20"/>
+          <w:szCs w:val="20"/>
+        </w:rPr>
+        <w:t xml:space="preserve"/>
+      </w:r>
+    </w:p>
+    <w:p>
+      <w:pPr>
+        <w:pBdr>
+          <w:bottom w:val="single" w:color="999999" w:sz="6" w:space="4"/>
+        </w:pBdr>
+        <w:spacing w:before="0" w:after="120"/>
+      </w:pPr>
+      <w:r>
+        <w:rPr>
+          <w:rFonts w:ascii="Times New Roman" w:cs="Times New Roman" w:eastAsia="Times New Roman" w:hAnsi="Times New Roman"/>
+          <w:sz w:val="2"/>
+          <w:szCs w:val="2"/>
+        </w:rPr>
+        <w:t xml:space="preserve"> </w:t>
+      </w:r>
+    </w:p>
+    <w:p>
+      <w:pPr>
+        <w:spacing w:before="360" w:after="160"/>
         <w:jc w:val="center"/>
       </w:pPr>
       <w:r>
@@ -3011,7 +3098,7 @@
     </w:p>
     <w:p>
       <w:pPr>
-        <w:spacing w:before="180" w:after="80"/>
+        <w:spacing w:before="280" w:after="100"/>
       </w:pPr>
       <w:r>
         <w:rPr>
@@ -6086,7 +6173,7 @@
     </w:p>
     <w:p>
       <w:pPr>
-        <w:spacing w:before="180" w:after="80"/>
+        <w:spacing w:before="280" w:after="100"/>
       </w:pPr>
       <w:r>
         <w:rPr>
@@ -6131,7 +6218,7 @@
     </w:p>
     <w:p>
       <w:pPr>
-        <w:spacing w:before="180" w:after="80"/>
+        <w:spacing w:before="280" w:after="100"/>
       </w:pPr>
       <w:r>
         <w:rPr>
@@ -7909,7 +7996,7 @@
     </w:tbl>
     <w:p>
       <w:pPr>
-        <w:spacing w:before="180" w:after="80"/>
+        <w:spacing w:before="280" w:after="100"/>
       </w:pPr>
       <w:r>
         <w:rPr>
@@ -8002,7 +8089,7 @@
     </w:p>
     <w:p>
       <w:pPr>
-        <w:spacing w:before="180" w:after="80"/>
+        <w:spacing w:before="280" w:after="100"/>
       </w:pPr>
       <w:r>
         <w:rPr>
@@ -8109,7 +8196,7 @@
     </w:p>
     <w:p>
       <w:pPr>
-        <w:spacing w:before="180" w:after="80"/>
+        <w:spacing w:before="280" w:after="100"/>
       </w:pPr>
       <w:r>
         <w:rPr>
@@ -8202,7 +8289,7 @@
     </w:p>
     <w:p>
       <w:pPr>
-        <w:spacing w:before="180" w:after="80"/>
+        <w:spacing w:before="280" w:after="100"/>
       </w:pPr>
       <w:r>
         <w:rPr>
@@ -8233,7 +8320,7 @@
     </w:p>
     <w:p>
       <w:pPr>
-        <w:spacing w:before="180" w:after="80"/>
+        <w:spacing w:before="280" w:after="100"/>
       </w:pPr>
       <w:r>
         <w:rPr>
@@ -8374,7 +8461,36 @@
     </w:p>
     <w:p>
       <w:pPr>
-        <w:spacing w:before="240" w:after="120"/>
+        <w:spacing w:before="0" w:after="0"/>
+      </w:pPr>
+      <w:r>
+        <w:rPr>
+          <w:rFonts w:ascii="Times New Roman" w:cs="Times New Roman" w:eastAsia="Times New Roman" w:hAnsi="Times New Roman"/>
+          <w:sz w:val="20"/>
+          <w:szCs w:val="20"/>
+        </w:rPr>
+        <w:t xml:space="preserve"/>
+      </w:r>
+    </w:p>
+    <w:p>
+      <w:pPr>
+        <w:pBdr>
+          <w:bottom w:val="single" w:color="999999" w:sz="6" w:space="4"/>
+        </w:pBdr>
+        <w:spacing w:before="0" w:after="120"/>
+      </w:pPr>
+      <w:r>
+        <w:rPr>
+          <w:rFonts w:ascii="Times New Roman" w:cs="Times New Roman" w:eastAsia="Times New Roman" w:hAnsi="Times New Roman"/>
+          <w:sz w:val="2"/>
+          <w:szCs w:val="2"/>
+        </w:rPr>
+        <w:t xml:space="preserve"> </w:t>
+      </w:r>
+    </w:p>
+    <w:p>
+      <w:pPr>
+        <w:spacing w:before="360" w:after="160"/>
         <w:jc w:val="center"/>
       </w:pPr>
       <w:r>
@@ -8404,7 +8520,7 @@
     </w:p>
     <w:p>
       <w:pPr>
-        <w:spacing w:before="180" w:after="80"/>
+        <w:spacing w:before="280" w:after="100"/>
       </w:pPr>
       <w:r>
         <w:rPr>
@@ -8541,7 +8657,7 @@
     </w:p>
     <w:p>
       <w:pPr>
-        <w:spacing w:before="180" w:after="80"/>
+        <w:spacing w:before="280" w:after="100"/>
       </w:pPr>
       <w:r>
         <w:rPr>
@@ -8586,7 +8702,7 @@
     </w:p>
     <w:p>
       <w:pPr>
-        <w:spacing w:before="180" w:after="80"/>
+        <w:spacing w:before="280" w:after="100"/>
       </w:pPr>
       <w:r>
         <w:rPr>
@@ -8631,7 +8747,7 @@
     </w:p>
     <w:p>
       <w:pPr>
-        <w:spacing w:before="180" w:after="80"/>
+        <w:spacing w:before="280" w:after="100"/>
       </w:pPr>
       <w:r>
         <w:rPr>
@@ -8676,7 +8792,36 @@
     </w:p>
     <w:p>
       <w:pPr>
-        <w:spacing w:before="240" w:after="120"/>
+        <w:spacing w:before="0" w:after="0"/>
+      </w:pPr>
+      <w:r>
+        <w:rPr>
+          <w:rFonts w:ascii="Times New Roman" w:cs="Times New Roman" w:eastAsia="Times New Roman" w:hAnsi="Times New Roman"/>
+          <w:sz w:val="20"/>
+          <w:szCs w:val="20"/>
+        </w:rPr>
+        <w:t xml:space="preserve"/>
+      </w:r>
+    </w:p>
+    <w:p>
+      <w:pPr>
+        <w:pBdr>
+          <w:bottom w:val="single" w:color="999999" w:sz="6" w:space="4"/>
+        </w:pBdr>
+        <w:spacing w:before="0" w:after="120"/>
+      </w:pPr>
+      <w:r>
+        <w:rPr>
+          <w:rFonts w:ascii="Times New Roman" w:cs="Times New Roman" w:eastAsia="Times New Roman" w:hAnsi="Times New Roman"/>
+          <w:sz w:val="2"/>
+          <w:szCs w:val="2"/>
+        </w:rPr>
+        <w:t xml:space="preserve"> </w:t>
+      </w:r>
+    </w:p>
+    <w:p>
+      <w:pPr>
+        <w:spacing w:before="360" w:after="160"/>
         <w:jc w:val="center"/>
       </w:pPr>
       <w:r>
@@ -8692,7 +8837,7 @@
     </w:p>
     <w:p>
       <w:pPr>
-        <w:spacing w:before="180" w:after="80"/>
+        <w:spacing w:before="280" w:after="100"/>
       </w:pPr>
       <w:r>
         <w:rPr>
@@ -8723,7 +8868,7 @@
     </w:p>
     <w:p>
       <w:pPr>
-        <w:spacing w:before="180" w:after="80"/>
+        <w:spacing w:before="280" w:after="100"/>
       </w:pPr>
       <w:r>
         <w:rPr>
@@ -8768,7 +8913,7 @@
     </w:p>
     <w:p>
       <w:pPr>
-        <w:spacing w:before="180" w:after="80"/>
+        <w:spacing w:before="280" w:after="100"/>
       </w:pPr>
       <w:r>
         <w:rPr>
@@ -8861,7 +9006,7 @@
     </w:p>
     <w:p>
       <w:pPr>
-        <w:spacing w:before="180" w:after="80"/>
+        <w:spacing w:before="280" w:after="100"/>
       </w:pPr>
       <w:r>
         <w:rPr>
@@ -8887,12 +9032,625 @@
           <w:sz w:val="20"/>
           <w:szCs w:val="20"/>
         </w:rPr>
-        <w:t xml:space="preserve">For practitioners deploying LLM-based design workflows, we recommend: (1) For maximum quality, use structural adversarial review (v4b)—demand rewrite mandates and architectural justification rather than accepting patches. (2) For complementary high quality, add cross-model review (v2b)—generate with one model family, review with another. (3) For maximum consistency, use rotating leader (v6), accepting higher cost. (4) For cost-efficiency, use structured debate (v8) at $0.15/run. (5) Never use parallel merge without fundamental improvements to the merge strategy.</w:t>
-      </w:r>
-    </w:p>
-    <w:p>
-      <w:pPr>
-        <w:spacing w:before="180" w:after="80"/>
+        <w:t xml:space="preserve">For practitioners deploying LLM-based design workflows, Table V summarizes our recommendations based on different optimization priorities.</w:t>
+      </w:r>
+    </w:p>
+    <w:p>
+      <w:pPr>
+        <w:spacing w:before="120" w:after="60"/>
+        <w:jc w:val="center"/>
+      </w:pPr>
+      <w:r>
+        <w:rPr>
+          <w:rFonts w:ascii="Times New Roman" w:cs="Times New Roman" w:eastAsia="Times New Roman" w:hAnsi="Times New Roman"/>
+          <w:b/>
+          <w:bCs/>
+          <w:sz w:val="18"/>
+          <w:szCs w:val="18"/>
+        </w:rPr>
+        <w:t xml:space="preserve">TABLE V: Practitioner Recommendations by Priority</w:t>
+      </w:r>
+    </w:p>
+    <w:tbl>
+      <w:tblPr>
+        <w:tblW w:type="dxa" w:w="5040"/>
+        <w:tblBorders>
+          <w:top w:val="single" w:color="auto" w:sz="4"/>
+          <w:left w:val="single" w:color="auto" w:sz="4"/>
+          <w:bottom w:val="single" w:color="auto" w:sz="4"/>
+          <w:right w:val="single" w:color="auto" w:sz="4"/>
+          <w:insideH w:val="single" w:color="auto" w:sz="4"/>
+          <w:insideV w:val="single" w:color="auto" w:sz="4"/>
+        </w:tblBorders>
+      </w:tblPr>
+      <w:tblGrid>
+        <w:gridCol w:w="1400"/>
+        <w:gridCol w:w="800"/>
+        <w:gridCol w:w="2840"/>
+      </w:tblGrid>
+      <w:tr>
+        <w:tc>
+          <w:tcPr>
+            <w:tcW w:type="dxa" w:w="1400"/>
+            <w:tcBorders>
+              <w:top w:val="single" w:color="000000" w:sz="1"/>
+              <w:left w:val="single" w:color="000000" w:sz="1"/>
+              <w:bottom w:val="single" w:color="000000" w:sz="1"/>
+              <w:right w:val="single" w:color="000000" w:sz="1"/>
+            </w:tcBorders>
+            <w:shd w:fill="E8E8E8" w:val="clear"/>
+            <w:tcMar>
+              <w:top w:type="dxa" w:w="40"/>
+              <w:left w:type="dxa" w:w="60"/>
+              <w:bottom w:type="dxa" w:w="40"/>
+              <w:right w:type="dxa" w:w="60"/>
+            </w:tcMar>
+          </w:tcPr>
+          <w:p>
+            <w:pPr>
+              <w:spacing w:before="20" w:after="20"/>
+              <w:jc w:val="center"/>
+            </w:pPr>
+            <w:r>
+              <w:rPr>
+                <w:rFonts w:ascii="Times New Roman" w:cs="Times New Roman" w:eastAsia="Times New Roman" w:hAnsi="Times New Roman"/>
+                <w:b/>
+                <w:bCs/>
+                <w:sz w:val="16"/>
+                <w:szCs w:val="16"/>
+              </w:rPr>
+              <w:t xml:space="preserve">Priority</w:t>
+            </w:r>
+          </w:p>
+        </w:tc>
+        <w:tc>
+          <w:tcPr>
+            <w:tcW w:type="dxa" w:w="800"/>
+            <w:tcBorders>
+              <w:top w:val="single" w:color="000000" w:sz="1"/>
+              <w:left w:val="single" w:color="000000" w:sz="1"/>
+              <w:bottom w:val="single" w:color="000000" w:sz="1"/>
+              <w:right w:val="single" w:color="000000" w:sz="1"/>
+            </w:tcBorders>
+            <w:shd w:fill="E8E8E8" w:val="clear"/>
+            <w:tcMar>
+              <w:top w:type="dxa" w:w="40"/>
+              <w:left w:type="dxa" w:w="60"/>
+              <w:bottom w:type="dxa" w:w="40"/>
+              <w:right w:type="dxa" w:w="60"/>
+            </w:tcMar>
+          </w:tcPr>
+          <w:p>
+            <w:pPr>
+              <w:spacing w:before="20" w:after="20"/>
+              <w:jc w:val="center"/>
+            </w:pPr>
+            <w:r>
+              <w:rPr>
+                <w:rFonts w:ascii="Times New Roman" w:cs="Times New Roman" w:eastAsia="Times New Roman" w:hAnsi="Times New Roman"/>
+                <w:b/>
+                <w:bCs/>
+                <w:sz w:val="16"/>
+                <w:szCs w:val="16"/>
+              </w:rPr>
+              <w:t xml:space="preserve">Variant</w:t>
+            </w:r>
+          </w:p>
+        </w:tc>
+        <w:tc>
+          <w:tcPr>
+            <w:tcW w:type="dxa" w:w="2840"/>
+            <w:tcBorders>
+              <w:top w:val="single" w:color="000000" w:sz="1"/>
+              <w:left w:val="single" w:color="000000" w:sz="1"/>
+              <w:bottom w:val="single" w:color="000000" w:sz="1"/>
+              <w:right w:val="single" w:color="000000" w:sz="1"/>
+            </w:tcBorders>
+            <w:shd w:fill="E8E8E8" w:val="clear"/>
+            <w:tcMar>
+              <w:top w:type="dxa" w:w="40"/>
+              <w:left w:type="dxa" w:w="60"/>
+              <w:bottom w:type="dxa" w:w="40"/>
+              <w:right w:type="dxa" w:w="60"/>
+            </w:tcMar>
+          </w:tcPr>
+          <w:p>
+            <w:pPr>
+              <w:spacing w:before="20" w:after="20"/>
+              <w:jc w:val="center"/>
+            </w:pPr>
+            <w:r>
+              <w:rPr>
+                <w:rFonts w:ascii="Times New Roman" w:cs="Times New Roman" w:eastAsia="Times New Roman" w:hAnsi="Times New Roman"/>
+                <w:b/>
+                <w:bCs/>
+                <w:sz w:val="16"/>
+                <w:szCs w:val="16"/>
+              </w:rPr>
+              <w:t xml:space="preserve">Recommendation</w:t>
+            </w:r>
+          </w:p>
+        </w:tc>
+      </w:tr>
+      <w:tr>
+        <w:tc>
+          <w:tcPr>
+            <w:tcW w:type="dxa" w:w="1400"/>
+            <w:tcBorders>
+              <w:top w:val="single" w:color="000000" w:sz="1"/>
+              <w:left w:val="single" w:color="000000" w:sz="1"/>
+              <w:bottom w:val="single" w:color="000000" w:sz="1"/>
+              <w:right w:val="single" w:color="000000" w:sz="1"/>
+            </w:tcBorders>
+            <w:tcMar>
+              <w:top w:type="dxa" w:w="40"/>
+              <w:left w:type="dxa" w:w="60"/>
+              <w:bottom w:type="dxa" w:w="40"/>
+              <w:right w:type="dxa" w:w="60"/>
+            </w:tcMar>
+          </w:tcPr>
+          <w:p>
+            <w:pPr>
+              <w:spacing w:before="20" w:after="20"/>
+              <w:jc w:val="left"/>
+            </w:pPr>
+            <w:r>
+              <w:rPr>
+                <w:rFonts w:ascii="Times New Roman" w:cs="Times New Roman" w:eastAsia="Times New Roman" w:hAnsi="Times New Roman"/>
+                <w:sz w:val="16"/>
+                <w:szCs w:val="16"/>
+              </w:rPr>
+              <w:t xml:space="preserve">Maximum quality</w:t>
+            </w:r>
+          </w:p>
+        </w:tc>
+        <w:tc>
+          <w:tcPr>
+            <w:tcW w:type="dxa" w:w="800"/>
+            <w:tcBorders>
+              <w:top w:val="single" w:color="000000" w:sz="1"/>
+              <w:left w:val="single" w:color="000000" w:sz="1"/>
+              <w:bottom w:val="single" w:color="000000" w:sz="1"/>
+              <w:right w:val="single" w:color="000000" w:sz="1"/>
+            </w:tcBorders>
+            <w:tcMar>
+              <w:top w:type="dxa" w:w="40"/>
+              <w:left w:type="dxa" w:w="60"/>
+              <w:bottom w:type="dxa" w:w="40"/>
+              <w:right w:type="dxa" w:w="60"/>
+            </w:tcMar>
+          </w:tcPr>
+          <w:p>
+            <w:pPr>
+              <w:spacing w:before="20" w:after="20"/>
+              <w:jc w:val="left"/>
+            </w:pPr>
+            <w:r>
+              <w:rPr>
+                <w:rFonts w:ascii="Times New Roman" w:cs="Times New Roman" w:eastAsia="Times New Roman" w:hAnsi="Times New Roman"/>
+                <w:sz w:val="16"/>
+                <w:szCs w:val="16"/>
+              </w:rPr>
+              <w:t xml:space="preserve">v4b</w:t>
+            </w:r>
+          </w:p>
+        </w:tc>
+        <w:tc>
+          <w:tcPr>
+            <w:tcW w:type="dxa" w:w="2840"/>
+            <w:tcBorders>
+              <w:top w:val="single" w:color="000000" w:sz="1"/>
+              <w:left w:val="single" w:color="000000" w:sz="1"/>
+              <w:bottom w:val="single" w:color="000000" w:sz="1"/>
+              <w:right w:val="single" w:color="000000" w:sz="1"/>
+            </w:tcBorders>
+            <w:tcMar>
+              <w:top w:type="dxa" w:w="40"/>
+              <w:left w:type="dxa" w:w="60"/>
+              <w:bottom w:type="dxa" w:w="40"/>
+              <w:right w:type="dxa" w:w="60"/>
+            </w:tcMar>
+          </w:tcPr>
+          <w:p>
+            <w:pPr>
+              <w:spacing w:before="20" w:after="20"/>
+              <w:jc w:val="left"/>
+            </w:pPr>
+            <w:r>
+              <w:rPr>
+                <w:rFonts w:ascii="Times New Roman" w:cs="Times New Roman" w:eastAsia="Times New Roman" w:hAnsi="Times New Roman"/>
+                <w:sz w:val="16"/>
+                <w:szCs w:val="16"/>
+              </w:rPr>
+              <w:t xml:space="preserve">Demand rewrite mandates and architectural justification rather than accepting patches</w:t>
+            </w:r>
+          </w:p>
+        </w:tc>
+      </w:tr>
+      <w:tr>
+        <w:tc>
+          <w:tcPr>
+            <w:tcW w:type="dxa" w:w="1400"/>
+            <w:tcBorders>
+              <w:top w:val="single" w:color="000000" w:sz="1"/>
+              <w:left w:val="single" w:color="000000" w:sz="1"/>
+              <w:bottom w:val="single" w:color="000000" w:sz="1"/>
+              <w:right w:val="single" w:color="000000" w:sz="1"/>
+            </w:tcBorders>
+            <w:tcMar>
+              <w:top w:type="dxa" w:w="40"/>
+              <w:left w:type="dxa" w:w="60"/>
+              <w:bottom w:type="dxa" w:w="40"/>
+              <w:right w:type="dxa" w:w="60"/>
+            </w:tcMar>
+          </w:tcPr>
+          <w:p>
+            <w:pPr>
+              <w:spacing w:before="20" w:after="20"/>
+              <w:jc w:val="left"/>
+            </w:pPr>
+            <w:r>
+              <w:rPr>
+                <w:rFonts w:ascii="Times New Roman" w:cs="Times New Roman" w:eastAsia="Times New Roman" w:hAnsi="Times New Roman"/>
+                <w:sz w:val="16"/>
+                <w:szCs w:val="16"/>
+              </w:rPr>
+              <w:t xml:space="preserve">High quality + diversity</w:t>
+            </w:r>
+          </w:p>
+        </w:tc>
+        <w:tc>
+          <w:tcPr>
+            <w:tcW w:type="dxa" w:w="800"/>
+            <w:tcBorders>
+              <w:top w:val="single" w:color="000000" w:sz="1"/>
+              <w:left w:val="single" w:color="000000" w:sz="1"/>
+              <w:bottom w:val="single" w:color="000000" w:sz="1"/>
+              <w:right w:val="single" w:color="000000" w:sz="1"/>
+            </w:tcBorders>
+            <w:tcMar>
+              <w:top w:type="dxa" w:w="40"/>
+              <w:left w:type="dxa" w:w="60"/>
+              <w:bottom w:type="dxa" w:w="40"/>
+              <w:right w:type="dxa" w:w="60"/>
+            </w:tcMar>
+          </w:tcPr>
+          <w:p>
+            <w:pPr>
+              <w:spacing w:before="20" w:after="20"/>
+              <w:jc w:val="left"/>
+            </w:pPr>
+            <w:r>
+              <w:rPr>
+                <w:rFonts w:ascii="Times New Roman" w:cs="Times New Roman" w:eastAsia="Times New Roman" w:hAnsi="Times New Roman"/>
+                <w:sz w:val="16"/>
+                <w:szCs w:val="16"/>
+              </w:rPr>
+              <w:t xml:space="preserve">v2b</w:t>
+            </w:r>
+          </w:p>
+        </w:tc>
+        <w:tc>
+          <w:tcPr>
+            <w:tcW w:type="dxa" w:w="2840"/>
+            <w:tcBorders>
+              <w:top w:val="single" w:color="000000" w:sz="1"/>
+              <w:left w:val="single" w:color="000000" w:sz="1"/>
+              <w:bottom w:val="single" w:color="000000" w:sz="1"/>
+              <w:right w:val="single" w:color="000000" w:sz="1"/>
+            </w:tcBorders>
+            <w:tcMar>
+              <w:top w:type="dxa" w:w="40"/>
+              <w:left w:type="dxa" w:w="60"/>
+              <w:bottom w:type="dxa" w:w="40"/>
+              <w:right w:type="dxa" w:w="60"/>
+            </w:tcMar>
+          </w:tcPr>
+          <w:p>
+            <w:pPr>
+              <w:spacing w:before="20" w:after="20"/>
+              <w:jc w:val="left"/>
+            </w:pPr>
+            <w:r>
+              <w:rPr>
+                <w:rFonts w:ascii="Times New Roman" w:cs="Times New Roman" w:eastAsia="Times New Roman" w:hAnsi="Times New Roman"/>
+                <w:sz w:val="16"/>
+                <w:szCs w:val="16"/>
+              </w:rPr>
+              <w:t xml:space="preserve">Generate with one model family, review with another to surface blind spots</w:t>
+            </w:r>
+          </w:p>
+        </w:tc>
+      </w:tr>
+      <w:tr>
+        <w:tc>
+          <w:tcPr>
+            <w:tcW w:type="dxa" w:w="1400"/>
+            <w:tcBorders>
+              <w:top w:val="single" w:color="000000" w:sz="1"/>
+              <w:left w:val="single" w:color="000000" w:sz="1"/>
+              <w:bottom w:val="single" w:color="000000" w:sz="1"/>
+              <w:right w:val="single" w:color="000000" w:sz="1"/>
+            </w:tcBorders>
+            <w:tcMar>
+              <w:top w:type="dxa" w:w="40"/>
+              <w:left w:type="dxa" w:w="60"/>
+              <w:bottom w:type="dxa" w:w="40"/>
+              <w:right w:type="dxa" w:w="60"/>
+            </w:tcMar>
+          </w:tcPr>
+          <w:p>
+            <w:pPr>
+              <w:spacing w:before="20" w:after="20"/>
+              <w:jc w:val="left"/>
+            </w:pPr>
+            <w:r>
+              <w:rPr>
+                <w:rFonts w:ascii="Times New Roman" w:cs="Times New Roman" w:eastAsia="Times New Roman" w:hAnsi="Times New Roman"/>
+                <w:sz w:val="16"/>
+                <w:szCs w:val="16"/>
+              </w:rPr>
+              <w:t xml:space="preserve">Maximum consistency</w:t>
+            </w:r>
+          </w:p>
+        </w:tc>
+        <w:tc>
+          <w:tcPr>
+            <w:tcW w:type="dxa" w:w="800"/>
+            <w:tcBorders>
+              <w:top w:val="single" w:color="000000" w:sz="1"/>
+              <w:left w:val="single" w:color="000000" w:sz="1"/>
+              <w:bottom w:val="single" w:color="000000" w:sz="1"/>
+              <w:right w:val="single" w:color="000000" w:sz="1"/>
+            </w:tcBorders>
+            <w:tcMar>
+              <w:top w:type="dxa" w:w="40"/>
+              <w:left w:type="dxa" w:w="60"/>
+              <w:bottom w:type="dxa" w:w="40"/>
+              <w:right w:type="dxa" w:w="60"/>
+            </w:tcMar>
+          </w:tcPr>
+          <w:p>
+            <w:pPr>
+              <w:spacing w:before="20" w:after="20"/>
+              <w:jc w:val="left"/>
+            </w:pPr>
+            <w:r>
+              <w:rPr>
+                <w:rFonts w:ascii="Times New Roman" w:cs="Times New Roman" w:eastAsia="Times New Roman" w:hAnsi="Times New Roman"/>
+                <w:sz w:val="16"/>
+                <w:szCs w:val="16"/>
+              </w:rPr>
+              <w:t xml:space="preserve">v6</w:t>
+            </w:r>
+          </w:p>
+        </w:tc>
+        <w:tc>
+          <w:tcPr>
+            <w:tcW w:type="dxa" w:w="2840"/>
+            <w:tcBorders>
+              <w:top w:val="single" w:color="000000" w:sz="1"/>
+              <w:left w:val="single" w:color="000000" w:sz="1"/>
+              <w:bottom w:val="single" w:color="000000" w:sz="1"/>
+              <w:right w:val="single" w:color="000000" w:sz="1"/>
+            </w:tcBorders>
+            <w:tcMar>
+              <w:top w:type="dxa" w:w="40"/>
+              <w:left w:type="dxa" w:w="60"/>
+              <w:bottom w:type="dxa" w:w="40"/>
+              <w:right w:type="dxa" w:w="60"/>
+            </w:tcMar>
+          </w:tcPr>
+          <w:p>
+            <w:pPr>
+              <w:spacing w:before="20" w:after="20"/>
+              <w:jc w:val="left"/>
+            </w:pPr>
+            <w:r>
+              <w:rPr>
+                <w:rFonts w:ascii="Times New Roman" w:cs="Times New Roman" w:eastAsia="Times New Roman" w:hAnsi="Times New Roman"/>
+                <w:sz w:val="16"/>
+                <w:szCs w:val="16"/>
+              </w:rPr>
+              <w:t xml:space="preserve">Rotating leader produces lowest variance (σ=0.080), accept higher cost ($0.54/run)</w:t>
+            </w:r>
+          </w:p>
+        </w:tc>
+      </w:tr>
+      <w:tr>
+        <w:tc>
+          <w:tcPr>
+            <w:tcW w:type="dxa" w:w="1400"/>
+            <w:tcBorders>
+              <w:top w:val="single" w:color="000000" w:sz="1"/>
+              <w:left w:val="single" w:color="000000" w:sz="1"/>
+              <w:bottom w:val="single" w:color="000000" w:sz="1"/>
+              <w:right w:val="single" w:color="000000" w:sz="1"/>
+            </w:tcBorders>
+            <w:tcMar>
+              <w:top w:type="dxa" w:w="40"/>
+              <w:left w:type="dxa" w:w="60"/>
+              <w:bottom w:type="dxa" w:w="40"/>
+              <w:right w:type="dxa" w:w="60"/>
+            </w:tcMar>
+          </w:tcPr>
+          <w:p>
+            <w:pPr>
+              <w:spacing w:before="20" w:after="20"/>
+              <w:jc w:val="left"/>
+            </w:pPr>
+            <w:r>
+              <w:rPr>
+                <w:rFonts w:ascii="Times New Roman" w:cs="Times New Roman" w:eastAsia="Times New Roman" w:hAnsi="Times New Roman"/>
+                <w:sz w:val="16"/>
+                <w:szCs w:val="16"/>
+              </w:rPr>
+              <w:t xml:space="preserve">Cost-efficiency</w:t>
+            </w:r>
+          </w:p>
+        </w:tc>
+        <w:tc>
+          <w:tcPr>
+            <w:tcW w:type="dxa" w:w="800"/>
+            <w:tcBorders>
+              <w:top w:val="single" w:color="000000" w:sz="1"/>
+              <w:left w:val="single" w:color="000000" w:sz="1"/>
+              <w:bottom w:val="single" w:color="000000" w:sz="1"/>
+              <w:right w:val="single" w:color="000000" w:sz="1"/>
+            </w:tcBorders>
+            <w:tcMar>
+              <w:top w:type="dxa" w:w="40"/>
+              <w:left w:type="dxa" w:w="60"/>
+              <w:bottom w:type="dxa" w:w="40"/>
+              <w:right w:type="dxa" w:w="60"/>
+            </w:tcMar>
+          </w:tcPr>
+          <w:p>
+            <w:pPr>
+              <w:spacing w:before="20" w:after="20"/>
+              <w:jc w:val="left"/>
+            </w:pPr>
+            <w:r>
+              <w:rPr>
+                <w:rFonts w:ascii="Times New Roman" w:cs="Times New Roman" w:eastAsia="Times New Roman" w:hAnsi="Times New Roman"/>
+                <w:sz w:val="16"/>
+                <w:szCs w:val="16"/>
+              </w:rPr>
+              <w:t xml:space="preserve">v8</w:t>
+            </w:r>
+          </w:p>
+        </w:tc>
+        <w:tc>
+          <w:tcPr>
+            <w:tcW w:type="dxa" w:w="2840"/>
+            <w:tcBorders>
+              <w:top w:val="single" w:color="000000" w:sz="1"/>
+              <w:left w:val="single" w:color="000000" w:sz="1"/>
+              <w:bottom w:val="single" w:color="000000" w:sz="1"/>
+              <w:right w:val="single" w:color="000000" w:sz="1"/>
+            </w:tcBorders>
+            <w:tcMar>
+              <w:top w:type="dxa" w:w="40"/>
+              <w:left w:type="dxa" w:w="60"/>
+              <w:bottom w:type="dxa" w:w="40"/>
+              <w:right w:type="dxa" w:w="60"/>
+            </w:tcMar>
+          </w:tcPr>
+          <w:p>
+            <w:pPr>
+              <w:spacing w:before="20" w:after="20"/>
+              <w:jc w:val="left"/>
+            </w:pPr>
+            <w:r>
+              <w:rPr>
+                <w:rFonts w:ascii="Times New Roman" w:cs="Times New Roman" w:eastAsia="Times New Roman" w:hAnsi="Times New Roman"/>
+                <w:sz w:val="16"/>
+                <w:szCs w:val="16"/>
+              </w:rPr>
+              <w:t xml:space="preserve">Structured debate at $0.15/run offers best quality per dollar</w:t>
+            </w:r>
+          </w:p>
+        </w:tc>
+      </w:tr>
+      <w:tr>
+        <w:tc>
+          <w:tcPr>
+            <w:tcW w:type="dxa" w:w="1400"/>
+            <w:tcBorders>
+              <w:top w:val="single" w:color="000000" w:sz="1"/>
+              <w:left w:val="single" w:color="000000" w:sz="1"/>
+              <w:bottom w:val="single" w:color="000000" w:sz="1"/>
+              <w:right w:val="single" w:color="000000" w:sz="1"/>
+            </w:tcBorders>
+            <w:tcMar>
+              <w:top w:type="dxa" w:w="40"/>
+              <w:left w:type="dxa" w:w="60"/>
+              <w:bottom w:type="dxa" w:w="40"/>
+              <w:right w:type="dxa" w:w="60"/>
+            </w:tcMar>
+          </w:tcPr>
+          <w:p>
+            <w:pPr>
+              <w:spacing w:before="20" w:after="20"/>
+              <w:jc w:val="left"/>
+            </w:pPr>
+            <w:r>
+              <w:rPr>
+                <w:rFonts w:ascii="Times New Roman" w:cs="Times New Roman" w:eastAsia="Times New Roman" w:hAnsi="Times New Roman"/>
+                <w:sz w:val="16"/>
+                <w:szCs w:val="16"/>
+              </w:rPr>
+              <w:t xml:space="preserve">Avoid</w:t>
+            </w:r>
+          </w:p>
+        </w:tc>
+        <w:tc>
+          <w:tcPr>
+            <w:tcW w:type="dxa" w:w="800"/>
+            <w:tcBorders>
+              <w:top w:val="single" w:color="000000" w:sz="1"/>
+              <w:left w:val="single" w:color="000000" w:sz="1"/>
+              <w:bottom w:val="single" w:color="000000" w:sz="1"/>
+              <w:right w:val="single" w:color="000000" w:sz="1"/>
+            </w:tcBorders>
+            <w:tcMar>
+              <w:top w:type="dxa" w:w="40"/>
+              <w:left w:type="dxa" w:w="60"/>
+              <w:bottom w:type="dxa" w:w="40"/>
+              <w:right w:type="dxa" w:w="60"/>
+            </w:tcMar>
+          </w:tcPr>
+          <w:p>
+            <w:pPr>
+              <w:spacing w:before="20" w:after="20"/>
+              <w:jc w:val="left"/>
+            </w:pPr>
+            <w:r>
+              <w:rPr>
+                <w:rFonts w:ascii="Times New Roman" w:cs="Times New Roman" w:eastAsia="Times New Roman" w:hAnsi="Times New Roman"/>
+                <w:sz w:val="16"/>
+                <w:szCs w:val="16"/>
+              </w:rPr>
+              <w:t xml:space="preserve">v3*</w:t>
+            </w:r>
+          </w:p>
+        </w:tc>
+        <w:tc>
+          <w:tcPr>
+            <w:tcW w:type="dxa" w:w="2840"/>
+            <w:tcBorders>
+              <w:top w:val="single" w:color="000000" w:sz="1"/>
+              <w:left w:val="single" w:color="000000" w:sz="1"/>
+              <w:bottom w:val="single" w:color="000000" w:sz="1"/>
+              <w:right w:val="single" w:color="000000" w:sz="1"/>
+            </w:tcBorders>
+            <w:tcMar>
+              <w:top w:type="dxa" w:w="40"/>
+              <w:left w:type="dxa" w:w="60"/>
+              <w:bottom w:type="dxa" w:w="40"/>
+              <w:right w:type="dxa" w:w="60"/>
+            </w:tcMar>
+          </w:tcPr>
+          <w:p>
+            <w:pPr>
+              <w:spacing w:before="20" w:after="20"/>
+              <w:jc w:val="left"/>
+            </w:pPr>
+            <w:r>
+              <w:rPr>
+                <w:rFonts w:ascii="Times New Roman" w:cs="Times New Roman" w:eastAsia="Times New Roman" w:hAnsi="Times New Roman"/>
+                <w:sz w:val="16"/>
+                <w:szCs w:val="16"/>
+              </w:rPr>
+              <w:t xml:space="preserve">Never use parallel merge without fundamental improvements to the merge strategy</w:t>
+            </w:r>
+          </w:p>
+        </w:tc>
+      </w:tr>
+    </w:tbl>
+    <w:p>
+      <w:pPr>
+        <w:spacing w:before="280" w:after="100"/>
       </w:pPr>
       <w:r>
         <w:rPr>
@@ -8923,7 +9681,36 @@
     </w:p>
     <w:p>
       <w:pPr>
-        <w:spacing w:before="240" w:after="120"/>
+        <w:spacing w:before="0" w:after="0"/>
+      </w:pPr>
+      <w:r>
+        <w:rPr>
+          <w:rFonts w:ascii="Times New Roman" w:cs="Times New Roman" w:eastAsia="Times New Roman" w:hAnsi="Times New Roman"/>
+          <w:sz w:val="20"/>
+          <w:szCs w:val="20"/>
+        </w:rPr>
+        <w:t xml:space="preserve"/>
+      </w:r>
+    </w:p>
+    <w:p>
+      <w:pPr>
+        <w:pBdr>
+          <w:bottom w:val="single" w:color="999999" w:sz="6" w:space="4"/>
+        </w:pBdr>
+        <w:spacing w:before="0" w:after="120"/>
+      </w:pPr>
+      <w:r>
+        <w:rPr>
+          <w:rFonts w:ascii="Times New Roman" w:cs="Times New Roman" w:eastAsia="Times New Roman" w:hAnsi="Times New Roman"/>
+          <w:sz w:val="2"/>
+          <w:szCs w:val="2"/>
+        </w:rPr>
+        <w:t xml:space="preserve"> </w:t>
+      </w:r>
+    </w:p>
+    <w:p>
+      <w:pPr>
+        <w:spacing w:before="360" w:after="160"/>
         <w:jc w:val="center"/>
       </w:pPr>
       <w:r>
@@ -9355,7 +10142,36 @@
     </w:p>
     <w:p>
       <w:pPr>
-        <w:spacing w:before="240" w:after="120"/>
+        <w:spacing w:before="0" w:after="0"/>
+      </w:pPr>
+      <w:r>
+        <w:rPr>
+          <w:rFonts w:ascii="Times New Roman" w:cs="Times New Roman" w:eastAsia="Times New Roman" w:hAnsi="Times New Roman"/>
+          <w:sz w:val="20"/>
+          <w:szCs w:val="20"/>
+        </w:rPr>
+        <w:t xml:space="preserve"/>
+      </w:r>
+    </w:p>
+    <w:p>
+      <w:pPr>
+        <w:pBdr>
+          <w:bottom w:val="single" w:color="999999" w:sz="6" w:space="4"/>
+        </w:pBdr>
+        <w:spacing w:before="0" w:after="120"/>
+      </w:pPr>
+      <w:r>
+        <w:rPr>
+          <w:rFonts w:ascii="Times New Roman" w:cs="Times New Roman" w:eastAsia="Times New Roman" w:hAnsi="Times New Roman"/>
+          <w:sz w:val="2"/>
+          <w:szCs w:val="2"/>
+        </w:rPr>
+        <w:t xml:space="preserve"> </w:t>
+      </w:r>
+    </w:p>
+    <w:p>
+      <w:pPr>
+        <w:spacing w:before="360" w:after="160"/>
         <w:jc w:val="center"/>
       </w:pPr>
       <w:r>
@@ -9385,7 +10201,7 @@
     </w:p>
     <w:p>
       <w:pPr>
-        <w:spacing w:before="180" w:after="80"/>
+        <w:spacing w:before="280" w:after="100"/>
       </w:pPr>
       <w:r>
         <w:rPr>
@@ -9450,7 +10266,7 @@
     </w:p>
     <w:p>
       <w:pPr>
-        <w:spacing w:before="180" w:after="80"/>
+        <w:spacing w:before="280" w:after="100"/>
       </w:pPr>
       <w:r>
         <w:rPr>
@@ -9629,7 +10445,7 @@
     </w:p>
     <w:p>
       <w:pPr>
-        <w:spacing w:before="180" w:after="80"/>
+        <w:spacing w:before="280" w:after="100"/>
       </w:pPr>
       <w:r>
         <w:rPr>
@@ -9660,7 +10476,36 @@
     </w:p>
     <w:p>
       <w:pPr>
-        <w:spacing w:before="240" w:after="120"/>
+        <w:spacing w:before="0" w:after="0"/>
+      </w:pPr>
+      <w:r>
+        <w:rPr>
+          <w:rFonts w:ascii="Times New Roman" w:cs="Times New Roman" w:eastAsia="Times New Roman" w:hAnsi="Times New Roman"/>
+          <w:sz w:val="20"/>
+          <w:szCs w:val="20"/>
+        </w:rPr>
+        <w:t xml:space="preserve"/>
+      </w:r>
+    </w:p>
+    <w:p>
+      <w:pPr>
+        <w:pBdr>
+          <w:bottom w:val="single" w:color="999999" w:sz="6" w:space="4"/>
+        </w:pBdr>
+        <w:spacing w:before="0" w:after="120"/>
+      </w:pPr>
+      <w:r>
+        <w:rPr>
+          <w:rFonts w:ascii="Times New Roman" w:cs="Times New Roman" w:eastAsia="Times New Roman" w:hAnsi="Times New Roman"/>
+          <w:sz w:val="2"/>
+          <w:szCs w:val="2"/>
+        </w:rPr>
+        <w:t xml:space="preserve"> </w:t>
+      </w:r>
+    </w:p>
+    <w:p>
+      <w:pPr>
+        <w:spacing w:before="360" w:after="160"/>
         <w:jc w:val="center"/>
       </w:pPr>
       <w:r>
@@ -9947,7 +10792,7 @@
         <w:sz w:val="16"/>
         <w:szCs w:val="16"/>
       </w:rPr>
-      <w:t xml:space="preserve">IEEE Conference Paper — LLM Consortium for Software Design Refinement</w:t>
+      <w:t xml:space="preserve">LLM Consortium for Software Design Refinement</w:t>
     </w:r>
   </w:p>
 </w:hdr>
